--- a/Church/2026/2026_0718_MenloChurch.docx
+++ b/Church/2026/2026_0718_MenloChurch.docx
@@ -864,6 +864,110 @@
         <w:t>, and love our neighbor.</w:t>
       </w:r>
     </w:p>
+    <w:p>
+      <w:r>
+        <w:t xml:space="preserve">Question: What is Jesus offers other than other </w:t>
+      </w:r>
+      <w:r>
+        <w:t>faith traditions?</w:t>
+      </w:r>
+    </w:p>
+    <w:p>
+      <w:r>
+        <w:t>Today, we are looking at Buddhism.</w:t>
+      </w:r>
+    </w:p>
+    <w:p/>
+    <w:p>
+      <w:r>
+        <w:t>3</w:t>
+      </w:r>
+      <w:r>
+        <w:t>:5</w:t>
+      </w:r>
+      <w:r>
+        <w:t>4</w:t>
+      </w:r>
+      <w:r>
+        <w:t>/33:27</w:t>
+      </w:r>
+    </w:p>
+    <w:p>
+      <w:r>
+        <w:drawing>
+          <wp:inline distT="0" distB="0" distL="0" distR="0" wp14:anchorId="49FB1199" wp14:editId="7767D5F6">
+            <wp:extent cx="5943600" cy="1017270"/>
+            <wp:effectExtent l="0" t="0" r="0" b="0"/>
+            <wp:docPr id="1836023022" name="Picture 1"/>
+            <wp:cNvGraphicFramePr>
+              <a:graphicFrameLocks xmlns:a="http://schemas.openxmlformats.org/drawingml/2006/main" noChangeAspect="1"/>
+            </wp:cNvGraphicFramePr>
+            <a:graphic xmlns:a="http://schemas.openxmlformats.org/drawingml/2006/main">
+              <a:graphicData uri="http://schemas.openxmlformats.org/drawingml/2006/picture">
+                <pic:pic xmlns:pic="http://schemas.openxmlformats.org/drawingml/2006/picture">
+                  <pic:nvPicPr>
+                    <pic:cNvPr id="1836023022" name=""/>
+                    <pic:cNvPicPr/>
+                  </pic:nvPicPr>
+                  <pic:blipFill>
+                    <a:blip r:embed="rId24"/>
+                    <a:stretch>
+                      <a:fillRect/>
+                    </a:stretch>
+                  </pic:blipFill>
+                  <pic:spPr>
+                    <a:xfrm>
+                      <a:off x="0" y="0"/>
+                      <a:ext cx="5943600" cy="1017270"/>
+                    </a:xfrm>
+                    <a:prstGeom prst="rect">
+                      <a:avLst/>
+                    </a:prstGeom>
+                  </pic:spPr>
+                </pic:pic>
+              </a:graphicData>
+            </a:graphic>
+          </wp:inline>
+        </w:drawing>
+      </w:r>
+    </w:p>
+    <w:p>
+      <w:r>
+        <w:t>Syncretism</w:t>
+      </w:r>
+      <w:r>
+        <w:t xml:space="preserve"> (</w:t>
+      </w:r>
+      <w:r>
+        <w:t>融合</w:t>
+      </w:r>
+      <w:r>
+        <w:t>)</w:t>
+      </w:r>
+      <w:r>
+        <w:t>: Blending two different religions into one.</w:t>
+      </w:r>
+    </w:p>
+    <w:p>
+      <w:r>
+        <w:t>Syncretism takes two different religious beliefs, and blend them into one.</w:t>
+      </w:r>
+    </w:p>
+    <w:p>
+      <w:r>
+        <w:t>Christianity and Buddhism have sone similarities and ultimately taking us in opposite direction.</w:t>
+      </w:r>
+    </w:p>
+    <w:p>
+      <w:r>
+        <w:t>We will learn and grow together and learn how to love our neighbors well.</w:t>
+      </w:r>
+    </w:p>
+    <w:p>
+      <w:r>
+        <w:t>Buddhism, like other religions, is very diverse religion with a lot of thoughts and practice.</w:t>
+      </w:r>
+    </w:p>
     <w:p/>
     <w:p/>
     <w:p/>
@@ -905,7 +1009,7 @@
       </w:r>
     </w:p>
     <w:p>
-      <w:hyperlink r:id="rId24" w:history="1">
+      <w:hyperlink r:id="rId25" w:history="1">
         <w:r>
           <w:rPr>
             <w:rStyle w:val="Hyperlink"/>
@@ -915,7 +1019,7 @@
       </w:hyperlink>
     </w:p>
     <w:p>
-      <w:hyperlink r:id="rId25" w:history="1">
+      <w:hyperlink r:id="rId26" w:history="1">
         <w:r>
           <w:rPr>
             <w:rStyle w:val="Hyperlink"/>
@@ -966,7 +1070,7 @@
     <w:p/>
     <w:p/>
     <w:sectPr>
-      <w:footerReference w:type="default" r:id="rId26"/>
+      <w:footerReference w:type="default" r:id="rId27"/>
       <w:pgSz w:w="12240" w:h="15840"/>
       <w:pgMar w:top="1440" w:right="1440" w:bottom="1530" w:left="1440" w:header="0" w:footer="720" w:gutter="0"/>
       <w:cols w:space="720"/>
@@ -6996,7 +7100,6 @@
   <w:style w:type="character" w:default="1" w:styleId="DefaultParagraphFont">
     <w:name w:val="Default Paragraph Font"/>
     <w:uiPriority w:val="1"/>
-    <w:semiHidden/>
     <w:unhideWhenUsed/>
   </w:style>
   <w:style w:type="table" w:default="1" w:styleId="TableNormal">

--- a/Church/2026/2026_0718_MenloChurch.docx
+++ b/Church/2026/2026_0718_MenloChurch.docx
@@ -969,47 +969,410 @@
       </w:r>
     </w:p>
     <w:p/>
-    <w:p/>
-    <w:p/>
-    <w:p/>
+    <w:p>
+      <w:r>
+        <w:t>4:41</w:t>
+      </w:r>
+      <w:r>
+        <w:t>/33:27</w:t>
+      </w:r>
+    </w:p>
     <w:p/>
     <w:p>
       <w:r>
-        <w:t>************</w:t>
+        <w:lastRenderedPageBreak/>
+        <w:drawing>
+          <wp:inline distT="0" distB="0" distL="0" distR="0" wp14:anchorId="7144F490" wp14:editId="7D673836">
+            <wp:extent cx="2657846" cy="3400900"/>
+            <wp:effectExtent l="0" t="0" r="9525" b="9525"/>
+            <wp:docPr id="1299563912" name="Picture 1"/>
+            <wp:cNvGraphicFramePr>
+              <a:graphicFrameLocks xmlns:a="http://schemas.openxmlformats.org/drawingml/2006/main" noChangeAspect="1"/>
+            </wp:cNvGraphicFramePr>
+            <a:graphic xmlns:a="http://schemas.openxmlformats.org/drawingml/2006/main">
+              <a:graphicData uri="http://schemas.openxmlformats.org/drawingml/2006/picture">
+                <pic:pic xmlns:pic="http://schemas.openxmlformats.org/drawingml/2006/picture">
+                  <pic:nvPicPr>
+                    <pic:cNvPr id="1299563912" name=""/>
+                    <pic:cNvPicPr/>
+                  </pic:nvPicPr>
+                  <pic:blipFill>
+                    <a:blip r:embed="rId25"/>
+                    <a:stretch>
+                      <a:fillRect/>
+                    </a:stretch>
+                  </pic:blipFill>
+                  <pic:spPr>
+                    <a:xfrm>
+                      <a:off x="0" y="0"/>
+                      <a:ext cx="2657846" cy="3400900"/>
+                    </a:xfrm>
+                    <a:prstGeom prst="rect">
+                      <a:avLst/>
+                    </a:prstGeom>
+                  </pic:spPr>
+                </pic:pic>
+              </a:graphicData>
+            </a:graphic>
+          </wp:inline>
+        </w:drawing>
       </w:r>
     </w:p>
     <w:p>
       <w:r>
-        <w:t>************</w:t>
+        <w:t>Based on the infographic provided, here are the main branches of Buddhism and their key characteristics:</w:t>
+      </w:r>
+    </w:p>
+    <w:p>
+      <w:pPr>
+        <w:rPr>
+          <w:b/>
+          <w:bCs/>
+        </w:rPr>
+      </w:pPr>
+      <w:r>
+        <w:rPr>
+          <w:b/>
+          <w:bCs/>
+        </w:rPr>
+        <w:t>1. Theravada</w:t>
+      </w:r>
+    </w:p>
+    <w:p>
+      <w:pPr>
+        <w:numPr>
+          <w:ilvl w:val="0"/>
+          <w:numId w:val="37"/>
+        </w:numPr>
+      </w:pPr>
+      <w:r>
+        <w:rPr>
+          <w:b/>
+          <w:bCs/>
+        </w:rPr>
+        <w:t>Focus</w:t>
+      </w:r>
+      <w:r>
+        <w:t>: Early teachings and meditation.</w:t>
+      </w:r>
+    </w:p>
+    <w:p>
+      <w:pPr>
+        <w:numPr>
+          <w:ilvl w:val="0"/>
+          <w:numId w:val="37"/>
+        </w:numPr>
+      </w:pPr>
+      <w:r>
+        <w:rPr>
+          <w:b/>
+          <w:bCs/>
+        </w:rPr>
+        <w:t>Region</w:t>
+      </w:r>
+      <w:r>
+        <w:t>: Southeast Asia.</w:t>
+      </w:r>
+    </w:p>
+    <w:p>
+      <w:pPr>
+        <w:rPr>
+          <w:b/>
+          <w:bCs/>
+        </w:rPr>
+      </w:pPr>
+      <w:r>
+        <w:rPr>
+          <w:b/>
+          <w:bCs/>
+        </w:rPr>
+        <w:t>2. Mahayana</w:t>
+      </w:r>
+    </w:p>
+    <w:p>
+      <w:pPr>
+        <w:numPr>
+          <w:ilvl w:val="0"/>
+          <w:numId w:val="38"/>
+        </w:numPr>
+      </w:pPr>
+      <w:r>
+        <w:rPr>
+          <w:b/>
+          <w:bCs/>
+        </w:rPr>
+        <w:t>Focus</w:t>
+      </w:r>
+      <w:r>
+        <w:t>: Compassion and the bodhisattva ideal.</w:t>
+      </w:r>
+    </w:p>
+    <w:p>
+      <w:pPr>
+        <w:numPr>
+          <w:ilvl w:val="0"/>
+          <w:numId w:val="38"/>
+        </w:numPr>
+      </w:pPr>
+      <w:r>
+        <w:rPr>
+          <w:b/>
+          <w:bCs/>
+        </w:rPr>
+        <w:t>Region</w:t>
+      </w:r>
+      <w:r>
+        <w:t>: East Asia.</w:t>
+      </w:r>
+    </w:p>
+    <w:p>
+      <w:pPr>
+        <w:rPr>
+          <w:b/>
+          <w:bCs/>
+        </w:rPr>
+      </w:pPr>
+      <w:r>
+        <w:rPr>
+          <w:b/>
+          <w:bCs/>
+        </w:rPr>
+        <w:t>3. Vajrayana</w:t>
+      </w:r>
+    </w:p>
+    <w:p>
+      <w:pPr>
+        <w:numPr>
+          <w:ilvl w:val="0"/>
+          <w:numId w:val="39"/>
+        </w:numPr>
+      </w:pPr>
+      <w:r>
+        <w:rPr>
+          <w:b/>
+          <w:bCs/>
+        </w:rPr>
+        <w:t>Focus</w:t>
+      </w:r>
+      <w:r>
+        <w:t>: Rituals and mantras.</w:t>
+      </w:r>
+    </w:p>
+    <w:p>
+      <w:pPr>
+        <w:numPr>
+          <w:ilvl w:val="0"/>
+          <w:numId w:val="39"/>
+        </w:numPr>
+      </w:pPr>
+      <w:r>
+        <w:rPr>
+          <w:b/>
+          <w:bCs/>
+        </w:rPr>
+        <w:t>Region</w:t>
+      </w:r>
+      <w:r>
+        <w:t>: Tibet and the Himalayas.</w:t>
       </w:r>
     </w:p>
     <w:p/>
     <w:p/>
     <w:p>
       <w:r>
-        <w:t>07</w:t>
-      </w:r>
-      <w:r>
-        <w:t>/</w:t>
-      </w:r>
-      <w:r>
-        <w:t>18/</w:t>
-      </w:r>
-      <w:r>
-        <w:t>202</w:t>
-      </w:r>
-      <w:r>
-        <w:t>6</w:t>
-      </w:r>
-      <w:r>
-        <w:t xml:space="preserve">, </w:t>
-      </w:r>
-      <w:r>
-        <w:t>Menlo Church Worship (Summary of last week, 07/12/2026)</w:t>
+        <w:t>Buddhism is practiced by 500 million people</w:t>
+      </w:r>
+      <w:r>
+        <w:t xml:space="preserve"> worldwide. </w:t>
       </w:r>
     </w:p>
     <w:p>
-      <w:hyperlink r:id="rId25" w:history="1">
+      <w:r>
+        <w:t>Today, we look at Buddhism and find what is most closely related to what the Buddha taught in the 5</w:t>
+      </w:r>
+      <w:r>
+        <w:rPr>
+          <w:vertAlign w:val="superscript"/>
+        </w:rPr>
+        <w:t xml:space="preserve">th </w:t>
+      </w:r>
+      <w:r>
+        <w:t>century</w:t>
+      </w:r>
+      <w:r>
+        <w:t xml:space="preserve"> BCE</w:t>
+      </w:r>
+      <w:r>
+        <w:t xml:space="preserve"> (Before Common Era</w:t>
+      </w:r>
+      <w:r>
+        <w:t>), BCE is same as BC</w:t>
+      </w:r>
+      <w:r>
+        <w:t xml:space="preserve"> (Before Christ)</w:t>
+      </w:r>
+      <w:r>
+        <w:t>.</w:t>
+      </w:r>
+    </w:p>
+    <w:p/>
+    <w:p>
+      <w:r>
+        <w:t>5</w:t>
+      </w:r>
+      <w:r>
+        <w:t>:</w:t>
+      </w:r>
+      <w:r>
+        <w:t>0</w:t>
+      </w:r>
+      <w:r>
+        <w:t>1/33:27</w:t>
+      </w:r>
+    </w:p>
+    <w:p>
+      <w:r>
+        <w:t>1. Theravada</w:t>
+      </w:r>
+      <w:r>
+        <w:t xml:space="preserve"> (</w:t>
+      </w:r>
+      <w:r>
+        <w:t>小乘</w:t>
+      </w:r>
+      <w:r>
+        <w:t xml:space="preserve">) </w:t>
+      </w:r>
+      <w:r>
+        <w:t>: This is most closed to Buddha taught.</w:t>
+      </w:r>
+    </w:p>
+    <w:p>
+      <w:r>
+        <w:t xml:space="preserve">2. </w:t>
+      </w:r>
+      <w:r>
+        <w:t xml:space="preserve">Mahayana </w:t>
+      </w:r>
+      <w:r>
+        <w:t>(</w:t>
+      </w:r>
+      <w:r>
+        <w:t>大乘</w:t>
+      </w:r>
+      <w:r>
+        <w:t xml:space="preserve">) </w:t>
+      </w:r>
+      <w:r>
+        <w:t>is common in East Asia</w:t>
+      </w:r>
+      <w:r>
+        <w:t xml:space="preserve">, such as, Zen Buddhism, </w:t>
+      </w:r>
+      <w:r>
+        <w:t xml:space="preserve">and Pure Land Buddhism. </w:t>
+      </w:r>
+    </w:p>
+    <w:p>
+      <w:r>
+        <w:t xml:space="preserve">3. </w:t>
+      </w:r>
+      <w:r>
+        <w:t>Vajrayana (</w:t>
+      </w:r>
+      <w:r>
+        <w:t>密宗</w:t>
+      </w:r>
+      <w:r>
+        <w:t xml:space="preserve">) is common in east Asia included in Zen </w:t>
+      </w:r>
+      <w:r>
+        <w:t xml:space="preserve">Buddhism and pure land </w:t>
+      </w:r>
+      <w:r>
+        <w:t>Buddhism</w:t>
+      </w:r>
+      <w:r>
+        <w:t xml:space="preserve">. This is most closed to Dalai Lama. </w:t>
+      </w:r>
+    </w:p>
+    <w:p>
+      <w:r>
+        <w:t>5:</w:t>
+      </w:r>
+      <w:r>
+        <w:t>16</w:t>
+      </w:r>
+      <w:r>
+        <w:t>/33:27</w:t>
+      </w:r>
+    </w:p>
+    <w:p>
+      <w:r>
+        <w:t>Vajrayana</w:t>
+      </w:r>
+      <w:r>
+        <w:t xml:space="preserve"> is in Tibet or the Himalayas. </w:t>
+      </w:r>
+      <w:r>
+        <w:t>.</w:t>
+      </w:r>
+    </w:p>
+    <w:p>
+      <w:pPr>
+        <w:rPr>
+          <w:b/>
+          <w:bCs/>
+        </w:rPr>
+      </w:pPr>
+    </w:p>
+    <w:p>
+      <w:pPr>
+        <w:rPr>
+          <w:b/>
+          <w:bCs/>
+        </w:rPr>
+      </w:pPr>
+    </w:p>
+    <w:p/>
+    <w:p>
+      <w:r>
+        <w:lastRenderedPageBreak/>
+        <w:t>************</w:t>
+      </w:r>
+    </w:p>
+    <w:p>
+      <w:r>
+        <w:t>************</w:t>
+      </w:r>
+    </w:p>
+    <w:p/>
+    <w:p/>
+    <w:p>
+      <w:r>
+        <w:t>07</w:t>
+      </w:r>
+      <w:r>
+        <w:t>/</w:t>
+      </w:r>
+      <w:r>
+        <w:t>18/</w:t>
+      </w:r>
+      <w:r>
+        <w:t>202</w:t>
+      </w:r>
+      <w:r>
+        <w:t>6</w:t>
+      </w:r>
+      <w:r>
+        <w:t xml:space="preserve">, </w:t>
+      </w:r>
+      <w:r>
+        <w:t>Menlo Church Worship (Summary of last week, 07/12/2026)</w:t>
+      </w:r>
+    </w:p>
+    <w:p>
+      <w:hyperlink r:id="rId26" w:history="1">
         <w:r>
           <w:rPr>
             <w:rStyle w:val="Hyperlink"/>
@@ -1019,7 +1382,7 @@
       </w:hyperlink>
     </w:p>
     <w:p>
-      <w:hyperlink r:id="rId26" w:history="1">
+      <w:hyperlink r:id="rId27" w:history="1">
         <w:r>
           <w:rPr>
             <w:rStyle w:val="Hyperlink"/>
@@ -1070,7 +1433,7 @@
     <w:p/>
     <w:p/>
     <w:sectPr>
-      <w:footerReference w:type="default" r:id="rId27"/>
+      <w:footerReference w:type="default" r:id="rId28"/>
       <w:pgSz w:w="12240" w:h="15840"/>
       <w:pgMar w:top="1440" w:right="1440" w:bottom="1530" w:left="1440" w:header="0" w:footer="720" w:gutter="0"/>
       <w:cols w:space="720"/>
@@ -3812,6 +4175,155 @@
     </w:lvl>
   </w:abstractNum>
   <w:abstractNum w:abstractNumId="19" w15:restartNumberingAfterBreak="0">
+    <w:nsid w:val="3EB02634"/>
+    <w:multiLevelType w:val="multilevel"/>
+    <w:tmpl w:val="BA226344"/>
+    <w:lvl w:ilvl="0">
+      <w:start w:val="1"/>
+      <w:numFmt w:val="bullet"/>
+      <w:lvlText w:val=""/>
+      <w:lvlJc w:val="left"/>
+      <w:pPr>
+        <w:tabs>
+          <w:tab w:val="num" w:pos="720"/>
+        </w:tabs>
+        <w:ind w:left="720" w:hanging="360"/>
+      </w:pPr>
+      <w:rPr>
+        <w:rFonts w:ascii="Symbol" w:hAnsi="Symbol" w:hint="default"/>
+        <w:sz w:val="20"/>
+      </w:rPr>
+    </w:lvl>
+    <w:lvl w:ilvl="1" w:tentative="1">
+      <w:start w:val="1"/>
+      <w:numFmt w:val="bullet"/>
+      <w:lvlText w:val="o"/>
+      <w:lvlJc w:val="left"/>
+      <w:pPr>
+        <w:tabs>
+          <w:tab w:val="num" w:pos="1440"/>
+        </w:tabs>
+        <w:ind w:left="1440" w:hanging="360"/>
+      </w:pPr>
+      <w:rPr>
+        <w:rFonts w:ascii="Courier New" w:hAnsi="Courier New" w:hint="default"/>
+        <w:sz w:val="20"/>
+      </w:rPr>
+    </w:lvl>
+    <w:lvl w:ilvl="2" w:tentative="1">
+      <w:start w:val="1"/>
+      <w:numFmt w:val="bullet"/>
+      <w:lvlText w:val=""/>
+      <w:lvlJc w:val="left"/>
+      <w:pPr>
+        <w:tabs>
+          <w:tab w:val="num" w:pos="2160"/>
+        </w:tabs>
+        <w:ind w:left="2160" w:hanging="360"/>
+      </w:pPr>
+      <w:rPr>
+        <w:rFonts w:ascii="Wingdings" w:hAnsi="Wingdings" w:hint="default"/>
+        <w:sz w:val="20"/>
+      </w:rPr>
+    </w:lvl>
+    <w:lvl w:ilvl="3" w:tentative="1">
+      <w:start w:val="1"/>
+      <w:numFmt w:val="bullet"/>
+      <w:lvlText w:val=""/>
+      <w:lvlJc w:val="left"/>
+      <w:pPr>
+        <w:tabs>
+          <w:tab w:val="num" w:pos="2880"/>
+        </w:tabs>
+        <w:ind w:left="2880" w:hanging="360"/>
+      </w:pPr>
+      <w:rPr>
+        <w:rFonts w:ascii="Wingdings" w:hAnsi="Wingdings" w:hint="default"/>
+        <w:sz w:val="20"/>
+      </w:rPr>
+    </w:lvl>
+    <w:lvl w:ilvl="4" w:tentative="1">
+      <w:start w:val="1"/>
+      <w:numFmt w:val="bullet"/>
+      <w:lvlText w:val=""/>
+      <w:lvlJc w:val="left"/>
+      <w:pPr>
+        <w:tabs>
+          <w:tab w:val="num" w:pos="3600"/>
+        </w:tabs>
+        <w:ind w:left="3600" w:hanging="360"/>
+      </w:pPr>
+      <w:rPr>
+        <w:rFonts w:ascii="Wingdings" w:hAnsi="Wingdings" w:hint="default"/>
+        <w:sz w:val="20"/>
+      </w:rPr>
+    </w:lvl>
+    <w:lvl w:ilvl="5" w:tentative="1">
+      <w:start w:val="1"/>
+      <w:numFmt w:val="bullet"/>
+      <w:lvlText w:val=""/>
+      <w:lvlJc w:val="left"/>
+      <w:pPr>
+        <w:tabs>
+          <w:tab w:val="num" w:pos="4320"/>
+        </w:tabs>
+        <w:ind w:left="4320" w:hanging="360"/>
+      </w:pPr>
+      <w:rPr>
+        <w:rFonts w:ascii="Wingdings" w:hAnsi="Wingdings" w:hint="default"/>
+        <w:sz w:val="20"/>
+      </w:rPr>
+    </w:lvl>
+    <w:lvl w:ilvl="6" w:tentative="1">
+      <w:start w:val="1"/>
+      <w:numFmt w:val="bullet"/>
+      <w:lvlText w:val=""/>
+      <w:lvlJc w:val="left"/>
+      <w:pPr>
+        <w:tabs>
+          <w:tab w:val="num" w:pos="5040"/>
+        </w:tabs>
+        <w:ind w:left="5040" w:hanging="360"/>
+      </w:pPr>
+      <w:rPr>
+        <w:rFonts w:ascii="Wingdings" w:hAnsi="Wingdings" w:hint="default"/>
+        <w:sz w:val="20"/>
+      </w:rPr>
+    </w:lvl>
+    <w:lvl w:ilvl="7" w:tentative="1">
+      <w:start w:val="1"/>
+      <w:numFmt w:val="bullet"/>
+      <w:lvlText w:val=""/>
+      <w:lvlJc w:val="left"/>
+      <w:pPr>
+        <w:tabs>
+          <w:tab w:val="num" w:pos="5760"/>
+        </w:tabs>
+        <w:ind w:left="5760" w:hanging="360"/>
+      </w:pPr>
+      <w:rPr>
+        <w:rFonts w:ascii="Wingdings" w:hAnsi="Wingdings" w:hint="default"/>
+        <w:sz w:val="20"/>
+      </w:rPr>
+    </w:lvl>
+    <w:lvl w:ilvl="8" w:tentative="1">
+      <w:start w:val="1"/>
+      <w:numFmt w:val="bullet"/>
+      <w:lvlText w:val=""/>
+      <w:lvlJc w:val="left"/>
+      <w:pPr>
+        <w:tabs>
+          <w:tab w:val="num" w:pos="6480"/>
+        </w:tabs>
+        <w:ind w:left="6480" w:hanging="360"/>
+      </w:pPr>
+      <w:rPr>
+        <w:rFonts w:ascii="Wingdings" w:hAnsi="Wingdings" w:hint="default"/>
+        <w:sz w:val="20"/>
+      </w:rPr>
+    </w:lvl>
+  </w:abstractNum>
+  <w:abstractNum w:abstractNumId="20" w15:restartNumberingAfterBreak="0">
     <w:nsid w:val="40787F28"/>
     <w:multiLevelType w:val="multilevel"/>
     <w:tmpl w:val="CDDAA9B8"/>
@@ -3960,7 +4472,7 @@
       </w:rPr>
     </w:lvl>
   </w:abstractNum>
-  <w:abstractNum w:abstractNumId="20" w15:restartNumberingAfterBreak="0">
+  <w:abstractNum w:abstractNumId="21" w15:restartNumberingAfterBreak="0">
     <w:nsid w:val="41BA3989"/>
     <w:multiLevelType w:val="multilevel"/>
     <w:tmpl w:val="073AAFA2"/>
@@ -4109,7 +4621,7 @@
       </w:rPr>
     </w:lvl>
   </w:abstractNum>
-  <w:abstractNum w:abstractNumId="21" w15:restartNumberingAfterBreak="0">
+  <w:abstractNum w:abstractNumId="22" w15:restartNumberingAfterBreak="0">
     <w:nsid w:val="42131A4B"/>
     <w:multiLevelType w:val="multilevel"/>
     <w:tmpl w:val="D0806716"/>
@@ -4258,7 +4770,7 @@
       </w:rPr>
     </w:lvl>
   </w:abstractNum>
-  <w:abstractNum w:abstractNumId="22" w15:restartNumberingAfterBreak="0">
+  <w:abstractNum w:abstractNumId="23" w15:restartNumberingAfterBreak="0">
     <w:nsid w:val="43000B16"/>
     <w:multiLevelType w:val="multilevel"/>
     <w:tmpl w:val="E2381AEE"/>
@@ -4407,7 +4919,7 @@
       </w:rPr>
     </w:lvl>
   </w:abstractNum>
-  <w:abstractNum w:abstractNumId="23" w15:restartNumberingAfterBreak="0">
+  <w:abstractNum w:abstractNumId="24" w15:restartNumberingAfterBreak="0">
     <w:nsid w:val="43EE560F"/>
     <w:multiLevelType w:val="multilevel"/>
     <w:tmpl w:val="AE4E9D64"/>
@@ -4556,7 +5068,7 @@
       </w:rPr>
     </w:lvl>
   </w:abstractNum>
-  <w:abstractNum w:abstractNumId="24" w15:restartNumberingAfterBreak="0">
+  <w:abstractNum w:abstractNumId="25" w15:restartNumberingAfterBreak="0">
     <w:nsid w:val="46C11485"/>
     <w:multiLevelType w:val="multilevel"/>
     <w:tmpl w:val="E996B75E"/>
@@ -4705,7 +5217,7 @@
       </w:rPr>
     </w:lvl>
   </w:abstractNum>
-  <w:abstractNum w:abstractNumId="25" w15:restartNumberingAfterBreak="0">
+  <w:abstractNum w:abstractNumId="26" w15:restartNumberingAfterBreak="0">
     <w:nsid w:val="47361CB7"/>
     <w:multiLevelType w:val="multilevel"/>
     <w:tmpl w:val="799CBA8E"/>
@@ -4854,7 +5366,7 @@
       </w:rPr>
     </w:lvl>
   </w:abstractNum>
-  <w:abstractNum w:abstractNumId="26" w15:restartNumberingAfterBreak="0">
+  <w:abstractNum w:abstractNumId="27" w15:restartNumberingAfterBreak="0">
     <w:nsid w:val="47973F5D"/>
     <w:multiLevelType w:val="multilevel"/>
     <w:tmpl w:val="44E6830E"/>
@@ -5003,7 +5515,7 @@
       </w:rPr>
     </w:lvl>
   </w:abstractNum>
-  <w:abstractNum w:abstractNumId="27" w15:restartNumberingAfterBreak="0">
+  <w:abstractNum w:abstractNumId="28" w15:restartNumberingAfterBreak="0">
     <w:nsid w:val="4C535674"/>
     <w:multiLevelType w:val="multilevel"/>
     <w:tmpl w:val="ECECA0EA"/>
@@ -5152,7 +5664,156 @@
       </w:rPr>
     </w:lvl>
   </w:abstractNum>
-  <w:abstractNum w:abstractNumId="28" w15:restartNumberingAfterBreak="0">
+  <w:abstractNum w:abstractNumId="29" w15:restartNumberingAfterBreak="0">
+    <w:nsid w:val="500D56B5"/>
+    <w:multiLevelType w:val="multilevel"/>
+    <w:tmpl w:val="3C445D20"/>
+    <w:lvl w:ilvl="0">
+      <w:start w:val="1"/>
+      <w:numFmt w:val="bullet"/>
+      <w:lvlText w:val=""/>
+      <w:lvlJc w:val="left"/>
+      <w:pPr>
+        <w:tabs>
+          <w:tab w:val="num" w:pos="720"/>
+        </w:tabs>
+        <w:ind w:left="720" w:hanging="360"/>
+      </w:pPr>
+      <w:rPr>
+        <w:rFonts w:ascii="Symbol" w:hAnsi="Symbol" w:hint="default"/>
+        <w:sz w:val="20"/>
+      </w:rPr>
+    </w:lvl>
+    <w:lvl w:ilvl="1" w:tentative="1">
+      <w:start w:val="1"/>
+      <w:numFmt w:val="bullet"/>
+      <w:lvlText w:val="o"/>
+      <w:lvlJc w:val="left"/>
+      <w:pPr>
+        <w:tabs>
+          <w:tab w:val="num" w:pos="1440"/>
+        </w:tabs>
+        <w:ind w:left="1440" w:hanging="360"/>
+      </w:pPr>
+      <w:rPr>
+        <w:rFonts w:ascii="Courier New" w:hAnsi="Courier New" w:hint="default"/>
+        <w:sz w:val="20"/>
+      </w:rPr>
+    </w:lvl>
+    <w:lvl w:ilvl="2" w:tentative="1">
+      <w:start w:val="1"/>
+      <w:numFmt w:val="bullet"/>
+      <w:lvlText w:val=""/>
+      <w:lvlJc w:val="left"/>
+      <w:pPr>
+        <w:tabs>
+          <w:tab w:val="num" w:pos="2160"/>
+        </w:tabs>
+        <w:ind w:left="2160" w:hanging="360"/>
+      </w:pPr>
+      <w:rPr>
+        <w:rFonts w:ascii="Wingdings" w:hAnsi="Wingdings" w:hint="default"/>
+        <w:sz w:val="20"/>
+      </w:rPr>
+    </w:lvl>
+    <w:lvl w:ilvl="3" w:tentative="1">
+      <w:start w:val="1"/>
+      <w:numFmt w:val="bullet"/>
+      <w:lvlText w:val=""/>
+      <w:lvlJc w:val="left"/>
+      <w:pPr>
+        <w:tabs>
+          <w:tab w:val="num" w:pos="2880"/>
+        </w:tabs>
+        <w:ind w:left="2880" w:hanging="360"/>
+      </w:pPr>
+      <w:rPr>
+        <w:rFonts w:ascii="Wingdings" w:hAnsi="Wingdings" w:hint="default"/>
+        <w:sz w:val="20"/>
+      </w:rPr>
+    </w:lvl>
+    <w:lvl w:ilvl="4" w:tentative="1">
+      <w:start w:val="1"/>
+      <w:numFmt w:val="bullet"/>
+      <w:lvlText w:val=""/>
+      <w:lvlJc w:val="left"/>
+      <w:pPr>
+        <w:tabs>
+          <w:tab w:val="num" w:pos="3600"/>
+        </w:tabs>
+        <w:ind w:left="3600" w:hanging="360"/>
+      </w:pPr>
+      <w:rPr>
+        <w:rFonts w:ascii="Wingdings" w:hAnsi="Wingdings" w:hint="default"/>
+        <w:sz w:val="20"/>
+      </w:rPr>
+    </w:lvl>
+    <w:lvl w:ilvl="5" w:tentative="1">
+      <w:start w:val="1"/>
+      <w:numFmt w:val="bullet"/>
+      <w:lvlText w:val=""/>
+      <w:lvlJc w:val="left"/>
+      <w:pPr>
+        <w:tabs>
+          <w:tab w:val="num" w:pos="4320"/>
+        </w:tabs>
+        <w:ind w:left="4320" w:hanging="360"/>
+      </w:pPr>
+      <w:rPr>
+        <w:rFonts w:ascii="Wingdings" w:hAnsi="Wingdings" w:hint="default"/>
+        <w:sz w:val="20"/>
+      </w:rPr>
+    </w:lvl>
+    <w:lvl w:ilvl="6" w:tentative="1">
+      <w:start w:val="1"/>
+      <w:numFmt w:val="bullet"/>
+      <w:lvlText w:val=""/>
+      <w:lvlJc w:val="left"/>
+      <w:pPr>
+        <w:tabs>
+          <w:tab w:val="num" w:pos="5040"/>
+        </w:tabs>
+        <w:ind w:left="5040" w:hanging="360"/>
+      </w:pPr>
+      <w:rPr>
+        <w:rFonts w:ascii="Wingdings" w:hAnsi="Wingdings" w:hint="default"/>
+        <w:sz w:val="20"/>
+      </w:rPr>
+    </w:lvl>
+    <w:lvl w:ilvl="7" w:tentative="1">
+      <w:start w:val="1"/>
+      <w:numFmt w:val="bullet"/>
+      <w:lvlText w:val=""/>
+      <w:lvlJc w:val="left"/>
+      <w:pPr>
+        <w:tabs>
+          <w:tab w:val="num" w:pos="5760"/>
+        </w:tabs>
+        <w:ind w:left="5760" w:hanging="360"/>
+      </w:pPr>
+      <w:rPr>
+        <w:rFonts w:ascii="Wingdings" w:hAnsi="Wingdings" w:hint="default"/>
+        <w:sz w:val="20"/>
+      </w:rPr>
+    </w:lvl>
+    <w:lvl w:ilvl="8" w:tentative="1">
+      <w:start w:val="1"/>
+      <w:numFmt w:val="bullet"/>
+      <w:lvlText w:val=""/>
+      <w:lvlJc w:val="left"/>
+      <w:pPr>
+        <w:tabs>
+          <w:tab w:val="num" w:pos="6480"/>
+        </w:tabs>
+        <w:ind w:left="6480" w:hanging="360"/>
+      </w:pPr>
+      <w:rPr>
+        <w:rFonts w:ascii="Wingdings" w:hAnsi="Wingdings" w:hint="default"/>
+        <w:sz w:val="20"/>
+      </w:rPr>
+    </w:lvl>
+  </w:abstractNum>
+  <w:abstractNum w:abstractNumId="30" w15:restartNumberingAfterBreak="0">
     <w:nsid w:val="570C1E5D"/>
     <w:multiLevelType w:val="multilevel"/>
     <w:tmpl w:val="27125340"/>
@@ -5301,7 +5962,7 @@
       </w:rPr>
     </w:lvl>
   </w:abstractNum>
-  <w:abstractNum w:abstractNumId="29" w15:restartNumberingAfterBreak="0">
+  <w:abstractNum w:abstractNumId="31" w15:restartNumberingAfterBreak="0">
     <w:nsid w:val="5D3F0EB2"/>
     <w:multiLevelType w:val="multilevel"/>
     <w:tmpl w:val="F064E71E"/>
@@ -5450,7 +6111,156 @@
       </w:rPr>
     </w:lvl>
   </w:abstractNum>
-  <w:abstractNum w:abstractNumId="30" w15:restartNumberingAfterBreak="0">
+  <w:abstractNum w:abstractNumId="32" w15:restartNumberingAfterBreak="0">
+    <w:nsid w:val="637D787D"/>
+    <w:multiLevelType w:val="multilevel"/>
+    <w:tmpl w:val="47726D0E"/>
+    <w:lvl w:ilvl="0">
+      <w:start w:val="1"/>
+      <w:numFmt w:val="bullet"/>
+      <w:lvlText w:val=""/>
+      <w:lvlJc w:val="left"/>
+      <w:pPr>
+        <w:tabs>
+          <w:tab w:val="num" w:pos="720"/>
+        </w:tabs>
+        <w:ind w:left="720" w:hanging="360"/>
+      </w:pPr>
+      <w:rPr>
+        <w:rFonts w:ascii="Symbol" w:hAnsi="Symbol" w:hint="default"/>
+        <w:sz w:val="20"/>
+      </w:rPr>
+    </w:lvl>
+    <w:lvl w:ilvl="1" w:tentative="1">
+      <w:start w:val="1"/>
+      <w:numFmt w:val="bullet"/>
+      <w:lvlText w:val="o"/>
+      <w:lvlJc w:val="left"/>
+      <w:pPr>
+        <w:tabs>
+          <w:tab w:val="num" w:pos="1440"/>
+        </w:tabs>
+        <w:ind w:left="1440" w:hanging="360"/>
+      </w:pPr>
+      <w:rPr>
+        <w:rFonts w:ascii="Courier New" w:hAnsi="Courier New" w:hint="default"/>
+        <w:sz w:val="20"/>
+      </w:rPr>
+    </w:lvl>
+    <w:lvl w:ilvl="2" w:tentative="1">
+      <w:start w:val="1"/>
+      <w:numFmt w:val="bullet"/>
+      <w:lvlText w:val=""/>
+      <w:lvlJc w:val="left"/>
+      <w:pPr>
+        <w:tabs>
+          <w:tab w:val="num" w:pos="2160"/>
+        </w:tabs>
+        <w:ind w:left="2160" w:hanging="360"/>
+      </w:pPr>
+      <w:rPr>
+        <w:rFonts w:ascii="Wingdings" w:hAnsi="Wingdings" w:hint="default"/>
+        <w:sz w:val="20"/>
+      </w:rPr>
+    </w:lvl>
+    <w:lvl w:ilvl="3" w:tentative="1">
+      <w:start w:val="1"/>
+      <w:numFmt w:val="bullet"/>
+      <w:lvlText w:val=""/>
+      <w:lvlJc w:val="left"/>
+      <w:pPr>
+        <w:tabs>
+          <w:tab w:val="num" w:pos="2880"/>
+        </w:tabs>
+        <w:ind w:left="2880" w:hanging="360"/>
+      </w:pPr>
+      <w:rPr>
+        <w:rFonts w:ascii="Wingdings" w:hAnsi="Wingdings" w:hint="default"/>
+        <w:sz w:val="20"/>
+      </w:rPr>
+    </w:lvl>
+    <w:lvl w:ilvl="4" w:tentative="1">
+      <w:start w:val="1"/>
+      <w:numFmt w:val="bullet"/>
+      <w:lvlText w:val=""/>
+      <w:lvlJc w:val="left"/>
+      <w:pPr>
+        <w:tabs>
+          <w:tab w:val="num" w:pos="3600"/>
+        </w:tabs>
+        <w:ind w:left="3600" w:hanging="360"/>
+      </w:pPr>
+      <w:rPr>
+        <w:rFonts w:ascii="Wingdings" w:hAnsi="Wingdings" w:hint="default"/>
+        <w:sz w:val="20"/>
+      </w:rPr>
+    </w:lvl>
+    <w:lvl w:ilvl="5" w:tentative="1">
+      <w:start w:val="1"/>
+      <w:numFmt w:val="bullet"/>
+      <w:lvlText w:val=""/>
+      <w:lvlJc w:val="left"/>
+      <w:pPr>
+        <w:tabs>
+          <w:tab w:val="num" w:pos="4320"/>
+        </w:tabs>
+        <w:ind w:left="4320" w:hanging="360"/>
+      </w:pPr>
+      <w:rPr>
+        <w:rFonts w:ascii="Wingdings" w:hAnsi="Wingdings" w:hint="default"/>
+        <w:sz w:val="20"/>
+      </w:rPr>
+    </w:lvl>
+    <w:lvl w:ilvl="6" w:tentative="1">
+      <w:start w:val="1"/>
+      <w:numFmt w:val="bullet"/>
+      <w:lvlText w:val=""/>
+      <w:lvlJc w:val="left"/>
+      <w:pPr>
+        <w:tabs>
+          <w:tab w:val="num" w:pos="5040"/>
+        </w:tabs>
+        <w:ind w:left="5040" w:hanging="360"/>
+      </w:pPr>
+      <w:rPr>
+        <w:rFonts w:ascii="Wingdings" w:hAnsi="Wingdings" w:hint="default"/>
+        <w:sz w:val="20"/>
+      </w:rPr>
+    </w:lvl>
+    <w:lvl w:ilvl="7" w:tentative="1">
+      <w:start w:val="1"/>
+      <w:numFmt w:val="bullet"/>
+      <w:lvlText w:val=""/>
+      <w:lvlJc w:val="left"/>
+      <w:pPr>
+        <w:tabs>
+          <w:tab w:val="num" w:pos="5760"/>
+        </w:tabs>
+        <w:ind w:left="5760" w:hanging="360"/>
+      </w:pPr>
+      <w:rPr>
+        <w:rFonts w:ascii="Wingdings" w:hAnsi="Wingdings" w:hint="default"/>
+        <w:sz w:val="20"/>
+      </w:rPr>
+    </w:lvl>
+    <w:lvl w:ilvl="8" w:tentative="1">
+      <w:start w:val="1"/>
+      <w:numFmt w:val="bullet"/>
+      <w:lvlText w:val=""/>
+      <w:lvlJc w:val="left"/>
+      <w:pPr>
+        <w:tabs>
+          <w:tab w:val="num" w:pos="6480"/>
+        </w:tabs>
+        <w:ind w:left="6480" w:hanging="360"/>
+      </w:pPr>
+      <w:rPr>
+        <w:rFonts w:ascii="Wingdings" w:hAnsi="Wingdings" w:hint="default"/>
+        <w:sz w:val="20"/>
+      </w:rPr>
+    </w:lvl>
+  </w:abstractNum>
+  <w:abstractNum w:abstractNumId="33" w15:restartNumberingAfterBreak="0">
     <w:nsid w:val="68E45071"/>
     <w:multiLevelType w:val="multilevel"/>
     <w:tmpl w:val="757820BC"/>
@@ -5599,7 +6409,7 @@
       </w:rPr>
     </w:lvl>
   </w:abstractNum>
-  <w:abstractNum w:abstractNumId="31" w15:restartNumberingAfterBreak="0">
+  <w:abstractNum w:abstractNumId="34" w15:restartNumberingAfterBreak="0">
     <w:nsid w:val="6FFE2D97"/>
     <w:multiLevelType w:val="multilevel"/>
     <w:tmpl w:val="596C1A22"/>
@@ -5748,7 +6558,7 @@
       </w:rPr>
     </w:lvl>
   </w:abstractNum>
-  <w:abstractNum w:abstractNumId="32" w15:restartNumberingAfterBreak="0">
+  <w:abstractNum w:abstractNumId="35" w15:restartNumberingAfterBreak="0">
     <w:nsid w:val="7218572D"/>
     <w:multiLevelType w:val="multilevel"/>
     <w:tmpl w:val="3CDE930E"/>
@@ -5897,7 +6707,7 @@
       </w:rPr>
     </w:lvl>
   </w:abstractNum>
-  <w:abstractNum w:abstractNumId="33" w15:restartNumberingAfterBreak="0">
+  <w:abstractNum w:abstractNumId="36" w15:restartNumberingAfterBreak="0">
     <w:nsid w:val="781E6EED"/>
     <w:multiLevelType w:val="multilevel"/>
     <w:tmpl w:val="765C0CB8"/>
@@ -6046,7 +6856,7 @@
       </w:rPr>
     </w:lvl>
   </w:abstractNum>
-  <w:abstractNum w:abstractNumId="34" w15:restartNumberingAfterBreak="0">
+  <w:abstractNum w:abstractNumId="37" w15:restartNumberingAfterBreak="0">
     <w:nsid w:val="79C53DEF"/>
     <w:multiLevelType w:val="multilevel"/>
     <w:tmpl w:val="5546EBB4"/>
@@ -6195,7 +7005,7 @@
       </w:rPr>
     </w:lvl>
   </w:abstractNum>
-  <w:abstractNum w:abstractNumId="35" w15:restartNumberingAfterBreak="0">
+  <w:abstractNum w:abstractNumId="38" w15:restartNumberingAfterBreak="0">
     <w:nsid w:val="7C8D0ABC"/>
     <w:multiLevelType w:val="multilevel"/>
     <w:tmpl w:val="F81AC82A"/>
@@ -6345,16 +7155,16 @@
     </w:lvl>
   </w:abstractNum>
   <w:num w:numId="1" w16cid:durableId="311445360">
-    <w:abstractNumId w:val="21"/>
+    <w:abstractNumId w:val="22"/>
   </w:num>
   <w:num w:numId="2" w16cid:durableId="694236627">
-    <w:abstractNumId w:val="30"/>
+    <w:abstractNumId w:val="33"/>
   </w:num>
   <w:num w:numId="3" w16cid:durableId="1366056432">
-    <w:abstractNumId w:val="23"/>
+    <w:abstractNumId w:val="24"/>
   </w:num>
   <w:num w:numId="4" w16cid:durableId="320817826">
-    <w:abstractNumId w:val="32"/>
+    <w:abstractNumId w:val="35"/>
   </w:num>
   <w:num w:numId="5" w16cid:durableId="997347819">
     <w:abstractNumId w:val="9"/>
@@ -6363,22 +7173,22 @@
     <w:abstractNumId w:val="7"/>
   </w:num>
   <w:num w:numId="7" w16cid:durableId="105581292">
-    <w:abstractNumId w:val="31"/>
+    <w:abstractNumId w:val="34"/>
   </w:num>
   <w:num w:numId="8" w16cid:durableId="1215510414">
-    <w:abstractNumId w:val="22"/>
+    <w:abstractNumId w:val="23"/>
   </w:num>
   <w:num w:numId="9" w16cid:durableId="644890424">
-    <w:abstractNumId w:val="25"/>
+    <w:abstractNumId w:val="26"/>
   </w:num>
   <w:num w:numId="10" w16cid:durableId="462774561">
-    <w:abstractNumId w:val="26"/>
+    <w:abstractNumId w:val="27"/>
   </w:num>
   <w:num w:numId="11" w16cid:durableId="411008877">
-    <w:abstractNumId w:val="28"/>
+    <w:abstractNumId w:val="30"/>
   </w:num>
   <w:num w:numId="12" w16cid:durableId="477921168">
-    <w:abstractNumId w:val="33"/>
+    <w:abstractNumId w:val="36"/>
   </w:num>
   <w:num w:numId="13" w16cid:durableId="497696088">
     <w:abstractNumId w:val="4"/>
@@ -6396,25 +7206,25 @@
     <w:abstractNumId w:val="16"/>
   </w:num>
   <w:num w:numId="18" w16cid:durableId="2053722251">
-    <w:abstractNumId w:val="29"/>
+    <w:abstractNumId w:val="31"/>
   </w:num>
   <w:num w:numId="19" w16cid:durableId="739330424">
     <w:abstractNumId w:val="15"/>
   </w:num>
   <w:num w:numId="20" w16cid:durableId="960915859">
-    <w:abstractNumId w:val="35"/>
+    <w:abstractNumId w:val="38"/>
   </w:num>
   <w:num w:numId="21" w16cid:durableId="521018327">
     <w:abstractNumId w:val="11"/>
   </w:num>
   <w:num w:numId="22" w16cid:durableId="1923684076">
-    <w:abstractNumId w:val="34"/>
+    <w:abstractNumId w:val="37"/>
   </w:num>
   <w:num w:numId="23" w16cid:durableId="532769245">
-    <w:abstractNumId w:val="24"/>
+    <w:abstractNumId w:val="25"/>
   </w:num>
   <w:num w:numId="24" w16cid:durableId="892040551">
-    <w:abstractNumId w:val="19"/>
+    <w:abstractNumId w:val="20"/>
   </w:num>
   <w:num w:numId="25" w16cid:durableId="1594316287">
     <w:abstractNumId w:val="1"/>
@@ -6429,7 +7239,7 @@
     <w:abstractNumId w:val="18"/>
   </w:num>
   <w:num w:numId="29" w16cid:durableId="759177128">
-    <w:abstractNumId w:val="20"/>
+    <w:abstractNumId w:val="21"/>
   </w:num>
   <w:num w:numId="30" w16cid:durableId="522590706">
     <w:abstractNumId w:val="14"/>
@@ -6447,10 +7257,19 @@
     <w:abstractNumId w:val="6"/>
   </w:num>
   <w:num w:numId="35" w16cid:durableId="1274895435">
-    <w:abstractNumId w:val="27"/>
+    <w:abstractNumId w:val="28"/>
   </w:num>
   <w:num w:numId="36" w16cid:durableId="1882130156">
     <w:abstractNumId w:val="3"/>
+  </w:num>
+  <w:num w:numId="37" w16cid:durableId="504899604">
+    <w:abstractNumId w:val="32"/>
+  </w:num>
+  <w:num w:numId="38" w16cid:durableId="2134668467">
+    <w:abstractNumId w:val="29"/>
+  </w:num>
+  <w:num w:numId="39" w16cid:durableId="1119256043">
+    <w:abstractNumId w:val="19"/>
   </w:num>
   <w:numIdMacAtCleanup w:val="8"/>
 </w:numbering>

--- a/Church/2026/2026_0718_MenloChurch.docx
+++ b/Church/2026/2026_0718_MenloChurch.docx
@@ -252,13 +252,7 @@
     <w:p/>
     <w:p>
       <w:r>
-        <w:t>0:</w:t>
-      </w:r>
-      <w:r>
-        <w:t>01</w:t>
-      </w:r>
-      <w:r>
-        <w:t>/33:27</w:t>
+        <w:t>0:01/33:27</w:t>
       </w:r>
     </w:p>
     <w:p>
@@ -358,17 +352,14 @@
     <w:p/>
     <w:p>
       <w:r>
-        <w:t>0:</w:t>
-      </w:r>
-      <w:r>
-        <w:t>2</w:t>
-      </w:r>
-      <w:r>
-        <w:t>1/33:27</w:t>
-      </w:r>
-    </w:p>
-    <w:p>
-      <w:r>
+        <w:t>0:21/33:27</w:t>
+      </w:r>
+    </w:p>
+    <w:p>
+      <w:r>
+        <w:rPr>
+          <w:noProof/>
+        </w:rPr>
         <w:drawing>
           <wp:inline distT="0" distB="0" distL="0" distR="0" wp14:anchorId="2D609F6F" wp14:editId="6ED138DE">
             <wp:extent cx="4801270" cy="990738"/>
@@ -414,17 +405,14 @@
     <w:p/>
     <w:p>
       <w:r>
-        <w:t>0:2</w:t>
-      </w:r>
-      <w:r>
-        <w:t>5</w:t>
-      </w:r>
-      <w:r>
-        <w:t>/33:27</w:t>
-      </w:r>
-    </w:p>
-    <w:p>
-      <w:r>
+        <w:t>0:25/33:27</w:t>
+      </w:r>
+    </w:p>
+    <w:p>
+      <w:r>
+        <w:rPr>
+          <w:noProof/>
+        </w:rPr>
         <w:lastRenderedPageBreak/>
         <w:drawing>
           <wp:inline distT="0" distB="0" distL="0" distR="0" wp14:anchorId="33059CEC" wp14:editId="0F89D82E">
@@ -471,17 +459,14 @@
     <w:p/>
     <w:p>
       <w:r>
-        <w:t>0:2</w:t>
-      </w:r>
-      <w:r>
-        <w:t>8</w:t>
-      </w:r>
-      <w:r>
-        <w:t>/33:27</w:t>
-      </w:r>
-    </w:p>
-    <w:p>
-      <w:r>
+        <w:t>0:28/33:27</w:t>
+      </w:r>
+    </w:p>
+    <w:p>
+      <w:r>
+        <w:rPr>
+          <w:noProof/>
+        </w:rPr>
         <w:drawing>
           <wp:inline distT="0" distB="0" distL="0" distR="0" wp14:anchorId="1A21CC6A" wp14:editId="339A7359">
             <wp:extent cx="5943600" cy="784860"/>
@@ -536,17 +521,14 @@
     <w:p/>
     <w:p>
       <w:r>
-        <w:t>0:</w:t>
-      </w:r>
-      <w:r>
-        <w:t>35</w:t>
-      </w:r>
-      <w:r>
-        <w:t>/33:27</w:t>
-      </w:r>
-    </w:p>
-    <w:p>
-      <w:r>
+        <w:t>0:35/33:27</w:t>
+      </w:r>
+    </w:p>
+    <w:p>
+      <w:r>
+        <w:rPr>
+          <w:noProof/>
+        </w:rPr>
         <w:drawing>
           <wp:inline distT="0" distB="0" distL="0" distR="0" wp14:anchorId="75975AE4" wp14:editId="1AF86F14">
             <wp:extent cx="5943600" cy="763270"/>
@@ -592,17 +574,14 @@
     <w:p/>
     <w:p>
       <w:r>
-        <w:t>0:</w:t>
-      </w:r>
-      <w:r>
-        <w:t>43</w:t>
-      </w:r>
-      <w:r>
-        <w:t>/33:27</w:t>
-      </w:r>
-    </w:p>
-    <w:p>
-      <w:r>
+        <w:t>0:43/33:27</w:t>
+      </w:r>
+    </w:p>
+    <w:p>
+      <w:r>
+        <w:rPr>
+          <w:noProof/>
+        </w:rPr>
         <w:drawing>
           <wp:inline distT="0" distB="0" distL="0" distR="0" wp14:anchorId="6CB663B7" wp14:editId="5C1E10D9">
             <wp:extent cx="5943600" cy="812165"/>
@@ -648,17 +627,14 @@
     <w:p/>
     <w:p>
       <w:r>
-        <w:t>0:4</w:t>
-      </w:r>
-      <w:r>
-        <w:t>8</w:t>
-      </w:r>
-      <w:r>
-        <w:t>/33:27</w:t>
-      </w:r>
-    </w:p>
-    <w:p>
-      <w:r>
+        <w:t>0:48/33:27</w:t>
+      </w:r>
+    </w:p>
+    <w:p>
+      <w:r>
+        <w:rPr>
+          <w:noProof/>
+        </w:rPr>
         <w:drawing>
           <wp:inline distT="0" distB="0" distL="0" distR="0" wp14:anchorId="691F8549" wp14:editId="79493FB2">
             <wp:extent cx="5630061" cy="1009791"/>
@@ -704,18 +680,15 @@
     <w:p/>
     <w:p>
       <w:r>
-        <w:t>0:</w:t>
-      </w:r>
-      <w:r>
-        <w:t>50</w:t>
-      </w:r>
-      <w:r>
-        <w:t>/33:27</w:t>
+        <w:t>0:50/33:27</w:t>
       </w:r>
     </w:p>
     <w:p/>
     <w:p>
       <w:r>
+        <w:rPr>
+          <w:noProof/>
+        </w:rPr>
         <w:lastRenderedPageBreak/>
         <w:drawing>
           <wp:inline distT="0" distB="0" distL="0" distR="0" wp14:anchorId="60A9A153" wp14:editId="31D65BE6">
@@ -769,6 +742,9 @@
     <w:p/>
     <w:p>
       <w:r>
+        <w:rPr>
+          <w:noProof/>
+        </w:rPr>
         <w:drawing>
           <wp:inline distT="0" distB="0" distL="0" distR="0" wp14:anchorId="335F19A7" wp14:editId="35A76086">
             <wp:extent cx="688975" cy="933450"/>
@@ -809,6 +785,9 @@
         <w:t xml:space="preserve">   </w:t>
       </w:r>
       <w:r>
+        <w:rPr>
+          <w:noProof/>
+        </w:rPr>
         <w:drawing>
           <wp:inline distT="0" distB="0" distL="0" distR="0" wp14:anchorId="0234DB59" wp14:editId="34EDFD07">
             <wp:extent cx="2543175" cy="602942"/>
@@ -880,20 +859,14 @@
     <w:p/>
     <w:p>
       <w:r>
-        <w:t>3</w:t>
-      </w:r>
-      <w:r>
-        <w:t>:5</w:t>
-      </w:r>
-      <w:r>
-        <w:t>4</w:t>
-      </w:r>
-      <w:r>
-        <w:t>/33:27</w:t>
-      </w:r>
-    </w:p>
-    <w:p>
-      <w:r>
+        <w:t>3:54/33:27</w:t>
+      </w:r>
+    </w:p>
+    <w:p>
+      <w:r>
+        <w:rPr>
+          <w:noProof/>
+        </w:rPr>
         <w:drawing>
           <wp:inline distT="0" distB="0" distL="0" distR="0" wp14:anchorId="49FB1199" wp14:editId="7767D5F6">
             <wp:extent cx="5943600" cy="1017270"/>
@@ -971,15 +944,15 @@
     <w:p/>
     <w:p>
       <w:r>
-        <w:t>4:41</w:t>
-      </w:r>
-      <w:r>
-        <w:t>/33:27</w:t>
+        <w:t>4:41/33:27</w:t>
       </w:r>
     </w:p>
     <w:p/>
     <w:p>
       <w:r>
+        <w:rPr>
+          <w:noProof/>
+        </w:rPr>
         <w:lastRenderedPageBreak/>
         <w:drawing>
           <wp:inline distT="0" distB="0" distL="0" distR="0" wp14:anchorId="7144F490" wp14:editId="7D673836">
@@ -1205,8 +1178,13 @@
       <w:r>
         <w:t xml:space="preserve"> (Before Common Era</w:t>
       </w:r>
-      <w:r>
-        <w:t>), BCE is same as BC</w:t>
+      <w:proofErr w:type="gramStart"/>
+      <w:r>
+        <w:t>),</w:t>
+      </w:r>
+      <w:proofErr w:type="gramEnd"/>
+      <w:r>
+        <w:t xml:space="preserve"> BCE is same as BC</w:t>
       </w:r>
       <w:r>
         <w:t xml:space="preserve"> (Before Christ)</w:t>
@@ -1218,16 +1196,7 @@
     <w:p/>
     <w:p>
       <w:r>
-        <w:t>5</w:t>
-      </w:r>
-      <w:r>
-        <w:t>:</w:t>
-      </w:r>
-      <w:r>
-        <w:t>0</w:t>
-      </w:r>
-      <w:r>
-        <w:t>1/33:27</w:t>
+        <w:t>5:01/33:27</w:t>
       </w:r>
     </w:p>
     <w:p>
@@ -1298,10 +1267,41 @@
     </w:p>
     <w:p>
       <w:r>
+        <w:t>5:16/33:27</w:t>
+      </w:r>
+    </w:p>
+    <w:p>
+      <w:r>
+        <w:t>Vajrayana</w:t>
+      </w:r>
+      <w:r>
+        <w:t xml:space="preserve"> is in Tibet or the Himalayas. </w:t>
+      </w:r>
+    </w:p>
+    <w:p>
+      <w:r>
+        <w:t>We just need to understand the core belief of Budd</w:t>
+      </w:r>
+      <w:r>
+        <w:t>h</w:t>
+      </w:r>
+      <w:r>
+        <w:t>ism</w:t>
+      </w:r>
+      <w:r>
+        <w:t xml:space="preserve"> and love our neighbors better.</w:t>
+      </w:r>
+      <w:r>
+        <w:t xml:space="preserve"> </w:t>
+      </w:r>
+    </w:p>
+    <w:p/>
+    <w:p>
+      <w:r>
         <w:t>5:</w:t>
       </w:r>
       <w:r>
-        <w:t>16</w:t>
+        <w:t>50</w:t>
       </w:r>
       <w:r>
         <w:t>/33:27</w:t>
@@ -1309,13 +1309,17 @@
     </w:p>
     <w:p>
       <w:r>
-        <w:t>Vajrayana</w:t>
-      </w:r>
-      <w:r>
-        <w:t xml:space="preserve"> is in Tibet or the Himalayas. </w:t>
-      </w:r>
-      <w:r>
-        <w:t>.</w:t>
+        <w:lastRenderedPageBreak/>
+        <w:t>Pray: We will talk about Buddhism today to understand neighbors better</w:t>
+      </w:r>
+      <w:r>
+        <w:t xml:space="preserve">. </w:t>
+      </w:r>
+      <w:r>
+        <w:t>What is Christian response to Buddhism</w:t>
+      </w:r>
+      <w:r>
+        <w:t>?</w:t>
       </w:r>
     </w:p>
     <w:p>
@@ -1327,17 +1331,242 @@
       </w:pPr>
     </w:p>
     <w:p>
-      <w:pPr>
+      <w:r>
+        <w:t>6</w:t>
+      </w:r>
+      <w:r>
+        <w:t>:</w:t>
+      </w:r>
+      <w:r>
+        <w:t>21</w:t>
+      </w:r>
+      <w:r>
+        <w:t>/33:27</w:t>
+      </w:r>
+    </w:p>
+    <w:p>
+      <w:r>
+        <w:t>Both Buddhism and Christianity try to answer universal human question. Like these two glasses here, one is empty one is full.</w:t>
+      </w:r>
+    </w:p>
+    <w:p/>
+    <w:p>
+      <w:r>
+        <w:t>6:</w:t>
+      </w:r>
+      <w:r>
+        <w:t>40</w:t>
+      </w:r>
+      <w:r>
+        <w:t>/33:27</w:t>
+      </w:r>
+    </w:p>
+    <w:p>
+      <w:r>
+        <w:t>The sixth century princes near Nepal named S</w:t>
+      </w:r>
+      <w:r>
+        <w:t>i</w:t>
+      </w:r>
+      <w:r>
+        <w:t>d</w:t>
+      </w:r>
+      <w:r>
+        <w:t>dh</w:t>
+      </w:r>
+      <w:r>
+        <w:t>artha Ga</w:t>
+      </w:r>
+      <w:r>
+        <w:t>u</w:t>
+      </w:r>
+      <w:r>
+        <w:t>tama.</w:t>
+      </w:r>
+      <w:r>
+        <w:t xml:space="preserve"> He left the palace to see the world beyond him.</w:t>
+      </w:r>
+      <w:r>
+        <w:t xml:space="preserve"> He </w:t>
+      </w:r>
+      <w:r>
+        <w:t>sees</w:t>
+      </w:r>
+      <w:r>
+        <w:t xml:space="preserve"> </w:t>
+      </w:r>
+      <w:r>
+        <w:t xml:space="preserve">a dead man, a sick man, and an old man and feel </w:t>
+      </w:r>
+      <w:r>
+        <w:t>the frailty</w:t>
+      </w:r>
+      <w:r>
+        <w:t xml:space="preserve"> (</w:t>
+      </w:r>
+      <w:r>
         <w:rPr>
-          <w:b/>
-          <w:bCs/>
+          <w:rFonts w:hint="eastAsia"/>
         </w:rPr>
-      </w:pPr>
+        <w:t>虚弱</w:t>
+      </w:r>
+      <w:r>
+        <w:t>)</w:t>
+      </w:r>
+      <w:r>
+        <w:t xml:space="preserve"> of life.</w:t>
+      </w:r>
+      <w:r>
+        <w:t xml:space="preserve"> He asked, why is the life like this?</w:t>
+      </w:r>
+      <w:r>
+        <w:t xml:space="preserve"> Why do I experience pain?</w:t>
+      </w:r>
+      <w:r>
+        <w:t xml:space="preserve"> Why do people suffer?</w:t>
+      </w:r>
+      <w:r>
+        <w:t xml:space="preserve"> How can I fix this?</w:t>
+      </w:r>
+      <w:r>
+        <w:t xml:space="preserve"> Why this led the prince to leave his palace and </w:t>
+      </w:r>
+      <w:r>
+        <w:t>search for answers?</w:t>
+      </w:r>
+      <w:r>
+        <w:t xml:space="preserve"> </w:t>
+      </w:r>
     </w:p>
     <w:p/>
     <w:p>
       <w:r>
-        <w:lastRenderedPageBreak/>
+        <w:t>7</w:t>
+      </w:r>
+      <w:r>
+        <w:t>:</w:t>
+      </w:r>
+      <w:r>
+        <w:t>3</w:t>
+      </w:r>
+      <w:r>
+        <w:t>0/33:27</w:t>
+      </w:r>
+    </w:p>
+    <w:p>
+      <w:r>
+        <w:t xml:space="preserve">For years he traveled, he practiced and learned from various </w:t>
+      </w:r>
+      <w:r>
+        <w:t>religious teachers.</w:t>
+      </w:r>
+      <w:r>
+        <w:t xml:space="preserve"> He practiced </w:t>
+      </w:r>
+      <w:r>
+        <w:t>activities that had extreme self-denial</w:t>
+      </w:r>
+      <w:r>
+        <w:t xml:space="preserve"> (</w:t>
+      </w:r>
+      <w:r>
+        <w:t>忘我</w:t>
+      </w:r>
+      <w:r>
+        <w:t>)</w:t>
+      </w:r>
+      <w:r>
+        <w:t xml:space="preserve">. But </w:t>
+      </w:r>
+      <w:r>
+        <w:t>time and time again, he continued to be left searching for answers.</w:t>
+      </w:r>
+    </w:p>
+    <w:p>
+      <w:r>
+        <w:t xml:space="preserve">One day, he meditating under a tree, finally, he </w:t>
+      </w:r>
+      <w:r>
+        <w:t>becomes</w:t>
+      </w:r>
+      <w:r>
+        <w:t xml:space="preserve"> clear</w:t>
+      </w:r>
+      <w:r>
+        <w:t xml:space="preserve"> called enlightenment.</w:t>
+      </w:r>
+      <w:r>
+        <w:t xml:space="preserve"> After that, the prince becomes the Buddha.</w:t>
+      </w:r>
+    </w:p>
+    <w:p/>
+    <w:p>
+      <w:r>
+        <w:t>8</w:t>
+      </w:r>
+      <w:r>
+        <w:t>:</w:t>
+      </w:r>
+      <w:r>
+        <w:t>03</w:t>
+      </w:r>
+      <w:r>
+        <w:t>/33:27</w:t>
+      </w:r>
+    </w:p>
+    <w:p>
+      <w:r>
+        <w:t>The Buddha reject the palace and self-denial</w:t>
+      </w:r>
+      <w:r>
+        <w:t xml:space="preserve"> and find a way called middle way or middle path.</w:t>
+      </w:r>
+      <w:r>
+        <w:t xml:space="preserve"> This middle path </w:t>
+      </w:r>
+      <w:r>
+        <w:t>avoids</w:t>
+      </w:r>
+      <w:r>
+        <w:t xml:space="preserve"> the extreme indulgence and extreme self-denial.</w:t>
+      </w:r>
+    </w:p>
+    <w:p/>
+    <w:p>
+      <w:r>
+        <w:t>8:03/33:27</w:t>
+      </w:r>
+    </w:p>
+    <w:p>
+      <w:r>
+        <w:t>Buddhism is a non-theistic</w:t>
+      </w:r>
+      <w:r>
+        <w:t xml:space="preserve"> (</w:t>
+      </w:r>
+      <w:r>
+        <w:t>非有神论的</w:t>
+      </w:r>
+      <w:r>
+        <w:t>)</w:t>
+      </w:r>
+      <w:r>
+        <w:t xml:space="preserve"> religion.</w:t>
+      </w:r>
+    </w:p>
+    <w:p/>
+    <w:p/>
+    <w:p/>
+    <w:p/>
+    <w:p/>
+    <w:p>
+      <w:r>
+        <w:t xml:space="preserve"> </w:t>
+      </w:r>
+    </w:p>
+    <w:p/>
+    <w:p>
+      <w:r>
         <w:t>************</w:t>
       </w:r>
     </w:p>
@@ -1393,13 +1622,7 @@
     </w:p>
     <w:p>
       <w:r>
-        <w:t xml:space="preserve">The Cycle of </w:t>
-      </w:r>
-      <w:r>
-        <w:t>S</w:t>
-      </w:r>
-      <w:r>
-        <w:t>elf-Liberation (Buddhism)</w:t>
+        <w:t>The Cycle of Self-Liberation (Buddhism)</w:t>
       </w:r>
       <w:r>
         <w:t xml:space="preserve"> | Let's Be Honest</w:t>

--- a/Church/2026/2026_0718_MenloChurch.docx
+++ b/Church/2026/2026_0718_MenloChurch.docx
@@ -1178,13 +1178,8 @@
       <w:r>
         <w:t xml:space="preserve"> (Before Common Era</w:t>
       </w:r>
-      <w:proofErr w:type="gramStart"/>
-      <w:r>
-        <w:t>),</w:t>
-      </w:r>
-      <w:proofErr w:type="gramEnd"/>
-      <w:r>
-        <w:t xml:space="preserve"> BCE is same as BC</w:t>
+      <w:r>
+        <w:t>), BCE is same as BC</w:t>
       </w:r>
       <w:r>
         <w:t xml:space="preserve"> (Before Christ)</w:t>
@@ -1553,12 +1548,200 @@
       <w:r>
         <w:t xml:space="preserve"> religion.</w:t>
       </w:r>
+      <w:r>
+        <w:t xml:space="preserve"> They don’t believe powerful God who create the world.</w:t>
+      </w:r>
+      <w:r>
+        <w:t xml:space="preserve"> Buddhism </w:t>
+      </w:r>
+      <w:r>
+        <w:t>believes</w:t>
+      </w:r>
+      <w:r>
+        <w:t xml:space="preserve"> there is a </w:t>
+      </w:r>
+      <w:r>
+        <w:t>spiritual being</w:t>
+      </w:r>
+      <w:r>
+        <w:t xml:space="preserve"> but all humans are mortal.</w:t>
+      </w:r>
+      <w:r>
+        <w:t xml:space="preserve"> Buddha is a human being with great achievement, </w:t>
+      </w:r>
+      <w:r>
+        <w:t xml:space="preserve">hard </w:t>
+      </w:r>
+      <w:r>
+        <w:t>work, intelligence</w:t>
+      </w:r>
+      <w:r>
+        <w:t>, and enlightenment.</w:t>
+      </w:r>
+      <w:r>
+        <w:t xml:space="preserve"> Everything is ultimately depends on ourselves.</w:t>
+      </w:r>
+    </w:p>
+    <w:p/>
+    <w:p>
+      <w:r>
+        <w:t>10</w:t>
+      </w:r>
+      <w:r>
+        <w:t>:</w:t>
+      </w:r>
+      <w:r>
+        <w:t>43</w:t>
+      </w:r>
+      <w:r>
+        <w:t>/33:27</w:t>
+      </w:r>
+    </w:p>
+    <w:p>
+      <w:r>
+        <w:t xml:space="preserve"> </w:t>
+      </w:r>
+      <w:r>
+        <w:drawing>
+          <wp:inline distT="0" distB="0" distL="0" distR="0" wp14:anchorId="35355E5B" wp14:editId="5B719C01">
+            <wp:extent cx="2400635" cy="2353003"/>
+            <wp:effectExtent l="0" t="0" r="0" b="9525"/>
+            <wp:docPr id="139722629" name="Picture 1"/>
+            <wp:cNvGraphicFramePr>
+              <a:graphicFrameLocks xmlns:a="http://schemas.openxmlformats.org/drawingml/2006/main" noChangeAspect="1"/>
+            </wp:cNvGraphicFramePr>
+            <a:graphic xmlns:a="http://schemas.openxmlformats.org/drawingml/2006/main">
+              <a:graphicData uri="http://schemas.openxmlformats.org/drawingml/2006/picture">
+                <pic:pic xmlns:pic="http://schemas.openxmlformats.org/drawingml/2006/picture">
+                  <pic:nvPicPr>
+                    <pic:cNvPr id="139722629" name=""/>
+                    <pic:cNvPicPr/>
+                  </pic:nvPicPr>
+                  <pic:blipFill>
+                    <a:blip r:embed="rId26"/>
+                    <a:stretch>
+                      <a:fillRect/>
+                    </a:stretch>
+                  </pic:blipFill>
+                  <pic:spPr>
+                    <a:xfrm>
+                      <a:off x="0" y="0"/>
+                      <a:ext cx="2400635" cy="2353003"/>
+                    </a:xfrm>
+                    <a:prstGeom prst="rect">
+                      <a:avLst/>
+                    </a:prstGeom>
+                  </pic:spPr>
+                </pic:pic>
+              </a:graphicData>
+            </a:graphic>
+          </wp:inline>
+        </w:drawing>
+      </w:r>
+    </w:p>
+    <w:p>
+      <w:r>
+        <w:t>The Four Noble Truths</w:t>
+      </w:r>
+    </w:p>
+    <w:p>
+      <w:r>
+        <w:t xml:space="preserve">1. </w:t>
+      </w:r>
+      <w:r>
+        <w:t>Dukkha</w:t>
+      </w:r>
+      <w:r>
+        <w:t xml:space="preserve"> (</w:t>
+      </w:r>
+      <w:r>
+        <w:rPr>
+          <w:rFonts w:ascii="MS Gothic" w:eastAsia="MS Gothic" w:hAnsi="MS Gothic" w:cs="MS Gothic" w:hint="eastAsia"/>
+        </w:rPr>
+        <w:t>苦</w:t>
+      </w:r>
+      <w:r>
+        <w:t>)</w:t>
+      </w:r>
+      <w:r>
+        <w:t>: Suffering, Every single life is suffering.</w:t>
+      </w:r>
+      <w:r>
+        <w:t xml:space="preserve"> Life is series of changing.</w:t>
+      </w:r>
+    </w:p>
+    <w:p/>
+    <w:p>
+      <w:r>
+        <w:t>1</w:t>
+      </w:r>
+      <w:r>
+        <w:t>2</w:t>
+      </w:r>
+      <w:r>
+        <w:t>:</w:t>
+      </w:r>
+      <w:r>
+        <w:t>29</w:t>
+      </w:r>
+      <w:r>
+        <w:t>/33:27</w:t>
+      </w:r>
+    </w:p>
+    <w:p/>
+    <w:p>
+      <w:r>
+        <w:drawing>
+          <wp:inline distT="0" distB="0" distL="0" distR="0" wp14:anchorId="38EEC4BB" wp14:editId="553D4EDE">
+            <wp:extent cx="2314857" cy="3114675"/>
+            <wp:effectExtent l="0" t="0" r="9525" b="0"/>
+            <wp:docPr id="889913124" name="Picture 1"/>
+            <wp:cNvGraphicFramePr>
+              <a:graphicFrameLocks xmlns:a="http://schemas.openxmlformats.org/drawingml/2006/main" noChangeAspect="1"/>
+            </wp:cNvGraphicFramePr>
+            <a:graphic xmlns:a="http://schemas.openxmlformats.org/drawingml/2006/main">
+              <a:graphicData uri="http://schemas.openxmlformats.org/drawingml/2006/picture">
+                <pic:pic xmlns:pic="http://schemas.openxmlformats.org/drawingml/2006/picture">
+                  <pic:nvPicPr>
+                    <pic:cNvPr id="889913124" name=""/>
+                    <pic:cNvPicPr/>
+                  </pic:nvPicPr>
+                  <pic:blipFill>
+                    <a:blip r:embed="rId27"/>
+                    <a:stretch>
+                      <a:fillRect/>
+                    </a:stretch>
+                  </pic:blipFill>
+                  <pic:spPr>
+                    <a:xfrm>
+                      <a:off x="0" y="0"/>
+                      <a:ext cx="2316442" cy="3116808"/>
+                    </a:xfrm>
+                    <a:prstGeom prst="rect">
+                      <a:avLst/>
+                    </a:prstGeom>
+                  </pic:spPr>
+                </pic:pic>
+              </a:graphicData>
+            </a:graphic>
+          </wp:inline>
+        </w:drawing>
+      </w:r>
+    </w:p>
+    <w:p>
+      <w:r>
+        <w:t>Psalm 39:5</w:t>
+      </w:r>
+    </w:p>
+    <w:p>
+      <w:r>
+        <w:t>Everyone is but a breath, even those who seem secure.</w:t>
+      </w:r>
     </w:p>
     <w:p/>
     <w:p/>
     <w:p/>
     <w:p/>
-    <w:p/>
     <w:p>
       <w:r>
         <w:t xml:space="preserve"> </w:t>
@@ -1601,7 +1784,7 @@
       </w:r>
     </w:p>
     <w:p>
-      <w:hyperlink r:id="rId26" w:history="1">
+      <w:hyperlink r:id="rId28" w:history="1">
         <w:r>
           <w:rPr>
             <w:rStyle w:val="Hyperlink"/>
@@ -1611,7 +1794,7 @@
       </w:hyperlink>
     </w:p>
     <w:p>
-      <w:hyperlink r:id="rId27" w:history="1">
+      <w:hyperlink r:id="rId29" w:history="1">
         <w:r>
           <w:rPr>
             <w:rStyle w:val="Hyperlink"/>
@@ -1656,7 +1839,7 @@
     <w:p/>
     <w:p/>
     <w:sectPr>
-      <w:footerReference w:type="default" r:id="rId28"/>
+      <w:footerReference w:type="default" r:id="rId30"/>
       <w:pgSz w:w="12240" w:h="15840"/>
       <w:pgMar w:top="1440" w:right="1440" w:bottom="1530" w:left="1440" w:header="0" w:footer="720" w:gutter="0"/>
       <w:cols w:space="720"/>
@@ -5890,7 +6073,7 @@
   <w:abstractNum w:abstractNumId="29" w15:restartNumberingAfterBreak="0">
     <w:nsid w:val="500D56B5"/>
     <w:multiLevelType w:val="multilevel"/>
-    <w:tmpl w:val="3C445D20"/>
+    <w:tmpl w:val="2814D554"/>
     <w:lvl w:ilvl="0">
       <w:start w:val="1"/>
       <w:numFmt w:val="bullet"/>
@@ -5907,20 +6090,16 @@
         <w:sz w:val="20"/>
       </w:rPr>
     </w:lvl>
-    <w:lvl w:ilvl="1" w:tentative="1">
-      <w:start w:val="1"/>
-      <w:numFmt w:val="bullet"/>
-      <w:lvlText w:val="o"/>
-      <w:lvlJc w:val="left"/>
-      <w:pPr>
-        <w:tabs>
-          <w:tab w:val="num" w:pos="1440"/>
-        </w:tabs>
+    <w:lvl w:ilvl="1">
+      <w:start w:val="1"/>
+      <w:numFmt w:val="decimal"/>
+      <w:lvlText w:val="%2."/>
+      <w:lvlJc w:val="left"/>
+      <w:pPr>
         <w:ind w:left="1440" w:hanging="360"/>
       </w:pPr>
       <w:rPr>
-        <w:rFonts w:ascii="Courier New" w:hAnsi="Courier New" w:hint="default"/>
-        <w:sz w:val="20"/>
+        <w:rFonts w:hint="default"/>
       </w:rPr>
     </w:lvl>
     <w:lvl w:ilvl="2" w:tentative="1">

--- a/Church/2026/2026_0718_MenloChurch.docx
+++ b/Church/2026/2026_0718_MenloChurch.docx
@@ -1293,13 +1293,7 @@
     <w:p/>
     <w:p>
       <w:r>
-        <w:t>5:</w:t>
-      </w:r>
-      <w:r>
-        <w:t>50</w:t>
-      </w:r>
-      <w:r>
-        <w:t>/33:27</w:t>
+        <w:t>5:50/33:27</w:t>
       </w:r>
     </w:p>
     <w:p>
@@ -1308,13 +1302,7 @@
         <w:t>Pray: We will talk about Buddhism today to understand neighbors better</w:t>
       </w:r>
       <w:r>
-        <w:t xml:space="preserve">. </w:t>
-      </w:r>
-      <w:r>
-        <w:t>What is Christian response to Buddhism</w:t>
-      </w:r>
-      <w:r>
-        <w:t>?</w:t>
+        <w:t>. What is Christian response to Buddhism?</w:t>
       </w:r>
     </w:p>
     <w:p>
@@ -1327,16 +1315,7 @@
     </w:p>
     <w:p>
       <w:r>
-        <w:t>6</w:t>
-      </w:r>
-      <w:r>
-        <w:t>:</w:t>
-      </w:r>
-      <w:r>
-        <w:t>21</w:t>
-      </w:r>
-      <w:r>
-        <w:t>/33:27</w:t>
+        <w:t>6:21/33:27</w:t>
       </w:r>
     </w:p>
     <w:p>
@@ -1347,13 +1326,7 @@
     <w:p/>
     <w:p>
       <w:r>
-        <w:t>6:</w:t>
-      </w:r>
-      <w:r>
-        <w:t>40</w:t>
-      </w:r>
-      <w:r>
-        <w:t>/33:27</w:t>
+        <w:t>6:40/33:27</w:t>
       </w:r>
     </w:p>
     <w:p>
@@ -1436,16 +1409,7 @@
     <w:p/>
     <w:p>
       <w:r>
-        <w:t>7</w:t>
-      </w:r>
-      <w:r>
-        <w:t>:</w:t>
-      </w:r>
-      <w:r>
-        <w:t>3</w:t>
-      </w:r>
-      <w:r>
-        <w:t>0/33:27</w:t>
+        <w:t>7:30/33:27</w:t>
       </w:r>
     </w:p>
     <w:p>
@@ -1497,16 +1461,7 @@
     <w:p/>
     <w:p>
       <w:r>
-        <w:t>8</w:t>
-      </w:r>
-      <w:r>
-        <w:t>:</w:t>
-      </w:r>
-      <w:r>
-        <w:t>03</w:t>
-      </w:r>
-      <w:r>
-        <w:t>/33:27</w:t>
+        <w:t>8:03/33:27</w:t>
       </w:r>
     </w:p>
     <w:p>
@@ -1585,16 +1540,7 @@
     <w:p/>
     <w:p>
       <w:r>
-        <w:t>10</w:t>
-      </w:r>
-      <w:r>
-        <w:t>:</w:t>
-      </w:r>
-      <w:r>
-        <w:t>43</w:t>
-      </w:r>
-      <w:r>
-        <w:t>/33:27</w:t>
+        <w:t>10:43/33:27</w:t>
       </w:r>
     </w:p>
     <w:p>
@@ -1602,6 +1548,9 @@
         <w:t xml:space="preserve"> </w:t>
       </w:r>
       <w:r>
+        <w:rPr>
+          <w:noProof/>
+        </w:rPr>
         <w:drawing>
           <wp:inline distT="0" distB="0" distL="0" distR="0" wp14:anchorId="35355E5B" wp14:editId="5B719C01">
             <wp:extent cx="2400635" cy="2353003"/>
@@ -1655,6 +1604,12 @@
         <w:t xml:space="preserve"> (</w:t>
       </w:r>
       <w:r>
+        <w:t>苦諦</w:t>
+      </w:r>
+      <w:r>
+        <w:t xml:space="preserve">, </w:t>
+      </w:r>
+      <w:r>
         <w:rPr>
           <w:rFonts w:ascii="MS Gothic" w:eastAsia="MS Gothic" w:hAnsi="MS Gothic" w:cs="MS Gothic" w:hint="eastAsia"/>
         </w:rPr>
@@ -1673,24 +1628,14 @@
     <w:p/>
     <w:p>
       <w:r>
-        <w:t>1</w:t>
-      </w:r>
-      <w:r>
-        <w:t>2</w:t>
-      </w:r>
-      <w:r>
-        <w:t>:</w:t>
-      </w:r>
-      <w:r>
-        <w:t>29</w:t>
-      </w:r>
-      <w:r>
-        <w:t>/33:27</w:t>
-      </w:r>
-    </w:p>
-    <w:p/>
-    <w:p>
-      <w:r>
+        <w:t>12:29/33:27</w:t>
+      </w:r>
+    </w:p>
+    <w:p>
+      <w:r>
+        <w:rPr>
+          <w:noProof/>
+        </w:rPr>
         <w:drawing>
           <wp:inline distT="0" distB="0" distL="0" distR="0" wp14:anchorId="38EEC4BB" wp14:editId="553D4EDE">
             <wp:extent cx="2314857" cy="3114675"/>
@@ -1738,28 +1683,396 @@
         <w:t>Everyone is but a breath, even those who seem secure.</w:t>
       </w:r>
     </w:p>
+    <w:p>
+      <w:r>
+        <w:t xml:space="preserve">This is life. Just breath. It wont last forever. In Buddhism, </w:t>
+      </w:r>
+      <w:r>
+        <w:t xml:space="preserve">this is true also applies to </w:t>
+      </w:r>
+      <w:r>
+        <w:t>everyone of us</w:t>
+      </w:r>
+      <w:r>
+        <w:t xml:space="preserve">. </w:t>
+      </w:r>
+    </w:p>
+    <w:p>
+      <w:r>
+        <w:t xml:space="preserve"> </w:t>
+      </w:r>
+    </w:p>
+    <w:p/>
+    <w:p>
+      <w:r>
+        <w:t>12:</w:t>
+      </w:r>
+      <w:r>
+        <w:t>5</w:t>
+      </w:r>
+      <w:r>
+        <w:t>9/33:27</w:t>
+      </w:r>
+    </w:p>
+    <w:p>
+      <w:r>
+        <w:drawing>
+          <wp:inline distT="0" distB="0" distL="0" distR="0" wp14:anchorId="0AFF3C08" wp14:editId="2EE7A961">
+            <wp:extent cx="5943600" cy="1155065"/>
+            <wp:effectExtent l="0" t="0" r="0" b="6985"/>
+            <wp:docPr id="1891216886" name="Picture 1"/>
+            <wp:cNvGraphicFramePr>
+              <a:graphicFrameLocks xmlns:a="http://schemas.openxmlformats.org/drawingml/2006/main" noChangeAspect="1"/>
+            </wp:cNvGraphicFramePr>
+            <a:graphic xmlns:a="http://schemas.openxmlformats.org/drawingml/2006/main">
+              <a:graphicData uri="http://schemas.openxmlformats.org/drawingml/2006/picture">
+                <pic:pic xmlns:pic="http://schemas.openxmlformats.org/drawingml/2006/picture">
+                  <pic:nvPicPr>
+                    <pic:cNvPr id="1891216886" name=""/>
+                    <pic:cNvPicPr/>
+                  </pic:nvPicPr>
+                  <pic:blipFill>
+                    <a:blip r:embed="rId28"/>
+                    <a:stretch>
+                      <a:fillRect/>
+                    </a:stretch>
+                  </pic:blipFill>
+                  <pic:spPr>
+                    <a:xfrm>
+                      <a:off x="0" y="0"/>
+                      <a:ext cx="5943600" cy="1155065"/>
+                    </a:xfrm>
+                    <a:prstGeom prst="rect">
+                      <a:avLst/>
+                    </a:prstGeom>
+                  </pic:spPr>
+                </pic:pic>
+              </a:graphicData>
+            </a:graphic>
+          </wp:inline>
+        </w:drawing>
+      </w:r>
+    </w:p>
+    <w:p/>
+    <w:p>
+      <w:r>
+        <w:t xml:space="preserve">There is idea called Anatta </w:t>
+      </w:r>
+      <w:r>
+        <w:t>(</w:t>
+      </w:r>
+      <w:r>
+        <w:t>無我</w:t>
+      </w:r>
+      <w:r>
+        <w:t xml:space="preserve">) </w:t>
+      </w:r>
+      <w:r>
+        <w:t>or no soul or</w:t>
+      </w:r>
+      <w:r>
+        <w:t xml:space="preserve"> not soul.</w:t>
+      </w:r>
+      <w:r>
+        <w:t xml:space="preserve"> The underneath of our body, our thoughts, our feelings</w:t>
+      </w:r>
+      <w:r>
+        <w:t>, o</w:t>
+      </w:r>
+      <w:r>
+        <w:t>ur experiences,</w:t>
+      </w:r>
+      <w:r>
+        <w:t xml:space="preserve"> there isn’t actually us. The concept of us doesn’t exist. </w:t>
+      </w:r>
+      <w:r>
+        <w:t>We don’t have permanent soul. We are just a collection of inputs from one moment to the next.</w:t>
+      </w:r>
+      <w:r>
+        <w:t xml:space="preserve">  </w:t>
+      </w:r>
+    </w:p>
+    <w:p>
+      <w:r>
+        <w:t xml:space="preserve"> </w:t>
+      </w:r>
+    </w:p>
+    <w:p>
+      <w:r>
+        <w:t>1</w:t>
+      </w:r>
+      <w:r>
+        <w:t>3</w:t>
+      </w:r>
+      <w:r>
+        <w:t>:</w:t>
+      </w:r>
+      <w:r>
+        <w:t>11</w:t>
+      </w:r>
+      <w:r>
+        <w:t>/33:27</w:t>
+      </w:r>
+    </w:p>
+    <w:p>
+      <w:r>
+        <w:t xml:space="preserve">The firs </w:t>
+      </w:r>
+      <w:r>
+        <w:t xml:space="preserve">noble </w:t>
+      </w:r>
+      <w:r>
+        <w:t>truth</w:t>
+      </w:r>
+      <w:r>
+        <w:t xml:space="preserve"> </w:t>
+      </w:r>
+      <w:r>
+        <w:t>Dukkha (</w:t>
+      </w:r>
+      <w:r>
+        <w:rPr>
+          <w:rFonts w:ascii="MS Gothic" w:eastAsia="MS Gothic" w:hAnsi="MS Gothic" w:cs="MS Gothic" w:hint="eastAsia"/>
+        </w:rPr>
+        <w:t>苦</w:t>
+      </w:r>
+      <w:r>
+        <w:rPr>
+          <w:rFonts w:ascii="MS Gothic" w:eastAsia="MS Gothic" w:hAnsi="MS Gothic" w:cs="MS Gothic"/>
+        </w:rPr>
+        <w:t>)</w:t>
+      </w:r>
+      <w:r>
+        <w:t xml:space="preserve"> tries to answer </w:t>
+      </w:r>
+      <w:r>
+        <w:t xml:space="preserve">about the reality is </w:t>
+      </w:r>
+      <w:r>
+        <w:t>the life is Dukka</w:t>
+      </w:r>
+      <w:r>
+        <w:t xml:space="preserve">. Nothing is permanent, everything is changing. Therefore, life </w:t>
+      </w:r>
+      <w:r>
+        <w:t>suffer</w:t>
+      </w:r>
+      <w:r>
+        <w:t>s</w:t>
+      </w:r>
+      <w:r>
+        <w:t>.</w:t>
+      </w:r>
+    </w:p>
+    <w:p>
+      <w:r>
+        <w:lastRenderedPageBreak/>
+        <w:drawing>
+          <wp:inline distT="0" distB="0" distL="0" distR="0" wp14:anchorId="730E0671" wp14:editId="6FC9817C">
+            <wp:extent cx="1781175" cy="1730076"/>
+            <wp:effectExtent l="0" t="0" r="0" b="3810"/>
+            <wp:docPr id="1580191629" name="Picture 1"/>
+            <wp:cNvGraphicFramePr>
+              <a:graphicFrameLocks xmlns:a="http://schemas.openxmlformats.org/drawingml/2006/main" noChangeAspect="1"/>
+            </wp:cNvGraphicFramePr>
+            <a:graphic xmlns:a="http://schemas.openxmlformats.org/drawingml/2006/main">
+              <a:graphicData uri="http://schemas.openxmlformats.org/drawingml/2006/picture">
+                <pic:pic xmlns:pic="http://schemas.openxmlformats.org/drawingml/2006/picture">
+                  <pic:nvPicPr>
+                    <pic:cNvPr id="1580191629" name=""/>
+                    <pic:cNvPicPr/>
+                  </pic:nvPicPr>
+                  <pic:blipFill>
+                    <a:blip r:embed="rId29"/>
+                    <a:stretch>
+                      <a:fillRect/>
+                    </a:stretch>
+                  </pic:blipFill>
+                  <pic:spPr>
+                    <a:xfrm>
+                      <a:off x="0" y="0"/>
+                      <a:ext cx="1782738" cy="1731594"/>
+                    </a:xfrm>
+                    <a:prstGeom prst="rect">
+                      <a:avLst/>
+                    </a:prstGeom>
+                  </pic:spPr>
+                </pic:pic>
+              </a:graphicData>
+            </a:graphic>
+          </wp:inline>
+        </w:drawing>
+      </w:r>
+    </w:p>
+    <w:p/>
+    <w:p>
+      <w:r>
+        <w:t>13:</w:t>
+      </w:r>
+      <w:r>
+        <w:t>22</w:t>
+      </w:r>
+      <w:r>
+        <w:t>/33:27</w:t>
+      </w:r>
+    </w:p>
+    <w:p>
+      <w:r>
+        <w:drawing>
+          <wp:inline distT="0" distB="0" distL="0" distR="0" wp14:anchorId="2050BE1F" wp14:editId="74ADEEBC">
+            <wp:extent cx="2081481" cy="2171700"/>
+            <wp:effectExtent l="0" t="0" r="0" b="0"/>
+            <wp:docPr id="887605448" name="Picture 1"/>
+            <wp:cNvGraphicFramePr>
+              <a:graphicFrameLocks xmlns:a="http://schemas.openxmlformats.org/drawingml/2006/main" noChangeAspect="1"/>
+            </wp:cNvGraphicFramePr>
+            <a:graphic xmlns:a="http://schemas.openxmlformats.org/drawingml/2006/main">
+              <a:graphicData uri="http://schemas.openxmlformats.org/drawingml/2006/picture">
+                <pic:pic xmlns:pic="http://schemas.openxmlformats.org/drawingml/2006/picture">
+                  <pic:nvPicPr>
+                    <pic:cNvPr id="887605448" name=""/>
+                    <pic:cNvPicPr/>
+                  </pic:nvPicPr>
+                  <pic:blipFill>
+                    <a:blip r:embed="rId30"/>
+                    <a:stretch>
+                      <a:fillRect/>
+                    </a:stretch>
+                  </pic:blipFill>
+                  <pic:spPr>
+                    <a:xfrm>
+                      <a:off x="0" y="0"/>
+                      <a:ext cx="2083961" cy="2174287"/>
+                    </a:xfrm>
+                    <a:prstGeom prst="rect">
+                      <a:avLst/>
+                    </a:prstGeom>
+                  </pic:spPr>
+                </pic:pic>
+              </a:graphicData>
+            </a:graphic>
+          </wp:inline>
+        </w:drawing>
+      </w:r>
+    </w:p>
+    <w:p>
+      <w:r>
+        <w:t>Now, the second noble truth is Craving.</w:t>
+      </w:r>
+      <w:r>
+        <w:t xml:space="preserve"> </w:t>
+      </w:r>
+      <w:r>
+        <w:t xml:space="preserve">We move to why. </w:t>
+      </w:r>
+      <w:r>
+        <w:t>Why</w:t>
+      </w:r>
+      <w:r>
+        <w:t xml:space="preserve"> is</w:t>
+      </w:r>
+      <w:r>
+        <w:t xml:space="preserve"> life </w:t>
+      </w:r>
+      <w:r>
+        <w:t>going</w:t>
+      </w:r>
+      <w:r>
+        <w:t xml:space="preserve"> that way? The Buddhism answers that is our Craving </w:t>
+      </w:r>
+      <w:r>
+        <w:t>(</w:t>
+      </w:r>
+      <w:r>
+        <w:t>集諦</w:t>
+      </w:r>
+      <w:r>
+        <w:t xml:space="preserve">. </w:t>
+      </w:r>
+      <w:r>
+        <w:rPr>
+          <w:b/>
+          <w:bCs/>
+        </w:rPr>
+        <w:t>集</w:t>
+      </w:r>
+      <w:r>
+        <w:rPr>
+          <w:b/>
+          <w:bCs/>
+        </w:rPr>
+        <w:t>,</w:t>
+      </w:r>
+      <w:r>
+        <w:rPr>
+          <w:b/>
+          <w:bCs/>
+        </w:rPr>
+        <w:t xml:space="preserve"> or </w:t>
+      </w:r>
+      <w:r>
+        <w:rPr>
+          <w:b/>
+          <w:bCs/>
+        </w:rPr>
+        <w:t>愛渴</w:t>
+      </w:r>
+      <w:r>
+        <w:t>)</w:t>
+      </w:r>
+      <w:r>
+        <w:t xml:space="preserve">. The craving </w:t>
+      </w:r>
+      <w:r>
+        <w:t xml:space="preserve">and </w:t>
+      </w:r>
+      <w:r>
+        <w:t xml:space="preserve">attachments lead to life being in the constant state of </w:t>
+      </w:r>
+      <w:r>
+        <w:t>motion</w:t>
+      </w:r>
+      <w:r>
+        <w:t>.</w:t>
+      </w:r>
+      <w:r>
+        <w:t xml:space="preserve"> </w:t>
+      </w:r>
+      <w:r>
+        <w:t>We have</w:t>
+      </w:r>
+      <w:r>
+        <w:t xml:space="preserve"> desire to </w:t>
+      </w:r>
+      <w:r>
+        <w:t>own</w:t>
+      </w:r>
+      <w:r>
+        <w:t xml:space="preserve"> that</w:t>
+      </w:r>
+      <w:r>
+        <w:t xml:space="preserve"> we don’t actually have.</w:t>
+      </w:r>
+      <w:r>
+        <w:t xml:space="preserve"> We have cravings which are temporary.</w:t>
+      </w:r>
+      <w:r>
+        <w:t xml:space="preserve"> </w:t>
+      </w:r>
+    </w:p>
+    <w:p/>
+    <w:p>
+      <w:r>
+        <w:t>************</w:t>
+      </w:r>
+    </w:p>
+    <w:p>
+      <w:r>
+        <w:t>************</w:t>
+      </w:r>
+    </w:p>
     <w:p/>
     <w:p/>
-    <w:p/>
-    <w:p/>
-    <w:p>
-      <w:r>
-        <w:t xml:space="preserve"> </w:t>
-      </w:r>
-    </w:p>
-    <w:p/>
-    <w:p>
-      <w:r>
-        <w:t>************</w:t>
-      </w:r>
-    </w:p>
-    <w:p>
-      <w:r>
-        <w:t>************</w:t>
-      </w:r>
-    </w:p>
-    <w:p/>
-    <w:p/>
     <w:p>
       <w:r>
         <w:t>07</w:t>
@@ -1784,7 +2097,7 @@
       </w:r>
     </w:p>
     <w:p>
-      <w:hyperlink r:id="rId28" w:history="1">
+      <w:hyperlink r:id="rId31" w:history="1">
         <w:r>
           <w:rPr>
             <w:rStyle w:val="Hyperlink"/>
@@ -1794,7 +2107,7 @@
       </w:hyperlink>
     </w:p>
     <w:p>
-      <w:hyperlink r:id="rId29" w:history="1">
+      <w:hyperlink r:id="rId32" w:history="1">
         <w:r>
           <w:rPr>
             <w:rStyle w:val="Hyperlink"/>
@@ -1839,7 +2152,7 @@
     <w:p/>
     <w:p/>
     <w:sectPr>
-      <w:footerReference w:type="default" r:id="rId30"/>
+      <w:footerReference w:type="default" r:id="rId33"/>
       <w:pgSz w:w="12240" w:h="15840"/>
       <w:pgMar w:top="1440" w:right="1440" w:bottom="1530" w:left="1440" w:header="0" w:footer="720" w:gutter="0"/>
       <w:cols w:space="720"/>

--- a/Church/2026/2026_0718_MenloChurch.docx
+++ b/Church/2026/2026_0718_MenloChurch.docx
@@ -3,95 +3,104 @@
 <w:document xmlns:wpc="http://schemas.microsoft.com/office/word/2010/wordprocessingCanvas" xmlns:cx="http://schemas.microsoft.com/office/drawing/2014/chartex" xmlns:cx1="http://schemas.microsoft.com/office/drawing/2015/9/8/chartex" xmlns:cx2="http://schemas.microsoft.com/office/drawing/2015/10/21/chartex" xmlns:cx3="http://schemas.microsoft.com/office/drawing/2016/5/9/chartex" xmlns:cx4="http://schemas.microsoft.com/office/drawing/2016/5/10/chartex" xmlns:cx5="http://schemas.microsoft.com/office/drawing/2016/5/11/chartex" xmlns:cx6="http://schemas.microsoft.com/office/drawing/2016/5/12/chartex" xmlns:cx7="http://schemas.microsoft.com/office/drawing/2016/5/13/chartex" xmlns:cx8="http://schemas.microsoft.com/office/drawing/2016/5/14/chartex" xmlns:mc="http://schemas.openxmlformats.org/markup-compatibility/2006" xmlns:aink="http://schemas.microsoft.com/office/drawing/2016/ink" xmlns:am3d="http://schemas.microsoft.com/office/drawing/2017/model3d" xmlns:o="urn:schemas-microsoft-com:office:office" xmlns:oel="http://schemas.microsoft.com/office/2019/extlst" xmlns:r="http://schemas.openxmlformats.org/officeDocument/2006/relationships" xmlns:m="http://schemas.openxmlformats.org/officeDocument/2006/math" xmlns:v="urn:schemas-microsoft-com:vml" xmlns:wp14="http://schemas.microsoft.com/office/word/2010/wordprocessingDrawing" xmlns:wp="http://schemas.openxmlformats.org/drawingml/2006/wordprocessingDrawing" xmlns:w10="urn:schemas-microsoft-com:office:word" xmlns:w="http://schemas.openxmlformats.org/wordprocessingml/2006/main" xmlns:w14="http://schemas.microsoft.com/office/word/2010/wordml" xmlns:w15="http://schemas.microsoft.com/office/word/2012/wordml" xmlns:w16cex="http://schemas.microsoft.com/office/word/2018/wordml/cex" xmlns:w16cid="http://schemas.microsoft.com/office/word/2016/wordml/cid" xmlns:w16="http://schemas.microsoft.com/office/word/2018/wordml" xmlns:w16du="http://schemas.microsoft.com/office/word/2023/wordml/word16du" xmlns:w16sdtdh="http://schemas.microsoft.com/office/word/2020/wordml/sdtdatahash" xmlns:w16sdtfl="http://schemas.microsoft.com/office/word/2024/wordml/sdtformatlock" xmlns:w16se="http://schemas.microsoft.com/office/word/2015/wordml/symex" xmlns:wpg="http://schemas.microsoft.com/office/word/2010/wordprocessingGroup" xmlns:wpi="http://schemas.microsoft.com/office/word/2010/wordprocessingInk" xmlns:wne="http://schemas.microsoft.com/office/word/2006/wordml" xmlns:wps="http://schemas.microsoft.com/office/word/2010/wordprocessingShape" mc:Ignorable="w14 w15 w16se w16cid w16 w16cex w16sdtdh w16sdtfl w16du wp14">
   <w:body>
     <w:p>
-      <w:r>
-        <w:t>07</w:t>
-      </w:r>
-      <w:r>
-        <w:t>/</w:t>
-      </w:r>
-      <w:r>
-        <w:t>18/</w:t>
-      </w:r>
-      <w:r>
-        <w:t>202</w:t>
-      </w:r>
-      <w:r>
-        <w:t>6</w:t>
-      </w:r>
-      <w:r>
-        <w:t xml:space="preserve">, </w:t>
-      </w:r>
-      <w:r>
-        <w:t>Menlo Church Worship (Summary of last week, 07/12/2026)</w:t>
-      </w:r>
-    </w:p>
-    <w:p>
+      <w:pPr>
+        <w:rPr>
+          <w:rFonts w:cstheme="minorHAnsi"/>
+        </w:rPr>
+      </w:pPr>
+      <w:r>
+        <w:rPr>
+          <w:rFonts w:cstheme="minorHAnsi"/>
+        </w:rPr>
+        <w:t>07/18/2026, Menlo Church Worship (Summary of last week, 07/12/2026)</w:t>
+      </w:r>
+    </w:p>
+    <w:p>
+      <w:pPr>
+        <w:rPr>
+          <w:rFonts w:cstheme="minorHAnsi"/>
+        </w:rPr>
+      </w:pPr>
       <w:hyperlink r:id="rId8" w:history="1">
         <w:r>
           <w:rPr>
             <w:rStyle w:val="Hyperlink"/>
+            <w:rFonts w:cstheme="minorHAnsi"/>
           </w:rPr>
           <w:t>https://youtu.be/ihCJVAMdc5c?si=-VLPqyBGhqf-pUwq</w:t>
         </w:r>
       </w:hyperlink>
     </w:p>
     <w:p>
+      <w:pPr>
+        <w:rPr>
+          <w:rFonts w:cstheme="minorHAnsi"/>
+        </w:rPr>
+      </w:pPr>
       <w:hyperlink r:id="rId9" w:history="1">
         <w:r>
           <w:rPr>
             <w:rStyle w:val="Hyperlink"/>
+            <w:rFonts w:cstheme="minorHAnsi"/>
           </w:rPr>
           <w:t>https://github.com/peterhchen/1000_Family/tree/main/Church/2026</w:t>
         </w:r>
       </w:hyperlink>
     </w:p>
     <w:p>
-      <w:r>
-        <w:t>The Cycle of Self-Liberation (Buddhism)</w:t>
-      </w:r>
-      <w:r>
-        <w:t xml:space="preserve"> | Let's Be Honest</w:t>
-      </w:r>
-      <w:r>
-        <w:t>|</w:t>
-      </w:r>
-      <w:r>
-        <w:t xml:space="preserve"> </w:t>
-      </w:r>
-      <w:r>
-        <w:t xml:space="preserve">Menlo Church </w:t>
-      </w:r>
-      <w:r>
-        <w:t>Phil</w:t>
-      </w:r>
-      <w:r>
-        <w:t xml:space="preserve"> </w:t>
-      </w:r>
-      <w:r>
-        <w:t>EuBank</w:t>
-      </w:r>
-      <w:r>
-        <w:t>, Lead Pastor</w:t>
-      </w:r>
-      <w:r>
-        <w:t xml:space="preserve"> </w:t>
-      </w:r>
-    </w:p>
-    <w:p/>
-    <w:p>
-      <w:r>
+      <w:pPr>
+        <w:rPr>
+          <w:rFonts w:cstheme="minorHAnsi"/>
+        </w:rPr>
+      </w:pPr>
+      <w:r>
+        <w:rPr>
+          <w:rFonts w:cstheme="minorHAnsi"/>
+        </w:rPr>
+        <w:t xml:space="preserve">The Cycle of Self-Liberation (Buddhism) | Let's Be Honest| Menlo Church Phil EuBank, Lead Pastor </w:t>
+      </w:r>
+    </w:p>
+    <w:p>
+      <w:pPr>
+        <w:rPr>
+          <w:rFonts w:cstheme="minorHAnsi"/>
+        </w:rPr>
+      </w:pPr>
+    </w:p>
+    <w:p>
+      <w:pPr>
+        <w:rPr>
+          <w:rFonts w:cstheme="minorHAnsi"/>
+        </w:rPr>
+      </w:pPr>
+      <w:r>
+        <w:rPr>
+          <w:rFonts w:cstheme="minorHAnsi"/>
+        </w:rPr>
         <w:t>0:00</w:t>
       </w:r>
       <w:r>
+        <w:rPr>
+          <w:rFonts w:cstheme="minorHAnsi"/>
+        </w:rPr>
         <w:t>/</w:t>
       </w:r>
       <w:r>
+        <w:rPr>
+          <w:rFonts w:cstheme="minorHAnsi"/>
+        </w:rPr>
         <w:t>33:27</w:t>
       </w:r>
     </w:p>
     <w:p>
-      <w:r>
-        <w:rPr>
+      <w:pPr>
+        <w:rPr>
+          <w:rFonts w:cstheme="minorHAnsi"/>
+        </w:rPr>
+      </w:pPr>
+      <w:r>
+        <w:rPr>
+          <w:rFonts w:cstheme="minorHAnsi"/>
           <w:noProof/>
         </w:rPr>
         <w:drawing>
@@ -132,36 +141,84 @@
       </w:r>
     </w:p>
     <w:p>
-      <w:r>
+      <w:pPr>
+        <w:rPr>
+          <w:rFonts w:cstheme="minorHAnsi"/>
+        </w:rPr>
+      </w:pPr>
+      <w:r>
+        <w:rPr>
+          <w:rFonts w:cstheme="minorHAnsi"/>
+        </w:rPr>
         <w:t>Allison</w:t>
       </w:r>
       <w:r>
+        <w:rPr>
+          <w:rFonts w:cstheme="minorHAnsi"/>
+        </w:rPr>
         <w:t xml:space="preserve"> Joy </w:t>
       </w:r>
       <w:r>
+        <w:rPr>
+          <w:rFonts w:cstheme="minorHAnsi"/>
+        </w:rPr>
         <w:t xml:space="preserve"> Li</w:t>
       </w:r>
     </w:p>
-    <w:p/>
-    <w:p>
-      <w:r>
+    <w:p>
+      <w:pPr>
+        <w:rPr>
+          <w:rFonts w:cstheme="minorHAnsi"/>
+        </w:rPr>
+      </w:pPr>
+    </w:p>
+    <w:p>
+      <w:pPr>
+        <w:rPr>
+          <w:rFonts w:cstheme="minorHAnsi"/>
+        </w:rPr>
+      </w:pPr>
+      <w:r>
+        <w:rPr>
+          <w:rFonts w:cstheme="minorHAnsi"/>
+        </w:rPr>
         <w:t>Introduction:</w:t>
       </w:r>
     </w:p>
     <w:p>
-      <w:r>
+      <w:pPr>
+        <w:rPr>
+          <w:rFonts w:cstheme="minorHAnsi"/>
+        </w:rPr>
+      </w:pPr>
+      <w:r>
+        <w:rPr>
+          <w:rFonts w:cstheme="minorHAnsi"/>
+        </w:rPr>
         <w:t>0:00</w:t>
       </w:r>
       <w:r>
+        <w:rPr>
+          <w:rFonts w:cstheme="minorHAnsi"/>
+        </w:rPr>
         <w:t>/</w:t>
       </w:r>
       <w:r>
+        <w:rPr>
+          <w:rFonts w:cstheme="minorHAnsi"/>
+        </w:rPr>
         <w:t>33:27</w:t>
       </w:r>
     </w:p>
     <w:p>
-      <w:r>
-        <w:rPr>
+      <w:pPr>
+        <w:rPr>
+          <w:rFonts w:cstheme="minorHAnsi"/>
+        </w:rPr>
+      </w:pPr>
+      <w:r>
+        <w:rPr>
+          <w:rFonts w:cstheme="minorHAnsi"/>
           <w:noProof/>
         </w:rPr>
         <w:drawing>
@@ -201,10 +258,14 @@
         </w:drawing>
       </w:r>
       <w:r>
+        <w:rPr>
+          <w:rFonts w:cstheme="minorHAnsi"/>
+        </w:rPr>
         <w:t xml:space="preserve"> </w:t>
       </w:r>
       <w:r>
         <w:rPr>
+          <w:rFonts w:cstheme="minorHAnsi"/>
           <w:noProof/>
         </w:rPr>
         <w:drawing>
@@ -245,19 +306,47 @@
       </w:r>
     </w:p>
     <w:p>
-      <w:r>
+      <w:pPr>
+        <w:rPr>
+          <w:rFonts w:cstheme="minorHAnsi"/>
+        </w:rPr>
+      </w:pPr>
+      <w:r>
+        <w:rPr>
+          <w:rFonts w:cstheme="minorHAnsi"/>
+        </w:rPr>
         <w:t>Mark Swarner, Campus Pastor</w:t>
       </w:r>
     </w:p>
-    <w:p/>
-    <w:p>
-      <w:r>
+    <w:p>
+      <w:pPr>
+        <w:rPr>
+          <w:rFonts w:cstheme="minorHAnsi"/>
+        </w:rPr>
+      </w:pPr>
+    </w:p>
+    <w:p>
+      <w:pPr>
+        <w:rPr>
+          <w:rFonts w:cstheme="minorHAnsi"/>
+        </w:rPr>
+      </w:pPr>
+      <w:r>
+        <w:rPr>
+          <w:rFonts w:cstheme="minorHAnsi"/>
+        </w:rPr>
         <w:t>0:01/33:27</w:t>
       </w:r>
     </w:p>
     <w:p>
-      <w:r>
-        <w:rPr>
+      <w:pPr>
+        <w:rPr>
+          <w:rFonts w:cstheme="minorHAnsi"/>
+        </w:rPr>
+      </w:pPr>
+      <w:r>
+        <w:rPr>
+          <w:rFonts w:cstheme="minorHAnsi"/>
           <w:noProof/>
         </w:rPr>
         <w:drawing>
@@ -297,13 +386,14 @@
         </w:drawing>
       </w:r>
       <w:r>
-        <w:t xml:space="preserve"> </w:t>
-      </w:r>
-      <w:r>
-        <w:t xml:space="preserve"> </w:t>
-      </w:r>
-      <w:r>
-        <w:rPr>
+        <w:rPr>
+          <w:rFonts w:cstheme="minorHAnsi"/>
+        </w:rPr>
+        <w:t xml:space="preserve">  </w:t>
+      </w:r>
+      <w:r>
+        <w:rPr>
+          <w:rFonts w:cstheme="minorHAnsi"/>
           <w:noProof/>
         </w:rPr>
         <w:drawing>
@@ -344,20 +434,54 @@
       </w:r>
     </w:p>
     <w:p>
-      <w:r>
+      <w:pPr>
+        <w:rPr>
+          <w:rFonts w:cstheme="minorHAnsi"/>
+        </w:rPr>
+      </w:pPr>
+      <w:r>
+        <w:rPr>
+          <w:rFonts w:cstheme="minorHAnsi"/>
+        </w:rPr>
         <w:t>Phil EuBank, Lead Pastor</w:t>
       </w:r>
     </w:p>
-    <w:p/>
-    <w:p/>
-    <w:p>
-      <w:r>
+    <w:p>
+      <w:pPr>
+        <w:rPr>
+          <w:rFonts w:cstheme="minorHAnsi"/>
+        </w:rPr>
+      </w:pPr>
+    </w:p>
+    <w:p>
+      <w:pPr>
+        <w:rPr>
+          <w:rFonts w:cstheme="minorHAnsi"/>
+        </w:rPr>
+      </w:pPr>
+    </w:p>
+    <w:p>
+      <w:pPr>
+        <w:rPr>
+          <w:rFonts w:cstheme="minorHAnsi"/>
+        </w:rPr>
+      </w:pPr>
+      <w:r>
+        <w:rPr>
+          <w:rFonts w:cstheme="minorHAnsi"/>
+        </w:rPr>
         <w:t>0:21/33:27</w:t>
       </w:r>
     </w:p>
     <w:p>
-      <w:r>
-        <w:rPr>
+      <w:pPr>
+        <w:rPr>
+          <w:rFonts w:cstheme="minorHAnsi"/>
+        </w:rPr>
+      </w:pPr>
+      <w:r>
+        <w:rPr>
+          <w:rFonts w:cstheme="minorHAnsi"/>
           <w:noProof/>
         </w:rPr>
         <w:drawing>
@@ -398,19 +522,47 @@
       </w:r>
     </w:p>
     <w:p>
-      <w:r>
+      <w:pPr>
+        <w:rPr>
+          <w:rFonts w:cstheme="minorHAnsi"/>
+        </w:rPr>
+      </w:pPr>
+      <w:r>
+        <w:rPr>
+          <w:rFonts w:cstheme="minorHAnsi"/>
+        </w:rPr>
         <w:t>Was Jesus a Prophet or the Son of God?</w:t>
       </w:r>
     </w:p>
-    <w:p/>
-    <w:p>
-      <w:r>
+    <w:p>
+      <w:pPr>
+        <w:rPr>
+          <w:rFonts w:cstheme="minorHAnsi"/>
+        </w:rPr>
+      </w:pPr>
+    </w:p>
+    <w:p>
+      <w:pPr>
+        <w:rPr>
+          <w:rFonts w:cstheme="minorHAnsi"/>
+        </w:rPr>
+      </w:pPr>
+      <w:r>
+        <w:rPr>
+          <w:rFonts w:cstheme="minorHAnsi"/>
+        </w:rPr>
         <w:t>0:25/33:27</w:t>
       </w:r>
     </w:p>
     <w:p>
-      <w:r>
-        <w:rPr>
+      <w:pPr>
+        <w:rPr>
+          <w:rFonts w:cstheme="minorHAnsi"/>
+        </w:rPr>
+      </w:pPr>
+      <w:r>
+        <w:rPr>
+          <w:rFonts w:cstheme="minorHAnsi"/>
           <w:noProof/>
         </w:rPr>
         <w:lastRenderedPageBreak/>
@@ -452,19 +604,47 @@
       </w:r>
     </w:p>
     <w:p>
-      <w:r>
+      <w:pPr>
+        <w:rPr>
+          <w:rFonts w:cstheme="minorHAnsi"/>
+        </w:rPr>
+      </w:pPr>
+      <w:r>
+        <w:rPr>
+          <w:rFonts w:cstheme="minorHAnsi"/>
+        </w:rPr>
         <w:t>Was Jesus the promised Messiah or are we still waiting?</w:t>
       </w:r>
     </w:p>
-    <w:p/>
-    <w:p>
-      <w:r>
+    <w:p>
+      <w:pPr>
+        <w:rPr>
+          <w:rFonts w:cstheme="minorHAnsi"/>
+        </w:rPr>
+      </w:pPr>
+    </w:p>
+    <w:p>
+      <w:pPr>
+        <w:rPr>
+          <w:rFonts w:cstheme="minorHAnsi"/>
+        </w:rPr>
+      </w:pPr>
+      <w:r>
+        <w:rPr>
+          <w:rFonts w:cstheme="minorHAnsi"/>
+        </w:rPr>
         <w:t>0:28/33:27</w:t>
       </w:r>
     </w:p>
     <w:p>
-      <w:r>
-        <w:rPr>
+      <w:pPr>
+        <w:rPr>
+          <w:rFonts w:cstheme="minorHAnsi"/>
+        </w:rPr>
+      </w:pPr>
+      <w:r>
+        <w:rPr>
+          <w:rFonts w:cstheme="minorHAnsi"/>
           <w:noProof/>
         </w:rPr>
         <w:drawing>
@@ -505,28 +685,65 @@
       </w:r>
     </w:p>
     <w:p>
-      <w:r>
+      <w:pPr>
+        <w:rPr>
+          <w:rFonts w:cstheme="minorHAnsi"/>
+        </w:rPr>
+      </w:pPr>
+      <w:r>
+        <w:rPr>
+          <w:rFonts w:cstheme="minorHAnsi"/>
+        </w:rPr>
         <w:t>Is Suffering solved by grace or by detachment</w:t>
       </w:r>
       <w:r>
+        <w:rPr>
+          <w:rFonts w:cstheme="minorHAnsi"/>
+        </w:rPr>
         <w:t xml:space="preserve"> and Enlight</w:t>
       </w:r>
       <w:r>
+        <w:rPr>
+          <w:rFonts w:cstheme="minorHAnsi"/>
+        </w:rPr>
         <w:t>en</w:t>
       </w:r>
       <w:r>
+        <w:rPr>
+          <w:rFonts w:cstheme="minorHAnsi"/>
+        </w:rPr>
         <w:t>ment?</w:t>
       </w:r>
     </w:p>
-    <w:p/>
-    <w:p>
-      <w:r>
+    <w:p>
+      <w:pPr>
+        <w:rPr>
+          <w:rFonts w:cstheme="minorHAnsi"/>
+        </w:rPr>
+      </w:pPr>
+    </w:p>
+    <w:p>
+      <w:pPr>
+        <w:rPr>
+          <w:rFonts w:cstheme="minorHAnsi"/>
+        </w:rPr>
+      </w:pPr>
+      <w:r>
+        <w:rPr>
+          <w:rFonts w:cstheme="minorHAnsi"/>
+        </w:rPr>
         <w:t>0:35/33:27</w:t>
       </w:r>
     </w:p>
     <w:p>
-      <w:r>
-        <w:rPr>
+      <w:pPr>
+        <w:rPr>
+          <w:rFonts w:cstheme="minorHAnsi"/>
+        </w:rPr>
+      </w:pPr>
+      <w:r>
+        <w:rPr>
+          <w:rFonts w:cstheme="minorHAnsi"/>
           <w:noProof/>
         </w:rPr>
         <w:drawing>
@@ -567,19 +784,47 @@
       </w:r>
     </w:p>
     <w:p>
-      <w:r>
+      <w:pPr>
+        <w:rPr>
+          <w:rFonts w:cstheme="minorHAnsi"/>
+        </w:rPr>
+      </w:pPr>
+      <w:r>
+        <w:rPr>
+          <w:rFonts w:cstheme="minorHAnsi"/>
+        </w:rPr>
         <w:t>Is God Eternally one being or one among many exalted beings?</w:t>
       </w:r>
     </w:p>
-    <w:p/>
-    <w:p>
-      <w:r>
+    <w:p>
+      <w:pPr>
+        <w:rPr>
+          <w:rFonts w:cstheme="minorHAnsi"/>
+        </w:rPr>
+      </w:pPr>
+    </w:p>
+    <w:p>
+      <w:pPr>
+        <w:rPr>
+          <w:rFonts w:cstheme="minorHAnsi"/>
+        </w:rPr>
+      </w:pPr>
+      <w:r>
+        <w:rPr>
+          <w:rFonts w:cstheme="minorHAnsi"/>
+        </w:rPr>
         <w:t>0:43/33:27</w:t>
       </w:r>
     </w:p>
     <w:p>
-      <w:r>
-        <w:rPr>
+      <w:pPr>
+        <w:rPr>
+          <w:rFonts w:cstheme="minorHAnsi"/>
+        </w:rPr>
+      </w:pPr>
+      <w:r>
+        <w:rPr>
+          <w:rFonts w:cstheme="minorHAnsi"/>
           <w:noProof/>
         </w:rPr>
         <w:drawing>
@@ -620,19 +865,47 @@
       </w:r>
     </w:p>
     <w:p>
-      <w:r>
+      <w:pPr>
+        <w:rPr>
+          <w:rFonts w:cstheme="minorHAnsi"/>
+        </w:rPr>
+      </w:pPr>
+      <w:r>
+        <w:rPr>
+          <w:rFonts w:cstheme="minorHAnsi"/>
+        </w:rPr>
         <w:t>Do we go directly to God or Through the intercession of Sanit?</w:t>
       </w:r>
     </w:p>
-    <w:p/>
-    <w:p>
-      <w:r>
+    <w:p>
+      <w:pPr>
+        <w:rPr>
+          <w:rFonts w:cstheme="minorHAnsi"/>
+        </w:rPr>
+      </w:pPr>
+    </w:p>
+    <w:p>
+      <w:pPr>
+        <w:rPr>
+          <w:rFonts w:cstheme="minorHAnsi"/>
+        </w:rPr>
+      </w:pPr>
+      <w:r>
+        <w:rPr>
+          <w:rFonts w:cstheme="minorHAnsi"/>
+        </w:rPr>
         <w:t>0:48/33:27</w:t>
       </w:r>
     </w:p>
     <w:p>
-      <w:r>
-        <w:rPr>
+      <w:pPr>
+        <w:rPr>
+          <w:rFonts w:cstheme="minorHAnsi"/>
+        </w:rPr>
+      </w:pPr>
+      <w:r>
+        <w:rPr>
+          <w:rFonts w:cstheme="minorHAnsi"/>
           <w:noProof/>
         </w:rPr>
         <w:drawing>
@@ -673,20 +946,54 @@
       </w:r>
     </w:p>
     <w:p>
-      <w:r>
+      <w:pPr>
+        <w:rPr>
+          <w:rFonts w:cstheme="minorHAnsi"/>
+        </w:rPr>
+      </w:pPr>
+      <w:r>
+        <w:rPr>
+          <w:rFonts w:cstheme="minorHAnsi"/>
+        </w:rPr>
         <w:t>Is Jesus the only way or one of many perspectives?</w:t>
       </w:r>
     </w:p>
-    <w:p/>
-    <w:p>
-      <w:r>
+    <w:p>
+      <w:pPr>
+        <w:rPr>
+          <w:rFonts w:cstheme="minorHAnsi"/>
+        </w:rPr>
+      </w:pPr>
+    </w:p>
+    <w:p>
+      <w:pPr>
+        <w:rPr>
+          <w:rFonts w:cstheme="minorHAnsi"/>
+        </w:rPr>
+      </w:pPr>
+      <w:r>
+        <w:rPr>
+          <w:rFonts w:cstheme="minorHAnsi"/>
+        </w:rPr>
         <w:t>0:50/33:27</w:t>
       </w:r>
     </w:p>
-    <w:p/>
-    <w:p>
-      <w:r>
-        <w:rPr>
+    <w:p>
+      <w:pPr>
+        <w:rPr>
+          <w:rFonts w:cstheme="minorHAnsi"/>
+        </w:rPr>
+      </w:pPr>
+    </w:p>
+    <w:p>
+      <w:pPr>
+        <w:rPr>
+          <w:rFonts w:cstheme="minorHAnsi"/>
+        </w:rPr>
+      </w:pPr>
+      <w:r>
+        <w:rPr>
+          <w:rFonts w:cstheme="minorHAnsi"/>
           <w:noProof/>
         </w:rPr>
         <w:lastRenderedPageBreak/>
@@ -727,22 +1034,69 @@
         </w:drawing>
       </w:r>
     </w:p>
-    <w:p/>
-    <w:p/>
-    <w:p/>
-    <w:p/>
-    <w:p>
-      <w:r>
+    <w:p>
+      <w:pPr>
+        <w:rPr>
+          <w:rFonts w:cstheme="minorHAnsi"/>
+        </w:rPr>
+      </w:pPr>
+    </w:p>
+    <w:p>
+      <w:pPr>
+        <w:rPr>
+          <w:rFonts w:cstheme="minorHAnsi"/>
+        </w:rPr>
+      </w:pPr>
+    </w:p>
+    <w:p>
+      <w:pPr>
+        <w:rPr>
+          <w:rFonts w:cstheme="minorHAnsi"/>
+        </w:rPr>
+      </w:pPr>
+    </w:p>
+    <w:p>
+      <w:pPr>
+        <w:rPr>
+          <w:rFonts w:cstheme="minorHAnsi"/>
+        </w:rPr>
+      </w:pPr>
+    </w:p>
+    <w:p>
+      <w:pPr>
+        <w:rPr>
+          <w:rFonts w:cstheme="minorHAnsi"/>
+        </w:rPr>
+      </w:pPr>
+      <w:r>
+        <w:rPr>
+          <w:rFonts w:cstheme="minorHAnsi"/>
+        </w:rPr>
         <w:t>0:51/</w:t>
       </w:r>
       <w:r>
+        <w:rPr>
+          <w:rFonts w:cstheme="minorHAnsi"/>
+        </w:rPr>
         <w:t>33:27</w:t>
       </w:r>
     </w:p>
-    <w:p/>
-    <w:p>
-      <w:r>
-        <w:rPr>
+    <w:p>
+      <w:pPr>
+        <w:rPr>
+          <w:rFonts w:cstheme="minorHAnsi"/>
+        </w:rPr>
+      </w:pPr>
+    </w:p>
+    <w:p>
+      <w:pPr>
+        <w:rPr>
+          <w:rFonts w:cstheme="minorHAnsi"/>
+        </w:rPr>
+      </w:pPr>
+      <w:r>
+        <w:rPr>
+          <w:rFonts w:cstheme="minorHAnsi"/>
           <w:noProof/>
         </w:rPr>
         <w:drawing>
@@ -782,10 +1136,14 @@
         </w:drawing>
       </w:r>
       <w:r>
+        <w:rPr>
+          <w:rFonts w:cstheme="minorHAnsi"/>
+        </w:rPr>
         <w:t xml:space="preserve">   </w:t>
       </w:r>
       <w:r>
         <w:rPr>
+          <w:rFonts w:cstheme="minorHAnsi"/>
           <w:noProof/>
         </w:rPr>
         <w:drawing>
@@ -825,46 +1183,111 @@
         </w:drawing>
       </w:r>
     </w:p>
-    <w:p/>
-    <w:p>
-      <w:r>
+    <w:p>
+      <w:pPr>
+        <w:rPr>
+          <w:rFonts w:cstheme="minorHAnsi"/>
+        </w:rPr>
+      </w:pPr>
+    </w:p>
+    <w:p>
+      <w:pPr>
+        <w:rPr>
+          <w:rFonts w:cstheme="minorHAnsi"/>
+        </w:rPr>
+      </w:pPr>
+      <w:r>
+        <w:rPr>
+          <w:rFonts w:cstheme="minorHAnsi"/>
+        </w:rPr>
         <w:t xml:space="preserve">We love our neighbor with </w:t>
       </w:r>
       <w:r>
+        <w:rPr>
+          <w:rFonts w:cstheme="minorHAnsi"/>
+        </w:rPr>
         <w:t>for</w:t>
       </w:r>
       <w:r>
+        <w:rPr>
+          <w:rFonts w:cstheme="minorHAnsi"/>
+        </w:rPr>
         <w:t xml:space="preserve"> the bay, </w:t>
       </w:r>
       <w:r>
+        <w:rPr>
+          <w:rFonts w:cstheme="minorHAnsi"/>
+        </w:rPr>
         <w:t>know the bay</w:t>
       </w:r>
       <w:r>
+        <w:rPr>
+          <w:rFonts w:cstheme="minorHAnsi"/>
+        </w:rPr>
         <w:t>, and love our neighbor.</w:t>
       </w:r>
     </w:p>
     <w:p>
-      <w:r>
+      <w:pPr>
+        <w:rPr>
+          <w:rFonts w:cstheme="minorHAnsi"/>
+        </w:rPr>
+      </w:pPr>
+      <w:r>
+        <w:rPr>
+          <w:rFonts w:cstheme="minorHAnsi"/>
+        </w:rPr>
         <w:t xml:space="preserve">Question: What is Jesus offers other than other </w:t>
       </w:r>
       <w:r>
+        <w:rPr>
+          <w:rFonts w:cstheme="minorHAnsi"/>
+        </w:rPr>
         <w:t>faith traditions?</w:t>
       </w:r>
     </w:p>
     <w:p>
-      <w:r>
+      <w:pPr>
+        <w:rPr>
+          <w:rFonts w:cstheme="minorHAnsi"/>
+        </w:rPr>
+      </w:pPr>
+      <w:r>
+        <w:rPr>
+          <w:rFonts w:cstheme="minorHAnsi"/>
+        </w:rPr>
         <w:t>Today, we are looking at Buddhism.</w:t>
       </w:r>
     </w:p>
-    <w:p/>
-    <w:p>
-      <w:r>
+    <w:p>
+      <w:pPr>
+        <w:rPr>
+          <w:rFonts w:cstheme="minorHAnsi"/>
+        </w:rPr>
+      </w:pPr>
+    </w:p>
+    <w:p>
+      <w:pPr>
+        <w:rPr>
+          <w:rFonts w:cstheme="minorHAnsi"/>
+        </w:rPr>
+      </w:pPr>
+      <w:r>
+        <w:rPr>
+          <w:rFonts w:cstheme="minorHAnsi"/>
+        </w:rPr>
         <w:t>3:54/33:27</w:t>
       </w:r>
     </w:p>
     <w:p>
-      <w:r>
-        <w:rPr>
+      <w:pPr>
+        <w:rPr>
+          <w:rFonts w:cstheme="minorHAnsi"/>
+        </w:rPr>
+      </w:pPr>
+      <w:r>
+        <w:rPr>
+          <w:rFonts w:cstheme="minorHAnsi"/>
           <w:noProof/>
         </w:rPr>
         <w:drawing>
@@ -905,52 +1328,130 @@
       </w:r>
     </w:p>
     <w:p>
-      <w:r>
+      <w:pPr>
+        <w:rPr>
+          <w:rFonts w:cstheme="minorHAnsi"/>
+        </w:rPr>
+      </w:pPr>
+      <w:r>
+        <w:rPr>
+          <w:rFonts w:cstheme="minorHAnsi"/>
+        </w:rPr>
         <w:t>Syncretism</w:t>
       </w:r>
       <w:r>
+        <w:rPr>
+          <w:rFonts w:cstheme="minorHAnsi"/>
+        </w:rPr>
         <w:t xml:space="preserve"> (</w:t>
       </w:r>
       <w:r>
+        <w:rPr>
+          <w:rFonts w:cstheme="minorHAnsi"/>
+        </w:rPr>
         <w:t>融合</w:t>
       </w:r>
       <w:r>
+        <w:rPr>
+          <w:rFonts w:cstheme="minorHAnsi"/>
+        </w:rPr>
         <w:t>)</w:t>
       </w:r>
       <w:r>
+        <w:rPr>
+          <w:rFonts w:cstheme="minorHAnsi"/>
+        </w:rPr>
         <w:t>: Blending two different religions into one.</w:t>
       </w:r>
     </w:p>
     <w:p>
-      <w:r>
+      <w:pPr>
+        <w:rPr>
+          <w:rFonts w:cstheme="minorHAnsi"/>
+        </w:rPr>
+      </w:pPr>
+      <w:r>
+        <w:rPr>
+          <w:rFonts w:cstheme="minorHAnsi"/>
+        </w:rPr>
         <w:t>Syncretism takes two different religious beliefs, and blend them into one.</w:t>
       </w:r>
     </w:p>
     <w:p>
-      <w:r>
+      <w:pPr>
+        <w:rPr>
+          <w:rFonts w:cstheme="minorHAnsi"/>
+        </w:rPr>
+      </w:pPr>
+      <w:r>
+        <w:rPr>
+          <w:rFonts w:cstheme="minorHAnsi"/>
+        </w:rPr>
         <w:t>Christianity and Buddhism have sone similarities and ultimately taking us in opposite direction.</w:t>
       </w:r>
     </w:p>
     <w:p>
-      <w:r>
+      <w:pPr>
+        <w:rPr>
+          <w:rFonts w:cstheme="minorHAnsi"/>
+        </w:rPr>
+      </w:pPr>
+      <w:r>
+        <w:rPr>
+          <w:rFonts w:cstheme="minorHAnsi"/>
+        </w:rPr>
         <w:t>We will learn and grow together and learn how to love our neighbors well.</w:t>
       </w:r>
     </w:p>
     <w:p>
-      <w:r>
+      <w:pPr>
+        <w:rPr>
+          <w:rFonts w:cstheme="minorHAnsi"/>
+        </w:rPr>
+      </w:pPr>
+      <w:r>
+        <w:rPr>
+          <w:rFonts w:cstheme="minorHAnsi"/>
+        </w:rPr>
         <w:t>Buddhism, like other religions, is very diverse religion with a lot of thoughts and practice.</w:t>
       </w:r>
     </w:p>
-    <w:p/>
-    <w:p>
-      <w:r>
+    <w:p>
+      <w:pPr>
+        <w:rPr>
+          <w:rFonts w:cstheme="minorHAnsi"/>
+        </w:rPr>
+      </w:pPr>
+    </w:p>
+    <w:p>
+      <w:pPr>
+        <w:rPr>
+          <w:rFonts w:cstheme="minorHAnsi"/>
+        </w:rPr>
+      </w:pPr>
+      <w:r>
+        <w:rPr>
+          <w:rFonts w:cstheme="minorHAnsi"/>
+        </w:rPr>
         <w:t>4:41/33:27</w:t>
       </w:r>
     </w:p>
-    <w:p/>
-    <w:p>
-      <w:r>
-        <w:rPr>
+    <w:p>
+      <w:pPr>
+        <w:rPr>
+          <w:rFonts w:cstheme="minorHAnsi"/>
+        </w:rPr>
+      </w:pPr>
+    </w:p>
+    <w:p>
+      <w:pPr>
+        <w:rPr>
+          <w:rFonts w:cstheme="minorHAnsi"/>
+        </w:rPr>
+      </w:pPr>
+      <w:r>
+        <w:rPr>
+          <w:rFonts w:cstheme="minorHAnsi"/>
           <w:noProof/>
         </w:rPr>
         <w:lastRenderedPageBreak/>
@@ -992,21 +1493,27 @@
       </w:r>
     </w:p>
     <w:p>
-      <w:r>
+      <w:pPr>
+        <w:rPr>
+          <w:rFonts w:cstheme="minorHAnsi"/>
+        </w:rPr>
+      </w:pPr>
+      <w:r>
+        <w:rPr>
+          <w:rFonts w:cstheme="minorHAnsi"/>
+        </w:rPr>
         <w:t>Based on the infographic provided, here are the main branches of Buddhism and their key characteristics:</w:t>
       </w:r>
     </w:p>
     <w:p>
       <w:pPr>
         <w:rPr>
-          <w:b/>
-          <w:bCs/>
-        </w:rPr>
-      </w:pPr>
-      <w:r>
-        <w:rPr>
-          <w:b/>
-          <w:bCs/>
+          <w:rFonts w:cstheme="minorHAnsi"/>
+        </w:rPr>
+      </w:pPr>
+      <w:r>
+        <w:rPr>
+          <w:rFonts w:cstheme="minorHAnsi"/>
         </w:rPr>
         <w:t>1. Theravada</w:t>
       </w:r>
@@ -1017,16 +1524,15 @@
           <w:ilvl w:val="0"/>
           <w:numId w:val="37"/>
         </w:numPr>
-      </w:pPr>
-      <w:r>
-        <w:rPr>
-          <w:b/>
-          <w:bCs/>
-        </w:rPr>
-        <w:t>Focus</w:t>
-      </w:r>
-      <w:r>
-        <w:t>: Early teachings and meditation.</w:t>
+        <w:rPr>
+          <w:rFonts w:cstheme="minorHAnsi"/>
+        </w:rPr>
+      </w:pPr>
+      <w:r>
+        <w:rPr>
+          <w:rFonts w:cstheme="minorHAnsi"/>
+        </w:rPr>
+        <w:t>Focus: Early teachings and meditation.</w:t>
       </w:r>
     </w:p>
     <w:p>
@@ -1035,29 +1541,26 @@
           <w:ilvl w:val="0"/>
           <w:numId w:val="37"/>
         </w:numPr>
-      </w:pPr>
-      <w:r>
-        <w:rPr>
-          <w:b/>
-          <w:bCs/>
-        </w:rPr>
-        <w:t>Region</w:t>
-      </w:r>
-      <w:r>
-        <w:t>: Southeast Asia.</w:t>
-      </w:r>
-    </w:p>
-    <w:p>
-      <w:pPr>
-        <w:rPr>
-          <w:b/>
-          <w:bCs/>
-        </w:rPr>
-      </w:pPr>
-      <w:r>
-        <w:rPr>
-          <w:b/>
-          <w:bCs/>
+        <w:rPr>
+          <w:rFonts w:cstheme="minorHAnsi"/>
+        </w:rPr>
+      </w:pPr>
+      <w:r>
+        <w:rPr>
+          <w:rFonts w:cstheme="minorHAnsi"/>
+        </w:rPr>
+        <w:t>Region: Southeast Asia.</w:t>
+      </w:r>
+    </w:p>
+    <w:p>
+      <w:pPr>
+        <w:rPr>
+          <w:rFonts w:cstheme="minorHAnsi"/>
+        </w:rPr>
+      </w:pPr>
+      <w:r>
+        <w:rPr>
+          <w:rFonts w:cstheme="minorHAnsi"/>
         </w:rPr>
         <w:t>2. Mahayana</w:t>
       </w:r>
@@ -1068,16 +1571,15 @@
           <w:ilvl w:val="0"/>
           <w:numId w:val="38"/>
         </w:numPr>
-      </w:pPr>
-      <w:r>
-        <w:rPr>
-          <w:b/>
-          <w:bCs/>
-        </w:rPr>
-        <w:t>Focus</w:t>
-      </w:r>
-      <w:r>
-        <w:t>: Compassion and the bodhisattva ideal.</w:t>
+        <w:rPr>
+          <w:rFonts w:cstheme="minorHAnsi"/>
+        </w:rPr>
+      </w:pPr>
+      <w:r>
+        <w:rPr>
+          <w:rFonts w:cstheme="minorHAnsi"/>
+        </w:rPr>
+        <w:t>Focus: Compassion and the bodhisattva ideal.</w:t>
       </w:r>
     </w:p>
     <w:p>
@@ -1086,29 +1588,26 @@
           <w:ilvl w:val="0"/>
           <w:numId w:val="38"/>
         </w:numPr>
-      </w:pPr>
-      <w:r>
-        <w:rPr>
-          <w:b/>
-          <w:bCs/>
-        </w:rPr>
-        <w:t>Region</w:t>
-      </w:r>
-      <w:r>
-        <w:t>: East Asia.</w:t>
-      </w:r>
-    </w:p>
-    <w:p>
-      <w:pPr>
-        <w:rPr>
-          <w:b/>
-          <w:bCs/>
-        </w:rPr>
-      </w:pPr>
-      <w:r>
-        <w:rPr>
-          <w:b/>
-          <w:bCs/>
+        <w:rPr>
+          <w:rFonts w:cstheme="minorHAnsi"/>
+        </w:rPr>
+      </w:pPr>
+      <w:r>
+        <w:rPr>
+          <w:rFonts w:cstheme="minorHAnsi"/>
+        </w:rPr>
+        <w:t>Region: East Asia.</w:t>
+      </w:r>
+    </w:p>
+    <w:p>
+      <w:pPr>
+        <w:rPr>
+          <w:rFonts w:cstheme="minorHAnsi"/>
+        </w:rPr>
+      </w:pPr>
+      <w:r>
+        <w:rPr>
+          <w:rFonts w:cstheme="minorHAnsi"/>
         </w:rPr>
         <w:t>3. Vajrayana</w:t>
       </w:r>
@@ -1119,16 +1618,15 @@
           <w:ilvl w:val="0"/>
           <w:numId w:val="39"/>
         </w:numPr>
-      </w:pPr>
-      <w:r>
-        <w:rPr>
-          <w:b/>
-          <w:bCs/>
-        </w:rPr>
-        <w:t>Focus</w:t>
-      </w:r>
-      <w:r>
-        <w:t>: Rituals and mantras.</w:t>
+        <w:rPr>
+          <w:rFonts w:cstheme="minorHAnsi"/>
+        </w:rPr>
+      </w:pPr>
+      <w:r>
+        <w:rPr>
+          <w:rFonts w:cstheme="minorHAnsi"/>
+        </w:rPr>
+        <w:t>Focus: Rituals and mantras.</w:t>
       </w:r>
     </w:p>
     <w:p>
@@ -1137,418 +1635,913 @@
           <w:ilvl w:val="0"/>
           <w:numId w:val="39"/>
         </w:numPr>
-      </w:pPr>
-      <w:r>
-        <w:rPr>
-          <w:b/>
-          <w:bCs/>
-        </w:rPr>
-        <w:t>Region</w:t>
-      </w:r>
-      <w:r>
-        <w:t>: Tibet and the Himalayas.</w:t>
-      </w:r>
-    </w:p>
-    <w:p/>
-    <w:p/>
-    <w:p>
-      <w:r>
+        <w:rPr>
+          <w:rFonts w:cstheme="minorHAnsi"/>
+        </w:rPr>
+      </w:pPr>
+      <w:r>
+        <w:rPr>
+          <w:rFonts w:cstheme="minorHAnsi"/>
+        </w:rPr>
+        <w:t>Region: Tibet and the Himalayas.</w:t>
+      </w:r>
+    </w:p>
+    <w:p>
+      <w:pPr>
+        <w:rPr>
+          <w:rFonts w:cstheme="minorHAnsi"/>
+        </w:rPr>
+      </w:pPr>
+    </w:p>
+    <w:p>
+      <w:pPr>
+        <w:rPr>
+          <w:rFonts w:cstheme="minorHAnsi"/>
+        </w:rPr>
+      </w:pPr>
+    </w:p>
+    <w:p>
+      <w:pPr>
+        <w:rPr>
+          <w:rFonts w:cstheme="minorHAnsi"/>
+        </w:rPr>
+      </w:pPr>
+      <w:r>
+        <w:rPr>
+          <w:rFonts w:cstheme="minorHAnsi"/>
+        </w:rPr>
         <w:t>Buddhism is practiced by 500 million people</w:t>
       </w:r>
       <w:r>
+        <w:rPr>
+          <w:rFonts w:cstheme="minorHAnsi"/>
+        </w:rPr>
         <w:t xml:space="preserve"> worldwide. </w:t>
       </w:r>
     </w:p>
     <w:p>
-      <w:r>
+      <w:pPr>
+        <w:rPr>
+          <w:rFonts w:cstheme="minorHAnsi"/>
+        </w:rPr>
+      </w:pPr>
+      <w:r>
+        <w:rPr>
+          <w:rFonts w:cstheme="minorHAnsi"/>
+        </w:rPr>
         <w:t>Today, we look at Buddhism and find what is most closely related to what the Buddha taught in the 5</w:t>
       </w:r>
       <w:r>
         <w:rPr>
+          <w:rFonts w:cstheme="minorHAnsi"/>
           <w:vertAlign w:val="superscript"/>
         </w:rPr>
         <w:t xml:space="preserve">th </w:t>
       </w:r>
       <w:r>
+        <w:rPr>
+          <w:rFonts w:cstheme="minorHAnsi"/>
+        </w:rPr>
         <w:t>century</w:t>
       </w:r>
       <w:r>
+        <w:rPr>
+          <w:rFonts w:cstheme="minorHAnsi"/>
+        </w:rPr>
         <w:t xml:space="preserve"> BCE</w:t>
       </w:r>
       <w:r>
+        <w:rPr>
+          <w:rFonts w:cstheme="minorHAnsi"/>
+        </w:rPr>
         <w:t xml:space="preserve"> (Before Common Era</w:t>
       </w:r>
       <w:r>
+        <w:rPr>
+          <w:rFonts w:cstheme="minorHAnsi"/>
+        </w:rPr>
         <w:t>), BCE is same as BC</w:t>
       </w:r>
       <w:r>
+        <w:rPr>
+          <w:rFonts w:cstheme="minorHAnsi"/>
+        </w:rPr>
         <w:t xml:space="preserve"> (Before Christ)</w:t>
       </w:r>
       <w:r>
+        <w:rPr>
+          <w:rFonts w:cstheme="minorHAnsi"/>
+        </w:rPr>
         <w:t>.</w:t>
       </w:r>
     </w:p>
-    <w:p/>
-    <w:p>
-      <w:r>
+    <w:p>
+      <w:pPr>
+        <w:rPr>
+          <w:rFonts w:cstheme="minorHAnsi"/>
+        </w:rPr>
+      </w:pPr>
+    </w:p>
+    <w:p>
+      <w:pPr>
+        <w:rPr>
+          <w:rFonts w:cstheme="minorHAnsi"/>
+        </w:rPr>
+      </w:pPr>
+      <w:r>
+        <w:rPr>
+          <w:rFonts w:cstheme="minorHAnsi"/>
+        </w:rPr>
         <w:t>5:01/33:27</w:t>
       </w:r>
     </w:p>
     <w:p>
-      <w:r>
+      <w:pPr>
+        <w:rPr>
+          <w:rFonts w:cstheme="minorHAnsi"/>
+        </w:rPr>
+      </w:pPr>
+      <w:r>
+        <w:rPr>
+          <w:rFonts w:cstheme="minorHAnsi"/>
+        </w:rPr>
         <w:t>1. Theravada</w:t>
       </w:r>
       <w:r>
+        <w:rPr>
+          <w:rFonts w:cstheme="minorHAnsi"/>
+        </w:rPr>
         <w:t xml:space="preserve"> (</w:t>
       </w:r>
       <w:r>
+        <w:rPr>
+          <w:rFonts w:cstheme="minorHAnsi"/>
+        </w:rPr>
         <w:t>小乘</w:t>
       </w:r>
       <w:r>
+        <w:rPr>
+          <w:rFonts w:cstheme="minorHAnsi"/>
+        </w:rPr>
         <w:t xml:space="preserve">) </w:t>
       </w:r>
       <w:r>
+        <w:rPr>
+          <w:rFonts w:cstheme="minorHAnsi"/>
+        </w:rPr>
         <w:t>: This is most closed to Buddha taught.</w:t>
       </w:r>
     </w:p>
     <w:p>
-      <w:r>
+      <w:pPr>
+        <w:rPr>
+          <w:rFonts w:cstheme="minorHAnsi"/>
+        </w:rPr>
+      </w:pPr>
+      <w:r>
+        <w:rPr>
+          <w:rFonts w:cstheme="minorHAnsi"/>
+        </w:rPr>
         <w:t xml:space="preserve">2. </w:t>
       </w:r>
       <w:r>
+        <w:rPr>
+          <w:rFonts w:cstheme="minorHAnsi"/>
+        </w:rPr>
         <w:t xml:space="preserve">Mahayana </w:t>
       </w:r>
       <w:r>
+        <w:rPr>
+          <w:rFonts w:cstheme="minorHAnsi"/>
+        </w:rPr>
         <w:t>(</w:t>
       </w:r>
       <w:r>
+        <w:rPr>
+          <w:rFonts w:cstheme="minorHAnsi"/>
+        </w:rPr>
         <w:t>大乘</w:t>
       </w:r>
       <w:r>
+        <w:rPr>
+          <w:rFonts w:cstheme="minorHAnsi"/>
+        </w:rPr>
         <w:t xml:space="preserve">) </w:t>
       </w:r>
       <w:r>
+        <w:rPr>
+          <w:rFonts w:cstheme="minorHAnsi"/>
+        </w:rPr>
         <w:t>is common in East Asia</w:t>
       </w:r>
       <w:r>
+        <w:rPr>
+          <w:rFonts w:cstheme="minorHAnsi"/>
+        </w:rPr>
         <w:t xml:space="preserve">, such as, Zen Buddhism, </w:t>
       </w:r>
       <w:r>
+        <w:rPr>
+          <w:rFonts w:cstheme="minorHAnsi"/>
+        </w:rPr>
         <w:t xml:space="preserve">and Pure Land Buddhism. </w:t>
       </w:r>
     </w:p>
     <w:p>
-      <w:r>
+      <w:pPr>
+        <w:rPr>
+          <w:rFonts w:cstheme="minorHAnsi"/>
+        </w:rPr>
+      </w:pPr>
+      <w:r>
+        <w:rPr>
+          <w:rFonts w:cstheme="minorHAnsi"/>
+        </w:rPr>
         <w:t xml:space="preserve">3. </w:t>
       </w:r>
       <w:r>
+        <w:rPr>
+          <w:rFonts w:cstheme="minorHAnsi"/>
+        </w:rPr>
         <w:t>Vajrayana (</w:t>
       </w:r>
       <w:r>
+        <w:rPr>
+          <w:rFonts w:cstheme="minorHAnsi"/>
+        </w:rPr>
         <w:t>密宗</w:t>
       </w:r>
       <w:r>
+        <w:rPr>
+          <w:rFonts w:cstheme="minorHAnsi"/>
+        </w:rPr>
         <w:t xml:space="preserve">) is common in east Asia included in Zen </w:t>
       </w:r>
       <w:r>
+        <w:rPr>
+          <w:rFonts w:cstheme="minorHAnsi"/>
+        </w:rPr>
         <w:t xml:space="preserve">Buddhism and pure land </w:t>
       </w:r>
       <w:r>
+        <w:rPr>
+          <w:rFonts w:cstheme="minorHAnsi"/>
+        </w:rPr>
         <w:t>Buddhism</w:t>
       </w:r>
       <w:r>
+        <w:rPr>
+          <w:rFonts w:cstheme="minorHAnsi"/>
+        </w:rPr>
         <w:t xml:space="preserve">. This is most closed to Dalai Lama. </w:t>
       </w:r>
     </w:p>
     <w:p>
-      <w:r>
+      <w:pPr>
+        <w:rPr>
+          <w:rFonts w:cstheme="minorHAnsi"/>
+        </w:rPr>
+      </w:pPr>
+      <w:r>
+        <w:rPr>
+          <w:rFonts w:cstheme="minorHAnsi"/>
+        </w:rPr>
         <w:t>5:16/33:27</w:t>
       </w:r>
     </w:p>
     <w:p>
-      <w:r>
+      <w:pPr>
+        <w:rPr>
+          <w:rFonts w:cstheme="minorHAnsi"/>
+        </w:rPr>
+      </w:pPr>
+      <w:r>
+        <w:rPr>
+          <w:rFonts w:cstheme="minorHAnsi"/>
+        </w:rPr>
         <w:t>Vajrayana</w:t>
       </w:r>
       <w:r>
+        <w:rPr>
+          <w:rFonts w:cstheme="minorHAnsi"/>
+        </w:rPr>
         <w:t xml:space="preserve"> is in Tibet or the Himalayas. </w:t>
       </w:r>
     </w:p>
     <w:p>
-      <w:r>
+      <w:pPr>
+        <w:rPr>
+          <w:rFonts w:cstheme="minorHAnsi"/>
+        </w:rPr>
+      </w:pPr>
+      <w:r>
+        <w:rPr>
+          <w:rFonts w:cstheme="minorHAnsi"/>
+        </w:rPr>
         <w:t>We just need to understand the core belief of Budd</w:t>
       </w:r>
       <w:r>
+        <w:rPr>
+          <w:rFonts w:cstheme="minorHAnsi"/>
+        </w:rPr>
         <w:t>h</w:t>
       </w:r>
       <w:r>
+        <w:rPr>
+          <w:rFonts w:cstheme="minorHAnsi"/>
+        </w:rPr>
         <w:t>ism</w:t>
       </w:r>
       <w:r>
+        <w:rPr>
+          <w:rFonts w:cstheme="minorHAnsi"/>
+        </w:rPr>
         <w:t xml:space="preserve"> and love our neighbors better.</w:t>
       </w:r>
       <w:r>
+        <w:rPr>
+          <w:rFonts w:cstheme="minorHAnsi"/>
+        </w:rPr>
         <w:t xml:space="preserve"> </w:t>
       </w:r>
     </w:p>
-    <w:p/>
-    <w:p>
-      <w:r>
+    <w:p>
+      <w:pPr>
+        <w:rPr>
+          <w:rFonts w:cstheme="minorHAnsi"/>
+        </w:rPr>
+      </w:pPr>
+    </w:p>
+    <w:p>
+      <w:pPr>
+        <w:rPr>
+          <w:rFonts w:cstheme="minorHAnsi"/>
+        </w:rPr>
+      </w:pPr>
+      <w:r>
+        <w:rPr>
+          <w:rFonts w:cstheme="minorHAnsi"/>
+        </w:rPr>
         <w:t>5:50/33:27</w:t>
       </w:r>
     </w:p>
     <w:p>
-      <w:r>
+      <w:pPr>
+        <w:rPr>
+          <w:rFonts w:cstheme="minorHAnsi"/>
+        </w:rPr>
+      </w:pPr>
+      <w:r>
+        <w:rPr>
+          <w:rFonts w:cstheme="minorHAnsi"/>
+        </w:rPr>
         <w:lastRenderedPageBreak/>
         <w:t>Pray: We will talk about Buddhism today to understand neighbors better</w:t>
       </w:r>
       <w:r>
+        <w:rPr>
+          <w:rFonts w:cstheme="minorHAnsi"/>
+        </w:rPr>
         <w:t>. What is Christian response to Buddhism?</w:t>
       </w:r>
     </w:p>
     <w:p>
       <w:pPr>
         <w:rPr>
-          <w:b/>
-          <w:bCs/>
-        </w:rPr>
-      </w:pPr>
-    </w:p>
-    <w:p>
-      <w:r>
+          <w:rFonts w:cstheme="minorHAnsi"/>
+        </w:rPr>
+      </w:pPr>
+    </w:p>
+    <w:p>
+      <w:pPr>
+        <w:rPr>
+          <w:rFonts w:cstheme="minorHAnsi"/>
+        </w:rPr>
+      </w:pPr>
+      <w:r>
+        <w:rPr>
+          <w:rFonts w:cstheme="minorHAnsi"/>
+        </w:rPr>
         <w:t>6:21/33:27</w:t>
       </w:r>
     </w:p>
     <w:p>
-      <w:r>
+      <w:pPr>
+        <w:rPr>
+          <w:rFonts w:cstheme="minorHAnsi"/>
+        </w:rPr>
+      </w:pPr>
+      <w:r>
+        <w:rPr>
+          <w:rFonts w:cstheme="minorHAnsi"/>
+        </w:rPr>
         <w:t>Both Buddhism and Christianity try to answer universal human question. Like these two glasses here, one is empty one is full.</w:t>
       </w:r>
     </w:p>
-    <w:p/>
-    <w:p>
-      <w:r>
+    <w:p>
+      <w:pPr>
+        <w:rPr>
+          <w:rFonts w:cstheme="minorHAnsi"/>
+        </w:rPr>
+      </w:pPr>
+    </w:p>
+    <w:p>
+      <w:pPr>
+        <w:rPr>
+          <w:rFonts w:cstheme="minorHAnsi"/>
+        </w:rPr>
+      </w:pPr>
+      <w:r>
+        <w:rPr>
+          <w:rFonts w:cstheme="minorHAnsi"/>
+        </w:rPr>
         <w:t>6:40/33:27</w:t>
       </w:r>
     </w:p>
     <w:p>
-      <w:r>
+      <w:pPr>
+        <w:rPr>
+          <w:rFonts w:cstheme="minorHAnsi"/>
+        </w:rPr>
+      </w:pPr>
+      <w:r>
+        <w:rPr>
+          <w:rFonts w:cstheme="minorHAnsi"/>
+        </w:rPr>
         <w:t>The sixth century princes near Nepal named S</w:t>
       </w:r>
       <w:r>
+        <w:rPr>
+          <w:rFonts w:cstheme="minorHAnsi"/>
+        </w:rPr>
         <w:t>i</w:t>
       </w:r>
       <w:r>
+        <w:rPr>
+          <w:rFonts w:cstheme="minorHAnsi"/>
+        </w:rPr>
         <w:t>d</w:t>
       </w:r>
       <w:r>
+        <w:rPr>
+          <w:rFonts w:cstheme="minorHAnsi"/>
+        </w:rPr>
         <w:t>dh</w:t>
       </w:r>
       <w:r>
+        <w:rPr>
+          <w:rFonts w:cstheme="minorHAnsi"/>
+        </w:rPr>
         <w:t>artha Ga</w:t>
       </w:r>
       <w:r>
+        <w:rPr>
+          <w:rFonts w:cstheme="minorHAnsi"/>
+        </w:rPr>
         <w:t>u</w:t>
       </w:r>
       <w:r>
+        <w:rPr>
+          <w:rFonts w:cstheme="minorHAnsi"/>
+        </w:rPr>
         <w:t>tama.</w:t>
       </w:r>
       <w:r>
+        <w:rPr>
+          <w:rFonts w:cstheme="minorHAnsi"/>
+        </w:rPr>
         <w:t xml:space="preserve"> He left the palace to see the world beyond him.</w:t>
       </w:r>
       <w:r>
+        <w:rPr>
+          <w:rFonts w:cstheme="minorHAnsi"/>
+        </w:rPr>
         <w:t xml:space="preserve"> He </w:t>
       </w:r>
       <w:r>
+        <w:rPr>
+          <w:rFonts w:cstheme="minorHAnsi"/>
+        </w:rPr>
         <w:t>sees</w:t>
       </w:r>
       <w:r>
+        <w:rPr>
+          <w:rFonts w:cstheme="minorHAnsi"/>
+        </w:rPr>
         <w:t xml:space="preserve"> </w:t>
       </w:r>
       <w:r>
+        <w:rPr>
+          <w:rFonts w:cstheme="minorHAnsi"/>
+        </w:rPr>
         <w:t xml:space="preserve">a dead man, a sick man, and an old man and feel </w:t>
       </w:r>
       <w:r>
+        <w:rPr>
+          <w:rFonts w:cstheme="minorHAnsi"/>
+        </w:rPr>
         <w:t>the frailty</w:t>
       </w:r>
       <w:r>
+        <w:rPr>
+          <w:rFonts w:cstheme="minorHAnsi"/>
+        </w:rPr>
         <w:t xml:space="preserve"> (</w:t>
       </w:r>
       <w:r>
         <w:rPr>
-          <w:rFonts w:hint="eastAsia"/>
+          <w:rFonts w:cstheme="minorHAnsi"/>
         </w:rPr>
         <w:t>虚弱</w:t>
       </w:r>
       <w:r>
+        <w:rPr>
+          <w:rFonts w:cstheme="minorHAnsi"/>
+        </w:rPr>
         <w:t>)</w:t>
       </w:r>
       <w:r>
+        <w:rPr>
+          <w:rFonts w:cstheme="minorHAnsi"/>
+        </w:rPr>
         <w:t xml:space="preserve"> of life.</w:t>
       </w:r>
       <w:r>
+        <w:rPr>
+          <w:rFonts w:cstheme="minorHAnsi"/>
+        </w:rPr>
         <w:t xml:space="preserve"> He asked, why is the life like this?</w:t>
       </w:r>
       <w:r>
+        <w:rPr>
+          <w:rFonts w:cstheme="minorHAnsi"/>
+        </w:rPr>
         <w:t xml:space="preserve"> Why do I experience pain?</w:t>
       </w:r>
       <w:r>
+        <w:rPr>
+          <w:rFonts w:cstheme="minorHAnsi"/>
+        </w:rPr>
         <w:t xml:space="preserve"> Why do people suffer?</w:t>
       </w:r>
       <w:r>
+        <w:rPr>
+          <w:rFonts w:cstheme="minorHAnsi"/>
+        </w:rPr>
         <w:t xml:space="preserve"> How can I fix this?</w:t>
       </w:r>
       <w:r>
+        <w:rPr>
+          <w:rFonts w:cstheme="minorHAnsi"/>
+        </w:rPr>
         <w:t xml:space="preserve"> Why this led the prince to leave his palace and </w:t>
       </w:r>
       <w:r>
+        <w:rPr>
+          <w:rFonts w:cstheme="minorHAnsi"/>
+        </w:rPr>
         <w:t>search for answers?</w:t>
       </w:r>
       <w:r>
+        <w:rPr>
+          <w:rFonts w:cstheme="minorHAnsi"/>
+        </w:rPr>
         <w:t xml:space="preserve"> </w:t>
       </w:r>
     </w:p>
-    <w:p/>
-    <w:p>
-      <w:r>
+    <w:p>
+      <w:pPr>
+        <w:rPr>
+          <w:rFonts w:cstheme="minorHAnsi"/>
+        </w:rPr>
+      </w:pPr>
+    </w:p>
+    <w:p>
+      <w:pPr>
+        <w:rPr>
+          <w:rFonts w:cstheme="minorHAnsi"/>
+        </w:rPr>
+      </w:pPr>
+      <w:r>
+        <w:rPr>
+          <w:rFonts w:cstheme="minorHAnsi"/>
+        </w:rPr>
         <w:t>7:30/33:27</w:t>
       </w:r>
     </w:p>
     <w:p>
-      <w:r>
+      <w:pPr>
+        <w:rPr>
+          <w:rFonts w:cstheme="minorHAnsi"/>
+        </w:rPr>
+      </w:pPr>
+      <w:r>
+        <w:rPr>
+          <w:rFonts w:cstheme="minorHAnsi"/>
+        </w:rPr>
         <w:t xml:space="preserve">For years he traveled, he practiced and learned from various </w:t>
       </w:r>
       <w:r>
+        <w:rPr>
+          <w:rFonts w:cstheme="minorHAnsi"/>
+        </w:rPr>
         <w:t>religious teachers.</w:t>
       </w:r>
       <w:r>
+        <w:rPr>
+          <w:rFonts w:cstheme="minorHAnsi"/>
+        </w:rPr>
         <w:t xml:space="preserve"> He practiced </w:t>
       </w:r>
       <w:r>
+        <w:rPr>
+          <w:rFonts w:cstheme="minorHAnsi"/>
+        </w:rPr>
         <w:t>activities that had extreme self-denial</w:t>
       </w:r>
       <w:r>
+        <w:rPr>
+          <w:rFonts w:cstheme="minorHAnsi"/>
+        </w:rPr>
         <w:t xml:space="preserve"> (</w:t>
       </w:r>
       <w:r>
+        <w:rPr>
+          <w:rFonts w:cstheme="minorHAnsi"/>
+        </w:rPr>
         <w:t>忘我</w:t>
       </w:r>
       <w:r>
+        <w:rPr>
+          <w:rFonts w:cstheme="minorHAnsi"/>
+        </w:rPr>
         <w:t>)</w:t>
       </w:r>
       <w:r>
+        <w:rPr>
+          <w:rFonts w:cstheme="minorHAnsi"/>
+        </w:rPr>
         <w:t xml:space="preserve">. But </w:t>
       </w:r>
       <w:r>
+        <w:rPr>
+          <w:rFonts w:cstheme="minorHAnsi"/>
+        </w:rPr>
         <w:t>time and time again, he continued to be left searching for answers.</w:t>
       </w:r>
     </w:p>
     <w:p>
-      <w:r>
+      <w:pPr>
+        <w:rPr>
+          <w:rFonts w:cstheme="minorHAnsi"/>
+        </w:rPr>
+      </w:pPr>
+      <w:r>
+        <w:rPr>
+          <w:rFonts w:cstheme="minorHAnsi"/>
+        </w:rPr>
         <w:t xml:space="preserve">One day, he meditating under a tree, finally, he </w:t>
       </w:r>
       <w:r>
+        <w:rPr>
+          <w:rFonts w:cstheme="minorHAnsi"/>
+        </w:rPr>
         <w:t>becomes</w:t>
       </w:r>
       <w:r>
+        <w:rPr>
+          <w:rFonts w:cstheme="minorHAnsi"/>
+        </w:rPr>
         <w:t xml:space="preserve"> clear</w:t>
       </w:r>
       <w:r>
+        <w:rPr>
+          <w:rFonts w:cstheme="minorHAnsi"/>
+        </w:rPr>
         <w:t xml:space="preserve"> called enlightenment.</w:t>
       </w:r>
       <w:r>
+        <w:rPr>
+          <w:rFonts w:cstheme="minorHAnsi"/>
+        </w:rPr>
         <w:t xml:space="preserve"> After that, the prince becomes the Buddha.</w:t>
       </w:r>
     </w:p>
-    <w:p/>
-    <w:p>
-      <w:r>
+    <w:p>
+      <w:pPr>
+        <w:rPr>
+          <w:rFonts w:cstheme="minorHAnsi"/>
+        </w:rPr>
+      </w:pPr>
+    </w:p>
+    <w:p>
+      <w:pPr>
+        <w:rPr>
+          <w:rFonts w:cstheme="minorHAnsi"/>
+        </w:rPr>
+      </w:pPr>
+      <w:r>
+        <w:rPr>
+          <w:rFonts w:cstheme="minorHAnsi"/>
+        </w:rPr>
         <w:t>8:03/33:27</w:t>
       </w:r>
     </w:p>
     <w:p>
-      <w:r>
+      <w:pPr>
+        <w:rPr>
+          <w:rFonts w:cstheme="minorHAnsi"/>
+        </w:rPr>
+      </w:pPr>
+      <w:r>
+        <w:rPr>
+          <w:rFonts w:cstheme="minorHAnsi"/>
+        </w:rPr>
         <w:t>The Buddha reject the palace and self-denial</w:t>
       </w:r>
       <w:r>
+        <w:rPr>
+          <w:rFonts w:cstheme="minorHAnsi"/>
+        </w:rPr>
         <w:t xml:space="preserve"> and find a way called middle way or middle path.</w:t>
       </w:r>
       <w:r>
+        <w:rPr>
+          <w:rFonts w:cstheme="minorHAnsi"/>
+        </w:rPr>
         <w:t xml:space="preserve"> This middle path </w:t>
       </w:r>
       <w:r>
+        <w:rPr>
+          <w:rFonts w:cstheme="minorHAnsi"/>
+        </w:rPr>
         <w:t>avoids</w:t>
       </w:r>
       <w:r>
+        <w:rPr>
+          <w:rFonts w:cstheme="minorHAnsi"/>
+        </w:rPr>
         <w:t xml:space="preserve"> the extreme indulgence and extreme self-denial.</w:t>
       </w:r>
     </w:p>
-    <w:p/>
-    <w:p>
-      <w:r>
+    <w:p>
+      <w:pPr>
+        <w:rPr>
+          <w:rFonts w:cstheme="minorHAnsi"/>
+        </w:rPr>
+      </w:pPr>
+    </w:p>
+    <w:p>
+      <w:pPr>
+        <w:rPr>
+          <w:rFonts w:cstheme="minorHAnsi"/>
+        </w:rPr>
+      </w:pPr>
+      <w:r>
+        <w:rPr>
+          <w:rFonts w:cstheme="minorHAnsi"/>
+        </w:rPr>
         <w:t>8:03/33:27</w:t>
       </w:r>
     </w:p>
     <w:p>
-      <w:r>
+      <w:pPr>
+        <w:rPr>
+          <w:rFonts w:cstheme="minorHAnsi"/>
+        </w:rPr>
+      </w:pPr>
+      <w:r>
+        <w:rPr>
+          <w:rFonts w:cstheme="minorHAnsi"/>
+        </w:rPr>
         <w:t>Buddhism is a non-theistic</w:t>
       </w:r>
       <w:r>
+        <w:rPr>
+          <w:rFonts w:cstheme="minorHAnsi"/>
+        </w:rPr>
         <w:t xml:space="preserve"> (</w:t>
       </w:r>
       <w:r>
+        <w:rPr>
+          <w:rFonts w:cstheme="minorHAnsi"/>
+        </w:rPr>
         <w:t>非有神论的</w:t>
       </w:r>
       <w:r>
+        <w:rPr>
+          <w:rFonts w:cstheme="minorHAnsi"/>
+        </w:rPr>
         <w:t>)</w:t>
       </w:r>
       <w:r>
+        <w:rPr>
+          <w:rFonts w:cstheme="minorHAnsi"/>
+        </w:rPr>
         <w:t xml:space="preserve"> religion.</w:t>
       </w:r>
       <w:r>
+        <w:rPr>
+          <w:rFonts w:cstheme="minorHAnsi"/>
+        </w:rPr>
         <w:t xml:space="preserve"> They don’t believe powerful God who create the world.</w:t>
       </w:r>
       <w:r>
+        <w:rPr>
+          <w:rFonts w:cstheme="minorHAnsi"/>
+        </w:rPr>
         <w:t xml:space="preserve"> Buddhism </w:t>
       </w:r>
       <w:r>
+        <w:rPr>
+          <w:rFonts w:cstheme="minorHAnsi"/>
+        </w:rPr>
         <w:t>believes</w:t>
       </w:r>
       <w:r>
+        <w:rPr>
+          <w:rFonts w:cstheme="minorHAnsi"/>
+        </w:rPr>
         <w:t xml:space="preserve"> there is a </w:t>
       </w:r>
       <w:r>
+        <w:rPr>
+          <w:rFonts w:cstheme="minorHAnsi"/>
+        </w:rPr>
         <w:t>spiritual being</w:t>
       </w:r>
       <w:r>
+        <w:rPr>
+          <w:rFonts w:cstheme="minorHAnsi"/>
+        </w:rPr>
         <w:t xml:space="preserve"> but all humans are mortal.</w:t>
       </w:r>
       <w:r>
+        <w:rPr>
+          <w:rFonts w:cstheme="minorHAnsi"/>
+        </w:rPr>
         <w:t xml:space="preserve"> Buddha is a human being with great achievement, </w:t>
       </w:r>
       <w:r>
+        <w:rPr>
+          <w:rFonts w:cstheme="minorHAnsi"/>
+        </w:rPr>
         <w:t xml:space="preserve">hard </w:t>
       </w:r>
       <w:r>
+        <w:rPr>
+          <w:rFonts w:cstheme="minorHAnsi"/>
+        </w:rPr>
         <w:t>work, intelligence</w:t>
       </w:r>
       <w:r>
+        <w:rPr>
+          <w:rFonts w:cstheme="minorHAnsi"/>
+        </w:rPr>
         <w:t>, and enlightenment.</w:t>
       </w:r>
       <w:r>
+        <w:rPr>
+          <w:rFonts w:cstheme="minorHAnsi"/>
+        </w:rPr>
         <w:t xml:space="preserve"> Everything is ultimately depends on ourselves.</w:t>
       </w:r>
     </w:p>
-    <w:p/>
-    <w:p>
-      <w:r>
+    <w:p>
+      <w:pPr>
+        <w:rPr>
+          <w:rFonts w:cstheme="minorHAnsi"/>
+        </w:rPr>
+      </w:pPr>
+    </w:p>
+    <w:p>
+      <w:pPr>
+        <w:rPr>
+          <w:rFonts w:cstheme="minorHAnsi"/>
+        </w:rPr>
+      </w:pPr>
+      <w:r>
+        <w:rPr>
+          <w:rFonts w:cstheme="minorHAnsi"/>
+        </w:rPr>
         <w:t>10:43/33:27</w:t>
       </w:r>
     </w:p>
     <w:p>
-      <w:r>
+      <w:pPr>
+        <w:rPr>
+          <w:rFonts w:cstheme="minorHAnsi"/>
+        </w:rPr>
+      </w:pPr>
+      <w:r>
+        <w:rPr>
+          <w:rFonts w:cstheme="minorHAnsi"/>
+        </w:rPr>
         <w:t xml:space="preserve"> </w:t>
       </w:r>
       <w:r>
         <w:rPr>
+          <w:rFonts w:cstheme="minorHAnsi"/>
           <w:noProof/>
         </w:rPr>
         <w:drawing>
@@ -1589,51 +2582,108 @@
       </w:r>
     </w:p>
     <w:p>
-      <w:r>
+      <w:pPr>
+        <w:rPr>
+          <w:rFonts w:cstheme="minorHAnsi"/>
+        </w:rPr>
+      </w:pPr>
+      <w:r>
+        <w:rPr>
+          <w:rFonts w:cstheme="minorHAnsi"/>
+        </w:rPr>
         <w:t>The Four Noble Truths</w:t>
       </w:r>
     </w:p>
     <w:p>
-      <w:r>
+      <w:pPr>
+        <w:rPr>
+          <w:rFonts w:cstheme="minorHAnsi"/>
+        </w:rPr>
+      </w:pPr>
+      <w:r>
+        <w:rPr>
+          <w:rFonts w:cstheme="minorHAnsi"/>
+        </w:rPr>
         <w:t xml:space="preserve">1. </w:t>
       </w:r>
       <w:r>
+        <w:rPr>
+          <w:rFonts w:cstheme="minorHAnsi"/>
+        </w:rPr>
         <w:t>Dukkha</w:t>
       </w:r>
       <w:r>
+        <w:rPr>
+          <w:rFonts w:cstheme="minorHAnsi"/>
+        </w:rPr>
         <w:t xml:space="preserve"> (</w:t>
       </w:r>
       <w:r>
+        <w:rPr>
+          <w:rFonts w:cstheme="minorHAnsi"/>
+        </w:rPr>
         <w:t>苦諦</w:t>
       </w:r>
       <w:r>
+        <w:rPr>
+          <w:rFonts w:cstheme="minorHAnsi"/>
+        </w:rPr>
         <w:t xml:space="preserve">, </w:t>
       </w:r>
       <w:r>
         <w:rPr>
-          <w:rFonts w:ascii="MS Gothic" w:eastAsia="MS Gothic" w:hAnsi="MS Gothic" w:cs="MS Gothic" w:hint="eastAsia"/>
+          <w:rFonts w:eastAsia="MS Gothic" w:cstheme="minorHAnsi"/>
         </w:rPr>
         <w:t>苦</w:t>
       </w:r>
       <w:r>
+        <w:rPr>
+          <w:rFonts w:cstheme="minorHAnsi"/>
+        </w:rPr>
         <w:t>)</w:t>
       </w:r>
       <w:r>
+        <w:rPr>
+          <w:rFonts w:cstheme="minorHAnsi"/>
+        </w:rPr>
         <w:t>: Suffering, Every single life is suffering.</w:t>
       </w:r>
       <w:r>
+        <w:rPr>
+          <w:rFonts w:cstheme="minorHAnsi"/>
+        </w:rPr>
         <w:t xml:space="preserve"> Life is series of changing.</w:t>
       </w:r>
     </w:p>
-    <w:p/>
-    <w:p>
-      <w:r>
+    <w:p>
+      <w:pPr>
+        <w:rPr>
+          <w:rFonts w:cstheme="minorHAnsi"/>
+        </w:rPr>
+      </w:pPr>
+    </w:p>
+    <w:p>
+      <w:pPr>
+        <w:rPr>
+          <w:rFonts w:cstheme="minorHAnsi"/>
+        </w:rPr>
+      </w:pPr>
+      <w:r>
+        <w:rPr>
+          <w:rFonts w:cstheme="minorHAnsi"/>
+        </w:rPr>
         <w:t>12:29/33:27</w:t>
       </w:r>
     </w:p>
     <w:p>
-      <w:r>
-        <w:rPr>
+      <w:pPr>
+        <w:rPr>
+          <w:rFonts w:cstheme="minorHAnsi"/>
+        </w:rPr>
+      </w:pPr>
+      <w:r>
+        <w:rPr>
+          <w:rFonts w:cstheme="minorHAnsi"/>
           <w:noProof/>
         </w:rPr>
         <w:drawing>
@@ -1674,48 +2724,117 @@
       </w:r>
     </w:p>
     <w:p>
-      <w:r>
+      <w:pPr>
+        <w:rPr>
+          <w:rFonts w:cstheme="minorHAnsi"/>
+        </w:rPr>
+      </w:pPr>
+      <w:r>
+        <w:rPr>
+          <w:rFonts w:cstheme="minorHAnsi"/>
+        </w:rPr>
         <w:t>Psalm 39:5</w:t>
       </w:r>
     </w:p>
     <w:p>
-      <w:r>
+      <w:pPr>
+        <w:rPr>
+          <w:rFonts w:cstheme="minorHAnsi"/>
+        </w:rPr>
+      </w:pPr>
+      <w:r>
+        <w:rPr>
+          <w:rFonts w:cstheme="minorHAnsi"/>
+        </w:rPr>
         <w:t>Everyone is but a breath, even those who seem secure.</w:t>
       </w:r>
     </w:p>
     <w:p>
-      <w:r>
+      <w:pPr>
+        <w:rPr>
+          <w:rFonts w:cstheme="minorHAnsi"/>
+        </w:rPr>
+      </w:pPr>
+      <w:r>
+        <w:rPr>
+          <w:rFonts w:cstheme="minorHAnsi"/>
+        </w:rPr>
         <w:t xml:space="preserve">This is life. Just breath. It wont last forever. In Buddhism, </w:t>
       </w:r>
       <w:r>
+        <w:rPr>
+          <w:rFonts w:cstheme="minorHAnsi"/>
+        </w:rPr>
         <w:t xml:space="preserve">this is true also applies to </w:t>
       </w:r>
       <w:r>
+        <w:rPr>
+          <w:rFonts w:cstheme="minorHAnsi"/>
+        </w:rPr>
         <w:t>everyone of us</w:t>
       </w:r>
       <w:r>
+        <w:rPr>
+          <w:rFonts w:cstheme="minorHAnsi"/>
+        </w:rPr>
         <w:t xml:space="preserve">. </w:t>
       </w:r>
     </w:p>
     <w:p>
-      <w:r>
+      <w:pPr>
+        <w:rPr>
+          <w:rFonts w:cstheme="minorHAnsi"/>
+        </w:rPr>
+      </w:pPr>
+      <w:r>
+        <w:rPr>
+          <w:rFonts w:cstheme="minorHAnsi"/>
+        </w:rPr>
         <w:t xml:space="preserve"> </w:t>
       </w:r>
     </w:p>
-    <w:p/>
-    <w:p>
-      <w:r>
+    <w:p>
+      <w:pPr>
+        <w:rPr>
+          <w:rFonts w:cstheme="minorHAnsi"/>
+        </w:rPr>
+      </w:pPr>
+    </w:p>
+    <w:p>
+      <w:pPr>
+        <w:rPr>
+          <w:rFonts w:cstheme="minorHAnsi"/>
+        </w:rPr>
+      </w:pPr>
+      <w:r>
+        <w:rPr>
+          <w:rFonts w:cstheme="minorHAnsi"/>
+        </w:rPr>
         <w:t>12:</w:t>
       </w:r>
       <w:r>
+        <w:rPr>
+          <w:rFonts w:cstheme="minorHAnsi"/>
+        </w:rPr>
         <w:t>5</w:t>
       </w:r>
       <w:r>
+        <w:rPr>
+          <w:rFonts w:cstheme="minorHAnsi"/>
+        </w:rPr>
         <w:t>9/33:27</w:t>
       </w:r>
     </w:p>
     <w:p>
-      <w:r>
+      <w:pPr>
+        <w:rPr>
+          <w:rFonts w:cstheme="minorHAnsi"/>
+        </w:rPr>
+      </w:pPr>
+      <w:r>
+        <w:rPr>
+          <w:rFonts w:cstheme="minorHAnsi"/>
+        </w:rPr>
         <w:drawing>
           <wp:inline distT="0" distB="0" distL="0" distR="0" wp14:anchorId="0AFF3C08" wp14:editId="2EE7A961">
             <wp:extent cx="5943600" cy="1155065"/>
@@ -1753,120 +2872,632 @@
         </w:drawing>
       </w:r>
     </w:p>
-    <w:p/>
-    <w:p>
-      <w:r>
+    <w:p>
+      <w:pPr>
+        <w:rPr>
+          <w:rFonts w:cstheme="minorHAnsi"/>
+        </w:rPr>
+      </w:pPr>
+    </w:p>
+    <w:p>
+      <w:pPr>
+        <w:rPr>
+          <w:rFonts w:cstheme="minorHAnsi"/>
+        </w:rPr>
+      </w:pPr>
+      <w:r>
+        <w:rPr>
+          <w:rFonts w:cstheme="minorHAnsi"/>
+        </w:rPr>
         <w:t xml:space="preserve">There is idea called Anatta </w:t>
       </w:r>
       <w:r>
+        <w:rPr>
+          <w:rFonts w:cstheme="minorHAnsi"/>
+        </w:rPr>
         <w:t>(</w:t>
       </w:r>
       <w:r>
+        <w:rPr>
+          <w:rFonts w:cstheme="minorHAnsi"/>
+        </w:rPr>
         <w:t>無我</w:t>
       </w:r>
       <w:r>
+        <w:rPr>
+          <w:rFonts w:cstheme="minorHAnsi"/>
+        </w:rPr>
         <w:t xml:space="preserve">) </w:t>
       </w:r>
       <w:r>
+        <w:rPr>
+          <w:rFonts w:cstheme="minorHAnsi"/>
+        </w:rPr>
         <w:t>or no soul or</w:t>
       </w:r>
       <w:r>
+        <w:rPr>
+          <w:rFonts w:cstheme="minorHAnsi"/>
+        </w:rPr>
         <w:t xml:space="preserve"> not soul.</w:t>
       </w:r>
       <w:r>
+        <w:rPr>
+          <w:rFonts w:cstheme="minorHAnsi"/>
+        </w:rPr>
         <w:t xml:space="preserve"> The underneath of our body, our thoughts, our feelings</w:t>
       </w:r>
       <w:r>
+        <w:rPr>
+          <w:rFonts w:cstheme="minorHAnsi"/>
+        </w:rPr>
         <w:t>, o</w:t>
       </w:r>
       <w:r>
+        <w:rPr>
+          <w:rFonts w:cstheme="minorHAnsi"/>
+        </w:rPr>
         <w:t>ur experiences,</w:t>
       </w:r>
       <w:r>
+        <w:rPr>
+          <w:rFonts w:cstheme="minorHAnsi"/>
+        </w:rPr>
         <w:t xml:space="preserve"> there isn’t actually us. The concept of us doesn’t exist. </w:t>
       </w:r>
       <w:r>
+        <w:rPr>
+          <w:rFonts w:cstheme="minorHAnsi"/>
+        </w:rPr>
         <w:t>We don’t have permanent soul. We are just a collection of inputs from one moment to the next.</w:t>
       </w:r>
       <w:r>
+        <w:rPr>
+          <w:rFonts w:cstheme="minorHAnsi"/>
+        </w:rPr>
         <w:t xml:space="preserve">  </w:t>
       </w:r>
     </w:p>
     <w:p>
-      <w:r>
+      <w:pPr>
+        <w:rPr>
+          <w:rFonts w:cstheme="minorHAnsi"/>
+        </w:rPr>
+      </w:pPr>
+      <w:r>
+        <w:rPr>
+          <w:rFonts w:cstheme="minorHAnsi"/>
+        </w:rPr>
         <w:t xml:space="preserve"> </w:t>
       </w:r>
     </w:p>
     <w:p>
-      <w:r>
+      <w:pPr>
+        <w:rPr>
+          <w:rFonts w:cstheme="minorHAnsi"/>
+        </w:rPr>
+      </w:pPr>
+      <w:r>
+        <w:rPr>
+          <w:rFonts w:cstheme="minorHAnsi"/>
+        </w:rPr>
         <w:t>1</w:t>
       </w:r>
       <w:r>
+        <w:rPr>
+          <w:rFonts w:cstheme="minorHAnsi"/>
+        </w:rPr>
         <w:t>3</w:t>
       </w:r>
       <w:r>
+        <w:rPr>
+          <w:rFonts w:cstheme="minorHAnsi"/>
+        </w:rPr>
         <w:t>:</w:t>
       </w:r>
       <w:r>
+        <w:rPr>
+          <w:rFonts w:cstheme="minorHAnsi"/>
+        </w:rPr>
         <w:t>11</w:t>
       </w:r>
       <w:r>
+        <w:rPr>
+          <w:rFonts w:cstheme="minorHAnsi"/>
+        </w:rPr>
         <w:t>/33:27</w:t>
       </w:r>
     </w:p>
     <w:p>
-      <w:r>
+      <w:pPr>
+        <w:rPr>
+          <w:rFonts w:cstheme="minorHAnsi"/>
+        </w:rPr>
+      </w:pPr>
+    </w:p>
+    <w:p>
+      <w:pPr>
+        <w:rPr>
+          <w:rFonts w:cstheme="minorHAnsi"/>
+        </w:rPr>
+      </w:pPr>
+      <w:r>
+        <w:rPr>
+          <w:rFonts w:cstheme="minorHAnsi"/>
+        </w:rPr>
+        <w:t>T</w:t>
+      </w:r>
+      <w:r>
+        <w:rPr>
+          <w:rFonts w:cstheme="minorHAnsi"/>
+        </w:rPr>
+        <w:t xml:space="preserve">he Four Noble Truths are collectively known as </w:t>
+      </w:r>
+      <w:r>
+        <w:rPr>
+          <w:rFonts w:cstheme="minorHAnsi"/>
+        </w:rPr>
+        <w:t>四聖諦</w:t>
+      </w:r>
+      <w:r>
+        <w:rPr>
+          <w:rFonts w:cstheme="minorHAnsi"/>
+        </w:rPr>
+        <w:t xml:space="preserve"> or simply </w:t>
+      </w:r>
+      <w:r>
+        <w:rPr>
+          <w:rFonts w:cstheme="minorHAnsi"/>
+        </w:rPr>
+        <w:t>四諦</w:t>
+      </w:r>
+      <w:r>
+        <w:rPr>
+          <w:rFonts w:cstheme="minorHAnsi"/>
+        </w:rPr>
+        <w:t>.</w:t>
+      </w:r>
+    </w:p>
+    <w:p>
+      <w:pPr>
+        <w:rPr>
+          <w:rFonts w:cstheme="minorHAnsi"/>
+        </w:rPr>
+      </w:pPr>
+      <w:r>
+        <w:rPr>
+          <w:rFonts w:cstheme="minorHAnsi"/>
+        </w:rPr>
+        <w:t>The individual truths, traditional characters, and their meanings include:</w:t>
+      </w:r>
+    </w:p>
+    <w:p>
+      <w:pPr>
+        <w:rPr>
+          <w:rFonts w:cstheme="minorHAnsi"/>
+        </w:rPr>
+      </w:pPr>
+      <w:r>
+        <w:rPr>
+          <w:rFonts w:cstheme="minorHAnsi"/>
+        </w:rPr>
+        <w:t>The Individual Truths</w:t>
+      </w:r>
+    </w:p>
+    <w:p>
+      <w:pPr>
+        <w:numPr>
+          <w:ilvl w:val="0"/>
+          <w:numId w:val="43"/>
+        </w:numPr>
+        <w:rPr>
+          <w:rFonts w:cstheme="minorHAnsi"/>
+        </w:rPr>
+      </w:pPr>
+      <w:r>
+        <w:rPr>
+          <w:rFonts w:cstheme="minorHAnsi"/>
+        </w:rPr>
+        <w:t>苦諦</w:t>
+      </w:r>
+      <w:r>
+        <w:rPr>
+          <w:rFonts w:cstheme="minorHAnsi"/>
+        </w:rPr>
+        <w:t xml:space="preserve"> (Kǔ Dì): The Truth of Suffering (Dukkha) — Life involves dissatisfaction, pain, and impermanence.</w:t>
+      </w:r>
+    </w:p>
+    <w:p>
+      <w:pPr>
+        <w:numPr>
+          <w:ilvl w:val="0"/>
+          <w:numId w:val="43"/>
+        </w:numPr>
+        <w:rPr>
+          <w:rFonts w:cstheme="minorHAnsi"/>
+        </w:rPr>
+      </w:pPr>
+      <w:r>
+        <w:rPr>
+          <w:rFonts w:cstheme="minorHAnsi"/>
+        </w:rPr>
+        <w:t>集諦</w:t>
+      </w:r>
+      <w:r>
+        <w:rPr>
+          <w:rFonts w:cstheme="minorHAnsi"/>
+        </w:rPr>
+        <w:t xml:space="preserve"> (Jí Dì): The Truth of the Cause of Suffering (Samudaya) — Suffering arises from craving, attachment, and ignorance.</w:t>
+      </w:r>
+    </w:p>
+    <w:p>
+      <w:pPr>
+        <w:numPr>
+          <w:ilvl w:val="0"/>
+          <w:numId w:val="43"/>
+        </w:numPr>
+        <w:rPr>
+          <w:rFonts w:cstheme="minorHAnsi"/>
+        </w:rPr>
+      </w:pPr>
+      <w:r>
+        <w:rPr>
+          <w:rFonts w:cstheme="minorHAnsi"/>
+        </w:rPr>
+        <w:lastRenderedPageBreak/>
+        <w:t>滅諦</w:t>
+      </w:r>
+      <w:r>
+        <w:rPr>
+          <w:rFonts w:cstheme="minorHAnsi"/>
+        </w:rPr>
+        <w:t xml:space="preserve"> (Miè Dì): The Truth of the End of Suffering (Nirodha) — It is possible to end suffering by letting go of attachment.</w:t>
+      </w:r>
+    </w:p>
+    <w:p>
+      <w:pPr>
+        <w:numPr>
+          <w:ilvl w:val="0"/>
+          <w:numId w:val="43"/>
+        </w:numPr>
+        <w:rPr>
+          <w:rFonts w:cstheme="minorHAnsi"/>
+        </w:rPr>
+      </w:pPr>
+      <w:r>
+        <w:rPr>
+          <w:rFonts w:cstheme="minorHAnsi"/>
+        </w:rPr>
+        <w:t>道諦</w:t>
+      </w:r>
+      <w:r>
+        <w:rPr>
+          <w:rFonts w:cstheme="minorHAnsi"/>
+        </w:rPr>
+        <w:t xml:space="preserve"> (Dào Dì): The Truth of the Path (Marga) — The way to end suffering is by practicing the Noble Eightfold Path. [</w:t>
+      </w:r>
+      <w:hyperlink r:id="rId29" w:history="1">
+        <w:r>
+          <w:rPr>
+            <w:rStyle w:val="Hyperlink"/>
+            <w:rFonts w:cstheme="minorHAnsi"/>
+          </w:rPr>
+          <w:t>1</w:t>
+        </w:r>
+      </w:hyperlink>
+      <w:r>
+        <w:rPr>
+          <w:rFonts w:cstheme="minorHAnsi"/>
+        </w:rPr>
+        <w:t xml:space="preserve">, </w:t>
+      </w:r>
+      <w:hyperlink r:id="rId30" w:history="1">
+        <w:r>
+          <w:rPr>
+            <w:rStyle w:val="Hyperlink"/>
+            <w:rFonts w:cstheme="minorHAnsi"/>
+          </w:rPr>
+          <w:t>2</w:t>
+        </w:r>
+      </w:hyperlink>
+      <w:r>
+        <w:rPr>
+          <w:rFonts w:cstheme="minorHAnsi"/>
+        </w:rPr>
+        <w:t xml:space="preserve">, </w:t>
+      </w:r>
+      <w:hyperlink r:id="rId31" w:history="1">
+        <w:r>
+          <w:rPr>
+            <w:rStyle w:val="Hyperlink"/>
+            <w:rFonts w:cstheme="minorHAnsi"/>
+          </w:rPr>
+          <w:t>3</w:t>
+        </w:r>
+      </w:hyperlink>
+      <w:r>
+        <w:rPr>
+          <w:rFonts w:cstheme="minorHAnsi"/>
+        </w:rPr>
+        <w:t xml:space="preserve">, </w:t>
+      </w:r>
+      <w:hyperlink r:id="rId32" w:history="1">
+        <w:r>
+          <w:rPr>
+            <w:rStyle w:val="Hyperlink"/>
+            <w:rFonts w:cstheme="minorHAnsi"/>
+          </w:rPr>
+          <w:t>4</w:t>
+        </w:r>
+      </w:hyperlink>
+      <w:r>
+        <w:rPr>
+          <w:rFonts w:cstheme="minorHAnsi"/>
+        </w:rPr>
+        <w:t>]</w:t>
+      </w:r>
+    </w:p>
+    <w:p>
+      <w:pPr>
+        <w:rPr>
+          <w:rFonts w:cstheme="minorHAnsi"/>
+        </w:rPr>
+      </w:pPr>
+    </w:p>
+    <w:p>
+      <w:pPr>
+        <w:rPr>
+          <w:rFonts w:cstheme="minorHAnsi"/>
+        </w:rPr>
+      </w:pPr>
+    </w:p>
+    <w:p>
+      <w:pPr>
+        <w:rPr>
+          <w:rFonts w:cstheme="minorHAnsi"/>
+        </w:rPr>
+      </w:pPr>
+      <w:r>
+        <w:rPr>
+          <w:rFonts w:cstheme="minorHAnsi"/>
+        </w:rPr>
+        <w:t>Buddhism has the central idea of “Four Noble Truths (</w:t>
+      </w:r>
+      <w:r>
+        <w:rPr>
+          <w:rFonts w:cstheme="minorHAnsi"/>
+        </w:rPr>
+        <w:t>四聖諦</w:t>
+      </w:r>
+      <w:r>
+        <w:rPr>
+          <w:rFonts w:cstheme="minorHAnsi"/>
+        </w:rPr>
+        <w:t xml:space="preserve">)”: </w:t>
+      </w:r>
+      <w:r>
+        <w:rPr>
+          <w:rFonts w:cstheme="minorHAnsi"/>
+        </w:rPr>
+        <w:t>Dukkha (</w:t>
+      </w:r>
+      <w:r>
+        <w:rPr>
+          <w:rFonts w:eastAsia="MS Gothic" w:cstheme="minorHAnsi"/>
+        </w:rPr>
+        <w:t>苦</w:t>
+      </w:r>
+      <w:r>
+        <w:rPr>
+          <w:rFonts w:eastAsia="MS Gothic" w:cstheme="minorHAnsi"/>
+        </w:rPr>
+        <w:t xml:space="preserve">), </w:t>
+      </w:r>
+      <w:r>
+        <w:rPr>
+          <w:rFonts w:cstheme="minorHAnsi"/>
+        </w:rPr>
+        <w:t>Cravings (</w:t>
+      </w:r>
+      <w:r>
+        <w:rPr>
+          <w:rFonts w:cstheme="minorHAnsi"/>
+        </w:rPr>
+        <w:t>貪戀</w:t>
+      </w:r>
+      <w:r>
+        <w:rPr>
+          <w:rFonts w:cstheme="minorHAnsi"/>
+        </w:rPr>
+        <w:t xml:space="preserve">, </w:t>
+      </w:r>
+      <w:r>
+        <w:rPr>
+          <w:rFonts w:cstheme="minorHAnsi"/>
+        </w:rPr>
+        <w:t>集諦</w:t>
+      </w:r>
+      <w:r>
+        <w:rPr>
+          <w:rFonts w:cstheme="minorHAnsi"/>
+        </w:rPr>
+        <w:t xml:space="preserve">). </w:t>
+      </w:r>
+      <w:r>
+        <w:rPr>
+          <w:rFonts w:cstheme="minorHAnsi"/>
+        </w:rPr>
+        <w:t>Nirvana (</w:t>
+      </w:r>
+      <w:r>
+        <w:rPr>
+          <w:rFonts w:cstheme="minorHAnsi"/>
+        </w:rPr>
+        <w:t>涅槃</w:t>
+      </w:r>
+      <w:r>
+        <w:rPr>
+          <w:rFonts w:cstheme="minorHAnsi"/>
+        </w:rPr>
+        <w:t xml:space="preserve">, </w:t>
+      </w:r>
+      <w:r>
+        <w:rPr>
+          <w:rFonts w:cstheme="minorHAnsi"/>
+        </w:rPr>
+        <w:t>滅諦</w:t>
+      </w:r>
+      <w:r>
+        <w:rPr>
+          <w:rFonts w:cstheme="minorHAnsi"/>
+        </w:rPr>
+        <w:t xml:space="preserve">), </w:t>
+      </w:r>
+      <w:r>
+        <w:rPr>
+          <w:rFonts w:cstheme="minorHAnsi"/>
+        </w:rPr>
+        <w:t>Eightfold Path (</w:t>
+      </w:r>
+      <w:r>
+        <w:rPr>
+          <w:rFonts w:cstheme="minorHAnsi"/>
+        </w:rPr>
+        <w:t>八正道</w:t>
+      </w:r>
+      <w:r>
+        <w:rPr>
+          <w:rFonts w:cstheme="minorHAnsi"/>
+        </w:rPr>
+        <w:t xml:space="preserve">, </w:t>
+      </w:r>
+      <w:r>
+        <w:rPr>
+          <w:rFonts w:cstheme="minorHAnsi"/>
+        </w:rPr>
+        <w:t>道諦</w:t>
+      </w:r>
+      <w:r>
+        <w:rPr>
+          <w:rFonts w:cstheme="minorHAnsi"/>
+        </w:rPr>
+        <w:t>)</w:t>
+      </w:r>
+      <w:r>
+        <w:rPr>
+          <w:rFonts w:cstheme="minorHAnsi"/>
+        </w:rPr>
+        <w:t>.</w:t>
+      </w:r>
+    </w:p>
+    <w:p>
+      <w:pPr>
+        <w:rPr>
+          <w:rFonts w:cstheme="minorHAnsi"/>
+        </w:rPr>
+      </w:pPr>
+    </w:p>
+    <w:p>
+      <w:pPr>
+        <w:rPr>
+          <w:rFonts w:cstheme="minorHAnsi"/>
+        </w:rPr>
+      </w:pPr>
+      <w:r>
+        <w:rPr>
+          <w:rFonts w:cstheme="minorHAnsi"/>
+        </w:rPr>
         <w:t xml:space="preserve">The firs </w:t>
       </w:r>
       <w:r>
+        <w:rPr>
+          <w:rFonts w:cstheme="minorHAnsi"/>
+        </w:rPr>
         <w:t xml:space="preserve">noble </w:t>
       </w:r>
       <w:r>
+        <w:rPr>
+          <w:rFonts w:cstheme="minorHAnsi"/>
+        </w:rPr>
         <w:t>truth</w:t>
       </w:r>
       <w:r>
+        <w:rPr>
+          <w:rFonts w:cstheme="minorHAnsi"/>
+        </w:rPr>
         <w:t xml:space="preserve"> </w:t>
       </w:r>
       <w:r>
+        <w:rPr>
+          <w:rFonts w:cstheme="minorHAnsi"/>
+        </w:rPr>
         <w:t>Dukkha (</w:t>
       </w:r>
       <w:r>
         <w:rPr>
-          <w:rFonts w:ascii="MS Gothic" w:eastAsia="MS Gothic" w:hAnsi="MS Gothic" w:cs="MS Gothic" w:hint="eastAsia"/>
+          <w:rFonts w:eastAsia="MS Gothic" w:cstheme="minorHAnsi"/>
         </w:rPr>
         <w:t>苦</w:t>
       </w:r>
       <w:r>
         <w:rPr>
-          <w:rFonts w:ascii="MS Gothic" w:eastAsia="MS Gothic" w:hAnsi="MS Gothic" w:cs="MS Gothic"/>
+          <w:rFonts w:eastAsia="MS Gothic" w:cstheme="minorHAnsi"/>
         </w:rPr>
         <w:t>)</w:t>
       </w:r>
       <w:r>
+        <w:rPr>
+          <w:rFonts w:cstheme="minorHAnsi"/>
+        </w:rPr>
         <w:t xml:space="preserve"> tries to answer </w:t>
       </w:r>
       <w:r>
+        <w:rPr>
+          <w:rFonts w:cstheme="minorHAnsi"/>
+        </w:rPr>
         <w:t xml:space="preserve">about the reality is </w:t>
       </w:r>
       <w:r>
+        <w:rPr>
+          <w:rFonts w:cstheme="minorHAnsi"/>
+        </w:rPr>
         <w:t>the life is Dukka</w:t>
       </w:r>
       <w:r>
+        <w:rPr>
+          <w:rFonts w:cstheme="minorHAnsi"/>
+        </w:rPr>
         <w:t xml:space="preserve">. Nothing is permanent, everything is changing. Therefore, life </w:t>
       </w:r>
       <w:r>
+        <w:rPr>
+          <w:rFonts w:cstheme="minorHAnsi"/>
+        </w:rPr>
         <w:t>suffer</w:t>
       </w:r>
       <w:r>
+        <w:rPr>
+          <w:rFonts w:cstheme="minorHAnsi"/>
+        </w:rPr>
         <w:t>s</w:t>
       </w:r>
       <w:r>
+        <w:rPr>
+          <w:rFonts w:cstheme="minorHAnsi"/>
+        </w:rPr>
         <w:t>.</w:t>
       </w:r>
     </w:p>
     <w:p>
-      <w:r>
-        <w:lastRenderedPageBreak/>
+      <w:pPr>
+        <w:rPr>
+          <w:rFonts w:cstheme="minorHAnsi"/>
+        </w:rPr>
+      </w:pPr>
+      <w:r>
+        <w:rPr>
+          <w:rFonts w:cstheme="minorHAnsi"/>
+        </w:rPr>
         <w:drawing>
           <wp:inline distT="0" distB="0" distL="0" distR="0" wp14:anchorId="730E0671" wp14:editId="6FC9817C">
             <wp:extent cx="1781175" cy="1730076"/>
@@ -1883,7 +3514,7 @@
                     <pic:cNvPicPr/>
                   </pic:nvPicPr>
                   <pic:blipFill>
-                    <a:blip r:embed="rId29"/>
+                    <a:blip r:embed="rId33"/>
                     <a:stretch>
                       <a:fillRect/>
                     </a:stretch>
@@ -1904,20 +3535,48 @@
         </w:drawing>
       </w:r>
     </w:p>
-    <w:p/>
-    <w:p>
-      <w:r>
+    <w:p>
+      <w:pPr>
+        <w:rPr>
+          <w:rFonts w:cstheme="minorHAnsi"/>
+        </w:rPr>
+      </w:pPr>
+    </w:p>
+    <w:p>
+      <w:pPr>
+        <w:rPr>
+          <w:rFonts w:cstheme="minorHAnsi"/>
+        </w:rPr>
+      </w:pPr>
+      <w:r>
+        <w:rPr>
+          <w:rFonts w:cstheme="minorHAnsi"/>
+        </w:rPr>
         <w:t>13:</w:t>
       </w:r>
       <w:r>
+        <w:rPr>
+          <w:rFonts w:cstheme="minorHAnsi"/>
+        </w:rPr>
         <w:t>22</w:t>
       </w:r>
       <w:r>
+        <w:rPr>
+          <w:rFonts w:cstheme="minorHAnsi"/>
+        </w:rPr>
         <w:t>/33:27</w:t>
       </w:r>
     </w:p>
     <w:p>
-      <w:r>
+      <w:pPr>
+        <w:rPr>
+          <w:rFonts w:cstheme="minorHAnsi"/>
+        </w:rPr>
+      </w:pPr>
+      <w:r>
+        <w:rPr>
+          <w:rFonts w:cstheme="minorHAnsi"/>
+        </w:rPr>
         <w:drawing>
           <wp:inline distT="0" distB="0" distL="0" distR="0" wp14:anchorId="2050BE1F" wp14:editId="74ADEEBC">
             <wp:extent cx="2081481" cy="2171700"/>
@@ -1934,7 +3593,7 @@
                     <pic:cNvPicPr/>
                   </pic:nvPicPr>
                   <pic:blipFill>
-                    <a:blip r:embed="rId30"/>
+                    <a:blip r:embed="rId34"/>
                     <a:stretch>
                       <a:fillRect/>
                     </a:stretch>
@@ -1956,203 +3615,2057 @@
       </w:r>
     </w:p>
     <w:p>
-      <w:r>
+      <w:pPr>
+        <w:rPr>
+          <w:rFonts w:cstheme="minorHAnsi"/>
+        </w:rPr>
+      </w:pPr>
+      <w:r>
+        <w:rPr>
+          <w:rFonts w:cstheme="minorHAnsi"/>
+        </w:rPr>
         <w:t>Now, the second noble truth is Craving.</w:t>
       </w:r>
       <w:r>
+        <w:rPr>
+          <w:rFonts w:cstheme="minorHAnsi"/>
+        </w:rPr>
         <w:t xml:space="preserve"> </w:t>
       </w:r>
       <w:r>
+        <w:rPr>
+          <w:rFonts w:cstheme="minorHAnsi"/>
+        </w:rPr>
         <w:t xml:space="preserve">We move to why. </w:t>
       </w:r>
       <w:r>
+        <w:rPr>
+          <w:rFonts w:cstheme="minorHAnsi"/>
+        </w:rPr>
         <w:t>Why</w:t>
       </w:r>
       <w:r>
+        <w:rPr>
+          <w:rFonts w:cstheme="minorHAnsi"/>
+        </w:rPr>
         <w:t xml:space="preserve"> is</w:t>
       </w:r>
       <w:r>
+        <w:rPr>
+          <w:rFonts w:cstheme="minorHAnsi"/>
+        </w:rPr>
         <w:t xml:space="preserve"> life </w:t>
       </w:r>
       <w:r>
+        <w:rPr>
+          <w:rFonts w:cstheme="minorHAnsi"/>
+        </w:rPr>
         <w:t>going</w:t>
       </w:r>
       <w:r>
-        <w:t xml:space="preserve"> that way? The Buddhism answers that is our Craving </w:t>
-      </w:r>
-      <w:r>
+        <w:rPr>
+          <w:rFonts w:cstheme="minorHAnsi"/>
+        </w:rPr>
+        <w:t xml:space="preserve"> that way? The Buddhism answers that </w:t>
+      </w:r>
+      <w:r>
+        <w:rPr>
+          <w:rFonts w:cstheme="minorHAnsi"/>
+        </w:rPr>
+        <w:t>are</w:t>
+      </w:r>
+      <w:r>
+        <w:rPr>
+          <w:rFonts w:cstheme="minorHAnsi"/>
+        </w:rPr>
+        <w:t xml:space="preserve"> our Craving</w:t>
+      </w:r>
+      <w:r>
+        <w:rPr>
+          <w:rFonts w:cstheme="minorHAnsi"/>
+        </w:rPr>
+        <w:t>s</w:t>
+      </w:r>
+      <w:r>
+        <w:rPr>
+          <w:rFonts w:cstheme="minorHAnsi"/>
+        </w:rPr>
+        <w:t xml:space="preserve"> </w:t>
+      </w:r>
+      <w:r>
+        <w:rPr>
+          <w:rFonts w:cstheme="minorHAnsi"/>
+        </w:rPr>
         <w:t>(</w:t>
       </w:r>
       <w:r>
+        <w:rPr>
+          <w:rFonts w:cstheme="minorHAnsi"/>
+        </w:rPr>
         <w:t>集諦</w:t>
       </w:r>
       <w:r>
+        <w:rPr>
+          <w:rFonts w:cstheme="minorHAnsi"/>
+        </w:rPr>
+        <w:t xml:space="preserve"> or</w:t>
+      </w:r>
+      <w:r>
+        <w:rPr>
+          <w:rFonts w:cstheme="minorHAnsi"/>
+        </w:rPr>
+        <w:t xml:space="preserve"> </w:t>
+      </w:r>
+      <w:r>
+        <w:rPr>
+          <w:rFonts w:cstheme="minorHAnsi"/>
+        </w:rPr>
+        <w:t>貪戀</w:t>
+      </w:r>
+      <w:r>
+        <w:rPr>
+          <w:rFonts w:cstheme="minorHAnsi"/>
+        </w:rPr>
+        <w:t>)</w:t>
+      </w:r>
+      <w:r>
+        <w:rPr>
+          <w:rFonts w:cstheme="minorHAnsi"/>
+        </w:rPr>
+        <w:t xml:space="preserve">. The craving </w:t>
+      </w:r>
+      <w:r>
+        <w:rPr>
+          <w:rFonts w:cstheme="minorHAnsi"/>
+        </w:rPr>
+        <w:t xml:space="preserve">and </w:t>
+      </w:r>
+      <w:r>
+        <w:rPr>
+          <w:rFonts w:cstheme="minorHAnsi"/>
+        </w:rPr>
+        <w:t xml:space="preserve">attachments lead to life being in the constant state of </w:t>
+      </w:r>
+      <w:r>
+        <w:rPr>
+          <w:rFonts w:cstheme="minorHAnsi"/>
+        </w:rPr>
+        <w:t>motion</w:t>
+      </w:r>
+      <w:r>
+        <w:rPr>
+          <w:rFonts w:cstheme="minorHAnsi"/>
+        </w:rPr>
+        <w:t>.</w:t>
+      </w:r>
+      <w:r>
+        <w:rPr>
+          <w:rFonts w:cstheme="minorHAnsi"/>
+        </w:rPr>
+        <w:t xml:space="preserve"> </w:t>
+      </w:r>
+      <w:r>
+        <w:rPr>
+          <w:rFonts w:cstheme="minorHAnsi"/>
+        </w:rPr>
+        <w:t>We have</w:t>
+      </w:r>
+      <w:r>
+        <w:rPr>
+          <w:rFonts w:cstheme="minorHAnsi"/>
+        </w:rPr>
+        <w:t xml:space="preserve"> desire to </w:t>
+      </w:r>
+      <w:r>
+        <w:rPr>
+          <w:rFonts w:cstheme="minorHAnsi"/>
+        </w:rPr>
+        <w:t>own</w:t>
+      </w:r>
+      <w:r>
+        <w:rPr>
+          <w:rFonts w:cstheme="minorHAnsi"/>
+        </w:rPr>
+        <w:t xml:space="preserve"> that</w:t>
+      </w:r>
+      <w:r>
+        <w:rPr>
+          <w:rFonts w:cstheme="minorHAnsi"/>
+        </w:rPr>
+        <w:t xml:space="preserve"> we don’t actually have.</w:t>
+      </w:r>
+      <w:r>
+        <w:rPr>
+          <w:rFonts w:cstheme="minorHAnsi"/>
+        </w:rPr>
+        <w:t xml:space="preserve"> We have cravings which are temporary.</w:t>
+      </w:r>
+      <w:r>
+        <w:rPr>
+          <w:rFonts w:cstheme="minorHAnsi"/>
+        </w:rPr>
+        <w:t xml:space="preserve"> </w:t>
+      </w:r>
+      <w:r>
+        <w:rPr>
+          <w:rFonts w:cstheme="minorHAnsi"/>
+        </w:rPr>
+        <w:t>At the moment, you have promotion and</w:t>
+      </w:r>
+      <w:r>
+        <w:rPr>
+          <w:rFonts w:cstheme="minorHAnsi"/>
+        </w:rPr>
+        <w:t xml:space="preserve"> have</w:t>
+      </w:r>
+      <w:r>
+        <w:rPr>
+          <w:rFonts w:cstheme="minorHAnsi"/>
+        </w:rPr>
+        <w:t xml:space="preserve"> </w:t>
+      </w:r>
+      <w:r>
+        <w:rPr>
+          <w:rFonts w:cstheme="minorHAnsi"/>
+        </w:rPr>
+        <w:t>exceed the salary bracket</w:t>
+      </w:r>
+      <w:r>
+        <w:rPr>
+          <w:rFonts w:cstheme="minorHAnsi"/>
+        </w:rPr>
+        <w:t>. You goal post moves</w:t>
+      </w:r>
+      <w:r>
+        <w:rPr>
+          <w:rFonts w:cstheme="minorHAnsi"/>
+        </w:rPr>
+        <w:t>.</w:t>
+      </w:r>
+      <w:r>
+        <w:rPr>
+          <w:rFonts w:cstheme="minorHAnsi"/>
+        </w:rPr>
+        <w:t xml:space="preserve"> </w:t>
+      </w:r>
+      <w:r>
+        <w:rPr>
+          <w:rFonts w:cstheme="minorHAnsi"/>
+        </w:rPr>
+        <w:t>You validated</w:t>
+      </w:r>
+      <w:r>
+        <w:rPr>
+          <w:rFonts w:cstheme="minorHAnsi"/>
+        </w:rPr>
+        <w:t xml:space="preserve"> </w:t>
+      </w:r>
+      <w:r>
+        <w:rPr>
+          <w:rFonts w:cstheme="minorHAnsi"/>
+        </w:rPr>
+        <w:t>you are</w:t>
+      </w:r>
+      <w:r>
+        <w:rPr>
+          <w:rFonts w:cstheme="minorHAnsi"/>
+        </w:rPr>
+        <w:t xml:space="preserve"> mov</w:t>
+      </w:r>
+      <w:r>
+        <w:rPr>
+          <w:rFonts w:cstheme="minorHAnsi"/>
+        </w:rPr>
+        <w:t>ing</w:t>
+      </w:r>
+      <w:r>
+        <w:rPr>
+          <w:rFonts w:cstheme="minorHAnsi"/>
+        </w:rPr>
+        <w:t xml:space="preserve"> up. </w:t>
+      </w:r>
+      <w:r>
+        <w:rPr>
+          <w:rFonts w:cstheme="minorHAnsi"/>
+        </w:rPr>
+        <w:t>We can see one year baby crawl, walk,</w:t>
+      </w:r>
+      <w:r>
+        <w:rPr>
+          <w:rFonts w:cstheme="minorHAnsi"/>
+        </w:rPr>
+        <w:t xml:space="preserve"> speak,</w:t>
+      </w:r>
+      <w:r>
+        <w:rPr>
+          <w:rFonts w:cstheme="minorHAnsi"/>
+        </w:rPr>
+        <w:t xml:space="preserve"> etc.</w:t>
+      </w:r>
+      <w:r>
+        <w:rPr>
+          <w:rFonts w:cstheme="minorHAnsi"/>
+        </w:rPr>
+        <w:t xml:space="preserve"> Life is constantly changes. More and more come out and we need more.</w:t>
+      </w:r>
+    </w:p>
+    <w:p>
+      <w:pPr>
+        <w:rPr>
+          <w:rFonts w:cstheme="minorHAnsi"/>
+        </w:rPr>
+      </w:pPr>
+    </w:p>
+    <w:p>
+      <w:pPr>
+        <w:rPr>
+          <w:rFonts w:cstheme="minorHAnsi"/>
+        </w:rPr>
+      </w:pPr>
+      <w:r>
+        <w:rPr>
+          <w:rFonts w:cstheme="minorHAnsi"/>
+        </w:rPr>
+        <w:t>1</w:t>
+      </w:r>
+      <w:r>
+        <w:rPr>
+          <w:rFonts w:cstheme="minorHAnsi"/>
+        </w:rPr>
+        <w:t>5</w:t>
+      </w:r>
+      <w:r>
+        <w:rPr>
+          <w:rFonts w:cstheme="minorHAnsi"/>
+        </w:rPr>
+        <w:t>:</w:t>
+      </w:r>
+      <w:r>
+        <w:rPr>
+          <w:rFonts w:cstheme="minorHAnsi"/>
+        </w:rPr>
+        <w:t>3</w:t>
+      </w:r>
+      <w:r>
+        <w:rPr>
+          <w:rFonts w:cstheme="minorHAnsi"/>
+        </w:rPr>
+        <w:t>2/33:27</w:t>
+      </w:r>
+    </w:p>
+    <w:p>
+      <w:pPr>
+        <w:rPr>
+          <w:rFonts w:cstheme="minorHAnsi"/>
+        </w:rPr>
+      </w:pPr>
+      <w:r>
+        <w:rPr>
+          <w:rFonts w:cstheme="minorHAnsi"/>
+        </w:rPr>
+        <w:lastRenderedPageBreak/>
+        <w:drawing>
+          <wp:inline distT="0" distB="0" distL="0" distR="0" wp14:anchorId="3A3DCF66" wp14:editId="0CBB8DB3">
+            <wp:extent cx="5943600" cy="982345"/>
+            <wp:effectExtent l="0" t="0" r="0" b="8255"/>
+            <wp:docPr id="11272521" name="Picture 1"/>
+            <wp:cNvGraphicFramePr>
+              <a:graphicFrameLocks xmlns:a="http://schemas.openxmlformats.org/drawingml/2006/main" noChangeAspect="1"/>
+            </wp:cNvGraphicFramePr>
+            <a:graphic xmlns:a="http://schemas.openxmlformats.org/drawingml/2006/main">
+              <a:graphicData uri="http://schemas.openxmlformats.org/drawingml/2006/picture">
+                <pic:pic xmlns:pic="http://schemas.openxmlformats.org/drawingml/2006/picture">
+                  <pic:nvPicPr>
+                    <pic:cNvPr id="11272521" name=""/>
+                    <pic:cNvPicPr/>
+                  </pic:nvPicPr>
+                  <pic:blipFill>
+                    <a:blip r:embed="rId35"/>
+                    <a:stretch>
+                      <a:fillRect/>
+                    </a:stretch>
+                  </pic:blipFill>
+                  <pic:spPr>
+                    <a:xfrm>
+                      <a:off x="0" y="0"/>
+                      <a:ext cx="5943600" cy="982345"/>
+                    </a:xfrm>
+                    <a:prstGeom prst="rect">
+                      <a:avLst/>
+                    </a:prstGeom>
+                  </pic:spPr>
+                </pic:pic>
+              </a:graphicData>
+            </a:graphic>
+          </wp:inline>
+        </w:drawing>
+      </w:r>
+    </w:p>
+    <w:p>
+      <w:pPr>
+        <w:rPr>
+          <w:rFonts w:cstheme="minorHAnsi"/>
+        </w:rPr>
+      </w:pPr>
+      <w:r>
+        <w:rPr>
+          <w:rFonts w:cstheme="minorHAnsi"/>
+        </w:rPr>
+        <w:t xml:space="preserve">Before we </w:t>
+      </w:r>
+      <w:r>
+        <w:rPr>
+          <w:rFonts w:cstheme="minorHAnsi"/>
+        </w:rPr>
+        <w:t>talk</w:t>
+      </w:r>
+      <w:r>
+        <w:rPr>
+          <w:rFonts w:cstheme="minorHAnsi"/>
+        </w:rPr>
+        <w:t xml:space="preserve"> Bible, we </w:t>
+      </w:r>
+      <w:r>
+        <w:rPr>
+          <w:rFonts w:cstheme="minorHAnsi"/>
+        </w:rPr>
+        <w:t xml:space="preserve">talk </w:t>
+      </w:r>
+      <w:r>
+        <w:rPr>
+          <w:rFonts w:cstheme="minorHAnsi"/>
+        </w:rPr>
+        <w:t>Karma in Buddhism</w:t>
+      </w:r>
+      <w:r>
+        <w:rPr>
+          <w:rFonts w:cstheme="minorHAnsi"/>
+        </w:rPr>
+        <w:t>. Karma is the cause and effect</w:t>
+      </w:r>
+      <w:r>
+        <w:rPr>
+          <w:rFonts w:cstheme="minorHAnsi"/>
+        </w:rPr>
+        <w:t xml:space="preserve"> of your actions and choices</w:t>
+      </w:r>
+      <w:r>
+        <w:rPr>
+          <w:rFonts w:cstheme="minorHAnsi"/>
+        </w:rPr>
         <w:t xml:space="preserve">. </w:t>
       </w:r>
       <w:r>
         <w:rPr>
-          <w:b/>
-          <w:bCs/>
-        </w:rPr>
-        <w:t>集</w:t>
-      </w:r>
-      <w:r>
-        <w:rPr>
-          <w:b/>
-          <w:bCs/>
-        </w:rPr>
-        <w:t>,</w:t>
-      </w:r>
-      <w:r>
-        <w:rPr>
-          <w:b/>
-          <w:bCs/>
-        </w:rPr>
-        <w:t xml:space="preserve"> or </w:t>
-      </w:r>
-      <w:r>
-        <w:rPr>
-          <w:b/>
-          <w:bCs/>
-        </w:rPr>
-        <w:t>愛渴</w:t>
-      </w:r>
-      <w:r>
+          <w:rFonts w:cstheme="minorHAnsi"/>
+        </w:rPr>
+        <w:t>These actions are neither positive or negative. They are just actions but they also result in the part of cycle of life over and over</w:t>
+      </w:r>
+      <w:r>
+        <w:rPr>
+          <w:rFonts w:cstheme="minorHAnsi"/>
+        </w:rPr>
+        <w:t xml:space="preserve"> again</w:t>
+      </w:r>
+      <w:r>
+        <w:rPr>
+          <w:rFonts w:cstheme="minorHAnsi"/>
+        </w:rPr>
+        <w:t>.</w:t>
+      </w:r>
+      <w:r>
+        <w:rPr>
+          <w:rFonts w:cstheme="minorHAnsi"/>
+        </w:rPr>
+        <w:t xml:space="preserve"> These </w:t>
+      </w:r>
+      <w:r>
+        <w:rPr>
+          <w:rFonts w:cstheme="minorHAnsi"/>
+        </w:rPr>
+        <w:t xml:space="preserve">good or bad </w:t>
+      </w:r>
+      <w:r>
+        <w:rPr>
+          <w:rFonts w:cstheme="minorHAnsi"/>
+        </w:rPr>
+        <w:t xml:space="preserve">actions </w:t>
+      </w:r>
+      <w:r>
+        <w:rPr>
+          <w:rFonts w:cstheme="minorHAnsi"/>
+        </w:rPr>
+        <w:t>shape you from this life to the next life.</w:t>
+      </w:r>
+      <w:r>
+        <w:rPr>
+          <w:rFonts w:cstheme="minorHAnsi"/>
+        </w:rPr>
+        <w:t xml:space="preserve"> The actions keep going from one life to another life. At the </w:t>
+      </w:r>
+      <w:r>
+        <w:rPr>
+          <w:rFonts w:cstheme="minorHAnsi"/>
+        </w:rPr>
+        <w:t xml:space="preserve">time we suffer and hold on and never fully </w:t>
+      </w:r>
+      <w:r>
+        <w:rPr>
+          <w:rFonts w:cstheme="minorHAnsi"/>
+        </w:rPr>
+        <w:t>satisfy</w:t>
+      </w:r>
+      <w:r>
+        <w:rPr>
+          <w:rFonts w:cstheme="minorHAnsi"/>
+        </w:rPr>
+        <w:t xml:space="preserve">. </w:t>
+      </w:r>
+    </w:p>
+    <w:p>
+      <w:pPr>
+        <w:rPr>
+          <w:rFonts w:cstheme="minorHAnsi"/>
+        </w:rPr>
+      </w:pPr>
+    </w:p>
+    <w:p>
+      <w:pPr>
+        <w:rPr>
+          <w:rFonts w:cstheme="minorHAnsi"/>
+        </w:rPr>
+      </w:pPr>
+      <w:r>
+        <w:rPr>
+          <w:rFonts w:cstheme="minorHAnsi"/>
+        </w:rPr>
+        <w:t>1</w:t>
+      </w:r>
+      <w:r>
+        <w:rPr>
+          <w:rFonts w:cstheme="minorHAnsi"/>
+        </w:rPr>
+        <w:t>6</w:t>
+      </w:r>
+      <w:r>
+        <w:rPr>
+          <w:rFonts w:cstheme="minorHAnsi"/>
+        </w:rPr>
+        <w:t>:</w:t>
+      </w:r>
+      <w:r>
+        <w:rPr>
+          <w:rFonts w:cstheme="minorHAnsi"/>
+        </w:rPr>
+        <w:t>26</w:t>
+      </w:r>
+      <w:r>
+        <w:rPr>
+          <w:rFonts w:cstheme="minorHAnsi"/>
+        </w:rPr>
+        <w:t>/33:27</w:t>
+      </w:r>
+    </w:p>
+    <w:p>
+      <w:pPr>
+        <w:rPr>
+          <w:rFonts w:cstheme="minorHAnsi"/>
+        </w:rPr>
+      </w:pPr>
+      <w:r>
+        <w:rPr>
+          <w:rFonts w:cstheme="minorHAnsi"/>
+        </w:rPr>
+        <w:t>Let’s go back to Bible. The Bible talks about the cravings and desires that we have in our lives.</w:t>
+      </w:r>
+    </w:p>
+    <w:p>
+      <w:pPr>
+        <w:rPr>
+          <w:rFonts w:cstheme="minorHAnsi"/>
+        </w:rPr>
+      </w:pPr>
+      <w:r>
+        <w:rPr>
+          <w:rFonts w:cstheme="minorHAnsi"/>
+        </w:rPr>
+        <w:t>In the Old Testament, the author of Ecclesiastes (</w:t>
+      </w:r>
+      <w:r>
+        <w:rPr>
+          <w:rFonts w:cstheme="minorHAnsi"/>
+        </w:rPr>
+        <w:t>傳道書</w:t>
+      </w:r>
+      <w:r>
+        <w:rPr>
+          <w:rFonts w:cstheme="minorHAnsi"/>
+        </w:rPr>
         <w:t>)</w:t>
       </w:r>
       <w:r>
-        <w:t xml:space="preserve">. The craving </w:t>
-      </w:r>
-      <w:r>
-        <w:t xml:space="preserve">and </w:t>
-      </w:r>
-      <w:r>
-        <w:t xml:space="preserve">attachments lead to life being in the constant state of </w:t>
-      </w:r>
-      <w:r>
-        <w:t>motion</w:t>
-      </w:r>
-      <w:r>
-        <w:t>.</w:t>
-      </w:r>
-      <w:r>
+        <w:rPr>
+          <w:rFonts w:cstheme="minorHAnsi"/>
+        </w:rPr>
+        <w:t xml:space="preserve"> in Hebrew scriptures</w:t>
+      </w:r>
+      <w:r>
+        <w:rPr>
+          <w:rFonts w:cstheme="minorHAnsi"/>
+        </w:rPr>
+        <w:t xml:space="preserve">, King Soloman </w:t>
+      </w:r>
+      <w:r>
+        <w:rPr>
+          <w:rFonts w:cstheme="minorHAnsi"/>
+        </w:rPr>
+        <w:t>said</w:t>
+      </w:r>
+      <w:r>
+        <w:rPr>
+          <w:rFonts w:cstheme="minorHAnsi"/>
+        </w:rPr>
+        <w:t xml:space="preserve"> craving.</w:t>
+      </w:r>
+      <w:r>
+        <w:rPr>
+          <w:rFonts w:cstheme="minorHAnsi"/>
+        </w:rPr>
         <w:t xml:space="preserve"> </w:t>
       </w:r>
-      <w:r>
-        <w:t>We have</w:t>
-      </w:r>
-      <w:r>
-        <w:t xml:space="preserve"> desire to </w:t>
-      </w:r>
-      <w:r>
-        <w:t>own</w:t>
-      </w:r>
-      <w:r>
-        <w:t xml:space="preserve"> that</w:t>
-      </w:r>
-      <w:r>
-        <w:t xml:space="preserve"> we don’t actually have.</w:t>
-      </w:r>
-      <w:r>
-        <w:t xml:space="preserve"> We have cravings which are temporary.</w:t>
-      </w:r>
-      <w:r>
+    </w:p>
+    <w:p>
+      <w:pPr>
+        <w:rPr>
+          <w:rFonts w:cstheme="minorHAnsi"/>
+        </w:rPr>
+      </w:pPr>
+    </w:p>
+    <w:p>
+      <w:pPr>
+        <w:rPr>
+          <w:rFonts w:cstheme="minorHAnsi"/>
+        </w:rPr>
+      </w:pPr>
+      <w:r>
+        <w:rPr>
+          <w:rFonts w:cstheme="minorHAnsi"/>
+        </w:rPr>
+        <w:t>16:</w:t>
+      </w:r>
+      <w:r>
+        <w:rPr>
+          <w:rFonts w:cstheme="minorHAnsi"/>
+        </w:rPr>
+        <w:t>38</w:t>
+      </w:r>
+      <w:r>
+        <w:rPr>
+          <w:rFonts w:cstheme="minorHAnsi"/>
+        </w:rPr>
+        <w:t>/33:27</w:t>
+      </w:r>
+    </w:p>
+    <w:p>
+      <w:pPr>
+        <w:rPr>
+          <w:rFonts w:cstheme="minorHAnsi"/>
+        </w:rPr>
+      </w:pPr>
+      <w:r>
+        <w:rPr>
+          <w:rFonts w:cstheme="minorHAnsi"/>
+        </w:rPr>
+        <w:drawing>
+          <wp:inline distT="0" distB="0" distL="0" distR="0" wp14:anchorId="6BF4B3AE" wp14:editId="259E116C">
+            <wp:extent cx="3505689" cy="4515480"/>
+            <wp:effectExtent l="0" t="0" r="0" b="0"/>
+            <wp:docPr id="1009205271" name="Picture 1"/>
+            <wp:cNvGraphicFramePr>
+              <a:graphicFrameLocks xmlns:a="http://schemas.openxmlformats.org/drawingml/2006/main" noChangeAspect="1"/>
+            </wp:cNvGraphicFramePr>
+            <a:graphic xmlns:a="http://schemas.openxmlformats.org/drawingml/2006/main">
+              <a:graphicData uri="http://schemas.openxmlformats.org/drawingml/2006/picture">
+                <pic:pic xmlns:pic="http://schemas.openxmlformats.org/drawingml/2006/picture">
+                  <pic:nvPicPr>
+                    <pic:cNvPr id="1009205271" name=""/>
+                    <pic:cNvPicPr/>
+                  </pic:nvPicPr>
+                  <pic:blipFill>
+                    <a:blip r:embed="rId36"/>
+                    <a:stretch>
+                      <a:fillRect/>
+                    </a:stretch>
+                  </pic:blipFill>
+                  <pic:spPr>
+                    <a:xfrm>
+                      <a:off x="0" y="0"/>
+                      <a:ext cx="3505689" cy="4515480"/>
+                    </a:xfrm>
+                    <a:prstGeom prst="rect">
+                      <a:avLst/>
+                    </a:prstGeom>
+                  </pic:spPr>
+                </pic:pic>
+              </a:graphicData>
+            </a:graphic>
+          </wp:inline>
+        </w:drawing>
+      </w:r>
+    </w:p>
+    <w:p>
+      <w:pPr>
+        <w:rPr>
+          <w:rFonts w:cstheme="minorHAnsi"/>
+        </w:rPr>
+      </w:pPr>
+      <w:r>
+        <w:rPr>
+          <w:rFonts w:cstheme="minorHAnsi"/>
+        </w:rPr>
+        <w:t>King Soloman</w:t>
+      </w:r>
+      <w:r>
+        <w:rPr>
+          <w:rFonts w:cstheme="minorHAnsi"/>
+        </w:rPr>
         <w:t xml:space="preserve"> </w:t>
       </w:r>
-    </w:p>
-    <w:p/>
-    <w:p>
-      <w:r>
-        <w:t>************</w:t>
-      </w:r>
-    </w:p>
-    <w:p>
-      <w:r>
-        <w:t>************</w:t>
-      </w:r>
-    </w:p>
-    <w:p/>
-    <w:p/>
-    <w:p>
-      <w:r>
-        <w:t>07</w:t>
-      </w:r>
-      <w:r>
-        <w:t>/</w:t>
-      </w:r>
-      <w:r>
-        <w:t>18/</w:t>
-      </w:r>
-      <w:r>
-        <w:t>202</w:t>
-      </w:r>
-      <w:r>
-        <w:t>6</w:t>
-      </w:r>
-      <w:r>
-        <w:t xml:space="preserve">, </w:t>
-      </w:r>
-      <w:r>
-        <w:t>Menlo Church Worship (Summary of last week, 07/12/2026)</w:t>
-      </w:r>
-    </w:p>
-    <w:p>
-      <w:hyperlink r:id="rId31" w:history="1">
+      <w:r>
+        <w:rPr>
+          <w:rFonts w:cstheme="minorHAnsi"/>
+        </w:rPr>
+        <w:t xml:space="preserve">(Author of Ecclesiastes) </w:t>
+      </w:r>
+      <w:r>
+        <w:rPr>
+          <w:rFonts w:cstheme="minorHAnsi"/>
+        </w:rPr>
+        <w:t xml:space="preserve">said, </w:t>
+      </w:r>
+    </w:p>
+    <w:p>
+      <w:pPr>
+        <w:rPr>
+          <w:rFonts w:cstheme="minorHAnsi"/>
+        </w:rPr>
+      </w:pPr>
+      <w:r>
+        <w:rPr>
+          <w:rFonts w:cstheme="minorHAnsi"/>
+        </w:rPr>
+        <w:t>Ecclesiastes 1:8, 14</w:t>
+      </w:r>
+    </w:p>
+    <w:p>
+      <w:pPr>
+        <w:rPr>
+          <w:rFonts w:cstheme="minorHAnsi"/>
+        </w:rPr>
+      </w:pPr>
+      <w:r>
+        <w:rPr>
+          <w:rFonts w:cstheme="minorHAnsi"/>
+        </w:rPr>
+        <w:lastRenderedPageBreak/>
+        <w:t>“All things are wearisome, more than one can say. The eye never has enough of seeing, nor the east its fill of hearing.</w:t>
+      </w:r>
+    </w:p>
+    <w:p>
+      <w:pPr>
+        <w:rPr>
+          <w:rFonts w:cstheme="minorHAnsi"/>
+        </w:rPr>
+      </w:pPr>
+      <w:r>
+        <w:rPr>
+          <w:rFonts w:cstheme="minorHAnsi"/>
+        </w:rPr>
+        <w:t>I have seen all the things that are done under the sun; all of them are meaningless, a chasing after the wind.”</w:t>
+      </w:r>
+    </w:p>
+    <w:p>
+      <w:pPr>
+        <w:rPr>
+          <w:rFonts w:cstheme="minorHAnsi"/>
+        </w:rPr>
+      </w:pPr>
+    </w:p>
+    <w:p>
+      <w:pPr>
+        <w:rPr>
+          <w:rFonts w:cstheme="minorHAnsi"/>
+        </w:rPr>
+      </w:pPr>
+      <w:r>
+        <w:rPr>
+          <w:rFonts w:cstheme="minorHAnsi"/>
+        </w:rPr>
+        <w:t>1</w:t>
+      </w:r>
+      <w:r>
+        <w:rPr>
+          <w:rFonts w:cstheme="minorHAnsi"/>
+        </w:rPr>
+        <w:t>7</w:t>
+      </w:r>
+      <w:r>
+        <w:rPr>
+          <w:rFonts w:cstheme="minorHAnsi"/>
+        </w:rPr>
+        <w:t>:</w:t>
+      </w:r>
+      <w:r>
+        <w:rPr>
+          <w:rFonts w:cstheme="minorHAnsi"/>
+        </w:rPr>
+        <w:t>17</w:t>
+      </w:r>
+      <w:r>
+        <w:rPr>
+          <w:rFonts w:cstheme="minorHAnsi"/>
+        </w:rPr>
+        <w:t>/33:27</w:t>
+      </w:r>
+    </w:p>
+    <w:p>
+      <w:pPr>
+        <w:rPr>
+          <w:rFonts w:cstheme="minorHAnsi"/>
+        </w:rPr>
+      </w:pPr>
+      <w:r>
+        <w:rPr>
+          <w:rFonts w:cstheme="minorHAnsi"/>
+        </w:rPr>
+        <w:t>We always want to chase something that we never reach.</w:t>
+      </w:r>
+      <w:r>
+        <w:rPr>
+          <w:rFonts w:cstheme="minorHAnsi"/>
+        </w:rPr>
+        <w:t xml:space="preserve"> This is the Bible say about craving.</w:t>
+      </w:r>
+    </w:p>
+    <w:p>
+      <w:pPr>
+        <w:rPr>
+          <w:rFonts w:cstheme="minorHAnsi"/>
+        </w:rPr>
+      </w:pPr>
+      <w:r>
+        <w:rPr>
+          <w:rFonts w:cstheme="minorHAnsi"/>
+        </w:rPr>
+        <w:drawing>
+          <wp:inline distT="0" distB="0" distL="0" distR="0" wp14:anchorId="05DB986D" wp14:editId="37ED5AB7">
+            <wp:extent cx="2686050" cy="2887684"/>
+            <wp:effectExtent l="0" t="0" r="0" b="8255"/>
+            <wp:docPr id="59913712" name="Picture 1"/>
+            <wp:cNvGraphicFramePr>
+              <a:graphicFrameLocks xmlns:a="http://schemas.openxmlformats.org/drawingml/2006/main" noChangeAspect="1"/>
+            </wp:cNvGraphicFramePr>
+            <a:graphic xmlns:a="http://schemas.openxmlformats.org/drawingml/2006/main">
+              <a:graphicData uri="http://schemas.openxmlformats.org/drawingml/2006/picture">
+                <pic:pic xmlns:pic="http://schemas.openxmlformats.org/drawingml/2006/picture">
+                  <pic:nvPicPr>
+                    <pic:cNvPr id="59913712" name=""/>
+                    <pic:cNvPicPr/>
+                  </pic:nvPicPr>
+                  <pic:blipFill>
+                    <a:blip r:embed="rId37"/>
+                    <a:stretch>
+                      <a:fillRect/>
+                    </a:stretch>
+                  </pic:blipFill>
+                  <pic:spPr>
+                    <a:xfrm>
+                      <a:off x="0" y="0"/>
+                      <a:ext cx="2690610" cy="2892587"/>
+                    </a:xfrm>
+                    <a:prstGeom prst="rect">
+                      <a:avLst/>
+                    </a:prstGeom>
+                  </pic:spPr>
+                </pic:pic>
+              </a:graphicData>
+            </a:graphic>
+          </wp:inline>
+        </w:drawing>
+      </w:r>
+    </w:p>
+    <w:p>
+      <w:pPr>
+        <w:rPr>
+          <w:rFonts w:cstheme="minorHAnsi"/>
+        </w:rPr>
+      </w:pPr>
+    </w:p>
+    <w:p>
+      <w:pPr>
+        <w:rPr>
+          <w:rFonts w:cstheme="minorHAnsi"/>
+        </w:rPr>
+      </w:pPr>
+      <w:r>
+        <w:rPr>
+          <w:rFonts w:cstheme="minorHAnsi"/>
+        </w:rPr>
+        <w:t>17:1</w:t>
+      </w:r>
+      <w:r>
+        <w:rPr>
+          <w:rFonts w:cstheme="minorHAnsi"/>
+        </w:rPr>
+        <w:t>9</w:t>
+      </w:r>
+      <w:r>
+        <w:rPr>
+          <w:rFonts w:cstheme="minorHAnsi"/>
+        </w:rPr>
+        <w:t>/33:27</w:t>
+      </w:r>
+    </w:p>
+    <w:p>
+      <w:pPr>
+        <w:rPr>
+          <w:rFonts w:cstheme="minorHAnsi"/>
+        </w:rPr>
+      </w:pPr>
+      <w:r>
+        <w:rPr>
+          <w:rFonts w:cstheme="minorHAnsi"/>
+        </w:rPr>
+        <w:lastRenderedPageBreak/>
+        <w:drawing>
+          <wp:inline distT="0" distB="0" distL="0" distR="0" wp14:anchorId="4B89E67B" wp14:editId="045BD1BB">
+            <wp:extent cx="2505425" cy="4344006"/>
+            <wp:effectExtent l="0" t="0" r="9525" b="0"/>
+            <wp:docPr id="34279873" name="Picture 1"/>
+            <wp:cNvGraphicFramePr>
+              <a:graphicFrameLocks xmlns:a="http://schemas.openxmlformats.org/drawingml/2006/main" noChangeAspect="1"/>
+            </wp:cNvGraphicFramePr>
+            <a:graphic xmlns:a="http://schemas.openxmlformats.org/drawingml/2006/main">
+              <a:graphicData uri="http://schemas.openxmlformats.org/drawingml/2006/picture">
+                <pic:pic xmlns:pic="http://schemas.openxmlformats.org/drawingml/2006/picture">
+                  <pic:nvPicPr>
+                    <pic:cNvPr id="34279873" name=""/>
+                    <pic:cNvPicPr/>
+                  </pic:nvPicPr>
+                  <pic:blipFill>
+                    <a:blip r:embed="rId38"/>
+                    <a:stretch>
+                      <a:fillRect/>
+                    </a:stretch>
+                  </pic:blipFill>
+                  <pic:spPr>
+                    <a:xfrm>
+                      <a:off x="0" y="0"/>
+                      <a:ext cx="2505425" cy="4344006"/>
+                    </a:xfrm>
+                    <a:prstGeom prst="rect">
+                      <a:avLst/>
+                    </a:prstGeom>
+                  </pic:spPr>
+                </pic:pic>
+              </a:graphicData>
+            </a:graphic>
+          </wp:inline>
+        </w:drawing>
+      </w:r>
+    </w:p>
+    <w:p>
+      <w:pPr>
+        <w:rPr>
+          <w:rFonts w:cstheme="minorHAnsi"/>
+        </w:rPr>
+      </w:pPr>
+      <w:r>
+        <w:rPr>
+          <w:rFonts w:cstheme="minorHAnsi"/>
+        </w:rPr>
+        <w:t xml:space="preserve">Now, we move forward to the solution: </w:t>
+      </w:r>
+      <w:r>
+        <w:rPr>
+          <w:rFonts w:cstheme="minorHAnsi"/>
+        </w:rPr>
+        <w:t xml:space="preserve">The third noble truth, </w:t>
+      </w:r>
+      <w:r>
+        <w:rPr>
+          <w:rFonts w:cstheme="minorHAnsi"/>
+        </w:rPr>
+        <w:t>Nirvana (</w:t>
+      </w:r>
+      <w:r>
+        <w:rPr>
+          <w:rFonts w:cstheme="minorHAnsi"/>
+        </w:rPr>
+        <w:t>涅槃</w:t>
+      </w:r>
+      <w:r>
+        <w:rPr>
+          <w:rFonts w:cstheme="minorHAnsi"/>
+        </w:rPr>
+        <w:t>)</w:t>
+      </w:r>
+    </w:p>
+    <w:p>
+      <w:pPr>
+        <w:rPr>
+          <w:rFonts w:cstheme="minorHAnsi"/>
+        </w:rPr>
+      </w:pPr>
+      <w:r>
+        <w:rPr>
+          <w:rFonts w:cstheme="minorHAnsi"/>
+        </w:rPr>
+        <w:t>Nivana is a way to remove of all cravings</w:t>
+      </w:r>
+      <w:r>
+        <w:rPr>
+          <w:rFonts w:cstheme="minorHAnsi"/>
+        </w:rPr>
+        <w:t xml:space="preserve"> (</w:t>
+      </w:r>
+      <w:r>
+        <w:rPr>
+          <w:rFonts w:cstheme="minorHAnsi"/>
+        </w:rPr>
+        <w:t>貪戀</w:t>
+      </w:r>
+      <w:r>
+        <w:rPr>
+          <w:rFonts w:cstheme="minorHAnsi"/>
+        </w:rPr>
+        <w:t>)</w:t>
+      </w:r>
+      <w:r>
+        <w:rPr>
+          <w:rFonts w:cstheme="minorHAnsi"/>
+        </w:rPr>
+        <w:t xml:space="preserve"> and att</w:t>
+      </w:r>
+      <w:r>
+        <w:rPr>
+          <w:rFonts w:cstheme="minorHAnsi"/>
+        </w:rPr>
+        <w:t>a</w:t>
+      </w:r>
+      <w:r>
+        <w:rPr>
+          <w:rFonts w:cstheme="minorHAnsi"/>
+        </w:rPr>
+        <w:t>chments</w:t>
+      </w:r>
+      <w:r>
+        <w:rPr>
+          <w:rFonts w:cstheme="minorHAnsi"/>
+        </w:rPr>
+        <w:t xml:space="preserve"> (</w:t>
+      </w:r>
+      <w:r>
+        <w:rPr>
+          <w:rFonts w:cstheme="minorHAnsi"/>
+        </w:rPr>
+        <w:t>執著</w:t>
+      </w:r>
+      <w:r>
+        <w:rPr>
+          <w:rFonts w:cstheme="minorHAnsi"/>
+        </w:rPr>
+        <w:t>)</w:t>
+      </w:r>
+      <w:r>
+        <w:rPr>
+          <w:rFonts w:cstheme="minorHAnsi"/>
+        </w:rPr>
+        <w:t xml:space="preserve">. </w:t>
+      </w:r>
+    </w:p>
+    <w:p>
+      <w:pPr>
+        <w:rPr>
+          <w:rFonts w:cstheme="minorHAnsi"/>
+        </w:rPr>
+      </w:pPr>
+      <w:r>
+        <w:rPr>
+          <w:rFonts w:cstheme="minorHAnsi"/>
+        </w:rPr>
+        <w:t xml:space="preserve">Buddhism teaches </w:t>
+      </w:r>
+      <w:r>
+        <w:rPr>
+          <w:rFonts w:cstheme="minorHAnsi"/>
+        </w:rPr>
+        <w:t xml:space="preserve">Nirvana is </w:t>
+      </w:r>
+      <w:r>
+        <w:rPr>
+          <w:rFonts w:cstheme="minorHAnsi"/>
+        </w:rPr>
+        <w:t xml:space="preserve">not just </w:t>
+      </w:r>
+      <w:r>
+        <w:rPr>
+          <w:rFonts w:cstheme="minorHAnsi"/>
+        </w:rPr>
+        <w:t>complete nothingness or annihilation (</w:t>
+      </w:r>
+      <w:r>
+        <w:rPr>
+          <w:rFonts w:cstheme="minorHAnsi"/>
+        </w:rPr>
+        <w:t>湮滅</w:t>
+      </w:r>
+      <w:r>
+        <w:rPr>
+          <w:rFonts w:cstheme="minorHAnsi"/>
+        </w:rPr>
+        <w:t>)</w:t>
+      </w:r>
+      <w:r>
+        <w:rPr>
+          <w:rFonts w:cstheme="minorHAnsi"/>
+        </w:rPr>
+        <w:t>. Instead, Nirvana is once craving is gone, our experience is totally peace.</w:t>
+      </w:r>
+    </w:p>
+    <w:p>
+      <w:pPr>
+        <w:rPr>
+          <w:rFonts w:cstheme="minorHAnsi"/>
+        </w:rPr>
+      </w:pPr>
+      <w:r>
+        <w:rPr>
+          <w:rFonts w:cstheme="minorHAnsi"/>
+        </w:rPr>
+        <w:t>When we think at night when our mind is spinning</w:t>
+      </w:r>
+      <w:r>
+        <w:rPr>
+          <w:rFonts w:cstheme="minorHAnsi"/>
+        </w:rPr>
+        <w:t xml:space="preserve"> and out of control</w:t>
+      </w:r>
+      <w:r>
+        <w:rPr>
+          <w:rFonts w:cstheme="minorHAnsi"/>
+        </w:rPr>
+        <w:t>, we cannot sleep.</w:t>
+      </w:r>
+      <w:r>
+        <w:rPr>
+          <w:rFonts w:cstheme="minorHAnsi"/>
+        </w:rPr>
+        <w:t xml:space="preserve"> </w:t>
+      </w:r>
+    </w:p>
+    <w:p>
+      <w:pPr>
+        <w:rPr>
+          <w:rFonts w:cstheme="minorHAnsi"/>
+        </w:rPr>
+      </w:pPr>
+      <w:r>
+        <w:rPr>
+          <w:rFonts w:cstheme="minorHAnsi"/>
+        </w:rPr>
+        <w:t>When we have craving to control something that is out of control.</w:t>
+      </w:r>
+      <w:r>
+        <w:rPr>
+          <w:rFonts w:cstheme="minorHAnsi"/>
+        </w:rPr>
+        <w:t xml:space="preserve"> When we are at Nirvana, we have peace and sleep.</w:t>
+      </w:r>
+    </w:p>
+    <w:p>
+      <w:pPr>
+        <w:rPr>
+          <w:rFonts w:cstheme="minorHAnsi"/>
+        </w:rPr>
+      </w:pPr>
+    </w:p>
+    <w:p>
+      <w:pPr>
+        <w:rPr>
+          <w:rFonts w:cstheme="minorHAnsi"/>
+        </w:rPr>
+      </w:pPr>
+      <w:r>
+        <w:rPr>
+          <w:rFonts w:cstheme="minorHAnsi"/>
+        </w:rPr>
+        <w:t>1</w:t>
+      </w:r>
+      <w:r>
+        <w:rPr>
+          <w:rFonts w:cstheme="minorHAnsi"/>
+        </w:rPr>
+        <w:t>9</w:t>
+      </w:r>
+      <w:r>
+        <w:rPr>
+          <w:rFonts w:cstheme="minorHAnsi"/>
+        </w:rPr>
+        <w:t>:19/33:27</w:t>
+      </w:r>
+    </w:p>
+    <w:p>
+      <w:pPr>
+        <w:rPr>
+          <w:rFonts w:cstheme="minorHAnsi"/>
+        </w:rPr>
+      </w:pPr>
+      <w:r>
+        <w:rPr>
+          <w:rFonts w:cstheme="minorHAnsi"/>
+        </w:rPr>
+        <w:t>For the glass of water, we have to hold it up to hold the water and water is constantly increase or decrease. The Buddha said, “You have to let the water go. You have to empty the water.</w:t>
+      </w:r>
+      <w:r>
+        <w:rPr>
+          <w:rFonts w:cstheme="minorHAnsi"/>
+        </w:rPr>
+        <w:t xml:space="preserve"> You have to let the craving go.</w:t>
+      </w:r>
+      <w:r>
+        <w:rPr>
+          <w:rFonts w:cstheme="minorHAnsi"/>
+        </w:rPr>
+        <w:t xml:space="preserve">” </w:t>
+      </w:r>
+    </w:p>
+    <w:p>
+      <w:pPr>
+        <w:rPr>
+          <w:rFonts w:cstheme="minorHAnsi"/>
+        </w:rPr>
+      </w:pPr>
+      <w:r>
+        <w:rPr>
+          <w:rFonts w:cstheme="minorHAnsi"/>
+        </w:rPr>
+        <w:t xml:space="preserve">Release the attachment, release the clinging, release </w:t>
+      </w:r>
+      <w:r>
+        <w:rPr>
+          <w:rFonts w:cstheme="minorHAnsi"/>
+        </w:rPr>
+        <w:t xml:space="preserve">the </w:t>
+      </w:r>
+      <w:r>
+        <w:rPr>
+          <w:rFonts w:cstheme="minorHAnsi"/>
+        </w:rPr>
+        <w:t xml:space="preserve">control </w:t>
+      </w:r>
+      <w:r>
+        <w:rPr>
+          <w:rFonts w:cstheme="minorHAnsi"/>
+        </w:rPr>
+        <w:t xml:space="preserve">of </w:t>
+      </w:r>
+      <w:r>
+        <w:rPr>
+          <w:rFonts w:cstheme="minorHAnsi"/>
+        </w:rPr>
+        <w:t>everything.</w:t>
+      </w:r>
+    </w:p>
+    <w:p>
+      <w:pPr>
+        <w:rPr>
+          <w:rFonts w:cstheme="minorHAnsi"/>
+        </w:rPr>
+      </w:pPr>
+      <w:r>
+        <w:rPr>
+          <w:rFonts w:cstheme="minorHAnsi"/>
+        </w:rPr>
+        <w:t>Buddha said, “Freedom from suffering is found when you let go of those attachments.</w:t>
+      </w:r>
+      <w:r>
+        <w:rPr>
+          <w:rFonts w:cstheme="minorHAnsi"/>
+        </w:rPr>
+        <w:t xml:space="preserve"> When you empty yourself. When you pull out the attachments out from your life, </w:t>
+      </w:r>
+      <w:r>
+        <w:rPr>
+          <w:rFonts w:cstheme="minorHAnsi"/>
+        </w:rPr>
+        <w:t>you have the peace.</w:t>
+      </w:r>
+      <w:r>
+        <w:rPr>
+          <w:rFonts w:cstheme="minorHAnsi"/>
+        </w:rPr>
+        <w:t>”</w:t>
+      </w:r>
+    </w:p>
+    <w:p>
+      <w:pPr>
+        <w:rPr>
+          <w:rFonts w:cstheme="minorHAnsi"/>
+        </w:rPr>
+      </w:pPr>
+    </w:p>
+    <w:p>
+      <w:pPr>
+        <w:rPr>
+          <w:rFonts w:cstheme="minorHAnsi"/>
+        </w:rPr>
+      </w:pPr>
+      <w:r>
+        <w:rPr>
+          <w:rFonts w:cstheme="minorHAnsi"/>
+        </w:rPr>
+        <w:t>19:</w:t>
+      </w:r>
+      <w:r>
+        <w:rPr>
+          <w:rFonts w:cstheme="minorHAnsi"/>
+        </w:rPr>
+        <w:t>56</w:t>
+      </w:r>
+      <w:r>
+        <w:rPr>
+          <w:rFonts w:cstheme="minorHAnsi"/>
+        </w:rPr>
+        <w:t>/33:27</w:t>
+      </w:r>
+    </w:p>
+    <w:p>
+      <w:pPr>
+        <w:rPr>
+          <w:rFonts w:cstheme="minorHAnsi"/>
+        </w:rPr>
+      </w:pPr>
+      <w:r>
+        <w:rPr>
+          <w:rFonts w:cstheme="minorHAnsi"/>
+        </w:rPr>
+        <w:t>There is no answer of stopping or make life stop changing. Those things will continue to happen.</w:t>
+      </w:r>
+    </w:p>
+    <w:p>
+      <w:pPr>
+        <w:rPr>
+          <w:rFonts w:cstheme="minorHAnsi"/>
+        </w:rPr>
+      </w:pPr>
+    </w:p>
+    <w:p>
+      <w:pPr>
+        <w:rPr>
+          <w:rFonts w:cstheme="minorHAnsi"/>
+        </w:rPr>
+      </w:pPr>
+      <w:r>
+        <w:rPr>
+          <w:rFonts w:cstheme="minorHAnsi"/>
+        </w:rPr>
+        <w:t>20</w:t>
+      </w:r>
+      <w:r>
+        <w:rPr>
+          <w:rFonts w:cstheme="minorHAnsi"/>
+        </w:rPr>
+        <w:t>:</w:t>
+      </w:r>
+      <w:r>
+        <w:rPr>
+          <w:rFonts w:cstheme="minorHAnsi"/>
+        </w:rPr>
+        <w:t>30</w:t>
+      </w:r>
+      <w:r>
+        <w:rPr>
+          <w:rFonts w:cstheme="minorHAnsi"/>
+        </w:rPr>
+        <w:t>/33:27</w:t>
+      </w:r>
+    </w:p>
+    <w:p>
+      <w:pPr>
+        <w:rPr>
+          <w:rFonts w:cstheme="minorHAnsi"/>
+        </w:rPr>
+      </w:pPr>
+      <w:r>
+        <w:rPr>
+          <w:rFonts w:cstheme="minorHAnsi"/>
+        </w:rPr>
+        <w:t xml:space="preserve">How do we do that? The final noble truth of Buddhism is: </w:t>
+      </w:r>
+      <w:r>
+        <w:rPr>
+          <w:rFonts w:cstheme="minorHAnsi"/>
+        </w:rPr>
+        <w:t>Eightfold Path (</w:t>
+      </w:r>
+      <w:r>
+        <w:rPr>
+          <w:rFonts w:cstheme="minorHAnsi"/>
+        </w:rPr>
+        <w:t>八正道</w:t>
+      </w:r>
+      <w:r>
+        <w:rPr>
+          <w:rFonts w:cstheme="minorHAnsi"/>
+        </w:rPr>
+        <w:t>),</w:t>
+      </w:r>
+    </w:p>
+    <w:p>
+      <w:pPr>
+        <w:rPr>
+          <w:rFonts w:cstheme="minorHAnsi"/>
+        </w:rPr>
+      </w:pPr>
+      <w:r>
+        <w:rPr>
+          <w:rFonts w:cstheme="minorHAnsi"/>
+        </w:rPr>
+        <w:t>智慧</w:t>
+      </w:r>
+      <w:r>
+        <w:rPr>
+          <w:rFonts w:cstheme="minorHAnsi"/>
+        </w:rPr>
+        <w:t xml:space="preserve"> (Wisdom / Prajñā)</w:t>
+      </w:r>
+    </w:p>
+    <w:p>
+      <w:pPr>
+        <w:numPr>
+          <w:ilvl w:val="0"/>
+          <w:numId w:val="40"/>
+        </w:numPr>
+        <w:rPr>
+          <w:rFonts w:cstheme="minorHAnsi"/>
+        </w:rPr>
+      </w:pPr>
+      <w:r>
+        <w:rPr>
+          <w:rFonts w:cstheme="minorHAnsi"/>
+        </w:rPr>
+        <w:lastRenderedPageBreak/>
+        <w:t>正見</w:t>
+      </w:r>
+      <w:r>
+        <w:rPr>
+          <w:rFonts w:cstheme="minorHAnsi"/>
+        </w:rPr>
+        <w:t xml:space="preserve"> (Right View) – Understanding the true nature of reality and the Four Noble Truths.</w:t>
+      </w:r>
+    </w:p>
+    <w:p>
+      <w:pPr>
+        <w:numPr>
+          <w:ilvl w:val="0"/>
+          <w:numId w:val="40"/>
+        </w:numPr>
+        <w:rPr>
+          <w:rFonts w:cstheme="minorHAnsi"/>
+        </w:rPr>
+      </w:pPr>
+      <w:r>
+        <w:rPr>
+          <w:rFonts w:cstheme="minorHAnsi"/>
+        </w:rPr>
+        <w:t>正思惟</w:t>
+      </w:r>
+      <w:r>
+        <w:rPr>
+          <w:rFonts w:cstheme="minorHAnsi"/>
+        </w:rPr>
+        <w:t xml:space="preserve"> (Right Intention / Thought) – Purifying the mind of ill-will, greed, and cruelty. [</w:t>
+      </w:r>
+      <w:hyperlink r:id="rId39" w:history="1">
         <w:r>
           <w:rPr>
             <w:rStyle w:val="Hyperlink"/>
+            <w:rFonts w:cstheme="minorHAnsi"/>
+          </w:rPr>
+          <w:t>1</w:t>
+        </w:r>
+      </w:hyperlink>
+      <w:r>
+        <w:rPr>
+          <w:rFonts w:cstheme="minorHAnsi"/>
+        </w:rPr>
+        <w:t xml:space="preserve">, </w:t>
+      </w:r>
+      <w:hyperlink r:id="rId40" w:history="1">
+        <w:r>
+          <w:rPr>
+            <w:rStyle w:val="Hyperlink"/>
+            <w:rFonts w:cstheme="minorHAnsi"/>
+          </w:rPr>
+          <w:t>2</w:t>
+        </w:r>
+      </w:hyperlink>
+      <w:r>
+        <w:rPr>
+          <w:rFonts w:cstheme="minorHAnsi"/>
+        </w:rPr>
+        <w:t xml:space="preserve">, </w:t>
+      </w:r>
+      <w:hyperlink r:id="rId41" w:history="1">
+        <w:r>
+          <w:rPr>
+            <w:rStyle w:val="Hyperlink"/>
+            <w:rFonts w:cstheme="minorHAnsi"/>
+          </w:rPr>
+          <w:t>3</w:t>
+        </w:r>
+      </w:hyperlink>
+      <w:r>
+        <w:rPr>
+          <w:rFonts w:cstheme="minorHAnsi"/>
+        </w:rPr>
+        <w:t xml:space="preserve">, </w:t>
+      </w:r>
+      <w:hyperlink r:id="rId42" w:history="1">
+        <w:r>
+          <w:rPr>
+            <w:rStyle w:val="Hyperlink"/>
+            <w:rFonts w:cstheme="minorHAnsi"/>
+          </w:rPr>
+          <w:t>4</w:t>
+        </w:r>
+      </w:hyperlink>
+      <w:r>
+        <w:rPr>
+          <w:rFonts w:cstheme="minorHAnsi"/>
+        </w:rPr>
+        <w:t xml:space="preserve">, </w:t>
+      </w:r>
+      <w:hyperlink r:id="rId43" w:history="1">
+        <w:r>
+          <w:rPr>
+            <w:rStyle w:val="Hyperlink"/>
+            <w:rFonts w:cstheme="minorHAnsi"/>
+          </w:rPr>
+          <w:t>5</w:t>
+        </w:r>
+      </w:hyperlink>
+      <w:r>
+        <w:rPr>
+          <w:rFonts w:cstheme="minorHAnsi"/>
+        </w:rPr>
+        <w:t>]</w:t>
+      </w:r>
+    </w:p>
+    <w:p>
+      <w:pPr>
+        <w:rPr>
+          <w:rFonts w:cstheme="minorHAnsi"/>
+        </w:rPr>
+      </w:pPr>
+      <w:r>
+        <w:rPr>
+          <w:rFonts w:cstheme="minorHAnsi"/>
+        </w:rPr>
+        <w:t>戒律</w:t>
+      </w:r>
+      <w:r>
+        <w:rPr>
+          <w:rFonts w:cstheme="minorHAnsi"/>
+        </w:rPr>
+        <w:t xml:space="preserve"> (Ethical Conduct / Śīla)</w:t>
+      </w:r>
+    </w:p>
+    <w:p>
+      <w:pPr>
+        <w:numPr>
+          <w:ilvl w:val="0"/>
+          <w:numId w:val="41"/>
+        </w:numPr>
+        <w:rPr>
+          <w:rFonts w:cstheme="minorHAnsi"/>
+        </w:rPr>
+      </w:pPr>
+      <w:r>
+        <w:rPr>
+          <w:rFonts w:cstheme="minorHAnsi"/>
+        </w:rPr>
+        <w:t>正語</w:t>
+      </w:r>
+      <w:r>
+        <w:rPr>
+          <w:rFonts w:cstheme="minorHAnsi"/>
+        </w:rPr>
+        <w:t xml:space="preserve"> (Right Speech) – Abstaining from lying, harsh language, malicious gossip, and idle chatter.</w:t>
+      </w:r>
+    </w:p>
+    <w:p>
+      <w:pPr>
+        <w:numPr>
+          <w:ilvl w:val="0"/>
+          <w:numId w:val="41"/>
+        </w:numPr>
+        <w:rPr>
+          <w:rFonts w:cstheme="minorHAnsi"/>
+        </w:rPr>
+      </w:pPr>
+      <w:r>
+        <w:rPr>
+          <w:rFonts w:cstheme="minorHAnsi"/>
+        </w:rPr>
+        <w:t>正業</w:t>
+      </w:r>
+      <w:r>
+        <w:rPr>
+          <w:rFonts w:cstheme="minorHAnsi"/>
+        </w:rPr>
+        <w:t xml:space="preserve"> (Right Action) – Behaving wholesomely by avoiding killing, stealing, and sexual misconduct.</w:t>
+      </w:r>
+    </w:p>
+    <w:p>
+      <w:pPr>
+        <w:numPr>
+          <w:ilvl w:val="0"/>
+          <w:numId w:val="41"/>
+        </w:numPr>
+        <w:rPr>
+          <w:rFonts w:cstheme="minorHAnsi"/>
+        </w:rPr>
+      </w:pPr>
+      <w:r>
+        <w:rPr>
+          <w:rFonts w:cstheme="minorHAnsi"/>
+        </w:rPr>
+        <w:t>正命</w:t>
+      </w:r>
+      <w:r>
+        <w:rPr>
+          <w:rFonts w:cstheme="minorHAnsi"/>
+        </w:rPr>
+        <w:t xml:space="preserve"> (Right Livelihood) – Earning a living through ethical professions that do not harm others. [</w:t>
+      </w:r>
+      <w:hyperlink r:id="rId44" w:history="1">
+        <w:r>
+          <w:rPr>
+            <w:rStyle w:val="Hyperlink"/>
+            <w:rFonts w:cstheme="minorHAnsi"/>
+          </w:rPr>
+          <w:t>1</w:t>
+        </w:r>
+      </w:hyperlink>
+      <w:r>
+        <w:rPr>
+          <w:rFonts w:cstheme="minorHAnsi"/>
+        </w:rPr>
+        <w:t xml:space="preserve">, </w:t>
+      </w:r>
+      <w:hyperlink r:id="rId45" w:history="1">
+        <w:r>
+          <w:rPr>
+            <w:rStyle w:val="Hyperlink"/>
+            <w:rFonts w:cstheme="minorHAnsi"/>
+          </w:rPr>
+          <w:t>2</w:t>
+        </w:r>
+      </w:hyperlink>
+      <w:r>
+        <w:rPr>
+          <w:rFonts w:cstheme="minorHAnsi"/>
+        </w:rPr>
+        <w:t xml:space="preserve">, </w:t>
+      </w:r>
+      <w:hyperlink r:id="rId46" w:history="1">
+        <w:r>
+          <w:rPr>
+            <w:rStyle w:val="Hyperlink"/>
+            <w:rFonts w:cstheme="minorHAnsi"/>
+          </w:rPr>
+          <w:t>3</w:t>
+        </w:r>
+      </w:hyperlink>
+      <w:r>
+        <w:rPr>
+          <w:rFonts w:cstheme="minorHAnsi"/>
+        </w:rPr>
+        <w:t>]</w:t>
+      </w:r>
+    </w:p>
+    <w:p>
+      <w:pPr>
+        <w:rPr>
+          <w:rFonts w:cstheme="minorHAnsi"/>
+        </w:rPr>
+      </w:pPr>
+      <w:r>
+        <w:rPr>
+          <w:rFonts w:cstheme="minorHAnsi"/>
+        </w:rPr>
+        <w:t>禪定</w:t>
+      </w:r>
+      <w:r>
+        <w:rPr>
+          <w:rFonts w:cstheme="minorHAnsi"/>
+        </w:rPr>
+        <w:t xml:space="preserve"> (Mental Discipline / Samādhi)</w:t>
+      </w:r>
+    </w:p>
+    <w:p>
+      <w:pPr>
+        <w:numPr>
+          <w:ilvl w:val="0"/>
+          <w:numId w:val="42"/>
+        </w:numPr>
+        <w:rPr>
+          <w:rFonts w:cstheme="minorHAnsi"/>
+        </w:rPr>
+      </w:pPr>
+      <w:r>
+        <w:rPr>
+          <w:rFonts w:cstheme="minorHAnsi"/>
+        </w:rPr>
+        <w:t>正精進</w:t>
+      </w:r>
+      <w:r>
+        <w:rPr>
+          <w:rFonts w:cstheme="minorHAnsi"/>
+        </w:rPr>
+        <w:t xml:space="preserve"> (Right Effort) – Cultivating positive qualities and abandoning unwholesome mental states.</w:t>
+      </w:r>
+    </w:p>
+    <w:p>
+      <w:pPr>
+        <w:numPr>
+          <w:ilvl w:val="0"/>
+          <w:numId w:val="42"/>
+        </w:numPr>
+        <w:rPr>
+          <w:rFonts w:cstheme="minorHAnsi"/>
+        </w:rPr>
+      </w:pPr>
+      <w:r>
+        <w:rPr>
+          <w:rFonts w:cstheme="minorHAnsi"/>
+        </w:rPr>
+        <w:t>正念</w:t>
+      </w:r>
+      <w:r>
+        <w:rPr>
+          <w:rFonts w:cstheme="minorHAnsi"/>
+        </w:rPr>
+        <w:t xml:space="preserve"> (Right Mindfulness) – Maintaining a clear, focused awareness of the body, feelings, mind, and thoughts.</w:t>
+      </w:r>
+    </w:p>
+    <w:p>
+      <w:pPr>
+        <w:numPr>
+          <w:ilvl w:val="0"/>
+          <w:numId w:val="42"/>
+        </w:numPr>
+        <w:rPr>
+          <w:rFonts w:cstheme="minorHAnsi"/>
+        </w:rPr>
+      </w:pPr>
+      <w:r>
+        <w:rPr>
+          <w:rFonts w:cstheme="minorHAnsi"/>
+        </w:rPr>
+        <w:t>正定</w:t>
+      </w:r>
+      <w:r>
+        <w:rPr>
+          <w:rFonts w:cstheme="minorHAnsi"/>
+        </w:rPr>
+        <w:t xml:space="preserve"> (Right Concentration) – Developing the deep mental focus required for true meditation and absorption. [</w:t>
+      </w:r>
+      <w:hyperlink r:id="rId47" w:history="1">
+        <w:r>
+          <w:rPr>
+            <w:rStyle w:val="Hyperlink"/>
+            <w:rFonts w:cstheme="minorHAnsi"/>
+          </w:rPr>
+          <w:t>1</w:t>
+        </w:r>
+      </w:hyperlink>
+      <w:r>
+        <w:rPr>
+          <w:rFonts w:cstheme="minorHAnsi"/>
+        </w:rPr>
+        <w:t xml:space="preserve">, </w:t>
+      </w:r>
+      <w:hyperlink r:id="rId48" w:history="1">
+        <w:r>
+          <w:rPr>
+            <w:rStyle w:val="Hyperlink"/>
+            <w:rFonts w:cstheme="minorHAnsi"/>
+          </w:rPr>
+          <w:t>2</w:t>
+        </w:r>
+      </w:hyperlink>
+      <w:r>
+        <w:rPr>
+          <w:rFonts w:cstheme="minorHAnsi"/>
+        </w:rPr>
+        <w:t xml:space="preserve">, </w:t>
+      </w:r>
+      <w:hyperlink r:id="rId49" w:history="1">
+        <w:r>
+          <w:rPr>
+            <w:rStyle w:val="Hyperlink"/>
+            <w:rFonts w:cstheme="minorHAnsi"/>
+          </w:rPr>
+          <w:t>3</w:t>
+        </w:r>
+      </w:hyperlink>
+      <w:r>
+        <w:rPr>
+          <w:rFonts w:cstheme="minorHAnsi"/>
+        </w:rPr>
+        <w:t xml:space="preserve">, </w:t>
+      </w:r>
+      <w:hyperlink r:id="rId50" w:history="1">
+        <w:r>
+          <w:rPr>
+            <w:rStyle w:val="Hyperlink"/>
+            <w:rFonts w:cstheme="minorHAnsi"/>
+          </w:rPr>
+          <w:t>4</w:t>
+        </w:r>
+      </w:hyperlink>
+      <w:r>
+        <w:rPr>
+          <w:rFonts w:cstheme="minorHAnsi"/>
+        </w:rPr>
+        <w:t>]</w:t>
+      </w:r>
+    </w:p>
+    <w:p>
+      <w:pPr>
+        <w:rPr>
+          <w:rFonts w:cstheme="minorHAnsi"/>
+        </w:rPr>
+      </w:pPr>
+    </w:p>
+    <w:p>
+      <w:pPr>
+        <w:rPr>
+          <w:rFonts w:cstheme="minorHAnsi"/>
+        </w:rPr>
+      </w:pPr>
+      <w:r>
+        <w:rPr>
+          <w:rFonts w:cstheme="minorHAnsi"/>
+        </w:rPr>
+        <w:drawing>
+          <wp:inline distT="0" distB="0" distL="0" distR="0" wp14:anchorId="1CF48150" wp14:editId="6B11A118">
+            <wp:extent cx="2514951" cy="4239217"/>
+            <wp:effectExtent l="0" t="0" r="0" b="9525"/>
+            <wp:docPr id="1893642121" name="Picture 1"/>
+            <wp:cNvGraphicFramePr>
+              <a:graphicFrameLocks xmlns:a="http://schemas.openxmlformats.org/drawingml/2006/main" noChangeAspect="1"/>
+            </wp:cNvGraphicFramePr>
+            <a:graphic xmlns:a="http://schemas.openxmlformats.org/drawingml/2006/main">
+              <a:graphicData uri="http://schemas.openxmlformats.org/drawingml/2006/picture">
+                <pic:pic xmlns:pic="http://schemas.openxmlformats.org/drawingml/2006/picture">
+                  <pic:nvPicPr>
+                    <pic:cNvPr id="1893642121" name=""/>
+                    <pic:cNvPicPr/>
+                  </pic:nvPicPr>
+                  <pic:blipFill>
+                    <a:blip r:embed="rId51"/>
+                    <a:stretch>
+                      <a:fillRect/>
+                    </a:stretch>
+                  </pic:blipFill>
+                  <pic:spPr>
+                    <a:xfrm>
+                      <a:off x="0" y="0"/>
+                      <a:ext cx="2514951" cy="4239217"/>
+                    </a:xfrm>
+                    <a:prstGeom prst="rect">
+                      <a:avLst/>
+                    </a:prstGeom>
+                  </pic:spPr>
+                </pic:pic>
+              </a:graphicData>
+            </a:graphic>
+          </wp:inline>
+        </w:drawing>
+      </w:r>
+    </w:p>
+    <w:p>
+      <w:pPr>
+        <w:rPr>
+          <w:rFonts w:cstheme="minorHAnsi"/>
+        </w:rPr>
+      </w:pPr>
+    </w:p>
+    <w:p>
+      <w:pPr>
+        <w:rPr>
+          <w:rFonts w:cstheme="minorHAnsi"/>
+        </w:rPr>
+      </w:pPr>
+      <w:r>
+        <w:rPr>
+          <w:rFonts w:cstheme="minorHAnsi"/>
+        </w:rPr>
+        <w:t>Buddhism talks about the path forward and it is called the Eight-Fold Path.</w:t>
+      </w:r>
+    </w:p>
+    <w:p>
+      <w:pPr>
+        <w:rPr>
+          <w:rFonts w:cstheme="minorHAnsi"/>
+        </w:rPr>
+      </w:pPr>
+      <w:r>
+        <w:rPr>
+          <w:rFonts w:cstheme="minorHAnsi"/>
+        </w:rPr>
+        <w:t xml:space="preserve">Eight-Fold path is the full body training </w:t>
+      </w:r>
+      <w:r>
+        <w:rPr>
+          <w:rFonts w:cstheme="minorHAnsi"/>
+        </w:rPr>
+        <w:t xml:space="preserve">plans. Eight-Fold path focus on three different area, Wisdom, Ethical conduct, and mental discipline. </w:t>
+      </w:r>
+    </w:p>
+    <w:p>
+      <w:pPr>
+        <w:rPr>
+          <w:rFonts w:cstheme="minorHAnsi"/>
+        </w:rPr>
+      </w:pPr>
+    </w:p>
+    <w:p>
+      <w:pPr>
+        <w:rPr>
+          <w:rFonts w:cstheme="minorHAnsi"/>
+        </w:rPr>
+      </w:pPr>
+      <w:r>
+        <w:rPr>
+          <w:rFonts w:cstheme="minorHAnsi"/>
+        </w:rPr>
+        <w:t>************</w:t>
+      </w:r>
+    </w:p>
+    <w:p>
+      <w:pPr>
+        <w:rPr>
+          <w:rFonts w:cstheme="minorHAnsi"/>
+        </w:rPr>
+      </w:pPr>
+      <w:r>
+        <w:rPr>
+          <w:rFonts w:cstheme="minorHAnsi"/>
+        </w:rPr>
+        <w:lastRenderedPageBreak/>
+        <w:t>************</w:t>
+      </w:r>
+    </w:p>
+    <w:p>
+      <w:pPr>
+        <w:rPr>
+          <w:rFonts w:cstheme="minorHAnsi"/>
+        </w:rPr>
+      </w:pPr>
+    </w:p>
+    <w:p>
+      <w:pPr>
+        <w:rPr>
+          <w:rFonts w:cstheme="minorHAnsi"/>
+        </w:rPr>
+      </w:pPr>
+    </w:p>
+    <w:p>
+      <w:pPr>
+        <w:rPr>
+          <w:rFonts w:cstheme="minorHAnsi"/>
+        </w:rPr>
+      </w:pPr>
+      <w:r>
+        <w:rPr>
+          <w:rFonts w:cstheme="minorHAnsi"/>
+        </w:rPr>
+        <w:t>07/18/2026, Menlo Church Worship (Summary of last week, 07/12/2026)</w:t>
+      </w:r>
+    </w:p>
+    <w:p>
+      <w:pPr>
+        <w:rPr>
+          <w:rFonts w:cstheme="minorHAnsi"/>
+        </w:rPr>
+      </w:pPr>
+      <w:hyperlink r:id="rId52" w:history="1">
+        <w:r>
+          <w:rPr>
+            <w:rStyle w:val="Hyperlink"/>
+            <w:rFonts w:cstheme="minorHAnsi"/>
           </w:rPr>
           <w:t>https://youtu.be/ihCJVAMdc5c?si=-VLPqyBGhqf-pUwq</w:t>
         </w:r>
       </w:hyperlink>
     </w:p>
     <w:p>
-      <w:hyperlink r:id="rId32" w:history="1">
+      <w:pPr>
+        <w:rPr>
+          <w:rFonts w:cstheme="minorHAnsi"/>
+        </w:rPr>
+      </w:pPr>
+      <w:hyperlink r:id="rId53" w:history="1">
         <w:r>
           <w:rPr>
             <w:rStyle w:val="Hyperlink"/>
+            <w:rFonts w:cstheme="minorHAnsi"/>
           </w:rPr>
           <w:t>https://github.com/peterhchen/1000_Family/tree/main/Church/2026</w:t>
         </w:r>
       </w:hyperlink>
     </w:p>
     <w:p>
-      <w:r>
-        <w:t>The Cycle of Self-Liberation (Buddhism)</w:t>
-      </w:r>
-      <w:r>
-        <w:t xml:space="preserve"> | Let's Be Honest</w:t>
-      </w:r>
-      <w:r>
-        <w:t>|</w:t>
-      </w:r>
-      <w:r>
-        <w:t xml:space="preserve"> </w:t>
-      </w:r>
-      <w:r>
-        <w:t xml:space="preserve">Menlo Church </w:t>
-      </w:r>
-      <w:r>
-        <w:t>Phil</w:t>
-      </w:r>
-      <w:r>
-        <w:t xml:space="preserve"> </w:t>
-      </w:r>
-      <w:r>
-        <w:t>EuBank</w:t>
-      </w:r>
-      <w:r>
-        <w:t>, Lead Pastor</w:t>
-      </w:r>
-      <w:r>
-        <w:t xml:space="preserve"> </w:t>
-      </w:r>
-    </w:p>
-    <w:p/>
-    <w:p/>
-    <w:p/>
+      <w:pPr>
+        <w:rPr>
+          <w:rFonts w:cstheme="minorHAnsi"/>
+        </w:rPr>
+      </w:pPr>
+      <w:r>
+        <w:rPr>
+          <w:rFonts w:cstheme="minorHAnsi"/>
+        </w:rPr>
+        <w:t xml:space="preserve">The Cycle of Self-Liberation (Buddhism) | Let's Be Honest| Menlo Church Phil EuBank, Lead Pastor </w:t>
+      </w:r>
+    </w:p>
+    <w:p>
+      <w:pPr>
+        <w:rPr>
+          <w:rFonts w:cstheme="minorHAnsi"/>
+        </w:rPr>
+      </w:pPr>
+    </w:p>
+    <w:p>
+      <w:pPr>
+        <w:rPr>
+          <w:rFonts w:cstheme="minorHAnsi"/>
+        </w:rPr>
+      </w:pPr>
+    </w:p>
+    <w:p>
+      <w:pPr>
+        <w:rPr>
+          <w:rFonts w:cstheme="minorHAnsi"/>
+        </w:rPr>
+      </w:pPr>
+    </w:p>
     <w:sectPr>
-      <w:footerReference w:type="default" r:id="rId33"/>
+      <w:footerReference w:type="default" r:id="rId54"/>
       <w:pgSz w:w="12240" w:h="15840"/>
       <w:pgMar w:top="1440" w:right="1440" w:bottom="1530" w:left="1440" w:header="0" w:footer="720" w:gutter="0"/>
       <w:cols w:space="720"/>
@@ -3613,6 +7126,155 @@
     </w:lvl>
   </w:abstractNum>
   <w:abstractNum w:abstractNumId="10" w15:restartNumberingAfterBreak="0">
+    <w:nsid w:val="1DE356E0"/>
+    <w:multiLevelType w:val="multilevel"/>
+    <w:tmpl w:val="22D6BE50"/>
+    <w:lvl w:ilvl="0">
+      <w:start w:val="1"/>
+      <w:numFmt w:val="bullet"/>
+      <w:lvlText w:val=""/>
+      <w:lvlJc w:val="left"/>
+      <w:pPr>
+        <w:tabs>
+          <w:tab w:val="num" w:pos="720"/>
+        </w:tabs>
+        <w:ind w:left="720" w:hanging="360"/>
+      </w:pPr>
+      <w:rPr>
+        <w:rFonts w:ascii="Symbol" w:hAnsi="Symbol" w:hint="default"/>
+        <w:sz w:val="20"/>
+      </w:rPr>
+    </w:lvl>
+    <w:lvl w:ilvl="1" w:tentative="1">
+      <w:start w:val="1"/>
+      <w:numFmt w:val="bullet"/>
+      <w:lvlText w:val="o"/>
+      <w:lvlJc w:val="left"/>
+      <w:pPr>
+        <w:tabs>
+          <w:tab w:val="num" w:pos="1440"/>
+        </w:tabs>
+        <w:ind w:left="1440" w:hanging="360"/>
+      </w:pPr>
+      <w:rPr>
+        <w:rFonts w:ascii="Courier New" w:hAnsi="Courier New" w:hint="default"/>
+        <w:sz w:val="20"/>
+      </w:rPr>
+    </w:lvl>
+    <w:lvl w:ilvl="2" w:tentative="1">
+      <w:start w:val="1"/>
+      <w:numFmt w:val="bullet"/>
+      <w:lvlText w:val=""/>
+      <w:lvlJc w:val="left"/>
+      <w:pPr>
+        <w:tabs>
+          <w:tab w:val="num" w:pos="2160"/>
+        </w:tabs>
+        <w:ind w:left="2160" w:hanging="360"/>
+      </w:pPr>
+      <w:rPr>
+        <w:rFonts w:ascii="Wingdings" w:hAnsi="Wingdings" w:hint="default"/>
+        <w:sz w:val="20"/>
+      </w:rPr>
+    </w:lvl>
+    <w:lvl w:ilvl="3" w:tentative="1">
+      <w:start w:val="1"/>
+      <w:numFmt w:val="bullet"/>
+      <w:lvlText w:val=""/>
+      <w:lvlJc w:val="left"/>
+      <w:pPr>
+        <w:tabs>
+          <w:tab w:val="num" w:pos="2880"/>
+        </w:tabs>
+        <w:ind w:left="2880" w:hanging="360"/>
+      </w:pPr>
+      <w:rPr>
+        <w:rFonts w:ascii="Wingdings" w:hAnsi="Wingdings" w:hint="default"/>
+        <w:sz w:val="20"/>
+      </w:rPr>
+    </w:lvl>
+    <w:lvl w:ilvl="4" w:tentative="1">
+      <w:start w:val="1"/>
+      <w:numFmt w:val="bullet"/>
+      <w:lvlText w:val=""/>
+      <w:lvlJc w:val="left"/>
+      <w:pPr>
+        <w:tabs>
+          <w:tab w:val="num" w:pos="3600"/>
+        </w:tabs>
+        <w:ind w:left="3600" w:hanging="360"/>
+      </w:pPr>
+      <w:rPr>
+        <w:rFonts w:ascii="Wingdings" w:hAnsi="Wingdings" w:hint="default"/>
+        <w:sz w:val="20"/>
+      </w:rPr>
+    </w:lvl>
+    <w:lvl w:ilvl="5" w:tentative="1">
+      <w:start w:val="1"/>
+      <w:numFmt w:val="bullet"/>
+      <w:lvlText w:val=""/>
+      <w:lvlJc w:val="left"/>
+      <w:pPr>
+        <w:tabs>
+          <w:tab w:val="num" w:pos="4320"/>
+        </w:tabs>
+        <w:ind w:left="4320" w:hanging="360"/>
+      </w:pPr>
+      <w:rPr>
+        <w:rFonts w:ascii="Wingdings" w:hAnsi="Wingdings" w:hint="default"/>
+        <w:sz w:val="20"/>
+      </w:rPr>
+    </w:lvl>
+    <w:lvl w:ilvl="6" w:tentative="1">
+      <w:start w:val="1"/>
+      <w:numFmt w:val="bullet"/>
+      <w:lvlText w:val=""/>
+      <w:lvlJc w:val="left"/>
+      <w:pPr>
+        <w:tabs>
+          <w:tab w:val="num" w:pos="5040"/>
+        </w:tabs>
+        <w:ind w:left="5040" w:hanging="360"/>
+      </w:pPr>
+      <w:rPr>
+        <w:rFonts w:ascii="Wingdings" w:hAnsi="Wingdings" w:hint="default"/>
+        <w:sz w:val="20"/>
+      </w:rPr>
+    </w:lvl>
+    <w:lvl w:ilvl="7" w:tentative="1">
+      <w:start w:val="1"/>
+      <w:numFmt w:val="bullet"/>
+      <w:lvlText w:val=""/>
+      <w:lvlJc w:val="left"/>
+      <w:pPr>
+        <w:tabs>
+          <w:tab w:val="num" w:pos="5760"/>
+        </w:tabs>
+        <w:ind w:left="5760" w:hanging="360"/>
+      </w:pPr>
+      <w:rPr>
+        <w:rFonts w:ascii="Wingdings" w:hAnsi="Wingdings" w:hint="default"/>
+        <w:sz w:val="20"/>
+      </w:rPr>
+    </w:lvl>
+    <w:lvl w:ilvl="8" w:tentative="1">
+      <w:start w:val="1"/>
+      <w:numFmt w:val="bullet"/>
+      <w:lvlText w:val=""/>
+      <w:lvlJc w:val="left"/>
+      <w:pPr>
+        <w:tabs>
+          <w:tab w:val="num" w:pos="6480"/>
+        </w:tabs>
+        <w:ind w:left="6480" w:hanging="360"/>
+      </w:pPr>
+      <w:rPr>
+        <w:rFonts w:ascii="Wingdings" w:hAnsi="Wingdings" w:hint="default"/>
+        <w:sz w:val="20"/>
+      </w:rPr>
+    </w:lvl>
+  </w:abstractNum>
+  <w:abstractNum w:abstractNumId="11" w15:restartNumberingAfterBreak="0">
     <w:nsid w:val="1E060B58"/>
     <w:multiLevelType w:val="multilevel"/>
     <w:tmpl w:val="E2DCCF44"/>
@@ -3761,7 +7423,156 @@
       </w:rPr>
     </w:lvl>
   </w:abstractNum>
-  <w:abstractNum w:abstractNumId="11" w15:restartNumberingAfterBreak="0">
+  <w:abstractNum w:abstractNumId="12" w15:restartNumberingAfterBreak="0">
+    <w:nsid w:val="253F0A3B"/>
+    <w:multiLevelType w:val="multilevel"/>
+    <w:tmpl w:val="573E3926"/>
+    <w:lvl w:ilvl="0">
+      <w:start w:val="1"/>
+      <w:numFmt w:val="bullet"/>
+      <w:lvlText w:val=""/>
+      <w:lvlJc w:val="left"/>
+      <w:pPr>
+        <w:tabs>
+          <w:tab w:val="num" w:pos="720"/>
+        </w:tabs>
+        <w:ind w:left="720" w:hanging="360"/>
+      </w:pPr>
+      <w:rPr>
+        <w:rFonts w:ascii="Symbol" w:hAnsi="Symbol" w:hint="default"/>
+        <w:sz w:val="20"/>
+      </w:rPr>
+    </w:lvl>
+    <w:lvl w:ilvl="1" w:tentative="1">
+      <w:start w:val="1"/>
+      <w:numFmt w:val="bullet"/>
+      <w:lvlText w:val="o"/>
+      <w:lvlJc w:val="left"/>
+      <w:pPr>
+        <w:tabs>
+          <w:tab w:val="num" w:pos="1440"/>
+        </w:tabs>
+        <w:ind w:left="1440" w:hanging="360"/>
+      </w:pPr>
+      <w:rPr>
+        <w:rFonts w:ascii="Courier New" w:hAnsi="Courier New" w:hint="default"/>
+        <w:sz w:val="20"/>
+      </w:rPr>
+    </w:lvl>
+    <w:lvl w:ilvl="2" w:tentative="1">
+      <w:start w:val="1"/>
+      <w:numFmt w:val="bullet"/>
+      <w:lvlText w:val=""/>
+      <w:lvlJc w:val="left"/>
+      <w:pPr>
+        <w:tabs>
+          <w:tab w:val="num" w:pos="2160"/>
+        </w:tabs>
+        <w:ind w:left="2160" w:hanging="360"/>
+      </w:pPr>
+      <w:rPr>
+        <w:rFonts w:ascii="Wingdings" w:hAnsi="Wingdings" w:hint="default"/>
+        <w:sz w:val="20"/>
+      </w:rPr>
+    </w:lvl>
+    <w:lvl w:ilvl="3" w:tentative="1">
+      <w:start w:val="1"/>
+      <w:numFmt w:val="bullet"/>
+      <w:lvlText w:val=""/>
+      <w:lvlJc w:val="left"/>
+      <w:pPr>
+        <w:tabs>
+          <w:tab w:val="num" w:pos="2880"/>
+        </w:tabs>
+        <w:ind w:left="2880" w:hanging="360"/>
+      </w:pPr>
+      <w:rPr>
+        <w:rFonts w:ascii="Wingdings" w:hAnsi="Wingdings" w:hint="default"/>
+        <w:sz w:val="20"/>
+      </w:rPr>
+    </w:lvl>
+    <w:lvl w:ilvl="4" w:tentative="1">
+      <w:start w:val="1"/>
+      <w:numFmt w:val="bullet"/>
+      <w:lvlText w:val=""/>
+      <w:lvlJc w:val="left"/>
+      <w:pPr>
+        <w:tabs>
+          <w:tab w:val="num" w:pos="3600"/>
+        </w:tabs>
+        <w:ind w:left="3600" w:hanging="360"/>
+      </w:pPr>
+      <w:rPr>
+        <w:rFonts w:ascii="Wingdings" w:hAnsi="Wingdings" w:hint="default"/>
+        <w:sz w:val="20"/>
+      </w:rPr>
+    </w:lvl>
+    <w:lvl w:ilvl="5" w:tentative="1">
+      <w:start w:val="1"/>
+      <w:numFmt w:val="bullet"/>
+      <w:lvlText w:val=""/>
+      <w:lvlJc w:val="left"/>
+      <w:pPr>
+        <w:tabs>
+          <w:tab w:val="num" w:pos="4320"/>
+        </w:tabs>
+        <w:ind w:left="4320" w:hanging="360"/>
+      </w:pPr>
+      <w:rPr>
+        <w:rFonts w:ascii="Wingdings" w:hAnsi="Wingdings" w:hint="default"/>
+        <w:sz w:val="20"/>
+      </w:rPr>
+    </w:lvl>
+    <w:lvl w:ilvl="6" w:tentative="1">
+      <w:start w:val="1"/>
+      <w:numFmt w:val="bullet"/>
+      <w:lvlText w:val=""/>
+      <w:lvlJc w:val="left"/>
+      <w:pPr>
+        <w:tabs>
+          <w:tab w:val="num" w:pos="5040"/>
+        </w:tabs>
+        <w:ind w:left="5040" w:hanging="360"/>
+      </w:pPr>
+      <w:rPr>
+        <w:rFonts w:ascii="Wingdings" w:hAnsi="Wingdings" w:hint="default"/>
+        <w:sz w:val="20"/>
+      </w:rPr>
+    </w:lvl>
+    <w:lvl w:ilvl="7" w:tentative="1">
+      <w:start w:val="1"/>
+      <w:numFmt w:val="bullet"/>
+      <w:lvlText w:val=""/>
+      <w:lvlJc w:val="left"/>
+      <w:pPr>
+        <w:tabs>
+          <w:tab w:val="num" w:pos="5760"/>
+        </w:tabs>
+        <w:ind w:left="5760" w:hanging="360"/>
+      </w:pPr>
+      <w:rPr>
+        <w:rFonts w:ascii="Wingdings" w:hAnsi="Wingdings" w:hint="default"/>
+        <w:sz w:val="20"/>
+      </w:rPr>
+    </w:lvl>
+    <w:lvl w:ilvl="8" w:tentative="1">
+      <w:start w:val="1"/>
+      <w:numFmt w:val="bullet"/>
+      <w:lvlText w:val=""/>
+      <w:lvlJc w:val="left"/>
+      <w:pPr>
+        <w:tabs>
+          <w:tab w:val="num" w:pos="6480"/>
+        </w:tabs>
+        <w:ind w:left="6480" w:hanging="360"/>
+      </w:pPr>
+      <w:rPr>
+        <w:rFonts w:ascii="Wingdings" w:hAnsi="Wingdings" w:hint="default"/>
+        <w:sz w:val="20"/>
+      </w:rPr>
+    </w:lvl>
+  </w:abstractNum>
+  <w:abstractNum w:abstractNumId="13" w15:restartNumberingAfterBreak="0">
     <w:nsid w:val="26553E4C"/>
     <w:multiLevelType w:val="multilevel"/>
     <w:tmpl w:val="3B30F1F0"/>
@@ -3910,7 +7721,7 @@
       </w:rPr>
     </w:lvl>
   </w:abstractNum>
-  <w:abstractNum w:abstractNumId="12" w15:restartNumberingAfterBreak="0">
+  <w:abstractNum w:abstractNumId="14" w15:restartNumberingAfterBreak="0">
     <w:nsid w:val="29276FDC"/>
     <w:multiLevelType w:val="multilevel"/>
     <w:tmpl w:val="1F94D768"/>
@@ -4059,7 +7870,7 @@
       </w:rPr>
     </w:lvl>
   </w:abstractNum>
-  <w:abstractNum w:abstractNumId="13" w15:restartNumberingAfterBreak="0">
+  <w:abstractNum w:abstractNumId="15" w15:restartNumberingAfterBreak="0">
     <w:nsid w:val="2B6D2A93"/>
     <w:multiLevelType w:val="multilevel"/>
     <w:tmpl w:val="E2CC5E76"/>
@@ -4208,7 +8019,7 @@
       </w:rPr>
     </w:lvl>
   </w:abstractNum>
-  <w:abstractNum w:abstractNumId="14" w15:restartNumberingAfterBreak="0">
+  <w:abstractNum w:abstractNumId="16" w15:restartNumberingAfterBreak="0">
     <w:nsid w:val="2CA2786F"/>
     <w:multiLevelType w:val="multilevel"/>
     <w:tmpl w:val="0860848A"/>
@@ -4357,7 +8168,7 @@
       </w:rPr>
     </w:lvl>
   </w:abstractNum>
-  <w:abstractNum w:abstractNumId="15" w15:restartNumberingAfterBreak="0">
+  <w:abstractNum w:abstractNumId="17" w15:restartNumberingAfterBreak="0">
     <w:nsid w:val="36243EC5"/>
     <w:multiLevelType w:val="hybridMultilevel"/>
     <w:tmpl w:val="6A6C3886"/>
@@ -4446,7 +8257,7 @@
       </w:pPr>
     </w:lvl>
   </w:abstractNum>
-  <w:abstractNum w:abstractNumId="16" w15:restartNumberingAfterBreak="0">
+  <w:abstractNum w:abstractNumId="18" w15:restartNumberingAfterBreak="0">
     <w:nsid w:val="382824C5"/>
     <w:multiLevelType w:val="multilevel"/>
     <w:tmpl w:val="7F86977E"/>
@@ -4595,7 +8406,7 @@
       </w:rPr>
     </w:lvl>
   </w:abstractNum>
-  <w:abstractNum w:abstractNumId="17" w15:restartNumberingAfterBreak="0">
+  <w:abstractNum w:abstractNumId="19" w15:restartNumberingAfterBreak="0">
     <w:nsid w:val="38554EE8"/>
     <w:multiLevelType w:val="multilevel"/>
     <w:tmpl w:val="B54217D4"/>
@@ -4744,7 +8555,7 @@
       </w:rPr>
     </w:lvl>
   </w:abstractNum>
-  <w:abstractNum w:abstractNumId="18" w15:restartNumberingAfterBreak="0">
+  <w:abstractNum w:abstractNumId="20" w15:restartNumberingAfterBreak="0">
     <w:nsid w:val="3910541C"/>
     <w:multiLevelType w:val="multilevel"/>
     <w:tmpl w:val="D834C760"/>
@@ -4893,7 +8704,156 @@
       </w:rPr>
     </w:lvl>
   </w:abstractNum>
-  <w:abstractNum w:abstractNumId="19" w15:restartNumberingAfterBreak="0">
+  <w:abstractNum w:abstractNumId="21" w15:restartNumberingAfterBreak="0">
+    <w:nsid w:val="3E933DA1"/>
+    <w:multiLevelType w:val="multilevel"/>
+    <w:tmpl w:val="F1561678"/>
+    <w:lvl w:ilvl="0">
+      <w:start w:val="1"/>
+      <w:numFmt w:val="bullet"/>
+      <w:lvlText w:val=""/>
+      <w:lvlJc w:val="left"/>
+      <w:pPr>
+        <w:tabs>
+          <w:tab w:val="num" w:pos="720"/>
+        </w:tabs>
+        <w:ind w:left="720" w:hanging="360"/>
+      </w:pPr>
+      <w:rPr>
+        <w:rFonts w:ascii="Symbol" w:hAnsi="Symbol" w:hint="default"/>
+        <w:sz w:val="20"/>
+      </w:rPr>
+    </w:lvl>
+    <w:lvl w:ilvl="1" w:tentative="1">
+      <w:start w:val="1"/>
+      <w:numFmt w:val="bullet"/>
+      <w:lvlText w:val="o"/>
+      <w:lvlJc w:val="left"/>
+      <w:pPr>
+        <w:tabs>
+          <w:tab w:val="num" w:pos="1440"/>
+        </w:tabs>
+        <w:ind w:left="1440" w:hanging="360"/>
+      </w:pPr>
+      <w:rPr>
+        <w:rFonts w:ascii="Courier New" w:hAnsi="Courier New" w:hint="default"/>
+        <w:sz w:val="20"/>
+      </w:rPr>
+    </w:lvl>
+    <w:lvl w:ilvl="2" w:tentative="1">
+      <w:start w:val="1"/>
+      <w:numFmt w:val="bullet"/>
+      <w:lvlText w:val=""/>
+      <w:lvlJc w:val="left"/>
+      <w:pPr>
+        <w:tabs>
+          <w:tab w:val="num" w:pos="2160"/>
+        </w:tabs>
+        <w:ind w:left="2160" w:hanging="360"/>
+      </w:pPr>
+      <w:rPr>
+        <w:rFonts w:ascii="Wingdings" w:hAnsi="Wingdings" w:hint="default"/>
+        <w:sz w:val="20"/>
+      </w:rPr>
+    </w:lvl>
+    <w:lvl w:ilvl="3" w:tentative="1">
+      <w:start w:val="1"/>
+      <w:numFmt w:val="bullet"/>
+      <w:lvlText w:val=""/>
+      <w:lvlJc w:val="left"/>
+      <w:pPr>
+        <w:tabs>
+          <w:tab w:val="num" w:pos="2880"/>
+        </w:tabs>
+        <w:ind w:left="2880" w:hanging="360"/>
+      </w:pPr>
+      <w:rPr>
+        <w:rFonts w:ascii="Wingdings" w:hAnsi="Wingdings" w:hint="default"/>
+        <w:sz w:val="20"/>
+      </w:rPr>
+    </w:lvl>
+    <w:lvl w:ilvl="4" w:tentative="1">
+      <w:start w:val="1"/>
+      <w:numFmt w:val="bullet"/>
+      <w:lvlText w:val=""/>
+      <w:lvlJc w:val="left"/>
+      <w:pPr>
+        <w:tabs>
+          <w:tab w:val="num" w:pos="3600"/>
+        </w:tabs>
+        <w:ind w:left="3600" w:hanging="360"/>
+      </w:pPr>
+      <w:rPr>
+        <w:rFonts w:ascii="Wingdings" w:hAnsi="Wingdings" w:hint="default"/>
+        <w:sz w:val="20"/>
+      </w:rPr>
+    </w:lvl>
+    <w:lvl w:ilvl="5" w:tentative="1">
+      <w:start w:val="1"/>
+      <w:numFmt w:val="bullet"/>
+      <w:lvlText w:val=""/>
+      <w:lvlJc w:val="left"/>
+      <w:pPr>
+        <w:tabs>
+          <w:tab w:val="num" w:pos="4320"/>
+        </w:tabs>
+        <w:ind w:left="4320" w:hanging="360"/>
+      </w:pPr>
+      <w:rPr>
+        <w:rFonts w:ascii="Wingdings" w:hAnsi="Wingdings" w:hint="default"/>
+        <w:sz w:val="20"/>
+      </w:rPr>
+    </w:lvl>
+    <w:lvl w:ilvl="6" w:tentative="1">
+      <w:start w:val="1"/>
+      <w:numFmt w:val="bullet"/>
+      <w:lvlText w:val=""/>
+      <w:lvlJc w:val="left"/>
+      <w:pPr>
+        <w:tabs>
+          <w:tab w:val="num" w:pos="5040"/>
+        </w:tabs>
+        <w:ind w:left="5040" w:hanging="360"/>
+      </w:pPr>
+      <w:rPr>
+        <w:rFonts w:ascii="Wingdings" w:hAnsi="Wingdings" w:hint="default"/>
+        <w:sz w:val="20"/>
+      </w:rPr>
+    </w:lvl>
+    <w:lvl w:ilvl="7" w:tentative="1">
+      <w:start w:val="1"/>
+      <w:numFmt w:val="bullet"/>
+      <w:lvlText w:val=""/>
+      <w:lvlJc w:val="left"/>
+      <w:pPr>
+        <w:tabs>
+          <w:tab w:val="num" w:pos="5760"/>
+        </w:tabs>
+        <w:ind w:left="5760" w:hanging="360"/>
+      </w:pPr>
+      <w:rPr>
+        <w:rFonts w:ascii="Wingdings" w:hAnsi="Wingdings" w:hint="default"/>
+        <w:sz w:val="20"/>
+      </w:rPr>
+    </w:lvl>
+    <w:lvl w:ilvl="8" w:tentative="1">
+      <w:start w:val="1"/>
+      <w:numFmt w:val="bullet"/>
+      <w:lvlText w:val=""/>
+      <w:lvlJc w:val="left"/>
+      <w:pPr>
+        <w:tabs>
+          <w:tab w:val="num" w:pos="6480"/>
+        </w:tabs>
+        <w:ind w:left="6480" w:hanging="360"/>
+      </w:pPr>
+      <w:rPr>
+        <w:rFonts w:ascii="Wingdings" w:hAnsi="Wingdings" w:hint="default"/>
+        <w:sz w:val="20"/>
+      </w:rPr>
+    </w:lvl>
+  </w:abstractNum>
+  <w:abstractNum w:abstractNumId="22" w15:restartNumberingAfterBreak="0">
     <w:nsid w:val="3EB02634"/>
     <w:multiLevelType w:val="multilevel"/>
     <w:tmpl w:val="BA226344"/>
@@ -5042,7 +9002,7 @@
       </w:rPr>
     </w:lvl>
   </w:abstractNum>
-  <w:abstractNum w:abstractNumId="20" w15:restartNumberingAfterBreak="0">
+  <w:abstractNum w:abstractNumId="23" w15:restartNumberingAfterBreak="0">
     <w:nsid w:val="40787F28"/>
     <w:multiLevelType w:val="multilevel"/>
     <w:tmpl w:val="CDDAA9B8"/>
@@ -5191,7 +9151,7 @@
       </w:rPr>
     </w:lvl>
   </w:abstractNum>
-  <w:abstractNum w:abstractNumId="21" w15:restartNumberingAfterBreak="0">
+  <w:abstractNum w:abstractNumId="24" w15:restartNumberingAfterBreak="0">
     <w:nsid w:val="41BA3989"/>
     <w:multiLevelType w:val="multilevel"/>
     <w:tmpl w:val="073AAFA2"/>
@@ -5340,7 +9300,7 @@
       </w:rPr>
     </w:lvl>
   </w:abstractNum>
-  <w:abstractNum w:abstractNumId="22" w15:restartNumberingAfterBreak="0">
+  <w:abstractNum w:abstractNumId="25" w15:restartNumberingAfterBreak="0">
     <w:nsid w:val="42131A4B"/>
     <w:multiLevelType w:val="multilevel"/>
     <w:tmpl w:val="D0806716"/>
@@ -5489,7 +9449,7 @@
       </w:rPr>
     </w:lvl>
   </w:abstractNum>
-  <w:abstractNum w:abstractNumId="23" w15:restartNumberingAfterBreak="0">
+  <w:abstractNum w:abstractNumId="26" w15:restartNumberingAfterBreak="0">
     <w:nsid w:val="43000B16"/>
     <w:multiLevelType w:val="multilevel"/>
     <w:tmpl w:val="E2381AEE"/>
@@ -5638,7 +9598,7 @@
       </w:rPr>
     </w:lvl>
   </w:abstractNum>
-  <w:abstractNum w:abstractNumId="24" w15:restartNumberingAfterBreak="0">
+  <w:abstractNum w:abstractNumId="27" w15:restartNumberingAfterBreak="0">
     <w:nsid w:val="43EE560F"/>
     <w:multiLevelType w:val="multilevel"/>
     <w:tmpl w:val="AE4E9D64"/>
@@ -5787,7 +9747,7 @@
       </w:rPr>
     </w:lvl>
   </w:abstractNum>
-  <w:abstractNum w:abstractNumId="25" w15:restartNumberingAfterBreak="0">
+  <w:abstractNum w:abstractNumId="28" w15:restartNumberingAfterBreak="0">
     <w:nsid w:val="46C11485"/>
     <w:multiLevelType w:val="multilevel"/>
     <w:tmpl w:val="E996B75E"/>
@@ -5936,7 +9896,7 @@
       </w:rPr>
     </w:lvl>
   </w:abstractNum>
-  <w:abstractNum w:abstractNumId="26" w15:restartNumberingAfterBreak="0">
+  <w:abstractNum w:abstractNumId="29" w15:restartNumberingAfterBreak="0">
     <w:nsid w:val="47361CB7"/>
     <w:multiLevelType w:val="multilevel"/>
     <w:tmpl w:val="799CBA8E"/>
@@ -6085,7 +10045,7 @@
       </w:rPr>
     </w:lvl>
   </w:abstractNum>
-  <w:abstractNum w:abstractNumId="27" w15:restartNumberingAfterBreak="0">
+  <w:abstractNum w:abstractNumId="30" w15:restartNumberingAfterBreak="0">
     <w:nsid w:val="47973F5D"/>
     <w:multiLevelType w:val="multilevel"/>
     <w:tmpl w:val="44E6830E"/>
@@ -6234,7 +10194,7 @@
       </w:rPr>
     </w:lvl>
   </w:abstractNum>
-  <w:abstractNum w:abstractNumId="28" w15:restartNumberingAfterBreak="0">
+  <w:abstractNum w:abstractNumId="31" w15:restartNumberingAfterBreak="0">
     <w:nsid w:val="4C535674"/>
     <w:multiLevelType w:val="multilevel"/>
     <w:tmpl w:val="ECECA0EA"/>
@@ -6383,7 +10343,7 @@
       </w:rPr>
     </w:lvl>
   </w:abstractNum>
-  <w:abstractNum w:abstractNumId="29" w15:restartNumberingAfterBreak="0">
+  <w:abstractNum w:abstractNumId="32" w15:restartNumberingAfterBreak="0">
     <w:nsid w:val="500D56B5"/>
     <w:multiLevelType w:val="multilevel"/>
     <w:tmpl w:val="2814D554"/>
@@ -6528,7 +10488,156 @@
       </w:rPr>
     </w:lvl>
   </w:abstractNum>
-  <w:abstractNum w:abstractNumId="30" w15:restartNumberingAfterBreak="0">
+  <w:abstractNum w:abstractNumId="33" w15:restartNumberingAfterBreak="0">
+    <w:nsid w:val="52083F82"/>
+    <w:multiLevelType w:val="multilevel"/>
+    <w:tmpl w:val="487E946A"/>
+    <w:lvl w:ilvl="0">
+      <w:start w:val="1"/>
+      <w:numFmt w:val="bullet"/>
+      <w:lvlText w:val=""/>
+      <w:lvlJc w:val="left"/>
+      <w:pPr>
+        <w:tabs>
+          <w:tab w:val="num" w:pos="720"/>
+        </w:tabs>
+        <w:ind w:left="720" w:hanging="360"/>
+      </w:pPr>
+      <w:rPr>
+        <w:rFonts w:ascii="Symbol" w:hAnsi="Symbol" w:hint="default"/>
+        <w:sz w:val="20"/>
+      </w:rPr>
+    </w:lvl>
+    <w:lvl w:ilvl="1" w:tentative="1">
+      <w:start w:val="1"/>
+      <w:numFmt w:val="bullet"/>
+      <w:lvlText w:val="o"/>
+      <w:lvlJc w:val="left"/>
+      <w:pPr>
+        <w:tabs>
+          <w:tab w:val="num" w:pos="1440"/>
+        </w:tabs>
+        <w:ind w:left="1440" w:hanging="360"/>
+      </w:pPr>
+      <w:rPr>
+        <w:rFonts w:ascii="Courier New" w:hAnsi="Courier New" w:hint="default"/>
+        <w:sz w:val="20"/>
+      </w:rPr>
+    </w:lvl>
+    <w:lvl w:ilvl="2" w:tentative="1">
+      <w:start w:val="1"/>
+      <w:numFmt w:val="bullet"/>
+      <w:lvlText w:val=""/>
+      <w:lvlJc w:val="left"/>
+      <w:pPr>
+        <w:tabs>
+          <w:tab w:val="num" w:pos="2160"/>
+        </w:tabs>
+        <w:ind w:left="2160" w:hanging="360"/>
+      </w:pPr>
+      <w:rPr>
+        <w:rFonts w:ascii="Wingdings" w:hAnsi="Wingdings" w:hint="default"/>
+        <w:sz w:val="20"/>
+      </w:rPr>
+    </w:lvl>
+    <w:lvl w:ilvl="3" w:tentative="1">
+      <w:start w:val="1"/>
+      <w:numFmt w:val="bullet"/>
+      <w:lvlText w:val=""/>
+      <w:lvlJc w:val="left"/>
+      <w:pPr>
+        <w:tabs>
+          <w:tab w:val="num" w:pos="2880"/>
+        </w:tabs>
+        <w:ind w:left="2880" w:hanging="360"/>
+      </w:pPr>
+      <w:rPr>
+        <w:rFonts w:ascii="Wingdings" w:hAnsi="Wingdings" w:hint="default"/>
+        <w:sz w:val="20"/>
+      </w:rPr>
+    </w:lvl>
+    <w:lvl w:ilvl="4" w:tentative="1">
+      <w:start w:val="1"/>
+      <w:numFmt w:val="bullet"/>
+      <w:lvlText w:val=""/>
+      <w:lvlJc w:val="left"/>
+      <w:pPr>
+        <w:tabs>
+          <w:tab w:val="num" w:pos="3600"/>
+        </w:tabs>
+        <w:ind w:left="3600" w:hanging="360"/>
+      </w:pPr>
+      <w:rPr>
+        <w:rFonts w:ascii="Wingdings" w:hAnsi="Wingdings" w:hint="default"/>
+        <w:sz w:val="20"/>
+      </w:rPr>
+    </w:lvl>
+    <w:lvl w:ilvl="5" w:tentative="1">
+      <w:start w:val="1"/>
+      <w:numFmt w:val="bullet"/>
+      <w:lvlText w:val=""/>
+      <w:lvlJc w:val="left"/>
+      <w:pPr>
+        <w:tabs>
+          <w:tab w:val="num" w:pos="4320"/>
+        </w:tabs>
+        <w:ind w:left="4320" w:hanging="360"/>
+      </w:pPr>
+      <w:rPr>
+        <w:rFonts w:ascii="Wingdings" w:hAnsi="Wingdings" w:hint="default"/>
+        <w:sz w:val="20"/>
+      </w:rPr>
+    </w:lvl>
+    <w:lvl w:ilvl="6" w:tentative="1">
+      <w:start w:val="1"/>
+      <w:numFmt w:val="bullet"/>
+      <w:lvlText w:val=""/>
+      <w:lvlJc w:val="left"/>
+      <w:pPr>
+        <w:tabs>
+          <w:tab w:val="num" w:pos="5040"/>
+        </w:tabs>
+        <w:ind w:left="5040" w:hanging="360"/>
+      </w:pPr>
+      <w:rPr>
+        <w:rFonts w:ascii="Wingdings" w:hAnsi="Wingdings" w:hint="default"/>
+        <w:sz w:val="20"/>
+      </w:rPr>
+    </w:lvl>
+    <w:lvl w:ilvl="7" w:tentative="1">
+      <w:start w:val="1"/>
+      <w:numFmt w:val="bullet"/>
+      <w:lvlText w:val=""/>
+      <w:lvlJc w:val="left"/>
+      <w:pPr>
+        <w:tabs>
+          <w:tab w:val="num" w:pos="5760"/>
+        </w:tabs>
+        <w:ind w:left="5760" w:hanging="360"/>
+      </w:pPr>
+      <w:rPr>
+        <w:rFonts w:ascii="Wingdings" w:hAnsi="Wingdings" w:hint="default"/>
+        <w:sz w:val="20"/>
+      </w:rPr>
+    </w:lvl>
+    <w:lvl w:ilvl="8" w:tentative="1">
+      <w:start w:val="1"/>
+      <w:numFmt w:val="bullet"/>
+      <w:lvlText w:val=""/>
+      <w:lvlJc w:val="left"/>
+      <w:pPr>
+        <w:tabs>
+          <w:tab w:val="num" w:pos="6480"/>
+        </w:tabs>
+        <w:ind w:left="6480" w:hanging="360"/>
+      </w:pPr>
+      <w:rPr>
+        <w:rFonts w:ascii="Wingdings" w:hAnsi="Wingdings" w:hint="default"/>
+        <w:sz w:val="20"/>
+      </w:rPr>
+    </w:lvl>
+  </w:abstractNum>
+  <w:abstractNum w:abstractNumId="34" w15:restartNumberingAfterBreak="0">
     <w:nsid w:val="570C1E5D"/>
     <w:multiLevelType w:val="multilevel"/>
     <w:tmpl w:val="27125340"/>
@@ -6677,7 +10786,7 @@
       </w:rPr>
     </w:lvl>
   </w:abstractNum>
-  <w:abstractNum w:abstractNumId="31" w15:restartNumberingAfterBreak="0">
+  <w:abstractNum w:abstractNumId="35" w15:restartNumberingAfterBreak="0">
     <w:nsid w:val="5D3F0EB2"/>
     <w:multiLevelType w:val="multilevel"/>
     <w:tmpl w:val="F064E71E"/>
@@ -6826,7 +10935,7 @@
       </w:rPr>
     </w:lvl>
   </w:abstractNum>
-  <w:abstractNum w:abstractNumId="32" w15:restartNumberingAfterBreak="0">
+  <w:abstractNum w:abstractNumId="36" w15:restartNumberingAfterBreak="0">
     <w:nsid w:val="637D787D"/>
     <w:multiLevelType w:val="multilevel"/>
     <w:tmpl w:val="47726D0E"/>
@@ -6975,7 +11084,7 @@
       </w:rPr>
     </w:lvl>
   </w:abstractNum>
-  <w:abstractNum w:abstractNumId="33" w15:restartNumberingAfterBreak="0">
+  <w:abstractNum w:abstractNumId="37" w15:restartNumberingAfterBreak="0">
     <w:nsid w:val="68E45071"/>
     <w:multiLevelType w:val="multilevel"/>
     <w:tmpl w:val="757820BC"/>
@@ -7124,7 +11233,7 @@
       </w:rPr>
     </w:lvl>
   </w:abstractNum>
-  <w:abstractNum w:abstractNumId="34" w15:restartNumberingAfterBreak="0">
+  <w:abstractNum w:abstractNumId="38" w15:restartNumberingAfterBreak="0">
     <w:nsid w:val="6FFE2D97"/>
     <w:multiLevelType w:val="multilevel"/>
     <w:tmpl w:val="596C1A22"/>
@@ -7273,7 +11382,7 @@
       </w:rPr>
     </w:lvl>
   </w:abstractNum>
-  <w:abstractNum w:abstractNumId="35" w15:restartNumberingAfterBreak="0">
+  <w:abstractNum w:abstractNumId="39" w15:restartNumberingAfterBreak="0">
     <w:nsid w:val="7218572D"/>
     <w:multiLevelType w:val="multilevel"/>
     <w:tmpl w:val="3CDE930E"/>
@@ -7422,7 +11531,7 @@
       </w:rPr>
     </w:lvl>
   </w:abstractNum>
-  <w:abstractNum w:abstractNumId="36" w15:restartNumberingAfterBreak="0">
+  <w:abstractNum w:abstractNumId="40" w15:restartNumberingAfterBreak="0">
     <w:nsid w:val="781E6EED"/>
     <w:multiLevelType w:val="multilevel"/>
     <w:tmpl w:val="765C0CB8"/>
@@ -7571,7 +11680,7 @@
       </w:rPr>
     </w:lvl>
   </w:abstractNum>
-  <w:abstractNum w:abstractNumId="37" w15:restartNumberingAfterBreak="0">
+  <w:abstractNum w:abstractNumId="41" w15:restartNumberingAfterBreak="0">
     <w:nsid w:val="79C53DEF"/>
     <w:multiLevelType w:val="multilevel"/>
     <w:tmpl w:val="5546EBB4"/>
@@ -7720,7 +11829,7 @@
       </w:rPr>
     </w:lvl>
   </w:abstractNum>
-  <w:abstractNum w:abstractNumId="38" w15:restartNumberingAfterBreak="0">
+  <w:abstractNum w:abstractNumId="42" w15:restartNumberingAfterBreak="0">
     <w:nsid w:val="7C8D0ABC"/>
     <w:multiLevelType w:val="multilevel"/>
     <w:tmpl w:val="F81AC82A"/>
@@ -7870,16 +11979,16 @@
     </w:lvl>
   </w:abstractNum>
   <w:num w:numId="1" w16cid:durableId="311445360">
-    <w:abstractNumId w:val="22"/>
+    <w:abstractNumId w:val="25"/>
   </w:num>
   <w:num w:numId="2" w16cid:durableId="694236627">
-    <w:abstractNumId w:val="33"/>
+    <w:abstractNumId w:val="37"/>
   </w:num>
   <w:num w:numId="3" w16cid:durableId="1366056432">
-    <w:abstractNumId w:val="24"/>
+    <w:abstractNumId w:val="27"/>
   </w:num>
   <w:num w:numId="4" w16cid:durableId="320817826">
-    <w:abstractNumId w:val="35"/>
+    <w:abstractNumId w:val="39"/>
   </w:num>
   <w:num w:numId="5" w16cid:durableId="997347819">
     <w:abstractNumId w:val="9"/>
@@ -7888,58 +11997,58 @@
     <w:abstractNumId w:val="7"/>
   </w:num>
   <w:num w:numId="7" w16cid:durableId="105581292">
+    <w:abstractNumId w:val="38"/>
+  </w:num>
+  <w:num w:numId="8" w16cid:durableId="1215510414">
+    <w:abstractNumId w:val="26"/>
+  </w:num>
+  <w:num w:numId="9" w16cid:durableId="644890424">
+    <w:abstractNumId w:val="29"/>
+  </w:num>
+  <w:num w:numId="10" w16cid:durableId="462774561">
+    <w:abstractNumId w:val="30"/>
+  </w:num>
+  <w:num w:numId="11" w16cid:durableId="411008877">
     <w:abstractNumId w:val="34"/>
   </w:num>
-  <w:num w:numId="8" w16cid:durableId="1215510414">
-    <w:abstractNumId w:val="23"/>
-  </w:num>
-  <w:num w:numId="9" w16cid:durableId="644890424">
-    <w:abstractNumId w:val="26"/>
-  </w:num>
-  <w:num w:numId="10" w16cid:durableId="462774561">
-    <w:abstractNumId w:val="27"/>
-  </w:num>
-  <w:num w:numId="11" w16cid:durableId="411008877">
-    <w:abstractNumId w:val="30"/>
-  </w:num>
   <w:num w:numId="12" w16cid:durableId="477921168">
-    <w:abstractNumId w:val="36"/>
+    <w:abstractNumId w:val="40"/>
   </w:num>
   <w:num w:numId="13" w16cid:durableId="497696088">
     <w:abstractNumId w:val="4"/>
   </w:num>
   <w:num w:numId="14" w16cid:durableId="651444628">
-    <w:abstractNumId w:val="13"/>
+    <w:abstractNumId w:val="15"/>
   </w:num>
   <w:num w:numId="15" w16cid:durableId="2075615576">
     <w:abstractNumId w:val="0"/>
   </w:num>
   <w:num w:numId="16" w16cid:durableId="749038358">
-    <w:abstractNumId w:val="12"/>
+    <w:abstractNumId w:val="14"/>
   </w:num>
   <w:num w:numId="17" w16cid:durableId="797184374">
-    <w:abstractNumId w:val="16"/>
+    <w:abstractNumId w:val="18"/>
   </w:num>
   <w:num w:numId="18" w16cid:durableId="2053722251">
-    <w:abstractNumId w:val="31"/>
+    <w:abstractNumId w:val="35"/>
   </w:num>
   <w:num w:numId="19" w16cid:durableId="739330424">
-    <w:abstractNumId w:val="15"/>
+    <w:abstractNumId w:val="17"/>
   </w:num>
   <w:num w:numId="20" w16cid:durableId="960915859">
-    <w:abstractNumId w:val="38"/>
+    <w:abstractNumId w:val="42"/>
   </w:num>
   <w:num w:numId="21" w16cid:durableId="521018327">
-    <w:abstractNumId w:val="11"/>
+    <w:abstractNumId w:val="13"/>
   </w:num>
   <w:num w:numId="22" w16cid:durableId="1923684076">
-    <w:abstractNumId w:val="37"/>
+    <w:abstractNumId w:val="41"/>
   </w:num>
   <w:num w:numId="23" w16cid:durableId="532769245">
-    <w:abstractNumId w:val="25"/>
+    <w:abstractNumId w:val="28"/>
   </w:num>
   <w:num w:numId="24" w16cid:durableId="892040551">
-    <w:abstractNumId w:val="20"/>
+    <w:abstractNumId w:val="23"/>
   </w:num>
   <w:num w:numId="25" w16cid:durableId="1594316287">
     <w:abstractNumId w:val="1"/>
@@ -7948,22 +12057,22 @@
     <w:abstractNumId w:val="8"/>
   </w:num>
   <w:num w:numId="27" w16cid:durableId="30031497">
-    <w:abstractNumId w:val="10"/>
+    <w:abstractNumId w:val="11"/>
   </w:num>
   <w:num w:numId="28" w16cid:durableId="344600477">
-    <w:abstractNumId w:val="18"/>
+    <w:abstractNumId w:val="20"/>
   </w:num>
   <w:num w:numId="29" w16cid:durableId="759177128">
-    <w:abstractNumId w:val="21"/>
+    <w:abstractNumId w:val="24"/>
   </w:num>
   <w:num w:numId="30" w16cid:durableId="522590706">
-    <w:abstractNumId w:val="14"/>
+    <w:abstractNumId w:val="16"/>
   </w:num>
   <w:num w:numId="31" w16cid:durableId="351956977">
     <w:abstractNumId w:val="2"/>
   </w:num>
   <w:num w:numId="32" w16cid:durableId="1409616933">
-    <w:abstractNumId w:val="17"/>
+    <w:abstractNumId w:val="19"/>
   </w:num>
   <w:num w:numId="33" w16cid:durableId="486164970">
     <w:abstractNumId w:val="5"/>
@@ -7972,19 +12081,31 @@
     <w:abstractNumId w:val="6"/>
   </w:num>
   <w:num w:numId="35" w16cid:durableId="1274895435">
-    <w:abstractNumId w:val="28"/>
+    <w:abstractNumId w:val="31"/>
   </w:num>
   <w:num w:numId="36" w16cid:durableId="1882130156">
     <w:abstractNumId w:val="3"/>
   </w:num>
   <w:num w:numId="37" w16cid:durableId="504899604">
+    <w:abstractNumId w:val="36"/>
+  </w:num>
+  <w:num w:numId="38" w16cid:durableId="2134668467">
     <w:abstractNumId w:val="32"/>
   </w:num>
-  <w:num w:numId="38" w16cid:durableId="2134668467">
-    <w:abstractNumId w:val="29"/>
+  <w:num w:numId="39" w16cid:durableId="1119256043">
+    <w:abstractNumId w:val="22"/>
   </w:num>
-  <w:num w:numId="39" w16cid:durableId="1119256043">
-    <w:abstractNumId w:val="19"/>
+  <w:num w:numId="40" w16cid:durableId="354771985">
+    <w:abstractNumId w:val="33"/>
+  </w:num>
+  <w:num w:numId="41" w16cid:durableId="745424367">
+    <w:abstractNumId w:val="21"/>
+  </w:num>
+  <w:num w:numId="42" w16cid:durableId="1559709230">
+    <w:abstractNumId w:val="12"/>
+  </w:num>
+  <w:num w:numId="43" w16cid:durableId="1018238037">
+    <w:abstractNumId w:val="10"/>
   </w:num>
   <w:numIdMacAtCleanup w:val="8"/>
 </w:numbering>

--- a/Church/2026/2026_0718_MenloChurch.docx
+++ b/Church/2026/2026_0718_MenloChurch.docx
@@ -5534,7 +5534,120 @@
         <w:rPr>
           <w:rFonts w:cstheme="minorHAnsi"/>
         </w:rPr>
-        <w:t xml:space="preserve">plans. Eight-Fold path focus on three different area, Wisdom, Ethical conduct, and mental discipline. </w:t>
+        <w:t>plans. Eight-Fold path focus on three different area, Wisdom, Ethical conduct, and mental discipline.</w:t>
+      </w:r>
+    </w:p>
+    <w:p>
+      <w:pPr>
+        <w:rPr>
+          <w:rFonts w:cstheme="minorHAnsi"/>
+        </w:rPr>
+      </w:pPr>
+    </w:p>
+    <w:p>
+      <w:pPr>
+        <w:rPr>
+          <w:rFonts w:cstheme="minorHAnsi"/>
+        </w:rPr>
+      </w:pPr>
+      <w:r>
+        <w:rPr>
+          <w:rFonts w:cstheme="minorHAnsi"/>
+        </w:rPr>
+        <w:t>20:</w:t>
+      </w:r>
+      <w:r>
+        <w:rPr>
+          <w:rFonts w:cstheme="minorHAnsi"/>
+        </w:rPr>
+        <w:t>48</w:t>
+      </w:r>
+      <w:r>
+        <w:rPr>
+          <w:rFonts w:cstheme="minorHAnsi"/>
+        </w:rPr>
+        <w:t>/33:27</w:t>
+      </w:r>
+    </w:p>
+    <w:p>
+      <w:pPr>
+        <w:rPr>
+          <w:rFonts w:cstheme="minorHAnsi"/>
+        </w:rPr>
+      </w:pPr>
+      <w:r>
+        <w:rPr>
+          <w:rFonts w:cstheme="minorHAnsi"/>
+        </w:rPr>
+        <w:lastRenderedPageBreak/>
+        <w:t>First one, wisdom:</w:t>
+      </w:r>
+    </w:p>
+    <w:p>
+      <w:pPr>
+        <w:rPr>
+          <w:rFonts w:cstheme="minorHAnsi"/>
+        </w:rPr>
+      </w:pPr>
+    </w:p>
+    <w:p>
+      <w:pPr>
+        <w:rPr>
+          <w:rFonts w:cstheme="minorHAnsi"/>
+        </w:rPr>
+      </w:pPr>
+      <w:r>
+        <w:rPr>
+          <w:rFonts w:cstheme="minorHAnsi"/>
+        </w:rPr>
+        <w:drawing>
+          <wp:inline distT="0" distB="0" distL="0" distR="0" wp14:anchorId="18998203" wp14:editId="22C52936">
+            <wp:extent cx="2990850" cy="3514249"/>
+            <wp:effectExtent l="0" t="0" r="0" b="0"/>
+            <wp:docPr id="1853468024" name="Picture 1"/>
+            <wp:cNvGraphicFramePr>
+              <a:graphicFrameLocks xmlns:a="http://schemas.openxmlformats.org/drawingml/2006/main" noChangeAspect="1"/>
+            </wp:cNvGraphicFramePr>
+            <a:graphic xmlns:a="http://schemas.openxmlformats.org/drawingml/2006/main">
+              <a:graphicData uri="http://schemas.openxmlformats.org/drawingml/2006/picture">
+                <pic:pic xmlns:pic="http://schemas.openxmlformats.org/drawingml/2006/picture">
+                  <pic:nvPicPr>
+                    <pic:cNvPr id="1853468024" name=""/>
+                    <pic:cNvPicPr/>
+                  </pic:nvPicPr>
+                  <pic:blipFill>
+                    <a:blip r:embed="rId52"/>
+                    <a:stretch>
+                      <a:fillRect/>
+                    </a:stretch>
+                  </pic:blipFill>
+                  <pic:spPr>
+                    <a:xfrm>
+                      <a:off x="0" y="0"/>
+                      <a:ext cx="2992991" cy="3516764"/>
+                    </a:xfrm>
+                    <a:prstGeom prst="rect">
+                      <a:avLst/>
+                    </a:prstGeom>
+                  </pic:spPr>
+                </pic:pic>
+              </a:graphicData>
+            </a:graphic>
+          </wp:inline>
+        </w:drawing>
+      </w:r>
+    </w:p>
+    <w:p>
+      <w:pPr>
+        <w:rPr>
+          <w:rFonts w:cstheme="minorHAnsi"/>
+        </w:rPr>
+      </w:pPr>
+      <w:r>
+        <w:rPr>
+          <w:rFonts w:cstheme="minorHAnsi"/>
+        </w:rPr>
+        <w:t xml:space="preserve"> </w:t>
       </w:r>
     </w:p>
     <w:p>
@@ -5567,7 +5680,6 @@
         <w:rPr>
           <w:rFonts w:cstheme="minorHAnsi"/>
         </w:rPr>
-        <w:lastRenderedPageBreak/>
         <w:t>************</w:t>
       </w:r>
     </w:p>
@@ -5604,7 +5716,7 @@
           <w:rFonts w:cstheme="minorHAnsi"/>
         </w:rPr>
       </w:pPr>
-      <w:hyperlink r:id="rId52" w:history="1">
+      <w:hyperlink r:id="rId53" w:history="1">
         <w:r>
           <w:rPr>
             <w:rStyle w:val="Hyperlink"/>
@@ -5620,7 +5732,7 @@
           <w:rFonts w:cstheme="minorHAnsi"/>
         </w:rPr>
       </w:pPr>
-      <w:hyperlink r:id="rId53" w:history="1">
+      <w:hyperlink r:id="rId54" w:history="1">
         <w:r>
           <w:rPr>
             <w:rStyle w:val="Hyperlink"/>
@@ -5665,7 +5777,7 @@
       </w:pPr>
     </w:p>
     <w:sectPr>
-      <w:footerReference w:type="default" r:id="rId54"/>
+      <w:footerReference w:type="default" r:id="rId55"/>
       <w:pgSz w:w="12240" w:h="15840"/>
       <w:pgMar w:top="1440" w:right="1440" w:bottom="1530" w:left="1440" w:header="0" w:footer="720" w:gutter="0"/>
       <w:cols w:space="720"/>

--- a/Church/2026/2026_0718_MenloChurch.docx
+++ b/Church/2026/2026_0718_MenloChurch.docx
@@ -2759,7 +2759,21 @@
         <w:rPr>
           <w:rFonts w:cstheme="minorHAnsi"/>
         </w:rPr>
-        <w:t xml:space="preserve">This is life. Just breath. It wont last forever. In Buddhism, </w:t>
+        <w:t xml:space="preserve">This is life. Just breath. It </w:t>
+      </w:r>
+      <w:proofErr w:type="spellStart"/>
+      <w:r>
+        <w:rPr>
+          <w:rFonts w:cstheme="minorHAnsi"/>
+        </w:rPr>
+        <w:t>wont</w:t>
+      </w:r>
+      <w:proofErr w:type="spellEnd"/>
+      <w:r>
+        <w:rPr>
+          <w:rFonts w:cstheme="minorHAnsi"/>
+        </w:rPr>
+        <w:t xml:space="preserve"> last forever. In Buddhism, </w:t>
       </w:r>
       <w:r>
         <w:rPr>
@@ -2767,11 +2781,19 @@
         </w:rPr>
         <w:t xml:space="preserve">this is true also applies to </w:t>
       </w:r>
-      <w:r>
-        <w:rPr>
-          <w:rFonts w:cstheme="minorHAnsi"/>
-        </w:rPr>
-        <w:t>everyone of us</w:t>
+      <w:proofErr w:type="spellStart"/>
+      <w:r>
+        <w:rPr>
+          <w:rFonts w:cstheme="minorHAnsi"/>
+        </w:rPr>
+        <w:t>everyone</w:t>
+      </w:r>
+      <w:proofErr w:type="spellEnd"/>
+      <w:r>
+        <w:rPr>
+          <w:rFonts w:cstheme="minorHAnsi"/>
+        </w:rPr>
+        <w:t xml:space="preserve"> of us</w:t>
       </w:r>
       <w:r>
         <w:rPr>
@@ -2810,30 +2832,19 @@
         <w:rPr>
           <w:rFonts w:cstheme="minorHAnsi"/>
         </w:rPr>
-        <w:t>12:</w:t>
-      </w:r>
-      <w:r>
-        <w:rPr>
-          <w:rFonts w:cstheme="minorHAnsi"/>
-        </w:rPr>
-        <w:t>5</w:t>
-      </w:r>
-      <w:r>
-        <w:rPr>
-          <w:rFonts w:cstheme="minorHAnsi"/>
-        </w:rPr>
-        <w:t>9/33:27</w:t>
-      </w:r>
-    </w:p>
-    <w:p>
-      <w:pPr>
-        <w:rPr>
-          <w:rFonts w:cstheme="minorHAnsi"/>
-        </w:rPr>
-      </w:pPr>
-      <w:r>
-        <w:rPr>
-          <w:rFonts w:cstheme="minorHAnsi"/>
+        <w:t>12:59/33:27</w:t>
+      </w:r>
+    </w:p>
+    <w:p>
+      <w:pPr>
+        <w:rPr>
+          <w:rFonts w:cstheme="minorHAnsi"/>
+        </w:rPr>
+      </w:pPr>
+      <w:r>
+        <w:rPr>
+          <w:rFonts w:cstheme="minorHAnsi"/>
+          <w:noProof/>
         </w:rPr>
         <w:drawing>
           <wp:inline distT="0" distB="0" distL="0" distR="0" wp14:anchorId="0AFF3C08" wp14:editId="2EE7A961">
@@ -2981,31 +2992,7 @@
         <w:rPr>
           <w:rFonts w:cstheme="minorHAnsi"/>
         </w:rPr>
-        <w:t>1</w:t>
-      </w:r>
-      <w:r>
-        <w:rPr>
-          <w:rFonts w:cstheme="minorHAnsi"/>
-        </w:rPr>
-        <w:t>3</w:t>
-      </w:r>
-      <w:r>
-        <w:rPr>
-          <w:rFonts w:cstheme="minorHAnsi"/>
-        </w:rPr>
-        <w:t>:</w:t>
-      </w:r>
-      <w:r>
-        <w:rPr>
-          <w:rFonts w:cstheme="minorHAnsi"/>
-        </w:rPr>
-        <w:t>11</w:t>
-      </w:r>
-      <w:r>
-        <w:rPr>
-          <w:rFonts w:cstheme="minorHAnsi"/>
-        </w:rPr>
-        <w:t>/33:27</w:t>
+        <w:t>13:11/33:27</w:t>
       </w:r>
     </w:p>
     <w:p>
@@ -3045,12 +3032,14 @@
         </w:rPr>
         <w:t xml:space="preserve"> or simply </w:t>
       </w:r>
+      <w:proofErr w:type="spellStart"/>
       <w:r>
         <w:rPr>
           <w:rFonts w:cstheme="minorHAnsi"/>
         </w:rPr>
         <w:t>四諦</w:t>
       </w:r>
+      <w:proofErr w:type="spellEnd"/>
       <w:r>
         <w:rPr>
           <w:rFonts w:cstheme="minorHAnsi"/>
@@ -3104,7 +3093,35 @@
         <w:rPr>
           <w:rFonts w:cstheme="minorHAnsi"/>
         </w:rPr>
-        <w:t xml:space="preserve"> (Kǔ Dì): The Truth of Suffering (Dukkha) — Life involves dissatisfaction, pain, and impermanence.</w:t>
+        <w:t xml:space="preserve"> (</w:t>
+      </w:r>
+      <w:proofErr w:type="spellStart"/>
+      <w:r>
+        <w:rPr>
+          <w:rFonts w:cstheme="minorHAnsi"/>
+        </w:rPr>
+        <w:t>Kǔ</w:t>
+      </w:r>
+      <w:proofErr w:type="spellEnd"/>
+      <w:r>
+        <w:rPr>
+          <w:rFonts w:cstheme="minorHAnsi"/>
+        </w:rPr>
+        <w:t xml:space="preserve"> </w:t>
+      </w:r>
+      <w:proofErr w:type="spellStart"/>
+      <w:r>
+        <w:rPr>
+          <w:rFonts w:cstheme="minorHAnsi"/>
+        </w:rPr>
+        <w:t>Dì</w:t>
+      </w:r>
+      <w:proofErr w:type="spellEnd"/>
+      <w:r>
+        <w:rPr>
+          <w:rFonts w:cstheme="minorHAnsi"/>
+        </w:rPr>
+        <w:t>): The Truth of Suffering (Dukkha) — Life involves dissatisfaction, pain, and impermanence.</w:t>
       </w:r>
     </w:p>
     <w:p>
@@ -3127,7 +3144,35 @@
         <w:rPr>
           <w:rFonts w:cstheme="minorHAnsi"/>
         </w:rPr>
-        <w:t xml:space="preserve"> (Jí Dì): The Truth of the Cause of Suffering (Samudaya) — Suffering arises from craving, attachment, and ignorance.</w:t>
+        <w:t xml:space="preserve"> (</w:t>
+      </w:r>
+      <w:proofErr w:type="spellStart"/>
+      <w:r>
+        <w:rPr>
+          <w:rFonts w:cstheme="minorHAnsi"/>
+        </w:rPr>
+        <w:t>Jí</w:t>
+      </w:r>
+      <w:proofErr w:type="spellEnd"/>
+      <w:r>
+        <w:rPr>
+          <w:rFonts w:cstheme="minorHAnsi"/>
+        </w:rPr>
+        <w:t xml:space="preserve"> </w:t>
+      </w:r>
+      <w:proofErr w:type="spellStart"/>
+      <w:r>
+        <w:rPr>
+          <w:rFonts w:cstheme="minorHAnsi"/>
+        </w:rPr>
+        <w:t>Dì</w:t>
+      </w:r>
+      <w:proofErr w:type="spellEnd"/>
+      <w:r>
+        <w:rPr>
+          <w:rFonts w:cstheme="minorHAnsi"/>
+        </w:rPr>
+        <w:t>): The Truth of the Cause of Suffering (Samudaya) — Suffering arises from craving, attachment, and ignorance.</w:t>
       </w:r>
     </w:p>
     <w:p>
@@ -3151,7 +3196,35 @@
         <w:rPr>
           <w:rFonts w:cstheme="minorHAnsi"/>
         </w:rPr>
-        <w:t xml:space="preserve"> (Miè Dì): The Truth of the End of Suffering (Nirodha) — It is possible to end suffering by letting go of attachment.</w:t>
+        <w:t xml:space="preserve"> (</w:t>
+      </w:r>
+      <w:proofErr w:type="spellStart"/>
+      <w:r>
+        <w:rPr>
+          <w:rFonts w:cstheme="minorHAnsi"/>
+        </w:rPr>
+        <w:t>Miè</w:t>
+      </w:r>
+      <w:proofErr w:type="spellEnd"/>
+      <w:r>
+        <w:rPr>
+          <w:rFonts w:cstheme="minorHAnsi"/>
+        </w:rPr>
+        <w:t xml:space="preserve"> </w:t>
+      </w:r>
+      <w:proofErr w:type="spellStart"/>
+      <w:r>
+        <w:rPr>
+          <w:rFonts w:cstheme="minorHAnsi"/>
+        </w:rPr>
+        <w:t>Dì</w:t>
+      </w:r>
+      <w:proofErr w:type="spellEnd"/>
+      <w:r>
+        <w:rPr>
+          <w:rFonts w:cstheme="minorHAnsi"/>
+        </w:rPr>
+        <w:t>): The Truth of the End of Suffering (Nirodha) — It is possible to end suffering by letting go of attachment.</w:t>
       </w:r>
     </w:p>
     <w:p>
@@ -3174,7 +3247,35 @@
         <w:rPr>
           <w:rFonts w:cstheme="minorHAnsi"/>
         </w:rPr>
-        <w:t xml:space="preserve"> (Dào Dì): The Truth of the Path (Marga) — The way to end suffering is by practicing the Noble Eightfold Path. [</w:t>
+        <w:t xml:space="preserve"> (</w:t>
+      </w:r>
+      <w:proofErr w:type="spellStart"/>
+      <w:r>
+        <w:rPr>
+          <w:rFonts w:cstheme="minorHAnsi"/>
+        </w:rPr>
+        <w:t>Dào</w:t>
+      </w:r>
+      <w:proofErr w:type="spellEnd"/>
+      <w:r>
+        <w:rPr>
+          <w:rFonts w:cstheme="minorHAnsi"/>
+        </w:rPr>
+        <w:t xml:space="preserve"> </w:t>
+      </w:r>
+      <w:proofErr w:type="spellStart"/>
+      <w:r>
+        <w:rPr>
+          <w:rFonts w:cstheme="minorHAnsi"/>
+        </w:rPr>
+        <w:t>Dì</w:t>
+      </w:r>
+      <w:proofErr w:type="spellEnd"/>
+      <w:r>
+        <w:rPr>
+          <w:rFonts w:cstheme="minorHAnsi"/>
+        </w:rPr>
+        <w:t>): The Truth of the Path (Marga) — The way to end suffering is by practicing the Noble Eightfold Path. [</w:t>
       </w:r>
       <w:hyperlink r:id="rId29" w:history="1">
         <w:r>
@@ -3273,13 +3374,7 @@
         <w:rPr>
           <w:rFonts w:cstheme="minorHAnsi"/>
         </w:rPr>
-        <w:t xml:space="preserve">)”: </w:t>
-      </w:r>
-      <w:r>
-        <w:rPr>
-          <w:rFonts w:cstheme="minorHAnsi"/>
-        </w:rPr>
-        <w:t>Dukkha (</w:t>
+        <w:t>)”: Dukkha (</w:t>
       </w:r>
       <w:r>
         <w:rPr>
@@ -3321,13 +3416,7 @@
         <w:rPr>
           <w:rFonts w:cstheme="minorHAnsi"/>
         </w:rPr>
-        <w:t xml:space="preserve">). </w:t>
-      </w:r>
-      <w:r>
-        <w:rPr>
-          <w:rFonts w:cstheme="minorHAnsi"/>
-        </w:rPr>
-        <w:t>Nirvana (</w:t>
+        <w:t>). Nirvana (</w:t>
       </w:r>
       <w:r>
         <w:rPr>
@@ -3381,12 +3470,98 @@
         <w:rPr>
           <w:rFonts w:cstheme="minorHAnsi"/>
         </w:rPr>
+        <w:t>).</w:t>
+      </w:r>
+    </w:p>
+    <w:p>
+      <w:pPr>
+        <w:rPr>
+          <w:rFonts w:cstheme="minorHAnsi"/>
+        </w:rPr>
+      </w:pPr>
+    </w:p>
+    <w:p>
+      <w:pPr>
+        <w:rPr>
+          <w:rFonts w:cstheme="minorHAnsi"/>
+        </w:rPr>
+      </w:pPr>
+      <w:r>
+        <w:rPr>
+          <w:rFonts w:cstheme="minorHAnsi"/>
+        </w:rPr>
+        <w:t xml:space="preserve">The firs </w:t>
+      </w:r>
+      <w:r>
+        <w:rPr>
+          <w:rFonts w:cstheme="minorHAnsi"/>
+        </w:rPr>
+        <w:t xml:space="preserve">noble </w:t>
+      </w:r>
+      <w:r>
+        <w:rPr>
+          <w:rFonts w:cstheme="minorHAnsi"/>
+        </w:rPr>
+        <w:t>truth</w:t>
+      </w:r>
+      <w:r>
+        <w:rPr>
+          <w:rFonts w:cstheme="minorHAnsi"/>
+        </w:rPr>
+        <w:t xml:space="preserve"> Dukkha (</w:t>
+      </w:r>
+      <w:r>
+        <w:rPr>
+          <w:rFonts w:eastAsia="MS Gothic" w:cstheme="minorHAnsi"/>
+        </w:rPr>
+        <w:t>苦</w:t>
+      </w:r>
+      <w:r>
+        <w:rPr>
+          <w:rFonts w:eastAsia="MS Gothic" w:cstheme="minorHAnsi"/>
+        </w:rPr>
         <w:t>)</w:t>
       </w:r>
       <w:r>
         <w:rPr>
           <w:rFonts w:cstheme="minorHAnsi"/>
         </w:rPr>
+        <w:t xml:space="preserve"> tries to answer </w:t>
+      </w:r>
+      <w:r>
+        <w:rPr>
+          <w:rFonts w:cstheme="minorHAnsi"/>
+        </w:rPr>
+        <w:t xml:space="preserve">about the reality is </w:t>
+      </w:r>
+      <w:r>
+        <w:rPr>
+          <w:rFonts w:cstheme="minorHAnsi"/>
+        </w:rPr>
+        <w:t>the life is Dukka</w:t>
+      </w:r>
+      <w:r>
+        <w:rPr>
+          <w:rFonts w:cstheme="minorHAnsi"/>
+        </w:rPr>
+        <w:t xml:space="preserve">. Nothing is permanent, everything is changing. Therefore, life </w:t>
+      </w:r>
+      <w:r>
+        <w:rPr>
+          <w:rFonts w:cstheme="minorHAnsi"/>
+        </w:rPr>
+        <w:t>suffer</w:t>
+      </w:r>
+      <w:r>
+        <w:rPr>
+          <w:rFonts w:cstheme="minorHAnsi"/>
+        </w:rPr>
+        <w:t>s</w:t>
+      </w:r>
+      <w:r>
+        <w:rPr>
+          <w:rFonts w:cstheme="minorHAnsi"/>
+        </w:rPr>
         <w:t>.</w:t>
       </w:r>
     </w:p>
@@ -3396,107 +3571,10 @@
           <w:rFonts w:cstheme="minorHAnsi"/>
         </w:rPr>
       </w:pPr>
-    </w:p>
-    <w:p>
-      <w:pPr>
-        <w:rPr>
-          <w:rFonts w:cstheme="minorHAnsi"/>
-        </w:rPr>
-      </w:pPr>
-      <w:r>
-        <w:rPr>
-          <w:rFonts w:cstheme="minorHAnsi"/>
-        </w:rPr>
-        <w:t xml:space="preserve">The firs </w:t>
-      </w:r>
-      <w:r>
-        <w:rPr>
-          <w:rFonts w:cstheme="minorHAnsi"/>
-        </w:rPr>
-        <w:t xml:space="preserve">noble </w:t>
-      </w:r>
-      <w:r>
-        <w:rPr>
-          <w:rFonts w:cstheme="minorHAnsi"/>
-        </w:rPr>
-        <w:t>truth</w:t>
-      </w:r>
-      <w:r>
-        <w:rPr>
-          <w:rFonts w:cstheme="minorHAnsi"/>
-        </w:rPr>
-        <w:t xml:space="preserve"> </w:t>
-      </w:r>
-      <w:r>
-        <w:rPr>
-          <w:rFonts w:cstheme="minorHAnsi"/>
-        </w:rPr>
-        <w:t>Dukkha (</w:t>
-      </w:r>
-      <w:r>
-        <w:rPr>
-          <w:rFonts w:eastAsia="MS Gothic" w:cstheme="minorHAnsi"/>
-        </w:rPr>
-        <w:t>苦</w:t>
-      </w:r>
-      <w:r>
-        <w:rPr>
-          <w:rFonts w:eastAsia="MS Gothic" w:cstheme="minorHAnsi"/>
-        </w:rPr>
-        <w:t>)</w:t>
-      </w:r>
-      <w:r>
-        <w:rPr>
-          <w:rFonts w:cstheme="minorHAnsi"/>
-        </w:rPr>
-        <w:t xml:space="preserve"> tries to answer </w:t>
-      </w:r>
-      <w:r>
-        <w:rPr>
-          <w:rFonts w:cstheme="minorHAnsi"/>
-        </w:rPr>
-        <w:t xml:space="preserve">about the reality is </w:t>
-      </w:r>
-      <w:r>
-        <w:rPr>
-          <w:rFonts w:cstheme="minorHAnsi"/>
-        </w:rPr>
-        <w:t>the life is Dukka</w:t>
-      </w:r>
-      <w:r>
-        <w:rPr>
-          <w:rFonts w:cstheme="minorHAnsi"/>
-        </w:rPr>
-        <w:t xml:space="preserve">. Nothing is permanent, everything is changing. Therefore, life </w:t>
-      </w:r>
-      <w:r>
-        <w:rPr>
-          <w:rFonts w:cstheme="minorHAnsi"/>
-        </w:rPr>
-        <w:t>suffer</w:t>
-      </w:r>
-      <w:r>
-        <w:rPr>
-          <w:rFonts w:cstheme="minorHAnsi"/>
-        </w:rPr>
-        <w:t>s</w:t>
-      </w:r>
-      <w:r>
-        <w:rPr>
-          <w:rFonts w:cstheme="minorHAnsi"/>
-        </w:rPr>
-        <w:t>.</w:t>
-      </w:r>
-    </w:p>
-    <w:p>
-      <w:pPr>
-        <w:rPr>
-          <w:rFonts w:cstheme="minorHAnsi"/>
-        </w:rPr>
-      </w:pPr>
-      <w:r>
-        <w:rPr>
-          <w:rFonts w:cstheme="minorHAnsi"/>
+      <w:r>
+        <w:rPr>
+          <w:rFonts w:cstheme="minorHAnsi"/>
+          <w:noProof/>
         </w:rPr>
         <w:drawing>
           <wp:inline distT="0" distB="0" distL="0" distR="0" wp14:anchorId="730E0671" wp14:editId="6FC9817C">
@@ -3552,30 +3630,19 @@
         <w:rPr>
           <w:rFonts w:cstheme="minorHAnsi"/>
         </w:rPr>
-        <w:t>13:</w:t>
-      </w:r>
-      <w:r>
-        <w:rPr>
-          <w:rFonts w:cstheme="minorHAnsi"/>
-        </w:rPr>
-        <w:t>22</w:t>
-      </w:r>
-      <w:r>
-        <w:rPr>
-          <w:rFonts w:cstheme="minorHAnsi"/>
-        </w:rPr>
-        <w:t>/33:27</w:t>
-      </w:r>
-    </w:p>
-    <w:p>
-      <w:pPr>
-        <w:rPr>
-          <w:rFonts w:cstheme="minorHAnsi"/>
-        </w:rPr>
-      </w:pPr>
-      <w:r>
-        <w:rPr>
-          <w:rFonts w:cstheme="minorHAnsi"/>
+        <w:t>13:22/33:27</w:t>
+      </w:r>
+    </w:p>
+    <w:p>
+      <w:pPr>
+        <w:rPr>
+          <w:rFonts w:cstheme="minorHAnsi"/>
+        </w:rPr>
+      </w:pPr>
+      <w:r>
+        <w:rPr>
+          <w:rFonts w:cstheme="minorHAnsi"/>
+          <w:noProof/>
         </w:rPr>
         <w:drawing>
           <wp:inline distT="0" distB="0" distL="0" distR="0" wp14:anchorId="2050BE1F" wp14:editId="74ADEEBC">
@@ -3926,42 +3993,19 @@
         <w:rPr>
           <w:rFonts w:cstheme="minorHAnsi"/>
         </w:rPr>
-        <w:t>1</w:t>
-      </w:r>
-      <w:r>
-        <w:rPr>
-          <w:rFonts w:cstheme="minorHAnsi"/>
-        </w:rPr>
-        <w:t>5</w:t>
-      </w:r>
-      <w:r>
-        <w:rPr>
-          <w:rFonts w:cstheme="minorHAnsi"/>
-        </w:rPr>
-        <w:t>:</w:t>
-      </w:r>
-      <w:r>
-        <w:rPr>
-          <w:rFonts w:cstheme="minorHAnsi"/>
-        </w:rPr>
-        <w:t>3</w:t>
-      </w:r>
-      <w:r>
-        <w:rPr>
-          <w:rFonts w:cstheme="minorHAnsi"/>
-        </w:rPr>
-        <w:t>2/33:27</w:t>
-      </w:r>
-    </w:p>
-    <w:p>
-      <w:pPr>
-        <w:rPr>
-          <w:rFonts w:cstheme="minorHAnsi"/>
-        </w:rPr>
-      </w:pPr>
-      <w:r>
-        <w:rPr>
-          <w:rFonts w:cstheme="minorHAnsi"/>
+        <w:t>15:32/33:27</w:t>
+      </w:r>
+    </w:p>
+    <w:p>
+      <w:pPr>
+        <w:rPr>
+          <w:rFonts w:cstheme="minorHAnsi"/>
+        </w:rPr>
+      </w:pPr>
+      <w:r>
+        <w:rPr>
+          <w:rFonts w:cstheme="minorHAnsi"/>
+          <w:noProof/>
         </w:rPr>
         <w:lastRenderedPageBreak/>
         <w:drawing>
@@ -4139,31 +4183,7 @@
         <w:rPr>
           <w:rFonts w:cstheme="minorHAnsi"/>
         </w:rPr>
-        <w:t>1</w:t>
-      </w:r>
-      <w:r>
-        <w:rPr>
-          <w:rFonts w:cstheme="minorHAnsi"/>
-        </w:rPr>
-        <w:t>6</w:t>
-      </w:r>
-      <w:r>
-        <w:rPr>
-          <w:rFonts w:cstheme="minorHAnsi"/>
-        </w:rPr>
-        <w:t>:</w:t>
-      </w:r>
-      <w:r>
-        <w:rPr>
-          <w:rFonts w:cstheme="minorHAnsi"/>
-        </w:rPr>
-        <w:t>26</w:t>
-      </w:r>
-      <w:r>
-        <w:rPr>
-          <w:rFonts w:cstheme="minorHAnsi"/>
-        </w:rPr>
-        <w:t>/33:27</w:t>
+        <w:t>16:26/33:27</w:t>
       </w:r>
     </w:p>
     <w:p>
@@ -4251,30 +4271,19 @@
         <w:rPr>
           <w:rFonts w:cstheme="minorHAnsi"/>
         </w:rPr>
-        <w:t>16:</w:t>
-      </w:r>
-      <w:r>
-        <w:rPr>
-          <w:rFonts w:cstheme="minorHAnsi"/>
-        </w:rPr>
-        <w:t>38</w:t>
-      </w:r>
-      <w:r>
-        <w:rPr>
-          <w:rFonts w:cstheme="minorHAnsi"/>
-        </w:rPr>
-        <w:t>/33:27</w:t>
-      </w:r>
-    </w:p>
-    <w:p>
-      <w:pPr>
-        <w:rPr>
-          <w:rFonts w:cstheme="minorHAnsi"/>
-        </w:rPr>
-      </w:pPr>
-      <w:r>
-        <w:rPr>
-          <w:rFonts w:cstheme="minorHAnsi"/>
+        <w:t>16:38/33:27</w:t>
+      </w:r>
+    </w:p>
+    <w:p>
+      <w:pPr>
+        <w:rPr>
+          <w:rFonts w:cstheme="minorHAnsi"/>
+        </w:rPr>
+      </w:pPr>
+      <w:r>
+        <w:rPr>
+          <w:rFonts w:cstheme="minorHAnsi"/>
+          <w:noProof/>
         </w:rPr>
         <w:drawing>
           <wp:inline distT="0" distB="0" distL="0" distR="0" wp14:anchorId="6BF4B3AE" wp14:editId="259E116C">
@@ -4323,25 +4332,7 @@
         <w:rPr>
           <w:rFonts w:cstheme="minorHAnsi"/>
         </w:rPr>
-        <w:t>King Soloman</w:t>
-      </w:r>
-      <w:r>
-        <w:rPr>
-          <w:rFonts w:cstheme="minorHAnsi"/>
-        </w:rPr>
-        <w:t xml:space="preserve"> </w:t>
-      </w:r>
-      <w:r>
-        <w:rPr>
-          <w:rFonts w:cstheme="minorHAnsi"/>
-        </w:rPr>
-        <w:t xml:space="preserve">(Author of Ecclesiastes) </w:t>
-      </w:r>
-      <w:r>
-        <w:rPr>
-          <w:rFonts w:cstheme="minorHAnsi"/>
-        </w:rPr>
-        <w:t xml:space="preserve">said, </w:t>
+        <w:t xml:space="preserve">King Soloman (Author of Ecclesiastes) said, </w:t>
       </w:r>
     </w:p>
     <w:p>
@@ -4401,31 +4392,7 @@
         <w:rPr>
           <w:rFonts w:cstheme="minorHAnsi"/>
         </w:rPr>
-        <w:t>1</w:t>
-      </w:r>
-      <w:r>
-        <w:rPr>
-          <w:rFonts w:cstheme="minorHAnsi"/>
-        </w:rPr>
-        <w:t>7</w:t>
-      </w:r>
-      <w:r>
-        <w:rPr>
-          <w:rFonts w:cstheme="minorHAnsi"/>
-        </w:rPr>
-        <w:t>:</w:t>
-      </w:r>
-      <w:r>
-        <w:rPr>
-          <w:rFonts w:cstheme="minorHAnsi"/>
-        </w:rPr>
-        <w:t>17</w:t>
-      </w:r>
-      <w:r>
-        <w:rPr>
-          <w:rFonts w:cstheme="minorHAnsi"/>
-        </w:rPr>
-        <w:t>/33:27</w:t>
+        <w:t>17:17/33:27</w:t>
       </w:r>
     </w:p>
     <w:p>
@@ -4456,6 +4423,7 @@
       <w:r>
         <w:rPr>
           <w:rFonts w:cstheme="minorHAnsi"/>
+          <w:noProof/>
         </w:rPr>
         <w:drawing>
           <wp:inline distT="0" distB="0" distL="0" distR="0" wp14:anchorId="05DB986D" wp14:editId="37ED5AB7">
@@ -4511,30 +4479,19 @@
         <w:rPr>
           <w:rFonts w:cstheme="minorHAnsi"/>
         </w:rPr>
-        <w:t>17:1</w:t>
-      </w:r>
-      <w:r>
-        <w:rPr>
-          <w:rFonts w:cstheme="minorHAnsi"/>
-        </w:rPr>
-        <w:t>9</w:t>
-      </w:r>
-      <w:r>
-        <w:rPr>
-          <w:rFonts w:cstheme="minorHAnsi"/>
-        </w:rPr>
-        <w:t>/33:27</w:t>
-      </w:r>
-    </w:p>
-    <w:p>
-      <w:pPr>
-        <w:rPr>
-          <w:rFonts w:cstheme="minorHAnsi"/>
-        </w:rPr>
-      </w:pPr>
-      <w:r>
-        <w:rPr>
-          <w:rFonts w:cstheme="minorHAnsi"/>
+        <w:t>17:19/33:27</w:t>
+      </w:r>
+    </w:p>
+    <w:p>
+      <w:pPr>
+        <w:rPr>
+          <w:rFonts w:cstheme="minorHAnsi"/>
+        </w:rPr>
+      </w:pPr>
+      <w:r>
+        <w:rPr>
+          <w:rFonts w:cstheme="minorHAnsi"/>
+          <w:noProof/>
         </w:rPr>
         <w:lastRenderedPageBreak/>
         <w:drawing>
@@ -4800,19 +4757,7 @@
         <w:rPr>
           <w:rFonts w:cstheme="minorHAnsi"/>
         </w:rPr>
-        <w:t>1</w:t>
-      </w:r>
-      <w:r>
-        <w:rPr>
-          <w:rFonts w:cstheme="minorHAnsi"/>
-        </w:rPr>
-        <w:t>9</w:t>
-      </w:r>
-      <w:r>
-        <w:rPr>
-          <w:rFonts w:cstheme="minorHAnsi"/>
-        </w:rPr>
-        <w:t>:19/33:27</w:t>
+        <w:t>19:19/33:27</w:t>
       </w:r>
     </w:p>
     <w:p>
@@ -4925,19 +4870,7 @@
         <w:rPr>
           <w:rFonts w:cstheme="minorHAnsi"/>
         </w:rPr>
-        <w:t>19:</w:t>
-      </w:r>
-      <w:r>
-        <w:rPr>
-          <w:rFonts w:cstheme="minorHAnsi"/>
-        </w:rPr>
-        <w:t>56</w:t>
-      </w:r>
-      <w:r>
-        <w:rPr>
-          <w:rFonts w:cstheme="minorHAnsi"/>
-        </w:rPr>
-        <w:t>/33:27</w:t>
+        <w:t>19:56/33:27</w:t>
       </w:r>
     </w:p>
     <w:p>
@@ -4970,25 +4903,7 @@
         <w:rPr>
           <w:rFonts w:cstheme="minorHAnsi"/>
         </w:rPr>
-        <w:t>20</w:t>
-      </w:r>
-      <w:r>
-        <w:rPr>
-          <w:rFonts w:cstheme="minorHAnsi"/>
-        </w:rPr>
-        <w:t>:</w:t>
-      </w:r>
-      <w:r>
-        <w:rPr>
-          <w:rFonts w:cstheme="minorHAnsi"/>
-        </w:rPr>
-        <w:t>30</w:t>
-      </w:r>
-      <w:r>
-        <w:rPr>
-          <w:rFonts w:cstheme="minorHAnsi"/>
-        </w:rPr>
-        <w:t>/33:27</w:t>
+        <w:t>20:30/33:27</w:t>
       </w:r>
     </w:p>
     <w:p>
@@ -5028,439 +4943,19 @@
           <w:rFonts w:cstheme="minorHAnsi"/>
         </w:rPr>
       </w:pPr>
-      <w:r>
-        <w:rPr>
-          <w:rFonts w:cstheme="minorHAnsi"/>
-        </w:rPr>
-        <w:t>智慧</w:t>
-      </w:r>
-      <w:r>
-        <w:rPr>
-          <w:rFonts w:cstheme="minorHAnsi"/>
-        </w:rPr>
-        <w:t xml:space="preserve"> (Wisdom / Prajñā)</w:t>
-      </w:r>
-    </w:p>
-    <w:p>
-      <w:pPr>
-        <w:numPr>
-          <w:ilvl w:val="0"/>
-          <w:numId w:val="40"/>
-        </w:numPr>
-        <w:rPr>
-          <w:rFonts w:cstheme="minorHAnsi"/>
-        </w:rPr>
-      </w:pPr>
-      <w:r>
-        <w:rPr>
-          <w:rFonts w:cstheme="minorHAnsi"/>
+    </w:p>
+    <w:p>
+      <w:pPr>
+        <w:rPr>
+          <w:rFonts w:cstheme="minorHAnsi"/>
+        </w:rPr>
+      </w:pPr>
+      <w:r>
+        <w:rPr>
+          <w:rFonts w:cstheme="minorHAnsi"/>
+          <w:noProof/>
         </w:rPr>
         <w:lastRenderedPageBreak/>
-        <w:t>正見</w:t>
-      </w:r>
-      <w:r>
-        <w:rPr>
-          <w:rFonts w:cstheme="minorHAnsi"/>
-        </w:rPr>
-        <w:t xml:space="preserve"> (Right View) – Understanding the true nature of reality and the Four Noble Truths.</w:t>
-      </w:r>
-    </w:p>
-    <w:p>
-      <w:pPr>
-        <w:numPr>
-          <w:ilvl w:val="0"/>
-          <w:numId w:val="40"/>
-        </w:numPr>
-        <w:rPr>
-          <w:rFonts w:cstheme="minorHAnsi"/>
-        </w:rPr>
-      </w:pPr>
-      <w:r>
-        <w:rPr>
-          <w:rFonts w:cstheme="minorHAnsi"/>
-        </w:rPr>
-        <w:t>正思惟</w:t>
-      </w:r>
-      <w:r>
-        <w:rPr>
-          <w:rFonts w:cstheme="minorHAnsi"/>
-        </w:rPr>
-        <w:t xml:space="preserve"> (Right Intention / Thought) – Purifying the mind of ill-will, greed, and cruelty. [</w:t>
-      </w:r>
-      <w:hyperlink r:id="rId39" w:history="1">
-        <w:r>
-          <w:rPr>
-            <w:rStyle w:val="Hyperlink"/>
-            <w:rFonts w:cstheme="minorHAnsi"/>
-          </w:rPr>
-          <w:t>1</w:t>
-        </w:r>
-      </w:hyperlink>
-      <w:r>
-        <w:rPr>
-          <w:rFonts w:cstheme="minorHAnsi"/>
-        </w:rPr>
-        <w:t xml:space="preserve">, </w:t>
-      </w:r>
-      <w:hyperlink r:id="rId40" w:history="1">
-        <w:r>
-          <w:rPr>
-            <w:rStyle w:val="Hyperlink"/>
-            <w:rFonts w:cstheme="minorHAnsi"/>
-          </w:rPr>
-          <w:t>2</w:t>
-        </w:r>
-      </w:hyperlink>
-      <w:r>
-        <w:rPr>
-          <w:rFonts w:cstheme="minorHAnsi"/>
-        </w:rPr>
-        <w:t xml:space="preserve">, </w:t>
-      </w:r>
-      <w:hyperlink r:id="rId41" w:history="1">
-        <w:r>
-          <w:rPr>
-            <w:rStyle w:val="Hyperlink"/>
-            <w:rFonts w:cstheme="minorHAnsi"/>
-          </w:rPr>
-          <w:t>3</w:t>
-        </w:r>
-      </w:hyperlink>
-      <w:r>
-        <w:rPr>
-          <w:rFonts w:cstheme="minorHAnsi"/>
-        </w:rPr>
-        <w:t xml:space="preserve">, </w:t>
-      </w:r>
-      <w:hyperlink r:id="rId42" w:history="1">
-        <w:r>
-          <w:rPr>
-            <w:rStyle w:val="Hyperlink"/>
-            <w:rFonts w:cstheme="minorHAnsi"/>
-          </w:rPr>
-          <w:t>4</w:t>
-        </w:r>
-      </w:hyperlink>
-      <w:r>
-        <w:rPr>
-          <w:rFonts w:cstheme="minorHAnsi"/>
-        </w:rPr>
-        <w:t xml:space="preserve">, </w:t>
-      </w:r>
-      <w:hyperlink r:id="rId43" w:history="1">
-        <w:r>
-          <w:rPr>
-            <w:rStyle w:val="Hyperlink"/>
-            <w:rFonts w:cstheme="minorHAnsi"/>
-          </w:rPr>
-          <w:t>5</w:t>
-        </w:r>
-      </w:hyperlink>
-      <w:r>
-        <w:rPr>
-          <w:rFonts w:cstheme="minorHAnsi"/>
-        </w:rPr>
-        <w:t>]</w:t>
-      </w:r>
-    </w:p>
-    <w:p>
-      <w:pPr>
-        <w:rPr>
-          <w:rFonts w:cstheme="minorHAnsi"/>
-        </w:rPr>
-      </w:pPr>
-      <w:r>
-        <w:rPr>
-          <w:rFonts w:cstheme="minorHAnsi"/>
-        </w:rPr>
-        <w:t>戒律</w:t>
-      </w:r>
-      <w:r>
-        <w:rPr>
-          <w:rFonts w:cstheme="minorHAnsi"/>
-        </w:rPr>
-        <w:t xml:space="preserve"> (Ethical Conduct / Śīla)</w:t>
-      </w:r>
-    </w:p>
-    <w:p>
-      <w:pPr>
-        <w:numPr>
-          <w:ilvl w:val="0"/>
-          <w:numId w:val="41"/>
-        </w:numPr>
-        <w:rPr>
-          <w:rFonts w:cstheme="minorHAnsi"/>
-        </w:rPr>
-      </w:pPr>
-      <w:r>
-        <w:rPr>
-          <w:rFonts w:cstheme="minorHAnsi"/>
-        </w:rPr>
-        <w:t>正語</w:t>
-      </w:r>
-      <w:r>
-        <w:rPr>
-          <w:rFonts w:cstheme="minorHAnsi"/>
-        </w:rPr>
-        <w:t xml:space="preserve"> (Right Speech) – Abstaining from lying, harsh language, malicious gossip, and idle chatter.</w:t>
-      </w:r>
-    </w:p>
-    <w:p>
-      <w:pPr>
-        <w:numPr>
-          <w:ilvl w:val="0"/>
-          <w:numId w:val="41"/>
-        </w:numPr>
-        <w:rPr>
-          <w:rFonts w:cstheme="minorHAnsi"/>
-        </w:rPr>
-      </w:pPr>
-      <w:r>
-        <w:rPr>
-          <w:rFonts w:cstheme="minorHAnsi"/>
-        </w:rPr>
-        <w:t>正業</w:t>
-      </w:r>
-      <w:r>
-        <w:rPr>
-          <w:rFonts w:cstheme="minorHAnsi"/>
-        </w:rPr>
-        <w:t xml:space="preserve"> (Right Action) – Behaving wholesomely by avoiding killing, stealing, and sexual misconduct.</w:t>
-      </w:r>
-    </w:p>
-    <w:p>
-      <w:pPr>
-        <w:numPr>
-          <w:ilvl w:val="0"/>
-          <w:numId w:val="41"/>
-        </w:numPr>
-        <w:rPr>
-          <w:rFonts w:cstheme="minorHAnsi"/>
-        </w:rPr>
-      </w:pPr>
-      <w:r>
-        <w:rPr>
-          <w:rFonts w:cstheme="minorHAnsi"/>
-        </w:rPr>
-        <w:t>正命</w:t>
-      </w:r>
-      <w:r>
-        <w:rPr>
-          <w:rFonts w:cstheme="minorHAnsi"/>
-        </w:rPr>
-        <w:t xml:space="preserve"> (Right Livelihood) – Earning a living through ethical professions that do not harm others. [</w:t>
-      </w:r>
-      <w:hyperlink r:id="rId44" w:history="1">
-        <w:r>
-          <w:rPr>
-            <w:rStyle w:val="Hyperlink"/>
-            <w:rFonts w:cstheme="minorHAnsi"/>
-          </w:rPr>
-          <w:t>1</w:t>
-        </w:r>
-      </w:hyperlink>
-      <w:r>
-        <w:rPr>
-          <w:rFonts w:cstheme="minorHAnsi"/>
-        </w:rPr>
-        <w:t xml:space="preserve">, </w:t>
-      </w:r>
-      <w:hyperlink r:id="rId45" w:history="1">
-        <w:r>
-          <w:rPr>
-            <w:rStyle w:val="Hyperlink"/>
-            <w:rFonts w:cstheme="minorHAnsi"/>
-          </w:rPr>
-          <w:t>2</w:t>
-        </w:r>
-      </w:hyperlink>
-      <w:r>
-        <w:rPr>
-          <w:rFonts w:cstheme="minorHAnsi"/>
-        </w:rPr>
-        <w:t xml:space="preserve">, </w:t>
-      </w:r>
-      <w:hyperlink r:id="rId46" w:history="1">
-        <w:r>
-          <w:rPr>
-            <w:rStyle w:val="Hyperlink"/>
-            <w:rFonts w:cstheme="minorHAnsi"/>
-          </w:rPr>
-          <w:t>3</w:t>
-        </w:r>
-      </w:hyperlink>
-      <w:r>
-        <w:rPr>
-          <w:rFonts w:cstheme="minorHAnsi"/>
-        </w:rPr>
-        <w:t>]</w:t>
-      </w:r>
-    </w:p>
-    <w:p>
-      <w:pPr>
-        <w:rPr>
-          <w:rFonts w:cstheme="minorHAnsi"/>
-        </w:rPr>
-      </w:pPr>
-      <w:r>
-        <w:rPr>
-          <w:rFonts w:cstheme="minorHAnsi"/>
-        </w:rPr>
-        <w:t>禪定</w:t>
-      </w:r>
-      <w:r>
-        <w:rPr>
-          <w:rFonts w:cstheme="minorHAnsi"/>
-        </w:rPr>
-        <w:t xml:space="preserve"> (Mental Discipline / Samādhi)</w:t>
-      </w:r>
-    </w:p>
-    <w:p>
-      <w:pPr>
-        <w:numPr>
-          <w:ilvl w:val="0"/>
-          <w:numId w:val="42"/>
-        </w:numPr>
-        <w:rPr>
-          <w:rFonts w:cstheme="minorHAnsi"/>
-        </w:rPr>
-      </w:pPr>
-      <w:r>
-        <w:rPr>
-          <w:rFonts w:cstheme="minorHAnsi"/>
-        </w:rPr>
-        <w:t>正精進</w:t>
-      </w:r>
-      <w:r>
-        <w:rPr>
-          <w:rFonts w:cstheme="minorHAnsi"/>
-        </w:rPr>
-        <w:t xml:space="preserve"> (Right Effort) – Cultivating positive qualities and abandoning unwholesome mental states.</w:t>
-      </w:r>
-    </w:p>
-    <w:p>
-      <w:pPr>
-        <w:numPr>
-          <w:ilvl w:val="0"/>
-          <w:numId w:val="42"/>
-        </w:numPr>
-        <w:rPr>
-          <w:rFonts w:cstheme="minorHAnsi"/>
-        </w:rPr>
-      </w:pPr>
-      <w:r>
-        <w:rPr>
-          <w:rFonts w:cstheme="minorHAnsi"/>
-        </w:rPr>
-        <w:t>正念</w:t>
-      </w:r>
-      <w:r>
-        <w:rPr>
-          <w:rFonts w:cstheme="minorHAnsi"/>
-        </w:rPr>
-        <w:t xml:space="preserve"> (Right Mindfulness) – Maintaining a clear, focused awareness of the body, feelings, mind, and thoughts.</w:t>
-      </w:r>
-    </w:p>
-    <w:p>
-      <w:pPr>
-        <w:numPr>
-          <w:ilvl w:val="0"/>
-          <w:numId w:val="42"/>
-        </w:numPr>
-        <w:rPr>
-          <w:rFonts w:cstheme="minorHAnsi"/>
-        </w:rPr>
-      </w:pPr>
-      <w:r>
-        <w:rPr>
-          <w:rFonts w:cstheme="minorHAnsi"/>
-        </w:rPr>
-        <w:t>正定</w:t>
-      </w:r>
-      <w:r>
-        <w:rPr>
-          <w:rFonts w:cstheme="minorHAnsi"/>
-        </w:rPr>
-        <w:t xml:space="preserve"> (Right Concentration) – Developing the deep mental focus required for true meditation and absorption. [</w:t>
-      </w:r>
-      <w:hyperlink r:id="rId47" w:history="1">
-        <w:r>
-          <w:rPr>
-            <w:rStyle w:val="Hyperlink"/>
-            <w:rFonts w:cstheme="minorHAnsi"/>
-          </w:rPr>
-          <w:t>1</w:t>
-        </w:r>
-      </w:hyperlink>
-      <w:r>
-        <w:rPr>
-          <w:rFonts w:cstheme="minorHAnsi"/>
-        </w:rPr>
-        <w:t xml:space="preserve">, </w:t>
-      </w:r>
-      <w:hyperlink r:id="rId48" w:history="1">
-        <w:r>
-          <w:rPr>
-            <w:rStyle w:val="Hyperlink"/>
-            <w:rFonts w:cstheme="minorHAnsi"/>
-          </w:rPr>
-          <w:t>2</w:t>
-        </w:r>
-      </w:hyperlink>
-      <w:r>
-        <w:rPr>
-          <w:rFonts w:cstheme="minorHAnsi"/>
-        </w:rPr>
-        <w:t xml:space="preserve">, </w:t>
-      </w:r>
-      <w:hyperlink r:id="rId49" w:history="1">
-        <w:r>
-          <w:rPr>
-            <w:rStyle w:val="Hyperlink"/>
-            <w:rFonts w:cstheme="minorHAnsi"/>
-          </w:rPr>
-          <w:t>3</w:t>
-        </w:r>
-      </w:hyperlink>
-      <w:r>
-        <w:rPr>
-          <w:rFonts w:cstheme="minorHAnsi"/>
-        </w:rPr>
-        <w:t xml:space="preserve">, </w:t>
-      </w:r>
-      <w:hyperlink r:id="rId50" w:history="1">
-        <w:r>
-          <w:rPr>
-            <w:rStyle w:val="Hyperlink"/>
-            <w:rFonts w:cstheme="minorHAnsi"/>
-          </w:rPr>
-          <w:t>4</w:t>
-        </w:r>
-      </w:hyperlink>
-      <w:r>
-        <w:rPr>
-          <w:rFonts w:cstheme="minorHAnsi"/>
-        </w:rPr>
-        <w:t>]</w:t>
-      </w:r>
-    </w:p>
-    <w:p>
-      <w:pPr>
-        <w:rPr>
-          <w:rFonts w:cstheme="minorHAnsi"/>
-        </w:rPr>
-      </w:pPr>
-    </w:p>
-    <w:p>
-      <w:pPr>
-        <w:rPr>
-          <w:rFonts w:cstheme="minorHAnsi"/>
-        </w:rPr>
-      </w:pPr>
-      <w:r>
-        <w:rPr>
-          <w:rFonts w:cstheme="minorHAnsi"/>
-        </w:rPr>
         <w:drawing>
           <wp:inline distT="0" distB="0" distL="0" distR="0" wp14:anchorId="1CF48150" wp14:editId="6B11A118">
             <wp:extent cx="2514951" cy="4239217"/>
@@ -5477,7 +4972,7 @@
                     <pic:cNvPicPr/>
                   </pic:nvPicPr>
                   <pic:blipFill>
-                    <a:blip r:embed="rId51"/>
+                    <a:blip r:embed="rId39"/>
                     <a:stretch>
                       <a:fillRect/>
                     </a:stretch>
@@ -5554,6 +5049,369 @@
         <w:rPr>
           <w:rFonts w:cstheme="minorHAnsi"/>
         </w:rPr>
+        <w:t>Eightfold Path (</w:t>
+      </w:r>
+      <w:r>
+        <w:rPr>
+          <w:rFonts w:cstheme="minorHAnsi"/>
+        </w:rPr>
+        <w:t>八正道</w:t>
+      </w:r>
+      <w:r>
+        <w:rPr>
+          <w:rFonts w:cstheme="minorHAnsi"/>
+        </w:rPr>
+        <w:t>),</w:t>
+      </w:r>
+    </w:p>
+    <w:p>
+      <w:pPr>
+        <w:rPr>
+          <w:rFonts w:cstheme="minorHAnsi"/>
+          <w:color w:val="C00000"/>
+        </w:rPr>
+      </w:pPr>
+      <w:r>
+        <w:rPr>
+          <w:rFonts w:cstheme="minorHAnsi"/>
+          <w:color w:val="C00000"/>
+        </w:rPr>
+        <w:t xml:space="preserve">a) </w:t>
+      </w:r>
+      <w:r>
+        <w:rPr>
+          <w:rFonts w:cstheme="minorHAnsi"/>
+          <w:color w:val="C00000"/>
+        </w:rPr>
+        <w:t>智慧</w:t>
+      </w:r>
+      <w:r>
+        <w:rPr>
+          <w:rFonts w:cstheme="minorHAnsi"/>
+          <w:color w:val="C00000"/>
+        </w:rPr>
+        <w:t xml:space="preserve"> (Wisdom / Prajna)</w:t>
+      </w:r>
+    </w:p>
+    <w:p>
+      <w:pPr>
+        <w:numPr>
+          <w:ilvl w:val="0"/>
+          <w:numId w:val="40"/>
+        </w:numPr>
+        <w:rPr>
+          <w:rFonts w:cstheme="minorHAnsi"/>
+          <w:color w:val="C00000"/>
+        </w:rPr>
+      </w:pPr>
+      <w:r>
+        <w:rPr>
+          <w:rFonts w:cstheme="minorHAnsi"/>
+          <w:color w:val="C00000"/>
+        </w:rPr>
+        <w:t xml:space="preserve">1) </w:t>
+      </w:r>
+      <w:r>
+        <w:rPr>
+          <w:rFonts w:cstheme="minorHAnsi"/>
+          <w:color w:val="C00000"/>
+        </w:rPr>
+        <w:t>正見</w:t>
+      </w:r>
+      <w:r>
+        <w:rPr>
+          <w:rFonts w:cstheme="minorHAnsi"/>
+          <w:color w:val="C00000"/>
+        </w:rPr>
+        <w:t xml:space="preserve"> (Right View) – Understanding the true nature of reality and the Four Noble Truths.</w:t>
+      </w:r>
+    </w:p>
+    <w:p>
+      <w:pPr>
+        <w:numPr>
+          <w:ilvl w:val="0"/>
+          <w:numId w:val="40"/>
+        </w:numPr>
+        <w:rPr>
+          <w:rFonts w:cstheme="minorHAnsi"/>
+        </w:rPr>
+      </w:pPr>
+      <w:r>
+        <w:rPr>
+          <w:rFonts w:cstheme="minorHAnsi"/>
+          <w:color w:val="C00000"/>
+        </w:rPr>
+        <w:t xml:space="preserve">2) </w:t>
+      </w:r>
+      <w:r>
+        <w:rPr>
+          <w:rFonts w:cstheme="minorHAnsi"/>
+          <w:color w:val="C00000"/>
+        </w:rPr>
+        <w:t>正思惟</w:t>
+      </w:r>
+      <w:r>
+        <w:rPr>
+          <w:rFonts w:cstheme="minorHAnsi"/>
+          <w:color w:val="C00000"/>
+        </w:rPr>
+        <w:t xml:space="preserve"> (Right Intention / Thought) – Purifying the mind of ill-will, greed, and cruelty</w:t>
+      </w:r>
+      <w:r>
+        <w:rPr>
+          <w:rFonts w:cstheme="minorHAnsi"/>
+        </w:rPr>
+        <w:t>.</w:t>
+      </w:r>
+    </w:p>
+    <w:p>
+      <w:pPr>
+        <w:rPr>
+          <w:rFonts w:cstheme="minorHAnsi"/>
+        </w:rPr>
+      </w:pPr>
+      <w:r>
+        <w:rPr>
+          <w:rFonts w:cstheme="minorHAnsi"/>
+        </w:rPr>
+        <w:t xml:space="preserve">b) </w:t>
+      </w:r>
+      <w:r>
+        <w:rPr>
+          <w:rFonts w:cstheme="minorHAnsi"/>
+        </w:rPr>
+        <w:t>戒律</w:t>
+      </w:r>
+      <w:r>
+        <w:rPr>
+          <w:rFonts w:cstheme="minorHAnsi"/>
+        </w:rPr>
+        <w:t xml:space="preserve"> (Ethical Conduct / Sila)</w:t>
+      </w:r>
+    </w:p>
+    <w:p>
+      <w:pPr>
+        <w:numPr>
+          <w:ilvl w:val="0"/>
+          <w:numId w:val="41"/>
+        </w:numPr>
+        <w:rPr>
+          <w:rFonts w:cstheme="minorHAnsi"/>
+        </w:rPr>
+      </w:pPr>
+      <w:r>
+        <w:rPr>
+          <w:rFonts w:cstheme="minorHAnsi"/>
+        </w:rPr>
+        <w:t xml:space="preserve">3) </w:t>
+      </w:r>
+      <w:r>
+        <w:rPr>
+          <w:rFonts w:cstheme="minorHAnsi"/>
+        </w:rPr>
+        <w:t>正語</w:t>
+      </w:r>
+      <w:r>
+        <w:rPr>
+          <w:rFonts w:cstheme="minorHAnsi"/>
+        </w:rPr>
+        <w:t xml:space="preserve"> (Right Speech) – Abstaining from lying, harsh language, malicious gossip, and idle chatter.</w:t>
+      </w:r>
+    </w:p>
+    <w:p>
+      <w:pPr>
+        <w:numPr>
+          <w:ilvl w:val="0"/>
+          <w:numId w:val="41"/>
+        </w:numPr>
+        <w:rPr>
+          <w:rFonts w:cstheme="minorHAnsi"/>
+        </w:rPr>
+      </w:pPr>
+      <w:r>
+        <w:rPr>
+          <w:rFonts w:cstheme="minorHAnsi"/>
+        </w:rPr>
+        <w:t xml:space="preserve">4) </w:t>
+      </w:r>
+      <w:r>
+        <w:rPr>
+          <w:rFonts w:cstheme="minorHAnsi"/>
+        </w:rPr>
+        <w:t>正業</w:t>
+      </w:r>
+      <w:r>
+        <w:rPr>
+          <w:rFonts w:cstheme="minorHAnsi"/>
+        </w:rPr>
+        <w:t xml:space="preserve"> (Right Action) – Behaving wholesomely by avoiding killing, stealing, and sexual misconduct.</w:t>
+      </w:r>
+    </w:p>
+    <w:p>
+      <w:pPr>
+        <w:numPr>
+          <w:ilvl w:val="0"/>
+          <w:numId w:val="41"/>
+        </w:numPr>
+        <w:rPr>
+          <w:rFonts w:cstheme="minorHAnsi"/>
+        </w:rPr>
+      </w:pPr>
+      <w:r>
+        <w:rPr>
+          <w:rFonts w:cstheme="minorHAnsi"/>
+        </w:rPr>
+        <w:t xml:space="preserve">5) </w:t>
+      </w:r>
+      <w:r>
+        <w:rPr>
+          <w:rFonts w:cstheme="minorHAnsi"/>
+        </w:rPr>
+        <w:t>正命</w:t>
+      </w:r>
+      <w:r>
+        <w:rPr>
+          <w:rFonts w:cstheme="minorHAnsi"/>
+        </w:rPr>
+        <w:t xml:space="preserve"> (Right Livelihood) – Earning a living through ethical professions that do not harm others. </w:t>
+      </w:r>
+    </w:p>
+    <w:p>
+      <w:pPr>
+        <w:rPr>
+          <w:rFonts w:cstheme="minorHAnsi"/>
+        </w:rPr>
+      </w:pPr>
+      <w:r>
+        <w:rPr>
+          <w:rFonts w:cstheme="minorHAnsi"/>
+        </w:rPr>
+        <w:t xml:space="preserve">c) </w:t>
+      </w:r>
+      <w:r>
+        <w:rPr>
+          <w:rFonts w:cstheme="minorHAnsi"/>
+        </w:rPr>
+        <w:t>禪定</w:t>
+      </w:r>
+      <w:r>
+        <w:rPr>
+          <w:rFonts w:cstheme="minorHAnsi"/>
+        </w:rPr>
+        <w:t xml:space="preserve"> (Mental Discipline / Samadhi)</w:t>
+      </w:r>
+    </w:p>
+    <w:p>
+      <w:pPr>
+        <w:numPr>
+          <w:ilvl w:val="0"/>
+          <w:numId w:val="42"/>
+        </w:numPr>
+        <w:rPr>
+          <w:rFonts w:cstheme="minorHAnsi"/>
+        </w:rPr>
+      </w:pPr>
+      <w:r>
+        <w:rPr>
+          <w:rFonts w:cstheme="minorHAnsi"/>
+        </w:rPr>
+        <w:t xml:space="preserve">6) </w:t>
+      </w:r>
+      <w:r>
+        <w:rPr>
+          <w:rFonts w:cstheme="minorHAnsi"/>
+        </w:rPr>
+        <w:t>正精進</w:t>
+      </w:r>
+      <w:r>
+        <w:rPr>
+          <w:rFonts w:cstheme="minorHAnsi"/>
+        </w:rPr>
+        <w:t xml:space="preserve"> (Right Effort) – Cultivating positive qualities and abandoning unwholesome mental states.</w:t>
+      </w:r>
+    </w:p>
+    <w:p>
+      <w:pPr>
+        <w:numPr>
+          <w:ilvl w:val="0"/>
+          <w:numId w:val="42"/>
+        </w:numPr>
+        <w:rPr>
+          <w:rFonts w:cstheme="minorHAnsi"/>
+        </w:rPr>
+      </w:pPr>
+      <w:r>
+        <w:rPr>
+          <w:rFonts w:cstheme="minorHAnsi"/>
+        </w:rPr>
+        <w:t xml:space="preserve">7) </w:t>
+      </w:r>
+      <w:r>
+        <w:rPr>
+          <w:rFonts w:cstheme="minorHAnsi"/>
+        </w:rPr>
+        <w:t>正念</w:t>
+      </w:r>
+      <w:r>
+        <w:rPr>
+          <w:rFonts w:cstheme="minorHAnsi"/>
+        </w:rPr>
+        <w:t xml:space="preserve"> (Right Mindfulness) – Maintaining a clear, focused awareness of the body, feelings, mind, and thoughts.</w:t>
+      </w:r>
+    </w:p>
+    <w:p>
+      <w:pPr>
+        <w:numPr>
+          <w:ilvl w:val="0"/>
+          <w:numId w:val="42"/>
+        </w:numPr>
+        <w:rPr>
+          <w:rFonts w:cstheme="minorHAnsi"/>
+        </w:rPr>
+      </w:pPr>
+      <w:r>
+        <w:rPr>
+          <w:rFonts w:cstheme="minorHAnsi"/>
+        </w:rPr>
+        <w:t xml:space="preserve">8) </w:t>
+      </w:r>
+      <w:r>
+        <w:rPr>
+          <w:rFonts w:cstheme="minorHAnsi"/>
+        </w:rPr>
+        <w:t>正定</w:t>
+      </w:r>
+      <w:r>
+        <w:rPr>
+          <w:rFonts w:cstheme="minorHAnsi"/>
+        </w:rPr>
+        <w:t xml:space="preserve"> (Right Concentration) – Developing the deep mental focus required for true meditation and absorption. </w:t>
+      </w:r>
+    </w:p>
+    <w:p>
+      <w:pPr>
+        <w:rPr>
+          <w:rFonts w:cstheme="minorHAnsi"/>
+        </w:rPr>
+      </w:pPr>
+    </w:p>
+    <w:p>
+      <w:pPr>
+        <w:rPr>
+          <w:rFonts w:cstheme="minorHAnsi"/>
+        </w:rPr>
+      </w:pPr>
+    </w:p>
+    <w:p>
+      <w:pPr>
+        <w:rPr>
+          <w:rFonts w:cstheme="minorHAnsi"/>
+        </w:rPr>
+      </w:pPr>
+      <w:r>
+        <w:rPr>
+          <w:rFonts w:cstheme="minorHAnsi"/>
+        </w:rPr>
         <w:t>20:</w:t>
       </w:r>
       <w:r>
@@ -5579,31 +5437,103 @@
         <w:rPr>
           <w:rFonts w:cstheme="minorHAnsi"/>
         </w:rPr>
-        <w:lastRenderedPageBreak/>
         <w:t>First one, wisdom:</w:t>
       </w:r>
-    </w:p>
-    <w:p>
-      <w:pPr>
-        <w:rPr>
-          <w:rFonts w:cstheme="minorHAnsi"/>
-        </w:rPr>
-      </w:pPr>
-    </w:p>
-    <w:p>
-      <w:pPr>
-        <w:rPr>
-          <w:rFonts w:cstheme="minorHAnsi"/>
-        </w:rPr>
-      </w:pPr>
-      <w:r>
-        <w:rPr>
-          <w:rFonts w:cstheme="minorHAnsi"/>
+      <w:r>
+        <w:rPr>
+          <w:rFonts w:cstheme="minorHAnsi"/>
+        </w:rPr>
+        <w:t xml:space="preserve"> See the world clearly. </w:t>
+      </w:r>
+      <w:r>
+        <w:rPr>
+          <w:rFonts w:cstheme="minorHAnsi"/>
+        </w:rPr>
+        <w:t xml:space="preserve">It </w:t>
+      </w:r>
+      <w:r>
+        <w:rPr>
+          <w:rFonts w:cstheme="minorHAnsi"/>
+        </w:rPr>
+        <w:t>sees</w:t>
+      </w:r>
+      <w:r>
+        <w:rPr>
+          <w:rFonts w:cstheme="minorHAnsi"/>
+        </w:rPr>
+        <w:t xml:space="preserve"> the life the way thigs are which include our right view </w:t>
+      </w:r>
+      <w:r>
+        <w:rPr>
+          <w:rFonts w:cstheme="minorHAnsi"/>
+        </w:rPr>
+        <w:t xml:space="preserve"> (</w:t>
+      </w:r>
+      <w:r>
+        <w:rPr>
+          <w:rFonts w:cstheme="minorHAnsi"/>
+        </w:rPr>
+        <w:t>正見</w:t>
+      </w:r>
+      <w:r>
+        <w:rPr>
+          <w:rFonts w:cstheme="minorHAnsi"/>
+        </w:rPr>
+        <w:t xml:space="preserve">) </w:t>
+      </w:r>
+      <w:r>
+        <w:rPr>
+          <w:rFonts w:cstheme="minorHAnsi"/>
+        </w:rPr>
+        <w:t>and right intention</w:t>
+      </w:r>
+      <w:r>
+        <w:rPr>
+          <w:rFonts w:cstheme="minorHAnsi"/>
+        </w:rPr>
+        <w:t xml:space="preserve"> (</w:t>
+      </w:r>
+      <w:r>
+        <w:rPr>
+          <w:rFonts w:cstheme="minorHAnsi"/>
+        </w:rPr>
+        <w:t>正思惟</w:t>
+      </w:r>
+      <w:r>
+        <w:rPr>
+          <w:rFonts w:cstheme="minorHAnsi"/>
+        </w:rPr>
+        <w:t>)</w:t>
+      </w:r>
+      <w:r>
+        <w:rPr>
+          <w:rFonts w:cstheme="minorHAnsi"/>
+        </w:rPr>
+        <w:t xml:space="preserve">. </w:t>
+      </w:r>
+    </w:p>
+    <w:p>
+      <w:pPr>
+        <w:rPr>
+          <w:rFonts w:cstheme="minorHAnsi"/>
+        </w:rPr>
+      </w:pPr>
+    </w:p>
+    <w:p>
+      <w:pPr>
+        <w:rPr>
+          <w:rFonts w:cstheme="minorHAnsi"/>
+        </w:rPr>
+      </w:pPr>
+      <w:r>
+        <w:rPr>
+          <w:rFonts w:cstheme="minorHAnsi"/>
+          <w:noProof/>
         </w:rPr>
         <w:drawing>
-          <wp:inline distT="0" distB="0" distL="0" distR="0" wp14:anchorId="18998203" wp14:editId="22C52936">
-            <wp:extent cx="2990850" cy="3514249"/>
-            <wp:effectExtent l="0" t="0" r="0" b="0"/>
+          <wp:inline distT="0" distB="0" distL="0" distR="0" wp14:anchorId="18998203" wp14:editId="6F12FEE8">
+            <wp:extent cx="2219325" cy="2607707"/>
+            <wp:effectExtent l="0" t="0" r="0" b="2540"/>
             <wp:docPr id="1853468024" name="Picture 1"/>
             <wp:cNvGraphicFramePr>
               <a:graphicFrameLocks xmlns:a="http://schemas.openxmlformats.org/drawingml/2006/main" noChangeAspect="1"/>
@@ -5616,7 +5546,7 @@
                     <pic:cNvPicPr/>
                   </pic:nvPicPr>
                   <pic:blipFill>
-                    <a:blip r:embed="rId52"/>
+                    <a:blip r:embed="rId40"/>
                     <a:stretch>
                       <a:fillRect/>
                     </a:stretch>
@@ -5624,7 +5554,7 @@
                   <pic:spPr>
                     <a:xfrm>
                       <a:off x="0" y="0"/>
-                      <a:ext cx="2992991" cy="3516764"/>
+                      <a:ext cx="2225072" cy="2614460"/>
                     </a:xfrm>
                     <a:prstGeom prst="rect">
                       <a:avLst/>
@@ -5643,11 +5573,996 @@
           <w:rFonts w:cstheme="minorHAnsi"/>
         </w:rPr>
       </w:pPr>
-      <w:r>
-        <w:rPr>
-          <w:rFonts w:cstheme="minorHAnsi"/>
-        </w:rPr>
-        <w:t xml:space="preserve"> </w:t>
+    </w:p>
+    <w:p>
+      <w:pPr>
+        <w:rPr>
+          <w:rFonts w:cstheme="minorHAnsi"/>
+        </w:rPr>
+      </w:pPr>
+      <w:r>
+        <w:rPr>
+          <w:rFonts w:cstheme="minorHAnsi"/>
+        </w:rPr>
+        <w:t>2</w:t>
+      </w:r>
+      <w:r>
+        <w:rPr>
+          <w:rFonts w:cstheme="minorHAnsi"/>
+        </w:rPr>
+        <w:t>1</w:t>
+      </w:r>
+      <w:r>
+        <w:rPr>
+          <w:rFonts w:cstheme="minorHAnsi"/>
+        </w:rPr>
+        <w:t>:</w:t>
+      </w:r>
+      <w:r>
+        <w:rPr>
+          <w:rFonts w:cstheme="minorHAnsi"/>
+        </w:rPr>
+        <w:t>00</w:t>
+      </w:r>
+      <w:r>
+        <w:rPr>
+          <w:rFonts w:cstheme="minorHAnsi"/>
+        </w:rPr>
+        <w:t>/33:27</w:t>
+      </w:r>
+    </w:p>
+    <w:p>
+      <w:pPr>
+        <w:rPr>
+          <w:rFonts w:cstheme="minorHAnsi"/>
+        </w:rPr>
+      </w:pPr>
+      <w:r>
+        <w:rPr>
+          <w:rFonts w:cstheme="minorHAnsi"/>
+        </w:rPr>
+        <w:drawing>
+          <wp:inline distT="0" distB="0" distL="0" distR="0" wp14:anchorId="259CF20E" wp14:editId="7509CADD">
+            <wp:extent cx="2219325" cy="2548295"/>
+            <wp:effectExtent l="0" t="0" r="0" b="4445"/>
+            <wp:docPr id="1024299018" name="Picture 1"/>
+            <wp:cNvGraphicFramePr>
+              <a:graphicFrameLocks xmlns:a="http://schemas.openxmlformats.org/drawingml/2006/main" noChangeAspect="1"/>
+            </wp:cNvGraphicFramePr>
+            <a:graphic xmlns:a="http://schemas.openxmlformats.org/drawingml/2006/main">
+              <a:graphicData uri="http://schemas.openxmlformats.org/drawingml/2006/picture">
+                <pic:pic xmlns:pic="http://schemas.openxmlformats.org/drawingml/2006/picture">
+                  <pic:nvPicPr>
+                    <pic:cNvPr id="1024299018" name=""/>
+                    <pic:cNvPicPr/>
+                  </pic:nvPicPr>
+                  <pic:blipFill>
+                    <a:blip r:embed="rId41"/>
+                    <a:stretch>
+                      <a:fillRect/>
+                    </a:stretch>
+                  </pic:blipFill>
+                  <pic:spPr>
+                    <a:xfrm>
+                      <a:off x="0" y="0"/>
+                      <a:ext cx="2224751" cy="2554525"/>
+                    </a:xfrm>
+                    <a:prstGeom prst="rect">
+                      <a:avLst/>
+                    </a:prstGeom>
+                  </pic:spPr>
+                </pic:pic>
+              </a:graphicData>
+            </a:graphic>
+          </wp:inline>
+        </w:drawing>
+      </w:r>
+    </w:p>
+    <w:p>
+      <w:pPr>
+        <w:rPr>
+          <w:rFonts w:cstheme="minorHAnsi"/>
+        </w:rPr>
+      </w:pPr>
+      <w:r>
+        <w:rPr>
+          <w:rFonts w:cstheme="minorHAnsi"/>
+        </w:rPr>
+        <w:t>The second</w:t>
+      </w:r>
+      <w:r>
+        <w:rPr>
+          <w:rFonts w:cstheme="minorHAnsi"/>
+        </w:rPr>
+        <w:t xml:space="preserve"> of</w:t>
+      </w:r>
+      <w:r>
+        <w:rPr>
+          <w:rFonts w:cstheme="minorHAnsi"/>
+        </w:rPr>
+        <w:t xml:space="preserve"> Eight-Fold Path </w:t>
+      </w:r>
+      <w:r>
+        <w:rPr>
+          <w:rFonts w:cstheme="minorHAnsi"/>
+        </w:rPr>
+        <w:t>(</w:t>
+      </w:r>
+      <w:r>
+        <w:rPr>
+          <w:rFonts w:cstheme="minorHAnsi"/>
+        </w:rPr>
+        <w:t>four</w:t>
+      </w:r>
+      <w:r>
+        <w:rPr>
+          <w:rFonts w:cstheme="minorHAnsi"/>
+        </w:rPr>
+        <w:t>th</w:t>
+      </w:r>
+      <w:r>
+        <w:rPr>
+          <w:rFonts w:cstheme="minorHAnsi"/>
+        </w:rPr>
+        <w:t xml:space="preserve"> noble truth</w:t>
+      </w:r>
+      <w:r>
+        <w:rPr>
+          <w:rFonts w:cstheme="minorHAnsi"/>
+        </w:rPr>
+        <w:t>)</w:t>
+      </w:r>
+      <w:r>
+        <w:rPr>
+          <w:rFonts w:cstheme="minorHAnsi"/>
+        </w:rPr>
+        <w:t>, it moves towards ethical conduct (</w:t>
+      </w:r>
+      <w:r>
+        <w:rPr>
+          <w:rFonts w:cstheme="minorHAnsi"/>
+        </w:rPr>
+        <w:t>戒律</w:t>
+      </w:r>
+      <w:r>
+        <w:rPr>
+          <w:rFonts w:cstheme="minorHAnsi"/>
+        </w:rPr>
+        <w:t xml:space="preserve">). This talks all about the life that you are living and making sure you are living in </w:t>
+      </w:r>
+      <w:r>
+        <w:rPr>
+          <w:rFonts w:cstheme="minorHAnsi"/>
+        </w:rPr>
+        <w:t>your</w:t>
+      </w:r>
+      <w:r>
+        <w:rPr>
+          <w:rFonts w:cstheme="minorHAnsi"/>
+        </w:rPr>
+        <w:t xml:space="preserve"> life in a way says the right things,  lives in the right way</w:t>
+      </w:r>
+      <w:r>
+        <w:rPr>
+          <w:rFonts w:cstheme="minorHAnsi"/>
+        </w:rPr>
+        <w:t>. Even your job is something that doesn’t bring harm or pain to anybody else,</w:t>
+      </w:r>
+    </w:p>
+    <w:p>
+      <w:pPr>
+        <w:rPr>
+          <w:rFonts w:cstheme="minorHAnsi"/>
+        </w:rPr>
+      </w:pPr>
+    </w:p>
+    <w:p>
+      <w:pPr>
+        <w:rPr>
+          <w:rFonts w:cstheme="minorHAnsi"/>
+        </w:rPr>
+      </w:pPr>
+      <w:r>
+        <w:rPr>
+          <w:rFonts w:cstheme="minorHAnsi"/>
+        </w:rPr>
+        <w:t>Eightfold Path (</w:t>
+      </w:r>
+      <w:r>
+        <w:rPr>
+          <w:rFonts w:cstheme="minorHAnsi"/>
+        </w:rPr>
+        <w:t>八正道</w:t>
+      </w:r>
+      <w:r>
+        <w:rPr>
+          <w:rFonts w:cstheme="minorHAnsi"/>
+        </w:rPr>
+        <w:t>),</w:t>
+      </w:r>
+    </w:p>
+    <w:p>
+      <w:pPr>
+        <w:rPr>
+          <w:rFonts w:cstheme="minorHAnsi"/>
+        </w:rPr>
+      </w:pPr>
+      <w:r>
+        <w:rPr>
+          <w:rFonts w:cstheme="minorHAnsi"/>
+        </w:rPr>
+        <w:t xml:space="preserve">a) </w:t>
+      </w:r>
+      <w:r>
+        <w:rPr>
+          <w:rFonts w:cstheme="minorHAnsi"/>
+        </w:rPr>
+        <w:t>智慧</w:t>
+      </w:r>
+      <w:r>
+        <w:rPr>
+          <w:rFonts w:cstheme="minorHAnsi"/>
+        </w:rPr>
+        <w:t xml:space="preserve"> (Wisdom / Prajna)</w:t>
+      </w:r>
+    </w:p>
+    <w:p>
+      <w:pPr>
+        <w:numPr>
+          <w:ilvl w:val="0"/>
+          <w:numId w:val="40"/>
+        </w:numPr>
+        <w:rPr>
+          <w:rFonts w:cstheme="minorHAnsi"/>
+        </w:rPr>
+      </w:pPr>
+      <w:r>
+        <w:rPr>
+          <w:rFonts w:cstheme="minorHAnsi"/>
+        </w:rPr>
+        <w:t xml:space="preserve">1) </w:t>
+      </w:r>
+      <w:r>
+        <w:rPr>
+          <w:rFonts w:cstheme="minorHAnsi"/>
+        </w:rPr>
+        <w:t>正見</w:t>
+      </w:r>
+      <w:r>
+        <w:rPr>
+          <w:rFonts w:cstheme="minorHAnsi"/>
+        </w:rPr>
+        <w:t xml:space="preserve"> (Right View) – Understanding the true nature of reality and the Four Noble Truths.</w:t>
+      </w:r>
+    </w:p>
+    <w:p>
+      <w:pPr>
+        <w:numPr>
+          <w:ilvl w:val="0"/>
+          <w:numId w:val="40"/>
+        </w:numPr>
+        <w:rPr>
+          <w:rFonts w:cstheme="minorHAnsi"/>
+        </w:rPr>
+      </w:pPr>
+      <w:r>
+        <w:rPr>
+          <w:rFonts w:cstheme="minorHAnsi"/>
+        </w:rPr>
+        <w:t xml:space="preserve">2) </w:t>
+      </w:r>
+      <w:r>
+        <w:rPr>
+          <w:rFonts w:cstheme="minorHAnsi"/>
+        </w:rPr>
+        <w:t>正思惟</w:t>
+      </w:r>
+      <w:r>
+        <w:rPr>
+          <w:rFonts w:cstheme="minorHAnsi"/>
+        </w:rPr>
+        <w:t xml:space="preserve"> (Right Intention / Thought) – Purifying the mind of ill-will, greed, and cruelty.</w:t>
+      </w:r>
+    </w:p>
+    <w:p>
+      <w:pPr>
+        <w:rPr>
+          <w:rFonts w:cstheme="minorHAnsi"/>
+          <w:color w:val="C00000"/>
+        </w:rPr>
+      </w:pPr>
+      <w:r>
+        <w:rPr>
+          <w:rFonts w:cstheme="minorHAnsi"/>
+          <w:color w:val="C00000"/>
+        </w:rPr>
+        <w:t xml:space="preserve">b) </w:t>
+      </w:r>
+      <w:r>
+        <w:rPr>
+          <w:rFonts w:cstheme="minorHAnsi"/>
+          <w:color w:val="C00000"/>
+        </w:rPr>
+        <w:t>戒律</w:t>
+      </w:r>
+      <w:r>
+        <w:rPr>
+          <w:rFonts w:cstheme="minorHAnsi"/>
+          <w:color w:val="C00000"/>
+        </w:rPr>
+        <w:t xml:space="preserve"> (Ethical Conduct / Sila)</w:t>
+      </w:r>
+    </w:p>
+    <w:p>
+      <w:pPr>
+        <w:numPr>
+          <w:ilvl w:val="0"/>
+          <w:numId w:val="41"/>
+        </w:numPr>
+        <w:rPr>
+          <w:rFonts w:cstheme="minorHAnsi"/>
+          <w:color w:val="C00000"/>
+        </w:rPr>
+      </w:pPr>
+      <w:r>
+        <w:rPr>
+          <w:rFonts w:cstheme="minorHAnsi"/>
+          <w:color w:val="C00000"/>
+        </w:rPr>
+        <w:lastRenderedPageBreak/>
+        <w:t xml:space="preserve">3) </w:t>
+      </w:r>
+      <w:r>
+        <w:rPr>
+          <w:rFonts w:cstheme="minorHAnsi"/>
+          <w:color w:val="C00000"/>
+        </w:rPr>
+        <w:t>正語</w:t>
+      </w:r>
+      <w:r>
+        <w:rPr>
+          <w:rFonts w:cstheme="minorHAnsi"/>
+          <w:color w:val="C00000"/>
+        </w:rPr>
+        <w:t xml:space="preserve"> (Right Speech) – Abstaining from lying, harsh language, malicious gossip, and idle chatter.</w:t>
+      </w:r>
+    </w:p>
+    <w:p>
+      <w:pPr>
+        <w:numPr>
+          <w:ilvl w:val="0"/>
+          <w:numId w:val="41"/>
+        </w:numPr>
+        <w:rPr>
+          <w:rFonts w:cstheme="minorHAnsi"/>
+          <w:color w:val="C00000"/>
+        </w:rPr>
+      </w:pPr>
+      <w:r>
+        <w:rPr>
+          <w:rFonts w:cstheme="minorHAnsi"/>
+          <w:color w:val="C00000"/>
+        </w:rPr>
+        <w:t xml:space="preserve">4) </w:t>
+      </w:r>
+      <w:r>
+        <w:rPr>
+          <w:rFonts w:cstheme="minorHAnsi"/>
+          <w:color w:val="C00000"/>
+        </w:rPr>
+        <w:t>正業</w:t>
+      </w:r>
+      <w:r>
+        <w:rPr>
+          <w:rFonts w:cstheme="minorHAnsi"/>
+          <w:color w:val="C00000"/>
+        </w:rPr>
+        <w:t xml:space="preserve"> (Right Action) – Behaving wholesomely by avoiding killing, stealing, and sexual misconduct.</w:t>
+      </w:r>
+    </w:p>
+    <w:p>
+      <w:pPr>
+        <w:numPr>
+          <w:ilvl w:val="0"/>
+          <w:numId w:val="41"/>
+        </w:numPr>
+        <w:rPr>
+          <w:rFonts w:cstheme="minorHAnsi"/>
+          <w:color w:val="C00000"/>
+        </w:rPr>
+      </w:pPr>
+      <w:r>
+        <w:rPr>
+          <w:rFonts w:cstheme="minorHAnsi"/>
+          <w:color w:val="C00000"/>
+        </w:rPr>
+        <w:t xml:space="preserve">5) </w:t>
+      </w:r>
+      <w:r>
+        <w:rPr>
+          <w:rFonts w:cstheme="minorHAnsi"/>
+          <w:color w:val="C00000"/>
+        </w:rPr>
+        <w:t>正命</w:t>
+      </w:r>
+      <w:r>
+        <w:rPr>
+          <w:rFonts w:cstheme="minorHAnsi"/>
+          <w:color w:val="C00000"/>
+        </w:rPr>
+        <w:t xml:space="preserve"> (Right Livelihood) – Earning a living through ethical professions that do not harm others. </w:t>
+      </w:r>
+    </w:p>
+    <w:p>
+      <w:pPr>
+        <w:rPr>
+          <w:rFonts w:cstheme="minorHAnsi"/>
+        </w:rPr>
+      </w:pPr>
+      <w:r>
+        <w:rPr>
+          <w:rFonts w:cstheme="minorHAnsi"/>
+        </w:rPr>
+        <w:t xml:space="preserve">c) </w:t>
+      </w:r>
+      <w:r>
+        <w:rPr>
+          <w:rFonts w:cstheme="minorHAnsi"/>
+        </w:rPr>
+        <w:t>禪定</w:t>
+      </w:r>
+      <w:r>
+        <w:rPr>
+          <w:rFonts w:cstheme="minorHAnsi"/>
+        </w:rPr>
+        <w:t xml:space="preserve"> (Mental Discipline / Samadhi)</w:t>
+      </w:r>
+    </w:p>
+    <w:p>
+      <w:pPr>
+        <w:numPr>
+          <w:ilvl w:val="0"/>
+          <w:numId w:val="42"/>
+        </w:numPr>
+        <w:rPr>
+          <w:rFonts w:cstheme="minorHAnsi"/>
+        </w:rPr>
+      </w:pPr>
+      <w:r>
+        <w:rPr>
+          <w:rFonts w:cstheme="minorHAnsi"/>
+        </w:rPr>
+        <w:t xml:space="preserve">6) </w:t>
+      </w:r>
+      <w:r>
+        <w:rPr>
+          <w:rFonts w:cstheme="minorHAnsi"/>
+        </w:rPr>
+        <w:t>正精進</w:t>
+      </w:r>
+      <w:r>
+        <w:rPr>
+          <w:rFonts w:cstheme="minorHAnsi"/>
+        </w:rPr>
+        <w:t xml:space="preserve"> (Right Effort) – Cultivating positive qualities and abandoning unwholesome mental states.</w:t>
+      </w:r>
+    </w:p>
+    <w:p>
+      <w:pPr>
+        <w:numPr>
+          <w:ilvl w:val="0"/>
+          <w:numId w:val="42"/>
+        </w:numPr>
+        <w:rPr>
+          <w:rFonts w:cstheme="minorHAnsi"/>
+        </w:rPr>
+      </w:pPr>
+      <w:r>
+        <w:rPr>
+          <w:rFonts w:cstheme="minorHAnsi"/>
+        </w:rPr>
+        <w:t xml:space="preserve">7) </w:t>
+      </w:r>
+      <w:r>
+        <w:rPr>
+          <w:rFonts w:cstheme="minorHAnsi"/>
+        </w:rPr>
+        <w:t>正念</w:t>
+      </w:r>
+      <w:r>
+        <w:rPr>
+          <w:rFonts w:cstheme="minorHAnsi"/>
+        </w:rPr>
+        <w:t xml:space="preserve"> (Right Mindfulness) – Maintaining a clear, focused awareness of the body, feelings, mind, and thoughts.</w:t>
+      </w:r>
+    </w:p>
+    <w:p>
+      <w:pPr>
+        <w:numPr>
+          <w:ilvl w:val="0"/>
+          <w:numId w:val="42"/>
+        </w:numPr>
+        <w:rPr>
+          <w:rFonts w:cstheme="minorHAnsi"/>
+        </w:rPr>
+      </w:pPr>
+      <w:r>
+        <w:rPr>
+          <w:rFonts w:cstheme="minorHAnsi"/>
+        </w:rPr>
+        <w:t xml:space="preserve">8) </w:t>
+      </w:r>
+      <w:r>
+        <w:rPr>
+          <w:rFonts w:cstheme="minorHAnsi"/>
+        </w:rPr>
+        <w:t>正定</w:t>
+      </w:r>
+      <w:r>
+        <w:rPr>
+          <w:rFonts w:cstheme="minorHAnsi"/>
+        </w:rPr>
+        <w:t xml:space="preserve"> (Right Concentration) – Developing the deep mental focus required for true meditation and absorption. </w:t>
+      </w:r>
+    </w:p>
+    <w:p>
+      <w:pPr>
+        <w:rPr>
+          <w:rFonts w:cstheme="minorHAnsi"/>
+        </w:rPr>
+      </w:pPr>
+    </w:p>
+    <w:p>
+      <w:pPr>
+        <w:rPr>
+          <w:rFonts w:cstheme="minorHAnsi"/>
+        </w:rPr>
+      </w:pPr>
+      <w:r>
+        <w:rPr>
+          <w:rFonts w:cstheme="minorHAnsi"/>
+        </w:rPr>
+        <w:t>2</w:t>
+      </w:r>
+      <w:r>
+        <w:rPr>
+          <w:rFonts w:cstheme="minorHAnsi"/>
+        </w:rPr>
+        <w:t>1</w:t>
+      </w:r>
+      <w:r>
+        <w:rPr>
+          <w:rFonts w:cstheme="minorHAnsi"/>
+        </w:rPr>
+        <w:t>:</w:t>
+      </w:r>
+      <w:r>
+        <w:rPr>
+          <w:rFonts w:cstheme="minorHAnsi"/>
+        </w:rPr>
+        <w:t>19</w:t>
+      </w:r>
+      <w:r>
+        <w:rPr>
+          <w:rFonts w:cstheme="minorHAnsi"/>
+        </w:rPr>
+        <w:t>/33:27</w:t>
+      </w:r>
+    </w:p>
+    <w:p>
+      <w:pPr>
+        <w:rPr>
+          <w:rFonts w:cstheme="minorHAnsi"/>
+        </w:rPr>
+      </w:pPr>
+      <w:r>
+        <w:rPr>
+          <w:rFonts w:cstheme="minorHAnsi"/>
+        </w:rPr>
+        <w:drawing>
+          <wp:inline distT="0" distB="0" distL="0" distR="0" wp14:anchorId="0D7144DF" wp14:editId="07A754F9">
+            <wp:extent cx="2714625" cy="3513045"/>
+            <wp:effectExtent l="0" t="0" r="0" b="0"/>
+            <wp:docPr id="1753800684" name="Picture 1"/>
+            <wp:cNvGraphicFramePr>
+              <a:graphicFrameLocks xmlns:a="http://schemas.openxmlformats.org/drawingml/2006/main" noChangeAspect="1"/>
+            </wp:cNvGraphicFramePr>
+            <a:graphic xmlns:a="http://schemas.openxmlformats.org/drawingml/2006/main">
+              <a:graphicData uri="http://schemas.openxmlformats.org/drawingml/2006/picture">
+                <pic:pic xmlns:pic="http://schemas.openxmlformats.org/drawingml/2006/picture">
+                  <pic:nvPicPr>
+                    <pic:cNvPr id="1753800684" name=""/>
+                    <pic:cNvPicPr/>
+                  </pic:nvPicPr>
+                  <pic:blipFill>
+                    <a:blip r:embed="rId42"/>
+                    <a:stretch>
+                      <a:fillRect/>
+                    </a:stretch>
+                  </pic:blipFill>
+                  <pic:spPr>
+                    <a:xfrm>
+                      <a:off x="0" y="0"/>
+                      <a:ext cx="2716476" cy="3515440"/>
+                    </a:xfrm>
+                    <a:prstGeom prst="rect">
+                      <a:avLst/>
+                    </a:prstGeom>
+                  </pic:spPr>
+                </pic:pic>
+              </a:graphicData>
+            </a:graphic>
+          </wp:inline>
+        </w:drawing>
+      </w:r>
+    </w:p>
+    <w:p>
+      <w:pPr>
+        <w:rPr>
+          <w:rFonts w:cstheme="minorHAnsi"/>
+        </w:rPr>
+      </w:pPr>
+      <w:r>
+        <w:rPr>
+          <w:rFonts w:cstheme="minorHAnsi"/>
+        </w:rPr>
+        <w:t>The final way is mental discipline:</w:t>
+      </w:r>
+    </w:p>
+    <w:p>
+      <w:pPr>
+        <w:rPr>
+          <w:rFonts w:cstheme="minorHAnsi"/>
+        </w:rPr>
+      </w:pPr>
+    </w:p>
+    <w:p>
+      <w:pPr>
+        <w:rPr>
+          <w:rFonts w:cstheme="minorHAnsi"/>
+        </w:rPr>
+      </w:pPr>
+      <w:r>
+        <w:rPr>
+          <w:rFonts w:cstheme="minorHAnsi"/>
+        </w:rPr>
+        <w:t>Eightfold Path (</w:t>
+      </w:r>
+      <w:r>
+        <w:rPr>
+          <w:rFonts w:cstheme="minorHAnsi"/>
+        </w:rPr>
+        <w:t>八正道</w:t>
+      </w:r>
+      <w:r>
+        <w:rPr>
+          <w:rFonts w:cstheme="minorHAnsi"/>
+        </w:rPr>
+        <w:t>),</w:t>
+      </w:r>
+    </w:p>
+    <w:p>
+      <w:pPr>
+        <w:rPr>
+          <w:rFonts w:cstheme="minorHAnsi"/>
+        </w:rPr>
+      </w:pPr>
+      <w:r>
+        <w:rPr>
+          <w:rFonts w:cstheme="minorHAnsi"/>
+        </w:rPr>
+        <w:t xml:space="preserve">a) </w:t>
+      </w:r>
+      <w:r>
+        <w:rPr>
+          <w:rFonts w:cstheme="minorHAnsi"/>
+        </w:rPr>
+        <w:t>智慧</w:t>
+      </w:r>
+      <w:r>
+        <w:rPr>
+          <w:rFonts w:cstheme="minorHAnsi"/>
+        </w:rPr>
+        <w:t xml:space="preserve"> (Wisdom / Prajna)</w:t>
+      </w:r>
+    </w:p>
+    <w:p>
+      <w:pPr>
+        <w:numPr>
+          <w:ilvl w:val="0"/>
+          <w:numId w:val="40"/>
+        </w:numPr>
+        <w:rPr>
+          <w:rFonts w:cstheme="minorHAnsi"/>
+        </w:rPr>
+      </w:pPr>
+      <w:r>
+        <w:rPr>
+          <w:rFonts w:cstheme="minorHAnsi"/>
+        </w:rPr>
+        <w:t xml:space="preserve">1) </w:t>
+      </w:r>
+      <w:r>
+        <w:rPr>
+          <w:rFonts w:cstheme="minorHAnsi"/>
+        </w:rPr>
+        <w:t>正見</w:t>
+      </w:r>
+      <w:r>
+        <w:rPr>
+          <w:rFonts w:cstheme="minorHAnsi"/>
+        </w:rPr>
+        <w:t xml:space="preserve"> (Right View) – Understanding the true nature of reality and the Four Noble Truths.</w:t>
+      </w:r>
+    </w:p>
+    <w:p>
+      <w:pPr>
+        <w:numPr>
+          <w:ilvl w:val="0"/>
+          <w:numId w:val="40"/>
+        </w:numPr>
+        <w:rPr>
+          <w:rFonts w:cstheme="minorHAnsi"/>
+        </w:rPr>
+      </w:pPr>
+      <w:r>
+        <w:rPr>
+          <w:rFonts w:cstheme="minorHAnsi"/>
+        </w:rPr>
+        <w:t xml:space="preserve">2) </w:t>
+      </w:r>
+      <w:r>
+        <w:rPr>
+          <w:rFonts w:cstheme="minorHAnsi"/>
+        </w:rPr>
+        <w:t>正思惟</w:t>
+      </w:r>
+      <w:r>
+        <w:rPr>
+          <w:rFonts w:cstheme="minorHAnsi"/>
+        </w:rPr>
+        <w:t xml:space="preserve"> (Right Intention / Thought) – Purifying the mind of ill-will, greed, and cruelty.</w:t>
+      </w:r>
+    </w:p>
+    <w:p>
+      <w:pPr>
+        <w:rPr>
+          <w:rFonts w:cstheme="minorHAnsi"/>
+        </w:rPr>
+      </w:pPr>
+      <w:r>
+        <w:rPr>
+          <w:rFonts w:cstheme="minorHAnsi"/>
+        </w:rPr>
+        <w:t xml:space="preserve">b) </w:t>
+      </w:r>
+      <w:r>
+        <w:rPr>
+          <w:rFonts w:cstheme="minorHAnsi"/>
+        </w:rPr>
+        <w:t>戒律</w:t>
+      </w:r>
+      <w:r>
+        <w:rPr>
+          <w:rFonts w:cstheme="minorHAnsi"/>
+        </w:rPr>
+        <w:t xml:space="preserve"> (Ethical Conduct / Sila)</w:t>
+      </w:r>
+    </w:p>
+    <w:p>
+      <w:pPr>
+        <w:numPr>
+          <w:ilvl w:val="0"/>
+          <w:numId w:val="41"/>
+        </w:numPr>
+        <w:rPr>
+          <w:rFonts w:cstheme="minorHAnsi"/>
+        </w:rPr>
+      </w:pPr>
+      <w:r>
+        <w:rPr>
+          <w:rFonts w:cstheme="minorHAnsi"/>
+        </w:rPr>
+        <w:t xml:space="preserve">3) </w:t>
+      </w:r>
+      <w:r>
+        <w:rPr>
+          <w:rFonts w:cstheme="minorHAnsi"/>
+        </w:rPr>
+        <w:t>正語</w:t>
+      </w:r>
+      <w:r>
+        <w:rPr>
+          <w:rFonts w:cstheme="minorHAnsi"/>
+        </w:rPr>
+        <w:t xml:space="preserve"> (Right Speech) – Abstaining from lying, harsh language, malicious gossip, and idle chatter.</w:t>
+      </w:r>
+    </w:p>
+    <w:p>
+      <w:pPr>
+        <w:numPr>
+          <w:ilvl w:val="0"/>
+          <w:numId w:val="41"/>
+        </w:numPr>
+        <w:rPr>
+          <w:rFonts w:cstheme="minorHAnsi"/>
+        </w:rPr>
+      </w:pPr>
+      <w:r>
+        <w:rPr>
+          <w:rFonts w:cstheme="minorHAnsi"/>
+        </w:rPr>
+        <w:t xml:space="preserve">4) </w:t>
+      </w:r>
+      <w:r>
+        <w:rPr>
+          <w:rFonts w:cstheme="minorHAnsi"/>
+        </w:rPr>
+        <w:t>正業</w:t>
+      </w:r>
+      <w:r>
+        <w:rPr>
+          <w:rFonts w:cstheme="minorHAnsi"/>
+        </w:rPr>
+        <w:t xml:space="preserve"> (Right Action) – Behaving wholesomely by avoiding killing, stealing, and sexual misconduct.</w:t>
+      </w:r>
+    </w:p>
+    <w:p>
+      <w:pPr>
+        <w:numPr>
+          <w:ilvl w:val="0"/>
+          <w:numId w:val="41"/>
+        </w:numPr>
+        <w:rPr>
+          <w:rFonts w:cstheme="minorHAnsi"/>
+        </w:rPr>
+      </w:pPr>
+      <w:r>
+        <w:rPr>
+          <w:rFonts w:cstheme="minorHAnsi"/>
+        </w:rPr>
+        <w:t xml:space="preserve">5) </w:t>
+      </w:r>
+      <w:r>
+        <w:rPr>
+          <w:rFonts w:cstheme="minorHAnsi"/>
+        </w:rPr>
+        <w:t>正命</w:t>
+      </w:r>
+      <w:r>
+        <w:rPr>
+          <w:rFonts w:cstheme="minorHAnsi"/>
+        </w:rPr>
+        <w:t xml:space="preserve"> (Right Livelihood) – Earning a living through ethical professions that do not harm others. </w:t>
+      </w:r>
+    </w:p>
+    <w:p>
+      <w:pPr>
+        <w:rPr>
+          <w:rFonts w:cstheme="minorHAnsi"/>
+          <w:color w:val="C00000"/>
+        </w:rPr>
+      </w:pPr>
+      <w:r>
+        <w:rPr>
+          <w:rFonts w:cstheme="minorHAnsi"/>
+          <w:color w:val="C00000"/>
+        </w:rPr>
+        <w:lastRenderedPageBreak/>
+        <w:t xml:space="preserve">c) </w:t>
+      </w:r>
+      <w:r>
+        <w:rPr>
+          <w:rFonts w:cstheme="minorHAnsi"/>
+          <w:color w:val="C00000"/>
+        </w:rPr>
+        <w:t>禪定</w:t>
+      </w:r>
+      <w:r>
+        <w:rPr>
+          <w:rFonts w:cstheme="minorHAnsi"/>
+          <w:color w:val="C00000"/>
+        </w:rPr>
+        <w:t xml:space="preserve"> (Mental Discipline / Samadhi)</w:t>
+      </w:r>
+    </w:p>
+    <w:p>
+      <w:pPr>
+        <w:numPr>
+          <w:ilvl w:val="0"/>
+          <w:numId w:val="42"/>
+        </w:numPr>
+        <w:rPr>
+          <w:rFonts w:cstheme="minorHAnsi"/>
+          <w:color w:val="C00000"/>
+        </w:rPr>
+      </w:pPr>
+      <w:r>
+        <w:rPr>
+          <w:rFonts w:cstheme="minorHAnsi"/>
+          <w:color w:val="C00000"/>
+        </w:rPr>
+        <w:t xml:space="preserve">6) </w:t>
+      </w:r>
+      <w:r>
+        <w:rPr>
+          <w:rFonts w:cstheme="minorHAnsi"/>
+          <w:color w:val="C00000"/>
+        </w:rPr>
+        <w:t>正精進</w:t>
+      </w:r>
+      <w:r>
+        <w:rPr>
+          <w:rFonts w:cstheme="minorHAnsi"/>
+          <w:color w:val="C00000"/>
+        </w:rPr>
+        <w:t xml:space="preserve"> (Right Effort) – Cultivating positive qualities and abandoning unwholesome mental states.</w:t>
+      </w:r>
+    </w:p>
+    <w:p>
+      <w:pPr>
+        <w:numPr>
+          <w:ilvl w:val="0"/>
+          <w:numId w:val="42"/>
+        </w:numPr>
+        <w:rPr>
+          <w:rFonts w:cstheme="minorHAnsi"/>
+          <w:color w:val="C00000"/>
+        </w:rPr>
+      </w:pPr>
+      <w:r>
+        <w:rPr>
+          <w:rFonts w:cstheme="minorHAnsi"/>
+          <w:color w:val="C00000"/>
+        </w:rPr>
+        <w:t xml:space="preserve">7) </w:t>
+      </w:r>
+      <w:r>
+        <w:rPr>
+          <w:rFonts w:cstheme="minorHAnsi"/>
+          <w:color w:val="C00000"/>
+        </w:rPr>
+        <w:t>正念</w:t>
+      </w:r>
+      <w:r>
+        <w:rPr>
+          <w:rFonts w:cstheme="minorHAnsi"/>
+          <w:color w:val="C00000"/>
+        </w:rPr>
+        <w:t xml:space="preserve"> (Right Mindfulness) – Maintaining a clear, focused awareness of the body, feelings, mind, and thoughts.</w:t>
+      </w:r>
+    </w:p>
+    <w:p>
+      <w:pPr>
+        <w:numPr>
+          <w:ilvl w:val="0"/>
+          <w:numId w:val="42"/>
+        </w:numPr>
+        <w:rPr>
+          <w:rFonts w:cstheme="minorHAnsi"/>
+          <w:color w:val="C00000"/>
+        </w:rPr>
+      </w:pPr>
+      <w:r>
+        <w:rPr>
+          <w:rFonts w:cstheme="minorHAnsi"/>
+          <w:color w:val="C00000"/>
+        </w:rPr>
+        <w:t xml:space="preserve">8) </w:t>
+      </w:r>
+      <w:r>
+        <w:rPr>
+          <w:rFonts w:cstheme="minorHAnsi"/>
+          <w:color w:val="C00000"/>
+        </w:rPr>
+        <w:t>正定</w:t>
+      </w:r>
+      <w:r>
+        <w:rPr>
+          <w:rFonts w:cstheme="minorHAnsi"/>
+          <w:color w:val="C00000"/>
+        </w:rPr>
+        <w:t xml:space="preserve"> (Right Concentration) – Developing the deep mental focus required for true meditation and absorption. </w:t>
       </w:r>
     </w:p>
     <w:p>
@@ -5716,7 +6631,7 @@
           <w:rFonts w:cstheme="minorHAnsi"/>
         </w:rPr>
       </w:pPr>
-      <w:hyperlink r:id="rId53" w:history="1">
+      <w:hyperlink r:id="rId43" w:history="1">
         <w:r>
           <w:rPr>
             <w:rStyle w:val="Hyperlink"/>
@@ -5732,7 +6647,7 @@
           <w:rFonts w:cstheme="minorHAnsi"/>
         </w:rPr>
       </w:pPr>
-      <w:hyperlink r:id="rId54" w:history="1">
+      <w:hyperlink r:id="rId44" w:history="1">
         <w:r>
           <w:rPr>
             <w:rStyle w:val="Hyperlink"/>
@@ -5777,7 +6692,7 @@
       </w:pPr>
     </w:p>
     <w:sectPr>
-      <w:footerReference w:type="default" r:id="rId55"/>
+      <w:footerReference w:type="default" r:id="rId45"/>
       <w:pgSz w:w="12240" w:h="15840"/>
       <w:pgMar w:top="1440" w:right="1440" w:bottom="1530" w:left="1440" w:header="0" w:footer="720" w:gutter="0"/>
       <w:cols w:space="720"/>
@@ -12867,6 +13782,7 @@
   <w:style w:type="character" w:default="1" w:styleId="DefaultParagraphFont">
     <w:name w:val="Default Paragraph Font"/>
     <w:uiPriority w:val="1"/>
+    <w:semiHidden/>
     <w:unhideWhenUsed/>
   </w:style>
   <w:style w:type="table" w:default="1" w:styleId="TableNormal">
